--- a/docs/handleiding/word/handleiding_beheer.docx
+++ b/docs/handleiding/word/handleiding_beheer.docx
@@ -124,6 +124,41 @@
           <w:lang w:val="nl"/>
         </w:rPr>
         <w:t xml:space="preserve">er expliciet bij.</w:t>
+      </w:r>
+    </w:p>
+    <w:p>
+      <w:pPr>
+        <w:pStyle w:val="BodyText"/>
+      </w:pPr>
+      <w:r>
+        <w:rPr>
+          <w:lang w:val="nl"/>
+        </w:rPr>
+        <w:t xml:space="preserve">Je vindt deze handleiding terug onder Beheer › Instellingen › Handleidingen, samen met de uitleg</w:t>
+      </w:r>
+      <w:r>
+        <w:rPr>
+          <w:lang w:val="nl"/>
+        </w:rPr>
+        <w:t xml:space="preserve"> </w:t>
+      </w:r>
+      <w:r>
+        <w:rPr>
+          <w:lang w:val="nl"/>
+        </w:rPr>
+        <w:t xml:space="preserve">voor de penningmeester, voor sollicitanten en voor het technisch beheer. Het vraagteken rechtsboven</w:t>
+      </w:r>
+      <w:r>
+        <w:rPr>
+          <w:lang w:val="nl"/>
+        </w:rPr>
+        <w:t xml:space="preserve"> </w:t>
+      </w:r>
+      <w:r>
+        <w:rPr>
+          <w:lang w:val="nl"/>
+        </w:rPr>
+        <w:t xml:space="preserve">op elk scherm geeft de korte uitleg van dát scherm, met een link naar het bijbehorende hoofdstuk.</w:t>
       </w:r>
     </w:p>
     <w:bookmarkStart w:id="9" w:name="inhoud"/>

--- a/docs/handleiding/word/handleiding_beheer.docx
+++ b/docs/handleiding/word/handleiding_beheer.docx
@@ -6670,63 +6670,75 @@
         <w:rPr>
           <w:lang w:val="nl"/>
         </w:rPr>
-        <w:t xml:space="preserve">(zonder mail) kan niet met een knop. Wil je bijvoorbeeld iemand</w:t>
-      </w:r>
-      <w:r>
-        <w:rPr>
-          <w:lang w:val="nl"/>
-        </w:rPr>
-        <w:t xml:space="preserve"> </w:t>
-      </w:r>
-      <w:r>
-        <w:rPr>
-          <w:lang w:val="nl"/>
-        </w:rPr>
-        <w:t xml:space="preserve">opnieuw op Uitgenodigd SD zetten zonder nieuwe uitnodiging, zet dan eerst onder Instellingen ›</w:t>
-      </w:r>
-      <w:r>
-        <w:rPr>
-          <w:lang w:val="nl"/>
-        </w:rPr>
-        <w:t xml:space="preserve"> </w:t>
-      </w:r>
-      <w:r>
-        <w:rPr>
-          <w:lang w:val="nl"/>
-        </w:rPr>
-        <w:t xml:space="preserve">SMS, WhatsApp &amp; meldingen het kanaal van dat meldingstype op</w:t>
-      </w:r>
-      <w:r>
-        <w:rPr>
-          <w:lang w:val="nl"/>
-        </w:rPr>
-        <w:t xml:space="preserve"> </w:t>
-      </w:r>
-      <w:r>
-        <w:rPr>
-          <w:b/>
-          <w:bCs/>
-          <w:lang w:val="nl"/>
-        </w:rPr>
-        <w:t xml:space="preserve">Uit</w:t>
-      </w:r>
-      <w:r>
-        <w:rPr>
-          <w:lang w:val="nl"/>
-        </w:rPr>
-        <w:t xml:space="preserve">, doe de wijziging, en zet</w:t>
-      </w:r>
-      <w:r>
-        <w:rPr>
-          <w:lang w:val="nl"/>
-        </w:rPr>
-        <w:t xml:space="preserve"> </w:t>
-      </w:r>
-      <w:r>
-        <w:rPr>
-          <w:lang w:val="nl"/>
-        </w:rPr>
-        <w:t xml:space="preserve">het kanaal daarna terug. Vergeet die laatste stap niet.</w:t>
+        <w:t xml:space="preserve">(zonder bericht) kan met een vinkje. Wijzig je de fase in het dossier,</w:t>
+      </w:r>
+      <w:r>
+        <w:rPr>
+          <w:lang w:val="nl"/>
+        </w:rPr>
+        <w:t xml:space="preserve"> </w:t>
+      </w:r>
+      <w:r>
+        <w:rPr>
+          <w:lang w:val="nl"/>
+        </w:rPr>
+        <w:t xml:space="preserve">dan staat in het bevestigingsvenster</w:t>
+      </w:r>
+      <w:r>
+        <w:rPr>
+          <w:lang w:val="nl"/>
+        </w:rPr>
+        <w:t xml:space="preserve"> </w:t>
+      </w:r>
+      <w:r>
+        <w:rPr>
+          <w:b/>
+          <w:bCs/>
+          <w:lang w:val="nl"/>
+        </w:rPr>
+        <w:t xml:space="preserve">Zonder bericht doorvoeren</w:t>
+      </w:r>
+      <w:r>
+        <w:rPr>
+          <w:lang w:val="nl"/>
+        </w:rPr>
+        <w:t xml:space="preserve">; doe je het als bulkactie vanuit</w:t>
+      </w:r>
+      <w:r>
+        <w:rPr>
+          <w:lang w:val="nl"/>
+        </w:rPr>
+        <w:t xml:space="preserve"> </w:t>
+      </w:r>
+      <w:r>
+        <w:rPr>
+          <w:lang w:val="nl"/>
+        </w:rPr>
+        <w:t xml:space="preserve">de sollicitantenlijst, dan staat hetzelfde vinkje op het tussenscherm dat eerst laat zien wat er</w:t>
+      </w:r>
+      <w:r>
+        <w:rPr>
+          <w:lang w:val="nl"/>
+        </w:rPr>
+        <w:t xml:space="preserve"> </w:t>
+      </w:r>
+      <w:r>
+        <w:rPr>
+          <w:lang w:val="nl"/>
+        </w:rPr>
+        <w:t xml:space="preserve">gaat gebeuren. De fase verandert wel, er gaat alleen niets de deur uit. Gebruik dit als je ze zelf</w:t>
+      </w:r>
+      <w:r>
+        <w:rPr>
+          <w:lang w:val="nl"/>
+        </w:rPr>
+        <w:t xml:space="preserve"> </w:t>
+      </w:r>
+      <w:r>
+        <w:rPr>
+          <w:lang w:val="nl"/>
+        </w:rPr>
+        <w:t xml:space="preserve">belt of het al besproken is. In het logboek blijft zichtbaar dát het stil ging.</w:t>
       </w:r>
     </w:p>
     <w:p>
@@ -10591,7 +10603,7 @@
         <w:rPr>
           <w:lang w:val="nl"/>
         </w:rPr>
-        <w:t xml:space="preserve">Beheer › Instellingen › Berichten</w:t>
+        <w:t xml:space="preserve">Beheer › Berichten (tabbladen Nieuw bericht, Verzonden en Gepland)</w:t>
       </w:r>
       <w:r>
         <w:br/>
@@ -11017,6 +11029,171 @@
         </w:rPr>
         <w:t xml:space="preserve">het dossier of een bulkactie, dan staan die personen al aangevinkt.</w:t>
       </w:r>
+      <w:r>
+        <w:rPr>
+          <w:lang w:val="nl"/>
+        </w:rPr>
+        <w:t xml:space="preserve"> </w:t>
+      </w:r>
+      <w:r>
+        <w:rPr>
+          <w:lang w:val="nl"/>
+        </w:rPr>
+        <w:t xml:space="preserve">Onder de fases staan twee groepen uit</w:t>
+      </w:r>
+      <w:r>
+        <w:rPr>
+          <w:lang w:val="nl"/>
+        </w:rPr>
+        <w:t xml:space="preserve"> </w:t>
+      </w:r>
+      <w:r>
+        <w:rPr>
+          <w:b/>
+          <w:bCs/>
+          <w:lang w:val="nl"/>
+        </w:rPr>
+        <w:t xml:space="preserve">vorige seizoenen</w:t>
+      </w:r>
+      <w:r>
+        <w:rPr>
+          <w:lang w:val="nl"/>
+        </w:rPr>
+        <w:t xml:space="preserve">:</w:t>
+      </w:r>
+      <w:r>
+        <w:rPr>
+          <w:lang w:val="nl"/>
+        </w:rPr>
+        <w:t xml:space="preserve"> </w:t>
+      </w:r>
+      <w:r>
+        <w:rPr>
+          <w:b/>
+          <w:bCs/>
+          <w:lang w:val="nl"/>
+        </w:rPr>
+        <w:t xml:space="preserve">Oud-strandwachten</w:t>
+      </w:r>
+      <w:r>
+        <w:rPr>
+          <w:lang w:val="nl"/>
+        </w:rPr>
+        <w:t xml:space="preserve"> </w:t>
+      </w:r>
+      <w:r>
+        <w:rPr>
+          <w:lang w:val="nl"/>
+        </w:rPr>
+        <w:t xml:space="preserve">(ooit</w:t>
+      </w:r>
+      <w:r>
+        <w:rPr>
+          <w:lang w:val="nl"/>
+        </w:rPr>
+        <w:t xml:space="preserve"> </w:t>
+      </w:r>
+      <w:r>
+        <w:rPr>
+          <w:lang w:val="nl"/>
+        </w:rPr>
+        <w:t xml:space="preserve">aangenomen) en</w:t>
+      </w:r>
+      <w:r>
+        <w:rPr>
+          <w:lang w:val="nl"/>
+        </w:rPr>
+        <w:t xml:space="preserve"> </w:t>
+      </w:r>
+      <w:r>
+        <w:rPr>
+          <w:b/>
+          <w:bCs/>
+          <w:lang w:val="nl"/>
+        </w:rPr>
+        <w:t xml:space="preserve">Seintje gevraagd</w:t>
+      </w:r>
+      <w:r>
+        <w:rPr>
+          <w:lang w:val="nl"/>
+        </w:rPr>
+        <w:t xml:space="preserve"> </w:t>
+      </w:r>
+      <w:r>
+        <w:rPr>
+          <w:lang w:val="nl"/>
+        </w:rPr>
+        <w:t xml:space="preserve">(afgewezen, maar zelf om bericht bij de volgende werving</w:t>
+      </w:r>
+      <w:r>
+        <w:rPr>
+          <w:lang w:val="nl"/>
+        </w:rPr>
+        <w:t xml:space="preserve"> </w:t>
+      </w:r>
+      <w:r>
+        <w:rPr>
+          <w:lang w:val="nl"/>
+        </w:rPr>
+        <w:t xml:space="preserve">gevraagd, zie</w:t>
+      </w:r>
+      <w:r>
+        <w:rPr>
+          <w:lang w:val="nl"/>
+        </w:rPr>
+        <w:t xml:space="preserve"> </w:t>
+      </w:r>
+      <w:hyperlink w:anchor="seintje-bij-de-volgende-werving">
+        <w:r>
+          <w:rPr>
+            <w:rStyle w:val="Hyperlink"/>
+            <w:lang w:val="nl"/>
+          </w:rPr>
+          <w:t xml:space="preserve">Seintje bij de volgende werving</w:t>
+        </w:r>
+      </w:hyperlink>
+      <w:r>
+        <w:rPr>
+          <w:lang w:val="nl"/>
+        </w:rPr>
+        <w:t xml:space="preserve">). Afgewezen</w:t>
+      </w:r>
+      <w:r>
+        <w:rPr>
+          <w:lang w:val="nl"/>
+        </w:rPr>
+        <w:t xml:space="preserve"> </w:t>
+      </w:r>
+      <w:r>
+        <w:rPr>
+          <w:lang w:val="nl"/>
+        </w:rPr>
+        <w:t xml:space="preserve">mensen zónder seintje staan er bewust niet in: die mag je geen wervingsbericht sturen. Wie zich</w:t>
+      </w:r>
+      <w:r>
+        <w:rPr>
+          <w:lang w:val="nl"/>
+        </w:rPr>
+        <w:t xml:space="preserve"> </w:t>
+      </w:r>
+      <w:r>
+        <w:rPr>
+          <w:lang w:val="nl"/>
+        </w:rPr>
+        <w:t xml:space="preserve">al voor dit seizoen heeft aangemeld of zich heeft afgemeld, staat er ook niet in. In een</w:t>
+      </w:r>
+      <w:r>
+        <w:rPr>
+          <w:lang w:val="nl"/>
+        </w:rPr>
+        <w:t xml:space="preserve"> </w:t>
+      </w:r>
+      <w:r>
+        <w:rPr>
+          <w:lang w:val="nl"/>
+        </w:rPr>
+        <w:t xml:space="preserve">bericht aan deze groepen is {{seizoen_naam}} het huidige seizoen.</w:t>
+      </w:r>
     </w:p>
     <w:p>
       <w:pPr>
@@ -11050,7 +11227,19 @@
         <w:rPr>
           <w:lang w:val="nl"/>
         </w:rPr>
-        <w:t xml:space="preserve">die in de tekst te zetten. Ze werken ook in het onderwerp en de korte tekst.</w:t>
+        <w:t xml:space="preserve">die in de tekst te zetten. Ze werken ook in het onderwerp en de korte tekst. {{aanmeld_url}}</w:t>
+      </w:r>
+      <w:r>
+        <w:rPr>
+          <w:lang w:val="nl"/>
+        </w:rPr>
+        <w:t xml:space="preserve"> </w:t>
+      </w:r>
+      <w:r>
+        <w:rPr>
+          <w:lang w:val="nl"/>
+        </w:rPr>
+        <w:t xml:space="preserve">is de link naar het aanmeldformulier, handig voor een wervingsbericht.</w:t>
       </w:r>
     </w:p>
     <w:p>
@@ -12035,7 +12224,7 @@
         <w:rPr>
           <w:lang w:val="nl"/>
         </w:rPr>
-        <w:t xml:space="preserve">Beheer › Instellingen › Geplande berichten (regels) en Beheer › Instellingen ›</w:t>
+        <w:t xml:space="preserve">Beheer › Berichten › Gepland (regels) en Beheer › Instellingen ›</w:t>
       </w:r>
       <w:r>
         <w:rPr>
@@ -14889,7 +15078,7 @@
     </w:p>
     <w:bookmarkEnd w:id="54"/>
     <w:bookmarkEnd w:id="55"/>
-    <w:bookmarkStart w:id="60" w:name="privacy-en-avg-verzoeken"/>
+    <w:bookmarkStart w:id="61" w:name="privacy-en-avg-verzoeken"/>
     <w:p>
       <w:pPr>
         <w:pStyle w:val="Heading1"/>
@@ -15505,21 +15694,21 @@
               <w:rPr>
                 <w:lang w:val="nl"/>
               </w:rPr>
-              <w:t xml:space="preserve">6 maanden</w:t>
-            </w:r>
-          </w:p>
-        </w:tc>
-        <w:tc>
-          <w:tcPr/>
-          <w:p>
-            <w:pPr>
-              <w:pStyle w:val="Compact"/>
-            </w:pPr>
-            <w:r>
-              <w:rPr>
-                <w:lang w:val="nl"/>
-              </w:rPr>
-              <w:t xml:space="preserve">Persoonsgegevens worden geanonimiseerd; de statistiek blijft.</w:t>
+              <w:t xml:space="preserve">4 weken na de afwijzing</w:t>
+            </w:r>
+          </w:p>
+        </w:tc>
+        <w:tc>
+          <w:tcPr/>
+          <w:p>
+            <w:pPr>
+              <w:pStyle w:val="Compact"/>
+            </w:pPr>
+            <w:r>
+              <w:rPr>
+                <w:lang w:val="nl"/>
+              </w:rPr>
+              <w:t xml:space="preserve">Persoonsgegevens, formulier, beschikbaarheid, notities, beoordelingen, documenten en adressen in het berichtenlog worden gewist; de statistiek blijft. Geldt ook voor afgehaakt. Wie om een seintje vroeg, blijft tot dat verloopt.</w:t>
             </w:r>
           </w:p>
         </w:tc>
@@ -15535,35 +15724,35 @@
               <w:rPr>
                 <w:lang w:val="nl"/>
               </w:rPr>
-              <w:t xml:space="preserve">Gezondheidsgegevens</w:t>
-            </w:r>
-          </w:p>
-        </w:tc>
-        <w:tc>
-          <w:tcPr/>
-          <w:p>
-            <w:pPr>
-              <w:pStyle w:val="Compact"/>
-            </w:pPr>
-            <w:r>
-              <w:rPr>
-                <w:lang w:val="nl"/>
-              </w:rPr>
-              <w:t xml:space="preserve">0</w:t>
-            </w:r>
-          </w:p>
-        </w:tc>
-        <w:tc>
-          <w:tcPr/>
-          <w:p>
-            <w:pPr>
-              <w:pStyle w:val="Compact"/>
-            </w:pPr>
-            <w:r>
-              <w:rPr>
-                <w:lang w:val="nl"/>
-              </w:rPr>
-              <w:t xml:space="preserve">0 = verwijderen zodra de sollicitatie is afgewezen; anders zoveel maanden na ondertekening. Het feit dát er getekend is blijft.</w:t>
+              <w:t xml:space="preserve">Seintje bij de volgende werving</w:t>
+            </w:r>
+          </w:p>
+        </w:tc>
+        <w:tc>
+          <w:tcPr/>
+          <w:p>
+            <w:pPr>
+              <w:pStyle w:val="Compact"/>
+            </w:pPr>
+            <w:r>
+              <w:rPr>
+                <w:lang w:val="nl"/>
+              </w:rPr>
+              <w:t xml:space="preserve">12 maanden</w:t>
+            </w:r>
+          </w:p>
+        </w:tc>
+        <w:tc>
+          <w:tcPr/>
+          <w:p>
+            <w:pPr>
+              <w:pStyle w:val="Compact"/>
+            </w:pPr>
+            <w:r>
+              <w:rPr>
+                <w:lang w:val="nl"/>
+              </w:rPr>
+              <w:t xml:space="preserve">Zo lang geldt de toestemming; daarna wordt de persoon geanonimiseerd zoals hierboven. Maximaal 12, want dat beloven de mail en het portaal.</w:t>
             </w:r>
           </w:p>
         </w:tc>
@@ -15579,35 +15768,35 @@
               <w:rPr>
                 <w:lang w:val="nl"/>
               </w:rPr>
-              <w:t xml:space="preserve">AI-invoertekst</w:t>
-            </w:r>
-          </w:p>
-        </w:tc>
-        <w:tc>
-          <w:tcPr/>
-          <w:p>
-            <w:pPr>
-              <w:pStyle w:val="Compact"/>
-            </w:pPr>
-            <w:r>
-              <w:rPr>
-                <w:lang w:val="nl"/>
-              </w:rPr>
-              <w:t xml:space="preserve">3 maanden</w:t>
-            </w:r>
-          </w:p>
-        </w:tc>
-        <w:tc>
-          <w:tcPr/>
-          <w:p>
-            <w:pPr>
-              <w:pStyle w:val="Compact"/>
-            </w:pPr>
-            <w:r>
-              <w:rPr>
-                <w:lang w:val="nl"/>
-              </w:rPr>
-              <w:t xml:space="preserve">De vrije beschikbaarheidstekst die naar de AI-dienst ging wordt gewist.</w:t>
+              <w:t xml:space="preserve">Gezondheidsgegevens</w:t>
+            </w:r>
+          </w:p>
+        </w:tc>
+        <w:tc>
+          <w:tcPr/>
+          <w:p>
+            <w:pPr>
+              <w:pStyle w:val="Compact"/>
+            </w:pPr>
+            <w:r>
+              <w:rPr>
+                <w:lang w:val="nl"/>
+              </w:rPr>
+              <w:t xml:space="preserve">0</w:t>
+            </w:r>
+          </w:p>
+        </w:tc>
+        <w:tc>
+          <w:tcPr/>
+          <w:p>
+            <w:pPr>
+              <w:pStyle w:val="Compact"/>
+            </w:pPr>
+            <w:r>
+              <w:rPr>
+                <w:lang w:val="nl"/>
+              </w:rPr>
+              <w:t xml:space="preserve">0 = verwijderen zodra de sollicitatie is afgewezen; anders zoveel maanden na ondertekening. Het feit dát er getekend is blijft.</w:t>
             </w:r>
           </w:p>
         </w:tc>
@@ -15623,7 +15812,7 @@
               <w:rPr>
                 <w:lang w:val="nl"/>
               </w:rPr>
-              <w:t xml:space="preserve">Niet-voltooide aanmeldingen</w:t>
+              <w:t xml:space="preserve">AI-invoertekst</w:t>
             </w:r>
           </w:p>
         </w:tc>
@@ -15651,7 +15840,7 @@
               <w:rPr>
                 <w:lang w:val="nl"/>
               </w:rPr>
-              <w:t xml:space="preserve">Aanmeldingen die in Aangemeld bleven staan zonder formulier of beschikbaarheid worden verwijderd.</w:t>
+              <w:t xml:space="preserve">De vrije beschikbaarheidstekst die naar de AI-dienst ging wordt gewist.</w:t>
             </w:r>
           </w:p>
         </w:tc>
@@ -15667,35 +15856,35 @@
               <w:rPr>
                 <w:lang w:val="nl"/>
               </w:rPr>
-              <w:t xml:space="preserve">Berichtenlog</w:t>
-            </w:r>
-          </w:p>
-        </w:tc>
-        <w:tc>
-          <w:tcPr/>
-          <w:p>
-            <w:pPr>
-              <w:pStyle w:val="Compact"/>
-            </w:pPr>
-            <w:r>
-              <w:rPr>
-                <w:lang w:val="nl"/>
-              </w:rPr>
-              <w:t xml:space="preserve">12 maanden</w:t>
-            </w:r>
-          </w:p>
-        </w:tc>
-        <w:tc>
-          <w:tcPr/>
-          <w:p>
-            <w:pPr>
-              <w:pStyle w:val="Compact"/>
-            </w:pPr>
-            <w:r>
-              <w:rPr>
-                <w:lang w:val="nl"/>
-              </w:rPr>
-              <w:t xml:space="preserve">Logregels verwijderen.</w:t>
+              <w:t xml:space="preserve">Niet-voltooide aanmeldingen</w:t>
+            </w:r>
+          </w:p>
+        </w:tc>
+        <w:tc>
+          <w:tcPr/>
+          <w:p>
+            <w:pPr>
+              <w:pStyle w:val="Compact"/>
+            </w:pPr>
+            <w:r>
+              <w:rPr>
+                <w:lang w:val="nl"/>
+              </w:rPr>
+              <w:t xml:space="preserve">3 maanden</w:t>
+            </w:r>
+          </w:p>
+        </w:tc>
+        <w:tc>
+          <w:tcPr/>
+          <w:p>
+            <w:pPr>
+              <w:pStyle w:val="Compact"/>
+            </w:pPr>
+            <w:r>
+              <w:rPr>
+                <w:lang w:val="nl"/>
+              </w:rPr>
+              <w:t xml:space="preserve">Aanmeldingen die in Aangemeld bleven staan zonder formulier of beschikbaarheid worden verwijderd.</w:t>
             </w:r>
           </w:p>
         </w:tc>
@@ -15711,35 +15900,35 @@
               <w:rPr>
                 <w:lang w:val="nl"/>
               </w:rPr>
-              <w:t xml:space="preserve">Inhoud van berichten</w:t>
-            </w:r>
-          </w:p>
-        </w:tc>
-        <w:tc>
-          <w:tcPr/>
-          <w:p>
-            <w:pPr>
-              <w:pStyle w:val="Compact"/>
-            </w:pPr>
-            <w:r>
-              <w:rPr>
-                <w:lang w:val="nl"/>
-              </w:rPr>
-              <w:t xml:space="preserve">3 maanden</w:t>
-            </w:r>
-          </w:p>
-        </w:tc>
-        <w:tc>
-          <w:tcPr/>
-          <w:p>
-            <w:pPr>
-              <w:pStyle w:val="Compact"/>
-            </w:pPr>
-            <w:r>
-              <w:rPr>
-                <w:lang w:val="nl"/>
-              </w:rPr>
-              <w:t xml:space="preserve">Alleen de tekst wordt leeggemaakt; onderwerp en samenvatting blijven.</w:t>
+              <w:t xml:space="preserve">Berichtenlog</w:t>
+            </w:r>
+          </w:p>
+        </w:tc>
+        <w:tc>
+          <w:tcPr/>
+          <w:p>
+            <w:pPr>
+              <w:pStyle w:val="Compact"/>
+            </w:pPr>
+            <w:r>
+              <w:rPr>
+                <w:lang w:val="nl"/>
+              </w:rPr>
+              <w:t xml:space="preserve">12 maanden</w:t>
+            </w:r>
+          </w:p>
+        </w:tc>
+        <w:tc>
+          <w:tcPr/>
+          <w:p>
+            <w:pPr>
+              <w:pStyle w:val="Compact"/>
+            </w:pPr>
+            <w:r>
+              <w:rPr>
+                <w:lang w:val="nl"/>
+              </w:rPr>
+              <w:t xml:space="preserve">Logregels verwijderen.</w:t>
             </w:r>
           </w:p>
         </w:tc>
@@ -15755,35 +15944,35 @@
               <w:rPr>
                 <w:lang w:val="nl"/>
               </w:rPr>
-              <w:t xml:space="preserve">Losse bijlagen</w:t>
-            </w:r>
-          </w:p>
-        </w:tc>
-        <w:tc>
-          <w:tcPr/>
-          <w:p>
-            <w:pPr>
-              <w:pStyle w:val="Compact"/>
-            </w:pPr>
-            <w:r>
-              <w:rPr>
-                <w:lang w:val="nl"/>
-              </w:rPr>
-              <w:t xml:space="preserve">12 maanden</w:t>
-            </w:r>
-          </w:p>
-        </w:tc>
-        <w:tc>
-          <w:tcPr/>
-          <w:p>
-            <w:pPr>
-              <w:pStyle w:val="Compact"/>
-            </w:pPr>
-            <w:r>
-              <w:rPr>
-                <w:lang w:val="nl"/>
-              </w:rPr>
-              <w:t xml:space="preserve">Bestanden die aan geen sjabloon meer hangen.</w:t>
+              <w:t xml:space="preserve">Inhoud van berichten</w:t>
+            </w:r>
+          </w:p>
+        </w:tc>
+        <w:tc>
+          <w:tcPr/>
+          <w:p>
+            <w:pPr>
+              <w:pStyle w:val="Compact"/>
+            </w:pPr>
+            <w:r>
+              <w:rPr>
+                <w:lang w:val="nl"/>
+              </w:rPr>
+              <w:t xml:space="preserve">3 maanden</w:t>
+            </w:r>
+          </w:p>
+        </w:tc>
+        <w:tc>
+          <w:tcPr/>
+          <w:p>
+            <w:pPr>
+              <w:pStyle w:val="Compact"/>
+            </w:pPr>
+            <w:r>
+              <w:rPr>
+                <w:lang w:val="nl"/>
+              </w:rPr>
+              <w:t xml:space="preserve">Alleen de tekst wordt leeggemaakt; onderwerp en samenvatting blijven.</w:t>
             </w:r>
           </w:p>
         </w:tc>
@@ -15799,35 +15988,35 @@
               <w:rPr>
                 <w:lang w:val="nl"/>
               </w:rPr>
-              <w:t xml:space="preserve">Bezoekersstatistiek landingspagina's</w:t>
-            </w:r>
-          </w:p>
-        </w:tc>
-        <w:tc>
-          <w:tcPr/>
-          <w:p>
-            <w:pPr>
-              <w:pStyle w:val="Compact"/>
-            </w:pPr>
-            <w:r>
-              <w:rPr>
-                <w:lang w:val="nl"/>
-              </w:rPr>
-              <w:t xml:space="preserve">13 maanden</w:t>
-            </w:r>
-          </w:p>
-        </w:tc>
-        <w:tc>
-          <w:tcPr/>
-          <w:p>
-            <w:pPr>
-              <w:pStyle w:val="Compact"/>
-            </w:pPr>
-            <w:r>
-              <w:rPr>
-                <w:lang w:val="nl"/>
-              </w:rPr>
-              <w:t xml:space="preserve">Aantallen verwijderen.</w:t>
+              <w:t xml:space="preserve">Losse bijlagen</w:t>
+            </w:r>
+          </w:p>
+        </w:tc>
+        <w:tc>
+          <w:tcPr/>
+          <w:p>
+            <w:pPr>
+              <w:pStyle w:val="Compact"/>
+            </w:pPr>
+            <w:r>
+              <w:rPr>
+                <w:lang w:val="nl"/>
+              </w:rPr>
+              <w:t xml:space="preserve">12 maanden</w:t>
+            </w:r>
+          </w:p>
+        </w:tc>
+        <w:tc>
+          <w:tcPr/>
+          <w:p>
+            <w:pPr>
+              <w:pStyle w:val="Compact"/>
+            </w:pPr>
+            <w:r>
+              <w:rPr>
+                <w:lang w:val="nl"/>
+              </w:rPr>
+              <w:t xml:space="preserve">Bestanden die aan geen sjabloon meer hangen.</w:t>
             </w:r>
           </w:p>
         </w:tc>
@@ -15843,35 +16032,35 @@
               <w:rPr>
                 <w:lang w:val="nl"/>
               </w:rPr>
-              <w:t xml:space="preserve">Herkenning unieke bezoekers</w:t>
-            </w:r>
-          </w:p>
-        </w:tc>
-        <w:tc>
-          <w:tcPr/>
-          <w:p>
-            <w:pPr>
-              <w:pStyle w:val="Compact"/>
-            </w:pPr>
-            <w:r>
-              <w:rPr>
-                <w:lang w:val="nl"/>
-              </w:rPr>
-              <w:t xml:space="preserve">30 dagen</w:t>
-            </w:r>
-          </w:p>
-        </w:tc>
-        <w:tc>
-          <w:tcPr/>
-          <w:p>
-            <w:pPr>
-              <w:pStyle w:val="Compact"/>
-            </w:pPr>
-            <w:r>
-              <w:rPr>
-                <w:lang w:val="nl"/>
-              </w:rPr>
-              <w:t xml:space="preserve">Het dag-pseudoniem wissen; aantallen blijven.</w:t>
+              <w:t xml:space="preserve">Bezoekersstatistiek landingspagina's</w:t>
+            </w:r>
+          </w:p>
+        </w:tc>
+        <w:tc>
+          <w:tcPr/>
+          <w:p>
+            <w:pPr>
+              <w:pStyle w:val="Compact"/>
+            </w:pPr>
+            <w:r>
+              <w:rPr>
+                <w:lang w:val="nl"/>
+              </w:rPr>
+              <w:t xml:space="preserve">13 maanden</w:t>
+            </w:r>
+          </w:p>
+        </w:tc>
+        <w:tc>
+          <w:tcPr/>
+          <w:p>
+            <w:pPr>
+              <w:pStyle w:val="Compact"/>
+            </w:pPr>
+            <w:r>
+              <w:rPr>
+                <w:lang w:val="nl"/>
+              </w:rPr>
+              <w:t xml:space="preserve">Aantallen verwijderen.</w:t>
             </w:r>
           </w:p>
         </w:tc>
@@ -15887,35 +16076,35 @@
               <w:rPr>
                 <w:lang w:val="nl"/>
               </w:rPr>
-              <w:t xml:space="preserve">Logboek</w:t>
-            </w:r>
-          </w:p>
-        </w:tc>
-        <w:tc>
-          <w:tcPr/>
-          <w:p>
-            <w:pPr>
-              <w:pStyle w:val="Compact"/>
-            </w:pPr>
-            <w:r>
-              <w:rPr>
-                <w:lang w:val="nl"/>
-              </w:rPr>
-              <w:t xml:space="preserve">12 maanden</w:t>
-            </w:r>
-          </w:p>
-        </w:tc>
-        <w:tc>
-          <w:tcPr/>
-          <w:p>
-            <w:pPr>
-              <w:pStyle w:val="Compact"/>
-            </w:pPr>
-            <w:r>
-              <w:rPr>
-                <w:lang w:val="nl"/>
-              </w:rPr>
-              <w:t xml:space="preserve">Auditregels verwijderen.</w:t>
+              <w:t xml:space="preserve">Herkenning unieke bezoekers</w:t>
+            </w:r>
+          </w:p>
+        </w:tc>
+        <w:tc>
+          <w:tcPr/>
+          <w:p>
+            <w:pPr>
+              <w:pStyle w:val="Compact"/>
+            </w:pPr>
+            <w:r>
+              <w:rPr>
+                <w:lang w:val="nl"/>
+              </w:rPr>
+              <w:t xml:space="preserve">30 dagen</w:t>
+            </w:r>
+          </w:p>
+        </w:tc>
+        <w:tc>
+          <w:tcPr/>
+          <w:p>
+            <w:pPr>
+              <w:pStyle w:val="Compact"/>
+            </w:pPr>
+            <w:r>
+              <w:rPr>
+                <w:lang w:val="nl"/>
+              </w:rPr>
+              <w:t xml:space="preserve">Het dag-pseudoniem wissen; aantallen blijven.</w:t>
             </w:r>
           </w:p>
         </w:tc>
@@ -15931,35 +16120,35 @@
               <w:rPr>
                 <w:lang w:val="nl"/>
               </w:rPr>
-              <w:t xml:space="preserve">Loondocumenten (loonheffing en ID-kopie)</w:t>
-            </w:r>
-          </w:p>
-        </w:tc>
-        <w:tc>
-          <w:tcPr/>
-          <w:p>
-            <w:pPr>
-              <w:pStyle w:val="Compact"/>
-            </w:pPr>
-            <w:r>
-              <w:rPr>
-                <w:lang w:val="nl"/>
-              </w:rPr>
-              <w:t xml:space="preserve">5 jaar na einde dienstjaar</w:t>
-            </w:r>
-          </w:p>
-        </w:tc>
-        <w:tc>
-          <w:tcPr/>
-          <w:p>
-            <w:pPr>
-              <w:pStyle w:val="Compact"/>
-            </w:pPr>
-            <w:r>
-              <w:rPr>
-                <w:lang w:val="nl"/>
-              </w:rPr>
-              <w:t xml:space="preserve">Wettelijke bewaarplicht; daarna vernietigd.</w:t>
+              <w:t xml:space="preserve">Logboek</w:t>
+            </w:r>
+          </w:p>
+        </w:tc>
+        <w:tc>
+          <w:tcPr/>
+          <w:p>
+            <w:pPr>
+              <w:pStyle w:val="Compact"/>
+            </w:pPr>
+            <w:r>
+              <w:rPr>
+                <w:lang w:val="nl"/>
+              </w:rPr>
+              <w:t xml:space="preserve">12 maanden</w:t>
+            </w:r>
+          </w:p>
+        </w:tc>
+        <w:tc>
+          <w:tcPr/>
+          <w:p>
+            <w:pPr>
+              <w:pStyle w:val="Compact"/>
+            </w:pPr>
+            <w:r>
+              <w:rPr>
+                <w:lang w:val="nl"/>
+              </w:rPr>
+              <w:t xml:space="preserve">Auditregels verwijderen.</w:t>
             </w:r>
           </w:p>
         </w:tc>
@@ -15975,6 +16164,50 @@
               <w:rPr>
                 <w:lang w:val="nl"/>
               </w:rPr>
+              <w:t xml:space="preserve">Loondocumenten (loonheffing en ID-kopie)</w:t>
+            </w:r>
+          </w:p>
+        </w:tc>
+        <w:tc>
+          <w:tcPr/>
+          <w:p>
+            <w:pPr>
+              <w:pStyle w:val="Compact"/>
+            </w:pPr>
+            <w:r>
+              <w:rPr>
+                <w:lang w:val="nl"/>
+              </w:rPr>
+              <w:t xml:space="preserve">5 jaar na einde dienstjaar</w:t>
+            </w:r>
+          </w:p>
+        </w:tc>
+        <w:tc>
+          <w:tcPr/>
+          <w:p>
+            <w:pPr>
+              <w:pStyle w:val="Compact"/>
+            </w:pPr>
+            <w:r>
+              <w:rPr>
+                <w:lang w:val="nl"/>
+              </w:rPr>
+              <w:t xml:space="preserve">Wettelijke bewaarplicht; daarna vernietigd.</w:t>
+            </w:r>
+          </w:p>
+        </w:tc>
+      </w:tr>
+      <w:tr>
+        <w:tc>
+          <w:tcPr/>
+          <w:p>
+            <w:pPr>
+              <w:pStyle w:val="Compact"/>
+            </w:pPr>
+            <w:r>
+              <w:rPr>
+                <w:lang w:val="nl"/>
+              </w:rPr>
               <w:t xml:space="preserve">Kopie bankpas</w:t>
             </w:r>
           </w:p>
@@ -16021,7 +16254,335 @@
       </w:r>
     </w:p>
     <w:bookmarkEnd w:id="58"/>
-    <w:bookmarkStart w:id="59" w:name="wat-je-nooit-per-mail-doorstuurt"/>
+    <w:bookmarkStart w:id="59" w:name="seintje-bij-de-volgende-werving"/>
+    <w:p>
+      <w:pPr>
+        <w:pStyle w:val="Heading2"/>
+      </w:pPr>
+      <w:r>
+        <w:rPr>
+          <w:lang w:val="nl"/>
+        </w:rPr>
+        <w:t xml:space="preserve">Seintje bij de volgende werving</w:t>
+      </w:r>
+    </w:p>
+    <w:p>
+      <w:pPr>
+        <w:pStyle w:val="FirstParagraph"/>
+      </w:pPr>
+      <w:r>
+        <w:rPr>
+          <w:lang w:val="nl"/>
+        </w:rPr>
+        <w:t xml:space="preserve">Een afgewezen sollicitant mag je niet zomaar een bericht sturen als de werving weer opent: de</w:t>
+      </w:r>
+      <w:r>
+        <w:rPr>
+          <w:lang w:val="nl"/>
+        </w:rPr>
+        <w:t xml:space="preserve"> </w:t>
+      </w:r>
+      <w:r>
+        <w:rPr>
+          <w:lang w:val="nl"/>
+        </w:rPr>
+        <w:t xml:space="preserve">gegevens zijn alleen voor die ene sollicitatie gegeven, en voor zo'n bericht is vooraf</w:t>
+      </w:r>
+      <w:r>
+        <w:rPr>
+          <w:lang w:val="nl"/>
+        </w:rPr>
+        <w:t xml:space="preserve"> </w:t>
+      </w:r>
+      <w:r>
+        <w:rPr>
+          <w:lang w:val="nl"/>
+        </w:rPr>
+        <w:t xml:space="preserve">toestemming nodig (AVG en Telecommunicatiewet). Een zin in de algemene voorwaarden is daarvoor</w:t>
+      </w:r>
+      <w:r>
+        <w:rPr>
+          <w:lang w:val="nl"/>
+        </w:rPr>
+        <w:t xml:space="preserve"> </w:t>
+      </w:r>
+      <w:r>
+        <w:rPr>
+          <w:lang w:val="nl"/>
+        </w:rPr>
+        <w:t xml:space="preserve">niet genoeg. Daarom vraagt het systeem het zelf, op het moment dat het logisch is:</w:t>
+      </w:r>
+    </w:p>
+    <w:p>
+      <w:pPr>
+        <w:pStyle w:val="Compact"/>
+        <w:numPr>
+          <w:ilvl w:val="0"/>
+          <w:numId w:val="1024"/>
+        </w:numPr>
+      </w:pPr>
+      <w:r>
+        <w:rPr>
+          <w:b/>
+          <w:bCs/>
+          <w:lang w:val="nl"/>
+        </w:rPr>
+        <w:t xml:space="preserve">In de afwijzingsmail</w:t>
+      </w:r>
+      <w:r>
+        <w:rPr>
+          <w:lang w:val="nl"/>
+        </w:rPr>
+        <w:t xml:space="preserve"> </w:t>
+      </w:r>
+      <w:r>
+        <w:rPr>
+          <w:lang w:val="nl"/>
+        </w:rPr>
+        <w:t xml:space="preserve">staat altijd de knop</w:t>
+      </w:r>
+      <w:r>
+        <w:rPr>
+          <w:lang w:val="nl"/>
+        </w:rPr>
+        <w:t xml:space="preserve"> </w:t>
+      </w:r>
+      <w:r>
+        <w:rPr>
+          <w:b/>
+          <w:bCs/>
+          <w:lang w:val="nl"/>
+        </w:rPr>
+        <w:t xml:space="preserve">Stuur me een seintje</w:t>
+      </w:r>
+      <w:r>
+        <w:rPr>
+          <w:lang w:val="nl"/>
+        </w:rPr>
+        <w:t xml:space="preserve">, onder je eigen tekst.</w:t>
+      </w:r>
+      <w:r>
+        <w:rPr>
+          <w:lang w:val="nl"/>
+        </w:rPr>
+        <w:t xml:space="preserve"> </w:t>
+      </w:r>
+      <w:r>
+        <w:rPr>
+          <w:lang w:val="nl"/>
+        </w:rPr>
+        <w:t xml:space="preserve">Let op: die mail staat standaard uit (het bestuur belt of mailt persoonlijk). Zet je hem aan</w:t>
+      </w:r>
+      <w:r>
+        <w:rPr>
+          <w:lang w:val="nl"/>
+        </w:rPr>
+        <w:t xml:space="preserve"> </w:t>
+      </w:r>
+      <w:r>
+        <w:rPr>
+          <w:lang w:val="nl"/>
+        </w:rPr>
+        <w:t xml:space="preserve">onder Sjablonen › Niet geselecteerd, dan gaat de knop vanzelf mee.</w:t>
+      </w:r>
+    </w:p>
+    <w:p>
+      <w:pPr>
+        <w:pStyle w:val="Compact"/>
+        <w:numPr>
+          <w:ilvl w:val="0"/>
+          <w:numId w:val="1024"/>
+        </w:numPr>
+      </w:pPr>
+      <w:r>
+        <w:rPr>
+          <w:b/>
+          <w:bCs/>
+          <w:lang w:val="nl"/>
+        </w:rPr>
+        <w:t xml:space="preserve">In het portaal</w:t>
+      </w:r>
+      <w:r>
+        <w:rPr>
+          <w:lang w:val="nl"/>
+        </w:rPr>
+        <w:t xml:space="preserve"> </w:t>
+      </w:r>
+      <w:r>
+        <w:rPr>
+          <w:lang w:val="nl"/>
+        </w:rPr>
+        <w:t xml:space="preserve">ziet een afgewezen sollicitant op de startpagina</w:t>
+      </w:r>
+      <w:r>
+        <w:rPr>
+          <w:lang w:val="nl"/>
+        </w:rPr>
+        <w:t xml:space="preserve"> </w:t>
+      </w:r>
+      <w:r>
+        <w:rPr>
+          <w:b/>
+          <w:bCs/>
+          <w:lang w:val="nl"/>
+        </w:rPr>
+        <w:t xml:space="preserve">Seintje bij de volgende</w:t>
+      </w:r>
+      <w:r>
+        <w:rPr>
+          <w:b/>
+          <w:bCs/>
+          <w:lang w:val="nl"/>
+        </w:rPr>
+        <w:t xml:space="preserve"> </w:t>
+      </w:r>
+      <w:r>
+        <w:rPr>
+          <w:b/>
+          <w:bCs/>
+          <w:lang w:val="nl"/>
+        </w:rPr>
+        <w:t xml:space="preserve">werving?</w:t>
+      </w:r>
+      <w:r>
+        <w:rPr>
+          <w:lang w:val="nl"/>
+        </w:rPr>
+        <w:t xml:space="preserve"> </w:t>
+      </w:r>
+      <w:r>
+        <w:rPr>
+          <w:lang w:val="nl"/>
+        </w:rPr>
+        <w:t xml:space="preserve">met de knop</w:t>
+      </w:r>
+      <w:r>
+        <w:rPr>
+          <w:lang w:val="nl"/>
+        </w:rPr>
+        <w:t xml:space="preserve"> </w:t>
+      </w:r>
+      <w:r>
+        <w:rPr>
+          <w:b/>
+          <w:bCs/>
+          <w:lang w:val="nl"/>
+        </w:rPr>
+        <w:t xml:space="preserve">Ja, graag</w:t>
+      </w:r>
+      <w:r>
+        <w:rPr>
+          <w:lang w:val="nl"/>
+        </w:rPr>
+        <w:t xml:space="preserve">. Dat werkt dus ook als het bestuur persoonlijk belt.</w:t>
+      </w:r>
+    </w:p>
+    <w:p>
+      <w:pPr>
+        <w:pStyle w:val="FirstParagraph"/>
+      </w:pPr>
+      <w:r>
+        <w:rPr>
+          <w:lang w:val="nl"/>
+        </w:rPr>
+        <w:t xml:space="preserve">Wie ja zegt, staat in Berichten in de groep</w:t>
+      </w:r>
+      <w:r>
+        <w:rPr>
+          <w:lang w:val="nl"/>
+        </w:rPr>
+        <w:t xml:space="preserve"> </w:t>
+      </w:r>
+      <w:r>
+        <w:rPr>
+          <w:b/>
+          <w:bCs/>
+          <w:lang w:val="nl"/>
+        </w:rPr>
+        <w:t xml:space="preserve">Seintje gevraagd</w:t>
+      </w:r>
+      <w:r>
+        <w:rPr>
+          <w:lang w:val="nl"/>
+        </w:rPr>
+        <w:t xml:space="preserve">. De toestemming geldt twaalf</w:t>
+      </w:r>
+      <w:r>
+        <w:rPr>
+          <w:lang w:val="nl"/>
+        </w:rPr>
+        <w:t xml:space="preserve"> </w:t>
+      </w:r>
+      <w:r>
+        <w:rPr>
+          <w:lang w:val="nl"/>
+        </w:rPr>
+        <w:t xml:space="preserve">maanden en is altijd in te trekken: met</w:t>
+      </w:r>
+      <w:r>
+        <w:rPr>
+          <w:lang w:val="nl"/>
+        </w:rPr>
+        <w:t xml:space="preserve"> </w:t>
+      </w:r>
+      <w:r>
+        <w:rPr>
+          <w:b/>
+          <w:bCs/>
+          <w:lang w:val="nl"/>
+        </w:rPr>
+        <w:t xml:space="preserve">Toch niet</w:t>
+      </w:r>
+      <w:r>
+        <w:rPr>
+          <w:lang w:val="nl"/>
+        </w:rPr>
+        <w:t xml:space="preserve"> </w:t>
+      </w:r>
+      <w:r>
+        <w:rPr>
+          <w:lang w:val="nl"/>
+        </w:rPr>
+        <w:t xml:space="preserve">in het portaal of op de pagina achter de</w:t>
+      </w:r>
+      <w:r>
+        <w:rPr>
+          <w:lang w:val="nl"/>
+        </w:rPr>
+        <w:t xml:space="preserve"> </w:t>
+      </w:r>
+      <w:r>
+        <w:rPr>
+          <w:lang w:val="nl"/>
+        </w:rPr>
+        <w:t xml:space="preserve">knop, en met de afmeldlink onder elk bericht. Geven en intrekken komen in het logboek.</w:t>
+      </w:r>
+    </w:p>
+    <w:p>
+      <w:pPr>
+        <w:pStyle w:val="BodyText"/>
+      </w:pPr>
+      <w:r>
+        <w:rPr>
+          <w:lang w:val="nl"/>
+        </w:rPr>
+        <w:t xml:space="preserve">Oud-strandwachten hebben geen seintje nodig: die mag je als vereniging benaderen, met de</w:t>
+      </w:r>
+      <w:r>
+        <w:rPr>
+          <w:lang w:val="nl"/>
+        </w:rPr>
+        <w:t xml:space="preserve"> </w:t>
+      </w:r>
+      <w:r>
+        <w:rPr>
+          <w:lang w:val="nl"/>
+        </w:rPr>
+        <w:t xml:space="preserve">afmeldlink eronder (die staat er automatisch onder).</w:t>
+      </w:r>
+    </w:p>
+    <w:bookmarkEnd w:id="59"/>
+    <w:bookmarkStart w:id="60" w:name="wat-je-nooit-per-mail-doorstuurt"/>
     <w:p>
       <w:pPr>
         <w:pStyle w:val="Heading2"/>
@@ -16099,9 +16660,9 @@
         </w:pict>
       </w:r>
     </w:p>
-    <w:bookmarkEnd w:id="59"/>
     <w:bookmarkEnd w:id="60"/>
-    <w:bookmarkStart w:id="64" w:name="systeem-en-foutenlog"/>
+    <w:bookmarkEnd w:id="61"/>
+    <w:bookmarkStart w:id="65" w:name="systeem-en-foutenlog"/>
     <w:p>
       <w:pPr>
         <w:pStyle w:val="Heading1"/>
@@ -16161,7 +16722,7 @@
         <w:t xml:space="preserve">alleen admin.</w:t>
       </w:r>
     </w:p>
-    <w:bookmarkStart w:id="61" w:name="systeem--updates"/>
+    <w:bookmarkStart w:id="62" w:name="systeem--updates"/>
     <w:p>
       <w:pPr>
         <w:pStyle w:val="Heading2"/>
@@ -16760,8 +17321,8 @@
         <w:t xml:space="preserve">met per versie wat er veranderde.</w:t>
       </w:r>
     </w:p>
-    <w:bookmarkEnd w:id="61"/>
-    <w:bookmarkStart w:id="62" w:name="foutenlog"/>
+    <w:bookmarkEnd w:id="62"/>
+    <w:bookmarkStart w:id="63" w:name="foutenlog"/>
     <w:p>
       <w:pPr>
         <w:pStyle w:val="Heading2"/>
@@ -16878,8 +17439,8 @@
         <w:t xml:space="preserve">wis je het hele foutenlog.</w:t>
       </w:r>
     </w:p>
-    <w:bookmarkEnd w:id="62"/>
-    <w:bookmarkStart w:id="63" w:name="testomgeving"/>
+    <w:bookmarkEnd w:id="63"/>
+    <w:bookmarkStart w:id="64" w:name="testomgeving"/>
     <w:p>
       <w:pPr>
         <w:pStyle w:val="Heading2"/>
@@ -16953,9 +17514,9 @@
         </w:pict>
       </w:r>
     </w:p>
-    <w:bookmarkEnd w:id="63"/>
     <w:bookmarkEnd w:id="64"/>
-    <w:bookmarkStart w:id="65" w:name="veelgestelde-vragen"/>
+    <w:bookmarkEnd w:id="65"/>
+    <w:bookmarkStart w:id="66" w:name="veelgestelde-vragen"/>
     <w:p>
       <w:pPr>
         <w:pStyle w:val="Heading1"/>
@@ -17853,19 +18414,57 @@
         <w:rPr>
           <w:lang w:val="nl"/>
         </w:rPr>
-        <w:t xml:space="preserve">WordPress-plugin staat. Op een landingspagina moet bovendien de markering voor het formulier in</w:t>
-      </w:r>
-      <w:r>
-        <w:rPr>
-          <w:lang w:val="nl"/>
-        </w:rPr>
-        <w:t xml:space="preserve"> </w:t>
-      </w:r>
-      <w:r>
-        <w:rPr>
-          <w:lang w:val="nl"/>
-        </w:rPr>
-        <w:t xml:space="preserve">het ontwerp staan en de status op Gepubliceerd; zie de handleiding Landingspagina's.</w:t>
+        <w:t xml:space="preserve">WordPress-plugin staat. In WordPress staat bij Instellingen › Paal 13 Aanmelden een knop</w:t>
+      </w:r>
+      <w:r>
+        <w:rPr>
+          <w:lang w:val="nl"/>
+        </w:rPr>
+        <w:t xml:space="preserve"> </w:t>
+      </w:r>
+      <w:r>
+        <w:rPr>
+          <w:b/>
+          <w:bCs/>
+          <w:lang w:val="nl"/>
+        </w:rPr>
+        <w:t xml:space="preserve">Verbinding testen</w:t>
+      </w:r>
+      <w:r>
+        <w:rPr>
+          <w:lang w:val="nl"/>
+        </w:rPr>
+        <w:t xml:space="preserve"> </w:t>
+      </w:r>
+      <w:r>
+        <w:rPr>
+          <w:lang w:val="nl"/>
+        </w:rPr>
+        <w:t xml:space="preserve">die meteen zegt wat er mis is. Op een landingspagina moet bovendien de</w:t>
+      </w:r>
+      <w:r>
+        <w:rPr>
+          <w:lang w:val="nl"/>
+        </w:rPr>
+        <w:t xml:space="preserve"> </w:t>
+      </w:r>
+      <w:r>
+        <w:rPr>
+          <w:lang w:val="nl"/>
+        </w:rPr>
+        <w:t xml:space="preserve">markering voor het formulier in het ontwerp staan en de status op Gepubliceerd; zie de</w:t>
+      </w:r>
+      <w:r>
+        <w:rPr>
+          <w:lang w:val="nl"/>
+        </w:rPr>
+        <w:t xml:space="preserve"> </w:t>
+      </w:r>
+      <w:r>
+        <w:rPr>
+          <w:lang w:val="nl"/>
+        </w:rPr>
+        <w:t xml:space="preserve">handleiding Landingspagina's.</w:t>
       </w:r>
     </w:p>
     <w:p>
@@ -17878,6 +18477,112 @@
           <w:bCs/>
           <w:lang w:val="nl"/>
         </w:rPr>
+        <w:t xml:space="preserve">Bezoekers krijgen "Deze pagina stond te lang open" op de website.</w:t>
+      </w:r>
+      <w:r>
+        <w:br/>
+      </w:r>
+      <w:r>
+        <w:rPr>
+          <w:lang w:val="nl"/>
+        </w:rPr>
+        <w:t xml:space="preserve">Dan bewaart een cache-plugin de pagina met het formulier als kant-en-klare HTML. Daar zit een</w:t>
+      </w:r>
+      <w:r>
+        <w:rPr>
+          <w:lang w:val="nl"/>
+        </w:rPr>
+        <w:t xml:space="preserve"> </w:t>
+      </w:r>
+      <w:r>
+        <w:rPr>
+          <w:lang w:val="nl"/>
+        </w:rPr>
+        <w:t xml:space="preserve">code in die maar een paar uur geldig is. Sluit de aanmeldpagina uit van de paginacache; de</w:t>
+      </w:r>
+      <w:r>
+        <w:rPr>
+          <w:lang w:val="nl"/>
+        </w:rPr>
+        <w:t xml:space="preserve"> </w:t>
+      </w:r>
+      <w:r>
+        <w:rPr>
+          <w:lang w:val="nl"/>
+        </w:rPr>
+        <w:t xml:space="preserve">plugin geeft dat zelf al aan, dus meestal gaat het vanzelf goed.</w:t>
+      </w:r>
+    </w:p>
+    <w:p>
+      <w:pPr>
+        <w:pStyle w:val="BodyText"/>
+      </w:pPr>
+      <w:r>
+        <w:rPr>
+          <w:b/>
+          <w:bCs/>
+          <w:lang w:val="nl"/>
+        </w:rPr>
+        <w:t xml:space="preserve">Ik wil zien waar mensen afhaken in het formulier.</w:t>
+      </w:r>
+      <w:r>
+        <w:br/>
+      </w:r>
+      <w:r>
+        <w:rPr>
+          <w:lang w:val="nl"/>
+        </w:rPr>
+        <w:t xml:space="preserve">Open bij Landingspagina's de betreffende pagina. Onder</w:t>
+      </w:r>
+      <w:r>
+        <w:rPr>
+          <w:lang w:val="nl"/>
+        </w:rPr>
+        <w:t xml:space="preserve"> </w:t>
+      </w:r>
+      <w:r>
+        <w:rPr>
+          <w:b/>
+          <w:bCs/>
+          <w:lang w:val="nl"/>
+        </w:rPr>
+        <w:t xml:space="preserve">Waar haken mensen af?</w:t>
+      </w:r>
+      <w:r>
+        <w:rPr>
+          <w:lang w:val="nl"/>
+        </w:rPr>
+        <w:t xml:space="preserve"> </w:t>
+      </w:r>
+      <w:r>
+        <w:rPr>
+          <w:lang w:val="nl"/>
+        </w:rPr>
+        <w:t xml:space="preserve">staat van</w:t>
+      </w:r>
+      <w:r>
+        <w:rPr>
+          <w:lang w:val="nl"/>
+        </w:rPr>
+        <w:t xml:space="preserve"> </w:t>
+      </w:r>
+      <w:r>
+        <w:rPr>
+          <w:lang w:val="nl"/>
+        </w:rPr>
+        <w:t xml:space="preserve">bezoek tot verstuurde aanmelding hoeveel mensen elke stap haalden.</w:t>
+      </w:r>
+    </w:p>
+    <w:p>
+      <w:pPr>
+        <w:pStyle w:val="BodyText"/>
+      </w:pPr>
+      <w:r>
+        <w:rPr>
+          <w:b/>
+          <w:bCs/>
+          <w:lang w:val="nl"/>
+        </w:rPr>
         <w:t xml:space="preserve">Ik zie een onderdeel niet in het menu.</w:t>
       </w:r>
       <w:r>
@@ -17914,7 +18619,7 @@
         <w:t xml:space="preserve">voor penningmeester en admin; Logboek, Beheerders en Systeem alleen voor admin.</w:t>
       </w:r>
     </w:p>
-    <w:bookmarkEnd w:id="65"/>
+    <w:bookmarkEnd w:id="66"/>
     <w:sectPr>
       <w:footnotePr>
         <w:numRestart w:val="eachSect"/>
@@ -18472,6 +19177,9 @@
     <w:abstractNumId w:val="991"/>
   </w:num>
   <w:num w:numId="1023">
+    <w:abstractNumId w:val="991"/>
+  </w:num>
+  <w:num w:numId="1024">
     <w:abstractNumId w:val="991"/>
   </w:num>
 </w:numbering>

--- a/docs/handleiding/word/handleiding_beheer.docx
+++ b/docs/handleiding/word/handleiding_beheer.docx
@@ -31537,7 +31537,7 @@
         <w:rPr>
           <w:lang w:val="nl"/>
         </w:rPr>
-        <w:t xml:space="preserve">elke vijf minuten.</w:t>
+        <w:t xml:space="preserve">elk kwartier.</w:t>
       </w:r>
     </w:p>
     <w:bookmarkStart w:id="106" w:name="de-ingebouwde-herinneringen"/>
@@ -36687,19 +36687,19 @@
         <w:rPr>
           <w:lang w:val="nl"/>
         </w:rPr>
-        <w:t xml:space="preserve">, onderaan (admin): zet de cronjob-regel als geplande taak in Plesk</w:t>
-      </w:r>
-      <w:r>
-        <w:rPr>
-          <w:lang w:val="nl"/>
-        </w:rPr>
-        <w:t xml:space="preserve"> </w:t>
-      </w:r>
-      <w:r>
-        <w:rPr>
-          <w:lang w:val="nl"/>
-        </w:rPr>
-        <w:t xml:space="preserve">(elke vijf minuten), of laat de technisch beheerder dat doen.</w:t>
+        <w:t xml:space="preserve">, onderaan (admin): zet de geplande taak in Plesk</w:t>
+      </w:r>
+      <w:r>
+        <w:rPr>
+          <w:lang w:val="nl"/>
+        </w:rPr>
+        <w:t xml:space="preserve"> </w:t>
+      </w:r>
+      <w:r>
+        <w:rPr>
+          <w:lang w:val="nl"/>
+        </w:rPr>
+        <w:t xml:space="preserve">(PHP-script cron/run.php, elke minuut), of laat de technisch beheerder dat doen.</w:t>
       </w:r>
     </w:p>
     <w:p>
@@ -45726,7 +45726,7 @@
               <w:rPr>
                 <w:lang w:val="nl"/>
               </w:rPr>
-              <w:t xml:space="preserve">Wanneer draaiden de automatische taken voor het laatst? Hoort elke vijf minuten. Langer dan 30 minuten is een waarschuwing, langer dan 2 uur een fout: controleer dan de cronjob in Plesk (de regel staat onder Instellingen › Bewaren &amp; opschonen). Een waarschuwing volgt ook als alleen het vangnet bij een bezoek aan het beheer draait en de echte cronjob langer dan 30 minuten stil ligt: dan gebeuren opschonen en opruimen niet.</w:t>
+              <w:t xml:space="preserve">Draaien de drie groepen automatische taken op tijd? Berichten elke minuut, herinneringen en uitnodigen elk kwartier, Authentik en opschonen dagelijks. Ligt een groep stil, dan volgt een waarschuwing en daarna een fout: controleer de geplande taak in Plesk (staat onder Instellingen › Bewaren &amp; opschonen). Er is geen vangnet meer bij een paginabezoek.</w:t>
             </w:r>
           </w:p>
         </w:tc>
@@ -48588,7 +48588,7 @@
         <w:rPr>
           <w:lang w:val="nl"/>
         </w:rPr>
-        <w:t xml:space="preserve">— de automatische taken die elke vijf minuten draaien: de wachtrij, herinneringen, geplande berichten, automatisch uitnodigen en één keer per dag het opschonen. Draait de cron van de hoster niet, dan springt het systeem hooguit één keer per uur bij als een beheerder een scherm opent, maar dan zonder het opschonen en de Authentik-synchronisatie.</w:t>
+        <w:t xml:space="preserve">— de automatische taken, via één geplande taak in Plesk die elke minuut draait: berichten en AI elke minuut, herinneringen, geplande berichten en automatisch uitnodigen elk kwartier, en één keer per dag de Authentik-synchronisatie en het opschonen. Draait de geplande taak niet, dan gebeurt er niets van dit alles: een bezoek aan het beheer of portaal vangt het niet meer op.</w:t>
       </w:r>
     </w:p>
     <w:p>

--- a/docs/handleiding/word/handleiding_beheer.docx
+++ b/docs/handleiding/word/handleiding_beheer.docx
@@ -5804,7 +5804,7 @@
               <w:rPr>
                 <w:lang w:val="nl"/>
               </w:rPr>
-              <w:t xml:space="preserve">Per kandidaat afvinken wie er is en observaties noteren (bestuur en begeleiders).</w:t>
+              <w:t xml:space="preserve">Tablet klaarzetten (toegangscode en pincode) en nalopen wie er komt.</w:t>
             </w:r>
           </w:p>
         </w:tc>
@@ -5818,126 +5818,7 @@
               <w:rPr>
                 <w:lang w:val="nl"/>
               </w:rPr>
-              <w:t xml:space="preserve">Tikken is opslaan; er gaat geen bericht uit.</w:t>
-            </w:r>
-          </w:p>
-        </w:tc>
-        <w:tc>
-          <w:tcPr/>
-          <w:p>
-            <w:pPr>
-              <w:pStyle w:val="Compact"/>
-            </w:pPr>
-            <w:hyperlink w:anchor="trainingsweekend">
-              <w:r>
-                <w:rPr>
-                  <w:rStyle w:val="Hyperlink"/>
-                  <w:lang w:val="nl"/>
-                </w:rPr>
-                <w:t xml:space="preserve">Trainingsweekend</w:t>
-              </w:r>
-            </w:hyperlink>
-          </w:p>
-        </w:tc>
-      </w:tr>
-    </w:tbl>
-    <w:bookmarkEnd w:id="22"/>
-    <w:bookmarkStart w:id="23" w:name="moment-7-aannemen"/>
-    <w:p>
-      <w:pPr>
-        <w:pStyle w:val="Heading2"/>
-      </w:pPr>
-      <w:r>
-        <w:rPr>
-          <w:lang w:val="nl"/>
-        </w:rPr>
-        <w:t xml:space="preserve">Moment 7: aannemen</w:t>
-      </w:r>
-    </w:p>
-    <w:tbl>
-      <w:tblPr>
-        <w:tblStyle w:val="Table"/>
-        <w:tblW w:type="auto" w:w="0"/>
-        <w:tblLook w:firstRow="1" w:lastRow="0" w:firstColumn="0" w:lastColumn="0" w:noHBand="0" w:noVBand="0" w:val="0020"/>
-      </w:tblPr>
-      <w:tblGrid>
-        <w:gridCol w:w="2640"/>
-        <w:gridCol w:w="2640"/>
-        <w:gridCol w:w="2640"/>
-      </w:tblGrid>
-      <w:tr>
-        <w:trPr>
-          <w:tblHeader w:val="on"/>
-        </w:trPr>
-        <w:tc>
-          <w:tcPr/>
-          <w:p>
-            <w:pPr>
-              <w:pStyle w:val="Compact"/>
-            </w:pPr>
-            <w:r>
-              <w:rPr>
-                <w:lang w:val="nl"/>
-              </w:rPr>
-              <w:t xml:space="preserve">Wat jij doet</w:t>
-            </w:r>
-          </w:p>
-        </w:tc>
-        <w:tc>
-          <w:tcPr/>
-          <w:p>
-            <w:pPr>
-              <w:pStyle w:val="Compact"/>
-            </w:pPr>
-            <w:r>
-              <w:rPr>
-                <w:lang w:val="nl"/>
-              </w:rPr>
-              <w:t xml:space="preserve">Wat het systeem doet</w:t>
-            </w:r>
-          </w:p>
-        </w:tc>
-        <w:tc>
-          <w:tcPr/>
-          <w:p>
-            <w:pPr>
-              <w:pStyle w:val="Compact"/>
-            </w:pPr>
-            <w:r>
-              <w:rPr>
-                <w:lang w:val="nl"/>
-              </w:rPr>
-              <w:t xml:space="preserve">Scherm</w:t>
-            </w:r>
-          </w:p>
-        </w:tc>
-      </w:tr>
-      <w:tr>
-        <w:tc>
-          <w:tcPr/>
-          <w:p>
-            <w:pPr>
-              <w:pStyle w:val="Compact"/>
-            </w:pPr>
-            <w:r>
-              <w:rPr>
-                <w:lang w:val="nl"/>
-              </w:rPr>
-              <w:t xml:space="preserve">Per kandidaat een besluit vastleggen (Aannemen, Twijfel, Afwijzen) en daarna in één keer doorvoeren.</w:t>
-            </w:r>
-          </w:p>
-        </w:tc>
-        <w:tc>
-          <w:tcPr/>
-          <w:p>
-            <w:pPr>
-              <w:pStyle w:val="Compact"/>
-            </w:pPr>
-            <w:r>
-              <w:rPr>
-                <w:lang w:val="nl"/>
-              </w:rPr>
-              <w:t xml:space="preserve">Aangenomen: het kennismakingspakket gaat klaar in het portaal (upload identiteitsbewijs en bankpas, loonheffingsformulier, inschrijving als lid als er nog geen verenigingsaccount is, huisregels, verenigingsaccount) en de mail "Welkom: aangenomen" gaat uit. Afgewezen: zoals bij moment 5.</w:t>
+              <w:t xml:space="preserve">Sollicitanten checken zelf in; dat zet de fase op TW geweest.</w:t>
             </w:r>
           </w:p>
         </w:tc>
@@ -5970,7 +5851,173 @@
               <w:rPr>
                 <w:lang w:val="nl"/>
               </w:rPr>
-              <w:t xml:space="preserve">Twijfelgevallen bellen en daarna het besluit omzetten.</w:t>
+              <w:t xml:space="preserve">Observaties noteren op je telefoon (bestuur en begeleiders).</w:t>
+            </w:r>
+          </w:p>
+        </w:tc>
+        <w:tc>
+          <w:tcPr/>
+          <w:p>
+            <w:pPr>
+              <w:pStyle w:val="Compact"/>
+            </w:pPr>
+            <w:r>
+              <w:rPr>
+                <w:lang w:val="nl"/>
+              </w:rPr>
+              <w:t xml:space="preserve">Tikken is opslaan; er gaat geen bericht uit.</w:t>
+            </w:r>
+          </w:p>
+        </w:tc>
+        <w:tc>
+          <w:tcPr/>
+          <w:p>
+            <w:pPr>
+              <w:pStyle w:val="Compact"/>
+            </w:pPr>
+            <w:hyperlink w:anchor="trainingsweekend">
+              <w:r>
+                <w:rPr>
+                  <w:rStyle w:val="Hyperlink"/>
+                  <w:lang w:val="nl"/>
+                </w:rPr>
+                <w:t xml:space="preserve">Trainingsweekend</w:t>
+              </w:r>
+            </w:hyperlink>
+          </w:p>
+        </w:tc>
+      </w:tr>
+    </w:tbl>
+    <w:bookmarkEnd w:id="22"/>
+    <w:bookmarkStart w:id="23" w:name="moment-7-aannemen"/>
+    <w:p>
+      <w:pPr>
+        <w:pStyle w:val="Heading2"/>
+      </w:pPr>
+      <w:r>
+        <w:rPr>
+          <w:lang w:val="nl"/>
+        </w:rPr>
+        <w:t xml:space="preserve">Moment 7: aannemen</w:t>
+      </w:r>
+    </w:p>
+    <w:tbl>
+      <w:tblPr>
+        <w:tblStyle w:val="Table"/>
+        <w:tblW w:type="auto" w:w="0"/>
+        <w:tblLook w:firstRow="1" w:lastRow="0" w:firstColumn="0" w:lastColumn="0" w:noHBand="0" w:noVBand="0" w:val="0020"/>
+      </w:tblPr>
+      <w:tblGrid>
+        <w:gridCol w:w="2640"/>
+        <w:gridCol w:w="2640"/>
+        <w:gridCol w:w="2640"/>
+      </w:tblGrid>
+      <w:tr>
+        <w:trPr>
+          <w:tblHeader w:val="on"/>
+        </w:trPr>
+        <w:tc>
+          <w:tcPr/>
+          <w:p>
+            <w:pPr>
+              <w:pStyle w:val="Compact"/>
+            </w:pPr>
+            <w:r>
+              <w:rPr>
+                <w:lang w:val="nl"/>
+              </w:rPr>
+              <w:t xml:space="preserve">Wat jij doet</w:t>
+            </w:r>
+          </w:p>
+        </w:tc>
+        <w:tc>
+          <w:tcPr/>
+          <w:p>
+            <w:pPr>
+              <w:pStyle w:val="Compact"/>
+            </w:pPr>
+            <w:r>
+              <w:rPr>
+                <w:lang w:val="nl"/>
+              </w:rPr>
+              <w:t xml:space="preserve">Wat het systeem doet</w:t>
+            </w:r>
+          </w:p>
+        </w:tc>
+        <w:tc>
+          <w:tcPr/>
+          <w:p>
+            <w:pPr>
+              <w:pStyle w:val="Compact"/>
+            </w:pPr>
+            <w:r>
+              <w:rPr>
+                <w:lang w:val="nl"/>
+              </w:rPr>
+              <w:t xml:space="preserve">Scherm</w:t>
+            </w:r>
+          </w:p>
+        </w:tc>
+      </w:tr>
+      <w:tr>
+        <w:tc>
+          <w:tcPr/>
+          <w:p>
+            <w:pPr>
+              <w:pStyle w:val="Compact"/>
+            </w:pPr>
+            <w:r>
+              <w:rPr>
+                <w:lang w:val="nl"/>
+              </w:rPr>
+              <w:t xml:space="preserve">In het gesprek met het bestuur per kandidaat de inzet afspreken en een besluit vastleggen (Aannemen, Twijfel, Afwijzen), met een bericht aan de sollicitant. Het gaat meteen door.</w:t>
+            </w:r>
+          </w:p>
+        </w:tc>
+        <w:tc>
+          <w:tcPr/>
+          <w:p>
+            <w:pPr>
+              <w:pStyle w:val="Compact"/>
+            </w:pPr>
+            <w:r>
+              <w:rPr>
+                <w:lang w:val="nl"/>
+              </w:rPr>
+              <w:t xml:space="preserve">Aangenomen: het kennismakingspakket gaat klaar in het portaal (upload identiteitsbewijs en bankpas, loonheffingsformulier, inschrijving als lid als er nog geen verenigingsaccount is, huisregels, verenigingsaccount) en de mail "Welkom: aangenomen" gaat uit. Afgewezen: zoals bij moment 5.</w:t>
+            </w:r>
+          </w:p>
+        </w:tc>
+        <w:tc>
+          <w:tcPr/>
+          <w:p>
+            <w:pPr>
+              <w:pStyle w:val="Compact"/>
+            </w:pPr>
+            <w:hyperlink w:anchor="trainingsweekend">
+              <w:r>
+                <w:rPr>
+                  <w:rStyle w:val="Hyperlink"/>
+                  <w:lang w:val="nl"/>
+                </w:rPr>
+                <w:t xml:space="preserve">Trainingsweekend</w:t>
+              </w:r>
+            </w:hyperlink>
+          </w:p>
+        </w:tc>
+      </w:tr>
+      <w:tr>
+        <w:tc>
+          <w:tcPr/>
+          <w:p>
+            <w:pPr>
+              <w:pStyle w:val="Compact"/>
+            </w:pPr>
+            <w:r>
+              <w:rPr>
+                <w:lang w:val="nl"/>
+              </w:rPr>
+              <w:t xml:space="preserve">Twijfelgevallen bellen en daarna het gesprek opnieuw openen en het besluit vastleggen.</w:t>
             </w:r>
           </w:p>
         </w:tc>
@@ -5995,6 +6042,53 @@
                   <w:lang w:val="nl"/>
                 </w:rPr>
                 <w:t xml:space="preserve">Trainingsweekend</w:t>
+              </w:r>
+            </w:hyperlink>
+          </w:p>
+        </w:tc>
+      </w:tr>
+      <w:tr>
+        <w:tc>
+          <w:tcPr/>
+          <w:p>
+            <w:pPr>
+              <w:pStyle w:val="Compact"/>
+            </w:pPr>
+            <w:r>
+              <w:rPr>
+                <w:lang w:val="nl"/>
+              </w:rPr>
+              <w:t xml:space="preserve">Na het weekend de loonplanning definitief maken.</w:t>
+            </w:r>
+          </w:p>
+        </w:tc>
+        <w:tc>
+          <w:tcPr/>
+          <w:p>
+            <w:pPr>
+              <w:pStyle w:val="Compact"/>
+            </w:pPr>
+            <w:r>
+              <w:rPr>
+                <w:lang w:val="nl"/>
+              </w:rPr>
+              <w:t xml:space="preserve">Pas dan ziet de sollicitant de afgesproken inzet.</w:t>
+            </w:r>
+          </w:p>
+        </w:tc>
+        <w:tc>
+          <w:tcPr/>
+          <w:p>
+            <w:pPr>
+              <w:pStyle w:val="Compact"/>
+            </w:pPr>
+            <w:hyperlink w:anchor="beschikbaarheid-dekking-en-loonplanning">
+              <w:r>
+                <w:rPr>
+                  <w:rStyle w:val="Hyperlink"/>
+                  <w:lang w:val="nl"/>
+                </w:rPr>
+                <w:t xml:space="preserve">Beschikbaarheid, dekking en loonplanning</w:t>
               </w:r>
             </w:hyperlink>
           </w:p>
@@ -22088,7 +22182,7 @@
     </w:p>
     <w:bookmarkEnd w:id="76"/>
     <w:bookmarkEnd w:id="77"/>
-    <w:bookmarkStart w:id="80" w:name="trainingsweekend"/>
+    <w:bookmarkStart w:id="82" w:name="trainingsweekend"/>
     <w:p>
       <w:pPr>
         <w:pStyle w:val="Heading1"/>
@@ -22122,7 +22216,19 @@
         <w:rPr>
           <w:lang w:val="nl"/>
         </w:rPr>
-        <w:t xml:space="preserve">Kandidaten › Trainingsweekend, met de standen Het weekend en Besluit.</w:t>
+        <w:t xml:space="preserve">Kandidaten › Trainingsweekend, met vier stappen: Voorbereiden, Inchecken, Beoordelen en</w:t>
+      </w:r>
+      <w:r>
+        <w:rPr>
+          <w:lang w:val="nl"/>
+        </w:rPr>
+        <w:t xml:space="preserve"> </w:t>
+      </w:r>
+      <w:r>
+        <w:rPr>
+          <w:lang w:val="nl"/>
+        </w:rPr>
+        <w:t xml:space="preserve">Gesprekken.</w:t>
       </w:r>
       <w:r>
         <w:br/>
@@ -22145,7 +22251,7 @@
         <w:rPr>
           <w:lang w:val="nl"/>
         </w:rPr>
-        <w:t xml:space="preserve">Het weekend: bestuur, beheerder en begeleiders. Besluit: alleen bestuur en beheerder.</w:t>
+        <w:t xml:space="preserve">de eerste drie: bestuur, beheerder en begeleiders. Gesprekken: alleen bestuur en beheerder.</w:t>
       </w:r>
     </w:p>
     <w:p>
@@ -22170,43 +22276,43 @@
         <w:rPr>
           <w:lang w:val="nl"/>
         </w:rPr>
-        <w:t xml:space="preserve">tijdens het weekend vink je op je telefoon per kandidaat aan wie er is en</w:t>
-      </w:r>
-      <w:r>
-        <w:rPr>
-          <w:lang w:val="nl"/>
-        </w:rPr>
-        <w:t xml:space="preserve"> </w:t>
-      </w:r>
-      <w:r>
-        <w:rPr>
-          <w:lang w:val="nl"/>
-        </w:rPr>
-        <w:t xml:space="preserve">schrijf je op wat opvalt; tikken is opslaan en er gaat niets de deur uit. Na afloop leg je aan</w:t>
-      </w:r>
-      <w:r>
-        <w:rPr>
-          <w:lang w:val="nl"/>
-        </w:rPr>
-        <w:t xml:space="preserve"> </w:t>
-      </w:r>
-      <w:r>
-        <w:rPr>
-          <w:lang w:val="nl"/>
-        </w:rPr>
-        <w:t xml:space="preserve">tafel per kandidaat een besluit vast. Pas als je doorvoert verandert de fase en gaat het bericht</w:t>
-      </w:r>
-      <w:r>
-        <w:rPr>
-          <w:lang w:val="nl"/>
-        </w:rPr>
-        <w:t xml:space="preserve"> </w:t>
-      </w:r>
-      <w:r>
-        <w:rPr>
-          <w:lang w:val="nl"/>
-        </w:rPr>
-        <w:t xml:space="preserve">uit. Twijfel blijft staan: daar bel je zelf over.</w:t>
+        <w:t xml:space="preserve">vooraf zie je wie er komt. Op het weekend checken sollicitanten zelf in op een</w:t>
+      </w:r>
+      <w:r>
+        <w:rPr>
+          <w:lang w:val="nl"/>
+        </w:rPr>
+        <w:t xml:space="preserve"> </w:t>
+      </w:r>
+      <w:r>
+        <w:rPr>
+          <w:lang w:val="nl"/>
+        </w:rPr>
+        <w:t xml:space="preserve">tablet, en schrijven begeleiders op hun telefoon op wat opvalt. Daarna heeft iedereen een gesprek</w:t>
+      </w:r>
+      <w:r>
+        <w:rPr>
+          <w:lang w:val="nl"/>
+        </w:rPr>
+        <w:t xml:space="preserve"> </w:t>
+      </w:r>
+      <w:r>
+        <w:rPr>
+          <w:lang w:val="nl"/>
+        </w:rPr>
+        <w:t xml:space="preserve">met het bestuur, met alle informatie bij elkaar. Aannemen of afwijzen gaat in dat gesprek meteen</w:t>
+      </w:r>
+      <w:r>
+        <w:rPr>
+          <w:lang w:val="nl"/>
+        </w:rPr>
+        <w:t xml:space="preserve"> </w:t>
+      </w:r>
+      <w:r>
+        <w:rPr>
+          <w:lang w:val="nl"/>
+        </w:rPr>
+        <w:t xml:space="preserve">door, met jullie eigen bericht in de mail. Twijfel blijft staan.</w:t>
       </w:r>
     </w:p>
     <w:p>
@@ -22229,22 +22335,22 @@
         <w:rPr>
           <w:lang w:val="nl"/>
         </w:rPr>
-        <w:t xml:space="preserve">al is doorgevoerd. Naast de titel staat de periode van het weekend. Is er nog niemand, dan staat er</w:t>
-      </w:r>
-      <w:r>
-        <w:rPr>
-          <w:lang w:val="nl"/>
-        </w:rPr>
-        <w:t xml:space="preserve"> </w:t>
-      </w:r>
-      <w:r>
-        <w:rPr>
-          <w:lang w:val="nl"/>
-        </w:rPr>
-        <w:t xml:space="preserve">"Nog niemand uitgenodigd".</w:t>
-      </w:r>
-    </w:p>
-    <w:bookmarkStart w:id="78" w:name="stand-1-het-weekend"/>
+        <w:t xml:space="preserve">al is doorgevoerd. Naast de titel staat de periode van het weekend. Vóór het weekend opent het</w:t>
+      </w:r>
+      <w:r>
+        <w:rPr>
+          <w:lang w:val="nl"/>
+        </w:rPr>
+        <w:t xml:space="preserve"> </w:t>
+      </w:r>
+      <w:r>
+        <w:rPr>
+          <w:lang w:val="nl"/>
+        </w:rPr>
+        <w:t xml:space="preserve">scherm op Voorbereiden, daarna op Beoordelen.</w:t>
+      </w:r>
+    </w:p>
+    <w:bookmarkStart w:id="78" w:name="stap-1-voorbereiden"/>
     <w:p>
       <w:pPr>
         <w:pStyle w:val="Heading2"/>
@@ -22253,7 +22359,7 @@
         <w:rPr>
           <w:lang w:val="nl"/>
         </w:rPr>
-        <w:t xml:space="preserve">Stand 1: het weekend</w:t>
+        <w:t xml:space="preserve">Stap 1: voorbereiden</w:t>
       </w:r>
     </w:p>
     <w:p>
@@ -22264,31 +22370,19 @@
         <w:rPr>
           <w:lang w:val="nl"/>
         </w:rPr>
-        <w:t xml:space="preserve">Links de lijst met "x uitgenodigd", "x aanwezig", een voortgangsbalk en "x nog niet afgevinkt".</w:t>
-      </w:r>
-      <w:r>
-        <w:rPr>
-          <w:lang w:val="nl"/>
-        </w:rPr>
-        <w:t xml:space="preserve"> </w:t>
-      </w:r>
-      <w:r>
-        <w:rPr>
-          <w:lang w:val="nl"/>
-        </w:rPr>
-        <w:t xml:space="preserve">Per kandidaat staat "aanwezig", "niet gekomen" (met reden) of "nog niet afgevinkt", en het aantal</w:t>
-      </w:r>
-      <w:r>
-        <w:rPr>
-          <w:lang w:val="nl"/>
-        </w:rPr>
-        <w:t xml:space="preserve"> </w:t>
-      </w:r>
-      <w:r>
-        <w:rPr>
-          <w:lang w:val="nl"/>
-        </w:rPr>
-        <w:t xml:space="preserve">observaties.</w:t>
+        <w:t xml:space="preserve">Bovenaan hoeveel mensen komen, hoeveel niet kunnen en van hoeveel het nog niet bekend is, en hoeveel</w:t>
+      </w:r>
+      <w:r>
+        <w:rPr>
+          <w:lang w:val="nl"/>
+        </w:rPr>
+        <w:t xml:space="preserve"> </w:t>
+      </w:r>
+      <w:r>
+        <w:rPr>
+          <w:lang w:val="nl"/>
+        </w:rPr>
+        <w:t xml:space="preserve">er nog geen beschikbaarheid hebben opgegeven. Die heb je nodig voor het gesprek.</w:t>
       </w:r>
     </w:p>
     <w:p>
@@ -22301,9 +22395,59 @@
       </w:pPr>
       <w:r>
         <w:rPr>
-          <w:lang w:val="nl"/>
-        </w:rPr>
-        <w:t xml:space="preserve">Tik een kandidaat aan.</w:t>
+          <w:b/>
+          <w:bCs/>
+          <w:lang w:val="nl"/>
+        </w:rPr>
+        <w:t xml:space="preserve">Komt?</w:t>
+      </w:r>
+      <w:r>
+        <w:rPr>
+          <w:lang w:val="nl"/>
+        </w:rPr>
+        <w:t xml:space="preserve"> </w:t>
+      </w:r>
+      <w:r>
+        <w:rPr>
+          <w:lang w:val="nl"/>
+        </w:rPr>
+        <w:t xml:space="preserve">Dit vult de sollicitant zelf in het portaal in ("Kom je?"). Heb je iemand gebeld (ook</w:t>
+      </w:r>
+      <w:r>
+        <w:rPr>
+          <w:lang w:val="nl"/>
+        </w:rPr>
+        <w:t xml:space="preserve"> </w:t>
+      </w:r>
+      <w:r>
+        <w:rPr>
+          <w:lang w:val="nl"/>
+        </w:rPr>
+        <w:t xml:space="preserve">na de selectiedag vanuit de bellijst), vul het dan hier in. Bij "Kan niet" is een reden verplicht.</w:t>
+      </w:r>
+      <w:r>
+        <w:rPr>
+          <w:lang w:val="nl"/>
+        </w:rPr>
+        <w:t xml:space="preserve"> </w:t>
+      </w:r>
+      <w:r>
+        <w:rPr>
+          <w:lang w:val="nl"/>
+        </w:rPr>
+        <w:t xml:space="preserve">Kan iemand niet, dan verandert de fase niet: het bestuur beslist op Vandaag of die persoon afhaakt</w:t>
+      </w:r>
+      <w:r>
+        <w:rPr>
+          <w:lang w:val="nl"/>
+        </w:rPr>
+        <w:t xml:space="preserve"> </w:t>
+      </w:r>
+      <w:r>
+        <w:rPr>
+          <w:lang w:val="nl"/>
+        </w:rPr>
+        <w:t xml:space="preserve">of een uitzondering krijgt.</w:t>
       </w:r>
     </w:p>
     <w:p>
@@ -22316,9 +22460,94 @@
       </w:pPr>
       <w:r>
         <w:rPr>
-          <w:lang w:val="nl"/>
-        </w:rPr>
-        <w:t xml:space="preserve">Bij "Is ... er?" tik je</w:t>
+          <w:b/>
+          <w:bCs/>
+          <w:lang w:val="nl"/>
+        </w:rPr>
+        <w:t xml:space="preserve">Tablet bij de ingang</w:t>
+      </w:r>
+      <w:r>
+        <w:rPr>
+          <w:lang w:val="nl"/>
+        </w:rPr>
+        <w:t xml:space="preserve"> </w:t>
+      </w:r>
+      <w:r>
+        <w:rPr>
+          <w:lang w:val="nl"/>
+        </w:rPr>
+        <w:t xml:space="preserve">(bestuur). Maak een toegangscode aan, kopieer de tablet-link en open die</w:t>
+      </w:r>
+      <w:r>
+        <w:rPr>
+          <w:lang w:val="nl"/>
+        </w:rPr>
+        <w:t xml:space="preserve"> </w:t>
+      </w:r>
+      <w:r>
+        <w:rPr>
+          <w:lang w:val="nl"/>
+        </w:rPr>
+        <w:t xml:space="preserve">op de tablet. Stel ook een pincode in: daarmee kan iemand van de organisatie op de tablet zelf het</w:t>
+      </w:r>
+      <w:r>
+        <w:rPr>
+          <w:lang w:val="nl"/>
+        </w:rPr>
+        <w:t xml:space="preserve"> </w:t>
+      </w:r>
+      <w:r>
+        <w:rPr>
+          <w:lang w:val="nl"/>
+        </w:rPr>
+        <w:t xml:space="preserve">inchecken afsluiten. Een nieuwe code maakt de oude links ongeldig.</w:t>
+      </w:r>
+    </w:p>
+    <w:bookmarkEnd w:id="78"/>
+    <w:bookmarkStart w:id="79" w:name="stap-2-inchecken-1"/>
+    <w:p>
+      <w:pPr>
+        <w:pStyle w:val="Heading2"/>
+      </w:pPr>
+      <w:r>
+        <w:rPr>
+          <w:lang w:val="nl"/>
+        </w:rPr>
+        <w:t xml:space="preserve">Stap 2: inchecken</w:t>
+      </w:r>
+    </w:p>
+    <w:p>
+      <w:pPr>
+        <w:pStyle w:val="FirstParagraph"/>
+      </w:pPr>
+      <w:r>
+        <w:rPr>
+          <w:lang w:val="nl"/>
+        </w:rPr>
+        <w:t xml:space="preserve">Op de tablet typt de sollicitant minstens drie letters van de naam en tikt op zichzelf (met foto).</w:t>
+      </w:r>
+      <w:r>
+        <w:rPr>
+          <w:lang w:val="nl"/>
+        </w:rPr>
+        <w:t xml:space="preserve"> </w:t>
+      </w:r>
+      <w:r>
+        <w:rPr>
+          <w:lang w:val="nl"/>
+        </w:rPr>
+        <w:t xml:space="preserve">Er staat nooit een volledige lijst op de tablet. Inchecken zet de fase op TW geweest.</w:t>
+      </w:r>
+    </w:p>
+    <w:p>
+      <w:pPr>
+        <w:pStyle w:val="BodyText"/>
+      </w:pPr>
+      <w:r>
+        <w:rPr>
+          <w:lang w:val="nl"/>
+        </w:rPr>
+        <w:t xml:space="preserve">Lukt de tablet niet, dan vink je hier af:</w:t>
       </w:r>
       <w:r>
         <w:rPr>
@@ -22338,78 +22567,131 @@
         <w:rPr>
           <w:lang w:val="nl"/>
         </w:rPr>
-        <w:t xml:space="preserve">, of</w:t>
-      </w:r>
-      <w:r>
-        <w:rPr>
-          <w:lang w:val="nl"/>
-        </w:rPr>
-        <w:t xml:space="preserve"> </w:t>
-      </w:r>
-      <w:r>
-        <w:rPr>
-          <w:b/>
-          <w:bCs/>
-          <w:lang w:val="nl"/>
-        </w:rPr>
-        <w:t xml:space="preserve">Niet gekomen</w:t>
-      </w:r>
-      <w:r>
-        <w:rPr>
-          <w:lang w:val="nl"/>
-        </w:rPr>
-        <w:t xml:space="preserve">. Bij niet gekomen vraagt het systeem</w:t>
-      </w:r>
-      <w:r>
-        <w:rPr>
-          <w:lang w:val="nl"/>
-        </w:rPr>
-        <w:t xml:space="preserve"> </w:t>
-      </w:r>
-      <w:r>
-        <w:rPr>
-          <w:lang w:val="nl"/>
-        </w:rPr>
-        <w:t xml:space="preserve">waarom ("Niet gekomen — waarom?"). Die reden is verplicht, bijvoorbeeld "ziek" of "niet komen</w:t>
-      </w:r>
-      <w:r>
-        <w:rPr>
-          <w:lang w:val="nl"/>
-        </w:rPr>
-        <w:t xml:space="preserve"> </w:t>
-      </w:r>
-      <w:r>
-        <w:rPr>
-          <w:lang w:val="nl"/>
-        </w:rPr>
-        <w:t xml:space="preserve">opdagen", zodat het bestuur dat verschil bij het besluit ziet. Laat je hem leeg, dan vraagt het</w:t>
-      </w:r>
-      <w:r>
-        <w:rPr>
-          <w:lang w:val="nl"/>
-        </w:rPr>
-        <w:t xml:space="preserve"> </w:t>
-      </w:r>
-      <w:r>
-        <w:rPr>
-          <w:lang w:val="nl"/>
-        </w:rPr>
-        <w:t xml:space="preserve">systeem opnieuw.</w:t>
-      </w:r>
-    </w:p>
-    <w:p>
-      <w:pPr>
-        <w:pStyle w:val="Compact"/>
-        <w:numPr>
-          <w:ilvl w:val="0"/>
-          <w:numId w:val="1051"/>
-        </w:numPr>
-      </w:pPr>
-      <w:r>
-        <w:rPr>
-          <w:lang w:val="nl"/>
-        </w:rPr>
-        <w:t xml:space="preserve">Onder "Wat valt op?" kies je</w:t>
+        <w:t xml:space="preserve">,</w:t>
+      </w:r>
+      <w:r>
+        <w:rPr>
+          <w:lang w:val="nl"/>
+        </w:rPr>
+        <w:t xml:space="preserve"> </w:t>
+      </w:r>
+      <w:r>
+        <w:rPr>
+          <w:b/>
+          <w:bCs/>
+          <w:lang w:val="nl"/>
+        </w:rPr>
+        <w:t xml:space="preserve">Niet</w:t>
+      </w:r>
+      <w:r>
+        <w:rPr>
+          <w:lang w:val="nl"/>
+        </w:rPr>
+        <w:t xml:space="preserve"> </w:t>
+      </w:r>
+      <w:r>
+        <w:rPr>
+          <w:lang w:val="nl"/>
+        </w:rPr>
+        <w:t xml:space="preserve">of</w:t>
+      </w:r>
+      <w:r>
+        <w:rPr>
+          <w:lang w:val="nl"/>
+        </w:rPr>
+        <w:t xml:space="preserve"> </w:t>
+      </w:r>
+      <w:r>
+        <w:rPr>
+          <w:b/>
+          <w:bCs/>
+          <w:lang w:val="nl"/>
+        </w:rPr>
+        <w:t xml:space="preserve">Ongedaan</w:t>
+      </w:r>
+      <w:r>
+        <w:rPr>
+          <w:lang w:val="nl"/>
+        </w:rPr>
+        <w:t xml:space="preserve">. Met</w:t>
+      </w:r>
+      <w:r>
+        <w:rPr>
+          <w:lang w:val="nl"/>
+        </w:rPr>
+        <w:t xml:space="preserve"> </w:t>
+      </w:r>
+      <w:r>
+        <w:rPr>
+          <w:b/>
+          <w:bCs/>
+          <w:lang w:val="nl"/>
+        </w:rPr>
+        <w:t xml:space="preserve">Inchecken</w:t>
+      </w:r>
+      <w:r>
+        <w:rPr>
+          <w:b/>
+          <w:bCs/>
+          <w:lang w:val="nl"/>
+        </w:rPr>
+        <w:t xml:space="preserve"> </w:t>
+      </w:r>
+      <w:r>
+        <w:rPr>
+          <w:b/>
+          <w:bCs/>
+          <w:lang w:val="nl"/>
+        </w:rPr>
+        <w:t xml:space="preserve">afsluiten</w:t>
+      </w:r>
+      <w:r>
+        <w:rPr>
+          <w:lang w:val="nl"/>
+        </w:rPr>
+        <w:t xml:space="preserve"> </w:t>
+      </w:r>
+      <w:r>
+        <w:rPr>
+          <w:lang w:val="nl"/>
+        </w:rPr>
+        <w:t xml:space="preserve">(of de pincode op de tablet) komt iedereen die nog niet is ingecheckt op "niet</w:t>
+      </w:r>
+      <w:r>
+        <w:rPr>
+          <w:lang w:val="nl"/>
+        </w:rPr>
+        <w:t xml:space="preserve"> </w:t>
+      </w:r>
+      <w:r>
+        <w:rPr>
+          <w:lang w:val="nl"/>
+        </w:rPr>
+        <w:t xml:space="preserve">verschenen". Er sluit niets vanzelf af, en een laatkomer check je daarna gewoon nog in.</w:t>
+      </w:r>
+    </w:p>
+    <w:bookmarkEnd w:id="79"/>
+    <w:bookmarkStart w:id="80" w:name="stap-3-beoordelen-1"/>
+    <w:p>
+      <w:pPr>
+        <w:pStyle w:val="Heading2"/>
+      </w:pPr>
+      <w:r>
+        <w:rPr>
+          <w:lang w:val="nl"/>
+        </w:rPr>
+        <w:t xml:space="preserve">Stap 3: beoordelen</w:t>
+      </w:r>
+    </w:p>
+    <w:p>
+      <w:pPr>
+        <w:pStyle w:val="FirstParagraph"/>
+      </w:pPr>
+      <w:r>
+        <w:rPr>
+          <w:lang w:val="nl"/>
+        </w:rPr>
+        <w:t xml:space="preserve">Op je telefoon. Tik een naam aan (met foto). Kies onder "Wat valt op?"</w:t>
       </w:r>
       <w:r>
         <w:rPr>
@@ -22475,19 +22757,7 @@
         <w:rPr>
           <w:lang w:val="nl"/>
         </w:rPr>
-        <w:t xml:space="preserve">, typ je de observatie en</w:t>
-      </w:r>
-      <w:r>
-        <w:rPr>
-          <w:lang w:val="nl"/>
-        </w:rPr>
-        <w:t xml:space="preserve"> </w:t>
-      </w:r>
-      <w:r>
-        <w:rPr>
-          <w:lang w:val="nl"/>
-        </w:rPr>
-        <w:t xml:space="preserve">tik je op</w:t>
+        <w:t xml:space="preserve">, typ wat je zag en tik op</w:t>
       </w:r>
       <w:r>
         <w:rPr>
@@ -22507,92 +22777,124 @@
         <w:rPr>
           <w:lang w:val="nl"/>
         </w:rPr>
-        <w:t xml:space="preserve">. De sollicitant ziet observaties niet. Je eigen observaties kun</w:t>
-      </w:r>
-      <w:r>
-        <w:rPr>
-          <w:lang w:val="nl"/>
-        </w:rPr>
-        <w:t xml:space="preserve"> </w:t>
-      </w:r>
-      <w:r>
-        <w:rPr>
-          <w:lang w:val="nl"/>
-        </w:rPr>
-        <w:t xml:space="preserve">je verwijderen; die van anderen blijven staan.</w:t>
-      </w:r>
-    </w:p>
-    <w:p>
-      <w:pPr>
-        <w:pStyle w:val="Compact"/>
-        <w:numPr>
-          <w:ilvl w:val="0"/>
-          <w:numId w:val="1051"/>
-        </w:numPr>
-      </w:pPr>
-      <w:r>
-        <w:rPr>
-          <w:lang w:val="nl"/>
-        </w:rPr>
-        <w:t xml:space="preserve">Ga verder met</w:t>
-      </w:r>
-      <w:r>
-        <w:rPr>
-          <w:lang w:val="nl"/>
-        </w:rPr>
-        <w:t xml:space="preserve"> </w:t>
-      </w:r>
-      <w:r>
-        <w:rPr>
-          <w:b/>
-          <w:bCs/>
-          <w:lang w:val="nl"/>
-        </w:rPr>
-        <w:t xml:space="preserve">Volgende: naam</w:t>
-      </w:r>
-      <w:r>
-        <w:rPr>
-          <w:lang w:val="nl"/>
-        </w:rPr>
-        <w:t xml:space="preserve">. Bij de laatste kandidaat brengt</w:t>
-      </w:r>
-      <w:r>
-        <w:rPr>
-          <w:lang w:val="nl"/>
-        </w:rPr>
-        <w:t xml:space="preserve"> </w:t>
-      </w:r>
-      <w:r>
-        <w:rPr>
-          <w:b/>
-          <w:bCs/>
-          <w:lang w:val="nl"/>
-        </w:rPr>
-        <w:t xml:space="preserve">Naar het besluit</w:t>
-      </w:r>
-      <w:r>
-        <w:rPr>
-          <w:lang w:val="nl"/>
-        </w:rPr>
-        <w:t xml:space="preserve"> </w:t>
-      </w:r>
-      <w:r>
-        <w:rPr>
-          <w:lang w:val="nl"/>
-        </w:rPr>
-        <w:t xml:space="preserve">het</w:t>
-      </w:r>
-      <w:r>
-        <w:rPr>
-          <w:lang w:val="nl"/>
-        </w:rPr>
-        <w:t xml:space="preserve"> </w:t>
-      </w:r>
-      <w:r>
-        <w:rPr>
-          <w:lang w:val="nl"/>
-        </w:rPr>
-        <w:t xml:space="preserve">bestuur naar de tweede stand.</w:t>
+        <w:t xml:space="preserve">. De sollicitant ziet observaties</w:t>
+      </w:r>
+      <w:r>
+        <w:rPr>
+          <w:lang w:val="nl"/>
+        </w:rPr>
+        <w:t xml:space="preserve"> </w:t>
+      </w:r>
+      <w:r>
+        <w:rPr>
+          <w:lang w:val="nl"/>
+        </w:rPr>
+        <w:t xml:space="preserve">niet. Je eigen observaties kun je verwijderen; die van anderen blijven staan.</w:t>
+      </w:r>
+    </w:p>
+    <w:p>
+      <w:pPr>
+        <w:pStyle w:val="BodyText"/>
+      </w:pPr>
+      <w:r>
+        <w:rPr>
+          <w:lang w:val="nl"/>
+        </w:rPr>
+        <w:t xml:space="preserve">Onderaan staat ingeklapt</w:t>
+      </w:r>
+      <w:r>
+        <w:rPr>
+          <w:lang w:val="nl"/>
+        </w:rPr>
+        <w:t xml:space="preserve"> </w:t>
+      </w:r>
+      <w:r>
+        <w:rPr>
+          <w:b/>
+          <w:bCs/>
+          <w:lang w:val="nl"/>
+        </w:rPr>
+        <w:t xml:space="preserve">Selectiedag</w:t>
+      </w:r>
+      <w:r>
+        <w:rPr>
+          <w:lang w:val="nl"/>
+        </w:rPr>
+        <w:t xml:space="preserve">: het advies en gemiddelde, het besluit en de observaties</w:t>
+      </w:r>
+      <w:r>
+        <w:rPr>
+          <w:lang w:val="nl"/>
+        </w:rPr>
+        <w:t xml:space="preserve"> </w:t>
+      </w:r>
+      <w:r>
+        <w:rPr>
+          <w:lang w:val="nl"/>
+        </w:rPr>
+        <w:t xml:space="preserve">van toen. Het is er als je het nodig hebt, maar het staat bewust niet vooraan.</w:t>
+      </w:r>
+    </w:p>
+    <w:p>
+      <w:pPr>
+        <w:pStyle w:val="BodyText"/>
+      </w:pPr>
+      <w:r>
+        <w:rPr>
+          <w:lang w:val="nl"/>
+        </w:rPr>
+        <w:t xml:space="preserve">Wie de kennismakingsformulieren niet mag lezen, ziet geen bijzonderheden, alleen dat er iets is om</w:t>
+      </w:r>
+      <w:r>
+        <w:rPr>
+          <w:lang w:val="nl"/>
+        </w:rPr>
+        <w:t xml:space="preserve"> </w:t>
+      </w:r>
+      <w:r>
+        <w:rPr>
+          <w:lang w:val="nl"/>
+        </w:rPr>
+        <w:t xml:space="preserve">na te vragen; de knop</w:t>
+      </w:r>
+      <w:r>
+        <w:rPr>
+          <w:lang w:val="nl"/>
+        </w:rPr>
+        <w:t xml:space="preserve"> </w:t>
+      </w:r>
+      <w:r>
+        <w:rPr>
+          <w:b/>
+          <w:bCs/>
+          <w:lang w:val="nl"/>
+        </w:rPr>
+        <w:t xml:space="preserve">Dossier</w:t>
+      </w:r>
+      <w:r>
+        <w:rPr>
+          <w:lang w:val="nl"/>
+        </w:rPr>
+        <w:t xml:space="preserve"> </w:t>
+      </w:r>
+      <w:r>
+        <w:rPr>
+          <w:lang w:val="nl"/>
+        </w:rPr>
+        <w:t xml:space="preserve">en het telefoonnummer ziet alleen wie Sollicitanten mag lezen.</w:t>
+      </w:r>
+    </w:p>
+    <w:bookmarkEnd w:id="80"/>
+    <w:bookmarkStart w:id="81" w:name="stap-4-gesprekken"/>
+    <w:p>
+      <w:pPr>
+        <w:pStyle w:val="Heading2"/>
+      </w:pPr>
+      <w:r>
+        <w:rPr>
+          <w:lang w:val="nl"/>
+        </w:rPr>
+        <w:t xml:space="preserve">Stap 4: gesprekken</w:t>
       </w:r>
     </w:p>
     <w:p>
@@ -22603,164 +22905,19 @@
         <w:rPr>
           <w:lang w:val="nl"/>
         </w:rPr>
-        <w:t xml:space="preserve">Afvinken zet de fase niet op TW geweest en stuurt geen bericht. Net als op de selectiedag ziet</w:t>
-      </w:r>
-      <w:r>
-        <w:rPr>
-          <w:lang w:val="nl"/>
-        </w:rPr>
-        <w:t xml:space="preserve"> </w:t>
-      </w:r>
-      <w:r>
-        <w:rPr>
-          <w:lang w:val="nl"/>
-        </w:rPr>
-        <w:t xml:space="preserve">wie de kennismakingsformulieren niet mag lezen geen bijzonderheden, alleen dat er iets is om na te</w:t>
-      </w:r>
-      <w:r>
-        <w:rPr>
-          <w:lang w:val="nl"/>
-        </w:rPr>
-        <w:t xml:space="preserve"> </w:t>
-      </w:r>
-      <w:r>
-        <w:rPr>
-          <w:lang w:val="nl"/>
-        </w:rPr>
-        <w:t xml:space="preserve">vragen; de knop</w:t>
-      </w:r>
-      <w:r>
-        <w:rPr>
-          <w:lang w:val="nl"/>
-        </w:rPr>
-        <w:t xml:space="preserve"> </w:t>
-      </w:r>
-      <w:r>
-        <w:rPr>
-          <w:b/>
-          <w:bCs/>
-          <w:lang w:val="nl"/>
-        </w:rPr>
-        <w:t xml:space="preserve">Dossier</w:t>
-      </w:r>
-      <w:r>
-        <w:rPr>
-          <w:lang w:val="nl"/>
-        </w:rPr>
-        <w:t xml:space="preserve"> </w:t>
-      </w:r>
-      <w:r>
-        <w:rPr>
-          <w:lang w:val="nl"/>
-        </w:rPr>
-        <w:t xml:space="preserve">en het telefoonnummer ziet alleen wie Sollicitanten mag lezen.</w:t>
-      </w:r>
-    </w:p>
-    <w:bookmarkEnd w:id="78"/>
-    <w:bookmarkStart w:id="79" w:name="stand-2-het-besluit"/>
-    <w:p>
-      <w:pPr>
-        <w:pStyle w:val="Heading2"/>
-      </w:pPr>
-      <w:r>
-        <w:rPr>
-          <w:lang w:val="nl"/>
-        </w:rPr>
-        <w:t xml:space="preserve">Stand 2: het besluit</w:t>
-      </w:r>
-    </w:p>
-    <w:p>
-      <w:pPr>
-        <w:pStyle w:val="FirstParagraph"/>
-      </w:pPr>
-      <w:r>
-        <w:rPr>
-          <w:lang w:val="nl"/>
-        </w:rPr>
-        <w:t xml:space="preserve">Bovenaan een regel die zegt hoe het ervoor staat, bijvoorbeeld "3 kandidaten wachten op een</w:t>
-      </w:r>
-      <w:r>
-        <w:rPr>
-          <w:lang w:val="nl"/>
-        </w:rPr>
-        <w:t xml:space="preserve"> </w:t>
-      </w:r>
-      <w:r>
-        <w:rPr>
-          <w:lang w:val="nl"/>
-        </w:rPr>
-        <w:t xml:space="preserve">besluit", "5 besluiten staan klaar om door te voeren", "2 op twijfel — daar moet iemand over</w:t>
-      </w:r>
-      <w:r>
-        <w:rPr>
-          <w:lang w:val="nl"/>
-        </w:rPr>
-        <w:t xml:space="preserve"> </w:t>
-      </w:r>
-      <w:r>
-        <w:rPr>
-          <w:lang w:val="nl"/>
-        </w:rPr>
-        <w:t xml:space="preserve">bellen" of "Alles is besloten en doorgevoerd". Het tabblad Besluit toont tussen haakjes hoeveel</w:t>
-      </w:r>
-      <w:r>
-        <w:rPr>
-          <w:lang w:val="nl"/>
-        </w:rPr>
-        <w:t xml:space="preserve"> </w:t>
-      </w:r>
-      <w:r>
-        <w:rPr>
-          <w:lang w:val="nl"/>
-        </w:rPr>
-        <w:t xml:space="preserve">kandidaten nog een besluit nodig hebben. Dat telt iedereen zonder besluit, ook wie niet is</w:t>
-      </w:r>
-      <w:r>
-        <w:rPr>
-          <w:lang w:val="nl"/>
-        </w:rPr>
-        <w:t xml:space="preserve"> </w:t>
-      </w:r>
-      <w:r>
-        <w:rPr>
-          <w:lang w:val="nl"/>
-        </w:rPr>
-        <w:t xml:space="preserve">afgevinkt of niet kwam.</w:t>
-      </w:r>
-    </w:p>
-    <w:p>
-      <w:pPr>
-        <w:pStyle w:val="BodyText"/>
-      </w:pPr>
-      <w:r>
-        <w:rPr>
-          <w:lang w:val="nl"/>
-        </w:rPr>
-        <w:t xml:space="preserve">Per kandidaat een kaart met de aanwezigheid ("het hele weekend erbij", "niet gekomen" of</w:t>
-      </w:r>
-      <w:r>
-        <w:rPr>
-          <w:lang w:val="nl"/>
-        </w:rPr>
-        <w:t xml:space="preserve"> </w:t>
-      </w:r>
-      <w:r>
-        <w:rPr>
-          <w:lang w:val="nl"/>
-        </w:rPr>
-        <w:t xml:space="preserve">"aanwezigheid niet afgevinkt"), de observaties van het weekend, en ingeklapt "Op de selectiedag</w:t>
-      </w:r>
-      <w:r>
-        <w:rPr>
-          <w:lang w:val="nl"/>
-        </w:rPr>
-        <w:t xml:space="preserve"> </w:t>
-      </w:r>
-      <w:r>
-        <w:rPr>
-          <w:lang w:val="nl"/>
-        </w:rPr>
-        <w:t xml:space="preserve">gezegd". Heeft niemand iets opgeschreven, dan zegt de kaart dat ook.</w:t>
+        <w:t xml:space="preserve">Iedereen krijgt een gesprek met het bestuur. De lijst heeft drie groepen: Nu bezig, Nog te spreken</w:t>
+      </w:r>
+      <w:r>
+        <w:rPr>
+          <w:lang w:val="nl"/>
+        </w:rPr>
+        <w:t xml:space="preserve"> </w:t>
+      </w:r>
+      <w:r>
+        <w:rPr>
+          <w:lang w:val="nl"/>
+        </w:rPr>
+        <w:t xml:space="preserve">en Gesproken. De volgorde kies je ter plekke.</w:t>
       </w:r>
     </w:p>
     <w:p>
@@ -22775,117 +22932,51 @@
         <w:rPr>
           <w:lang w:val="nl"/>
         </w:rPr>
-        <w:t xml:space="preserve">Kies per kandidaat</w:t>
-      </w:r>
-      <w:r>
-        <w:rPr>
-          <w:lang w:val="nl"/>
-        </w:rPr>
-        <w:t xml:space="preserve"> </w:t>
-      </w:r>
-      <w:r>
-        <w:rPr>
-          <w:b/>
-          <w:bCs/>
-          <w:lang w:val="nl"/>
-        </w:rPr>
-        <w:t xml:space="preserve">Aannemen</w:t>
-      </w:r>
-      <w:r>
-        <w:rPr>
-          <w:lang w:val="nl"/>
-        </w:rPr>
-        <w:t xml:space="preserve">,</w:t>
-      </w:r>
-      <w:r>
-        <w:rPr>
-          <w:lang w:val="nl"/>
-        </w:rPr>
-        <w:t xml:space="preserve"> </w:t>
-      </w:r>
-      <w:r>
-        <w:rPr>
-          <w:b/>
-          <w:bCs/>
-          <w:lang w:val="nl"/>
-        </w:rPr>
-        <w:t xml:space="preserve">Twijfel</w:t>
-      </w:r>
-      <w:r>
-        <w:rPr>
-          <w:lang w:val="nl"/>
-        </w:rPr>
-        <w:t xml:space="preserve"> </w:t>
-      </w:r>
-      <w:r>
-        <w:rPr>
-          <w:lang w:val="nl"/>
-        </w:rPr>
-        <w:t xml:space="preserve">of</w:t>
-      </w:r>
-      <w:r>
-        <w:rPr>
-          <w:lang w:val="nl"/>
-        </w:rPr>
-        <w:t xml:space="preserve"> </w:t>
-      </w:r>
-      <w:r>
-        <w:rPr>
-          <w:b/>
-          <w:bCs/>
-          <w:lang w:val="nl"/>
-        </w:rPr>
-        <w:t xml:space="preserve">Afwijzen</w:t>
-      </w:r>
-      <w:r>
-        <w:rPr>
-          <w:lang w:val="nl"/>
-        </w:rPr>
-        <w:t xml:space="preserve">, typ een reden van één regel (die</w:t>
-      </w:r>
-      <w:r>
-        <w:rPr>
-          <w:lang w:val="nl"/>
-        </w:rPr>
-        <w:t xml:space="preserve"> </w:t>
-      </w:r>
-      <w:r>
-        <w:rPr>
-          <w:lang w:val="nl"/>
-        </w:rPr>
-        <w:t xml:space="preserve">komt in het dossier) en klik op</w:t>
-      </w:r>
-      <w:r>
-        <w:rPr>
-          <w:lang w:val="nl"/>
-        </w:rPr>
-        <w:t xml:space="preserve"> </w:t>
-      </w:r>
-      <w:r>
-        <w:rPr>
-          <w:b/>
-          <w:bCs/>
-          <w:lang w:val="nl"/>
-        </w:rPr>
-        <w:t xml:space="preserve">Besluit vastleggen</w:t>
-      </w:r>
-      <w:r>
-        <w:rPr>
-          <w:lang w:val="nl"/>
-        </w:rPr>
-        <w:t xml:space="preserve">. Er verandert nog niets en er gaat geen</w:t>
-      </w:r>
-      <w:r>
-        <w:rPr>
-          <w:lang w:val="nl"/>
-        </w:rPr>
-        <w:t xml:space="preserve"> </w:t>
-      </w:r>
-      <w:r>
-        <w:rPr>
-          <w:lang w:val="nl"/>
-        </w:rPr>
-        <w:t xml:space="preserve">bericht uit; je kunt het besluit tot het doorvoeren nog wijzigen.</w:t>
+        <w:t xml:space="preserve">Klik bij wie er aan tafel zit op</w:t>
+      </w:r>
+      <w:r>
+        <w:rPr>
+          <w:lang w:val="nl"/>
+        </w:rPr>
+        <w:t xml:space="preserve"> </w:t>
+      </w:r>
+      <w:r>
+        <w:rPr>
+          <w:b/>
+          <w:bCs/>
+          <w:lang w:val="nl"/>
+        </w:rPr>
+        <w:t xml:space="preserve">Gesprek starten</w:t>
+      </w:r>
+      <w:r>
+        <w:rPr>
+          <w:lang w:val="nl"/>
+        </w:rPr>
+        <w:t xml:space="preserve">. Het gesprek staat dan op jouw naam; een</w:t>
+      </w:r>
+      <w:r>
+        <w:rPr>
+          <w:lang w:val="nl"/>
+        </w:rPr>
+        <w:t xml:space="preserve"> </w:t>
+      </w:r>
+      <w:r>
+        <w:rPr>
+          <w:lang w:val="nl"/>
+        </w:rPr>
+        <w:t xml:space="preserve">ander bestuurslid ziet "bezig door ..." en kan meelezen, maar niet tegelijk een besluit</w:t>
+      </w:r>
+      <w:r>
+        <w:rPr>
+          <w:lang w:val="nl"/>
+        </w:rPr>
+        <w:t xml:space="preserve"> </w:t>
+      </w:r>
+      <w:r>
+        <w:rPr>
+          <w:lang w:val="nl"/>
+        </w:rPr>
+        <w:t xml:space="preserve">vastleggen. Na 30 minuten vervalt dat vanzelf.</w:t>
       </w:r>
     </w:p>
     <w:p>
@@ -22900,7 +22991,69 @@
         <w:rPr>
           <w:lang w:val="nl"/>
         </w:rPr>
-        <w:t xml:space="preserve">Loop zo de hele groep langs.</w:t>
+        <w:t xml:space="preserve">Links staat alles bij elkaar: gegevens, de opgegeven beschikbaarheid,</w:t>
+      </w:r>
+      <w:r>
+        <w:rPr>
+          <w:lang w:val="nl"/>
+        </w:rPr>
+        <w:t xml:space="preserve"> </w:t>
+      </w:r>
+      <w:r>
+        <w:rPr>
+          <w:b/>
+          <w:bCs/>
+          <w:lang w:val="nl"/>
+        </w:rPr>
+        <w:t xml:space="preserve">Inzet afspreken</w:t>
+      </w:r>
+      <w:r>
+        <w:rPr>
+          <w:lang w:val="nl"/>
+        </w:rPr>
+        <w:t xml:space="preserve"> </w:t>
+      </w:r>
+      <w:r>
+        <w:rPr>
+          <w:lang w:val="nl"/>
+        </w:rPr>
+        <w:t xml:space="preserve">(de</w:t>
+      </w:r>
+      <w:r>
+        <w:rPr>
+          <w:lang w:val="nl"/>
+        </w:rPr>
+        <w:t xml:space="preserve"> </w:t>
+      </w:r>
+      <w:r>
+        <w:rPr>
+          <w:lang w:val="nl"/>
+        </w:rPr>
+        <w:t xml:space="preserve">loonplanning als concept: functie, en per week plannen, aantal dagen en betaald ja/nee; elke</w:t>
+      </w:r>
+      <w:r>
+        <w:rPr>
+          <w:lang w:val="nl"/>
+        </w:rPr>
+        <w:t xml:space="preserve"> </w:t>
+      </w:r>
+      <w:r>
+        <w:rPr>
+          <w:lang w:val="nl"/>
+        </w:rPr>
+        <w:t xml:space="preserve">wijziging wordt meteen opgeslagen), wat er dit weekend en op de selectiedag is opgevallen, en wat</w:t>
+      </w:r>
+      <w:r>
+        <w:rPr>
+          <w:lang w:val="nl"/>
+        </w:rPr>
+        <w:t xml:space="preserve"> </w:t>
+      </w:r>
+      <w:r>
+        <w:rPr>
+          <w:lang w:val="nl"/>
+        </w:rPr>
+        <w:t xml:space="preserve">er nog openstaat in het portaal.</w:t>
       </w:r>
     </w:p>
     <w:p>
@@ -22915,113 +23068,156 @@
         <w:rPr>
           <w:lang w:val="nl"/>
         </w:rPr>
-        <w:t xml:space="preserve">Klik op</w:t>
-      </w:r>
-      <w:r>
-        <w:rPr>
-          <w:lang w:val="nl"/>
-        </w:rPr>
-        <w:t xml:space="preserve"> </w:t>
-      </w:r>
-      <w:r>
-        <w:rPr>
-          <w:b/>
-          <w:bCs/>
-          <w:lang w:val="nl"/>
-        </w:rPr>
-        <w:t xml:space="preserve">... besluiten doorvoeren</w:t>
-      </w:r>
-      <w:r>
-        <w:rPr>
-          <w:lang w:val="nl"/>
-        </w:rPr>
-        <w:t xml:space="preserve"> </w:t>
-      </w:r>
-      <w:r>
-        <w:rPr>
-          <w:lang w:val="nl"/>
-        </w:rPr>
-        <w:t xml:space="preserve">en bevestig met</w:t>
-      </w:r>
-      <w:r>
-        <w:rPr>
-          <w:lang w:val="nl"/>
-        </w:rPr>
-        <w:t xml:space="preserve"> </w:t>
-      </w:r>
-      <w:r>
-        <w:rPr>
-          <w:b/>
-          <w:bCs/>
-          <w:lang w:val="nl"/>
-        </w:rPr>
-        <w:t xml:space="preserve">Ja, doorvoeren</w:t>
-      </w:r>
-      <w:r>
-        <w:rPr>
-          <w:lang w:val="nl"/>
-        </w:rPr>
-        <w:t xml:space="preserve">. Aannemen wordt</w:t>
-      </w:r>
-      <w:r>
-        <w:rPr>
-          <w:lang w:val="nl"/>
-        </w:rPr>
-        <w:t xml:space="preserve"> </w:t>
-      </w:r>
-      <w:r>
-        <w:rPr>
-          <w:lang w:val="nl"/>
-        </w:rPr>
-        <w:t xml:space="preserve">Aangenomen (met het kennismakingspakket en de welkomstmail), Afwijzen wordt Afgewezen (met de</w:t>
-      </w:r>
-      <w:r>
-        <w:rPr>
-          <w:lang w:val="nl"/>
-        </w:rPr>
-        <w:t xml:space="preserve"> </w:t>
-      </w:r>
-      <w:r>
-        <w:rPr>
-          <w:lang w:val="nl"/>
-        </w:rPr>
-        <w:t xml:space="preserve">afwijzingsmail als die aan staat). De kaart toont daarna "Doorgevoerd" met de nieuwe fase.</w:t>
-      </w:r>
-      <w:r>
-        <w:rPr>
-          <w:lang w:val="nl"/>
-        </w:rPr>
-        <w:t xml:space="preserve"> </w:t>
-      </w:r>
-      <w:r>
-        <w:rPr>
-          <w:lang w:val="nl"/>
-        </w:rPr>
-        <w:t xml:space="preserve">Lukt het bij iemand niet, dan zegt de melding hoeveel er niet gelukt zijn; kijk dan in het</w:t>
-      </w:r>
-      <w:r>
-        <w:rPr>
-          <w:lang w:val="nl"/>
-        </w:rPr>
-        <w:t xml:space="preserve"> </w:t>
-      </w:r>
-      <w:r>
-        <w:rPr>
-          <w:lang w:val="nl"/>
-        </w:rPr>
-        <w:t xml:space="preserve">logboek en voer opnieuw door. Wie intussen via een ander scherm al een andere fase kreeg, krijgt</w:t>
-      </w:r>
-      <w:r>
-        <w:rPr>
-          <w:lang w:val="nl"/>
-        </w:rPr>
-        <w:t xml:space="preserve"> </w:t>
-      </w:r>
-      <w:r>
-        <w:rPr>
-          <w:lang w:val="nl"/>
-        </w:rPr>
-        <w:t xml:space="preserve">hier geen tweede bericht.</w:t>
+        <w:t xml:space="preserve">Rechts kies je</w:t>
+      </w:r>
+      <w:r>
+        <w:rPr>
+          <w:lang w:val="nl"/>
+        </w:rPr>
+        <w:t xml:space="preserve"> </w:t>
+      </w:r>
+      <w:r>
+        <w:rPr>
+          <w:b/>
+          <w:bCs/>
+          <w:lang w:val="nl"/>
+        </w:rPr>
+        <w:t xml:space="preserve">Aannemen</w:t>
+      </w:r>
+      <w:r>
+        <w:rPr>
+          <w:lang w:val="nl"/>
+        </w:rPr>
+        <w:t xml:space="preserve">,</w:t>
+      </w:r>
+      <w:r>
+        <w:rPr>
+          <w:lang w:val="nl"/>
+        </w:rPr>
+        <w:t xml:space="preserve"> </w:t>
+      </w:r>
+      <w:r>
+        <w:rPr>
+          <w:b/>
+          <w:bCs/>
+          <w:lang w:val="nl"/>
+        </w:rPr>
+        <w:t xml:space="preserve">Twijfel</w:t>
+      </w:r>
+      <w:r>
+        <w:rPr>
+          <w:lang w:val="nl"/>
+        </w:rPr>
+        <w:t xml:space="preserve"> </w:t>
+      </w:r>
+      <w:r>
+        <w:rPr>
+          <w:lang w:val="nl"/>
+        </w:rPr>
+        <w:t xml:space="preserve">of</w:t>
+      </w:r>
+      <w:r>
+        <w:rPr>
+          <w:lang w:val="nl"/>
+        </w:rPr>
+        <w:t xml:space="preserve"> </w:t>
+      </w:r>
+      <w:r>
+        <w:rPr>
+          <w:b/>
+          <w:bCs/>
+          <w:lang w:val="nl"/>
+        </w:rPr>
+        <w:t xml:space="preserve">Afwijzen</w:t>
+      </w:r>
+      <w:r>
+        <w:rPr>
+          <w:lang w:val="nl"/>
+        </w:rPr>
+        <w:t xml:space="preserve">. Bij</w:t>
+      </w:r>
+      <w:r>
+        <w:rPr>
+          <w:lang w:val="nl"/>
+        </w:rPr>
+        <w:t xml:space="preserve"> </w:t>
+      </w:r>
+      <w:r>
+        <w:rPr>
+          <w:b/>
+          <w:bCs/>
+          <w:lang w:val="nl"/>
+        </w:rPr>
+        <w:t xml:space="preserve">Bericht aan de sollicitant</w:t>
+      </w:r>
+      <w:r>
+        <w:rPr>
+          <w:lang w:val="nl"/>
+        </w:rPr>
+        <w:t xml:space="preserve"> </w:t>
+      </w:r>
+      <w:r>
+        <w:rPr>
+          <w:lang w:val="nl"/>
+        </w:rPr>
+        <w:t xml:space="preserve">schrijf je in je eigen woorden wat jullie besproken hebben. Dat komt in de mail als</w:t>
+      </w:r>
+      <w:r>
+        <w:rPr>
+          <w:lang w:val="nl"/>
+        </w:rPr>
+        <w:t xml:space="preserve"> </w:t>
+      </w:r>
+      <w:r>
+        <w:rPr>
+          <w:rStyle w:val="VerbatimChar"/>
+          <w:lang w:val="nl"/>
+        </w:rPr>
+        <w:t xml:space="preserve">{{gesprek_bericht}}</w:t>
+      </w:r>
+      <w:r>
+        <w:rPr>
+          <w:lang w:val="nl"/>
+        </w:rPr>
+        <w:t xml:space="preserve">. Laat je het leeg, dan komt de standaardtekst erin (instelbaar bij</w:t>
+      </w:r>
+      <w:r>
+        <w:rPr>
+          <w:lang w:val="nl"/>
+        </w:rPr>
+        <w:t xml:space="preserve"> </w:t>
+      </w:r>
+      <w:r>
+        <w:rPr>
+          <w:lang w:val="nl"/>
+        </w:rPr>
+        <w:t xml:space="preserve">Instellingen › Uitnodigen &amp; automatisch). De</w:t>
+      </w:r>
+      <w:r>
+        <w:rPr>
+          <w:lang w:val="nl"/>
+        </w:rPr>
+        <w:t xml:space="preserve"> </w:t>
+      </w:r>
+      <w:r>
+        <w:rPr>
+          <w:b/>
+          <w:bCs/>
+          <w:lang w:val="nl"/>
+        </w:rPr>
+        <w:t xml:space="preserve">Interne notitie</w:t>
+      </w:r>
+      <w:r>
+        <w:rPr>
+          <w:lang w:val="nl"/>
+        </w:rPr>
+        <w:t xml:space="preserve"> </w:t>
+      </w:r>
+      <w:r>
+        <w:rPr>
+          <w:lang w:val="nl"/>
+        </w:rPr>
+        <w:t xml:space="preserve">is alleen voor het bestuur.</w:t>
       </w:r>
     </w:p>
     <w:p>
@@ -23036,24 +23232,197 @@
         <w:rPr>
           <w:lang w:val="nl"/>
         </w:rPr>
-        <w:t xml:space="preserve">Twijfel gaat nooit vanzelf de deur uit. Bel de kandidaat, zet daarna het besluit om naar</w:t>
-      </w:r>
-      <w:r>
-        <w:rPr>
-          <w:lang w:val="nl"/>
-        </w:rPr>
-        <w:t xml:space="preserve"> </w:t>
-      </w:r>
-      <w:r>
-        <w:rPr>
-          <w:lang w:val="nl"/>
-        </w:rPr>
-        <w:t xml:space="preserve">Aannemen of Afwijzen en voer opnieuw door.</w:t>
+        <w:t xml:space="preserve">Klik op</w:t>
+      </w:r>
+      <w:r>
+        <w:rPr>
+          <w:lang w:val="nl"/>
+        </w:rPr>
+        <w:t xml:space="preserve"> </w:t>
+      </w:r>
+      <w:r>
+        <w:rPr>
+          <w:b/>
+          <w:bCs/>
+          <w:lang w:val="nl"/>
+        </w:rPr>
+        <w:t xml:space="preserve">Besluit vastleggen</w:t>
+      </w:r>
+      <w:r>
+        <w:rPr>
+          <w:lang w:val="nl"/>
+        </w:rPr>
+        <w:t xml:space="preserve"> </w:t>
+      </w:r>
+      <w:r>
+        <w:rPr>
+          <w:lang w:val="nl"/>
+        </w:rPr>
+        <w:t xml:space="preserve">en bevestig. Aannemen en afwijzen gaan</w:t>
+      </w:r>
+      <w:r>
+        <w:rPr>
+          <w:lang w:val="nl"/>
+        </w:rPr>
+        <w:t xml:space="preserve"> </w:t>
+      </w:r>
+      <w:r>
+        <w:rPr>
+          <w:b/>
+          <w:bCs/>
+          <w:lang w:val="nl"/>
+        </w:rPr>
+        <w:t xml:space="preserve">meteen door</w:t>
+      </w:r>
+      <w:r>
+        <w:rPr>
+          <w:lang w:val="nl"/>
+        </w:rPr>
+        <w:t xml:space="preserve">: de fase</w:t>
+      </w:r>
+      <w:r>
+        <w:rPr>
+          <w:lang w:val="nl"/>
+        </w:rPr>
+        <w:t xml:space="preserve"> </w:t>
+      </w:r>
+      <w:r>
+        <w:rPr>
+          <w:lang w:val="nl"/>
+        </w:rPr>
+        <w:t xml:space="preserve">verandert en het bericht gaat uit. Aangenomen heeft direct het kennismakingspakket (de</w:t>
+      </w:r>
+      <w:r>
+        <w:rPr>
+          <w:lang w:val="nl"/>
+        </w:rPr>
+        <w:t xml:space="preserve"> </w:t>
+      </w:r>
+      <w:r>
+        <w:rPr>
+          <w:lang w:val="nl"/>
+        </w:rPr>
+        <w:t xml:space="preserve">formulieren) in het portaal. Twijfel blijft staan: bel de kandidaat na het weekend, open het</w:t>
+      </w:r>
+      <w:r>
+        <w:rPr>
+          <w:lang w:val="nl"/>
+        </w:rPr>
+        <w:t xml:space="preserve"> </w:t>
+      </w:r>
+      <w:r>
+        <w:rPr>
+          <w:lang w:val="nl"/>
+        </w:rPr>
+        <w:t xml:space="preserve">gesprek opnieuw en leg dan het besluit vast.</w:t>
+      </w:r>
+    </w:p>
+    <w:p>
+      <w:pPr>
+        <w:pStyle w:val="Compact"/>
+        <w:numPr>
+          <w:ilvl w:val="0"/>
+          <w:numId w:val="1052"/>
+        </w:numPr>
+      </w:pPr>
+      <w:r>
+        <w:rPr>
+          <w:b/>
+          <w:bCs/>
+          <w:lang w:val="nl"/>
+        </w:rPr>
+        <w:t xml:space="preserve">Terug zonder besluit</w:t>
+      </w:r>
+      <w:r>
+        <w:rPr>
+          <w:lang w:val="nl"/>
+        </w:rPr>
+        <w:t xml:space="preserve"> </w:t>
+      </w:r>
+      <w:r>
+        <w:rPr>
+          <w:lang w:val="nl"/>
+        </w:rPr>
+        <w:t xml:space="preserve">geeft het gesprek weer vrij.</w:t>
       </w:r>
     </w:p>
     <w:p>
       <w:pPr>
         <w:pStyle w:val="FirstParagraph"/>
+      </w:pPr>
+      <w:r>
+        <w:rPr>
+          <w:lang w:val="nl"/>
+        </w:rPr>
+        <w:t xml:space="preserve">De inzet blijft een concept tot je na het weekend bij Loonplanning</w:t>
+      </w:r>
+      <w:r>
+        <w:rPr>
+          <w:lang w:val="nl"/>
+        </w:rPr>
+        <w:t xml:space="preserve"> </w:t>
+      </w:r>
+      <w:r>
+        <w:rPr>
+          <w:b/>
+          <w:bCs/>
+          <w:lang w:val="nl"/>
+        </w:rPr>
+        <w:t xml:space="preserve">Loonplanning definitief maakt</w:t>
+      </w:r>
+      <w:r>
+        <w:rPr>
+          <w:lang w:val="nl"/>
+        </w:rPr>
+        <w:t xml:space="preserve">.</w:t>
+      </w:r>
+      <w:r>
+        <w:rPr>
+          <w:lang w:val="nl"/>
+        </w:rPr>
+        <w:t xml:space="preserve"> </w:t>
+      </w:r>
+      <w:r>
+        <w:rPr>
+          <w:lang w:val="nl"/>
+        </w:rPr>
+        <w:t xml:space="preserve">Pas daarna ziet de sollicitant de afspraak.</w:t>
+      </w:r>
+    </w:p>
+    <w:p>
+      <w:pPr>
+        <w:pStyle w:val="BodyText"/>
+      </w:pPr>
+      <w:r>
+        <w:rPr>
+          <w:lang w:val="nl"/>
+        </w:rPr>
+        <w:t xml:space="preserve">In het dossier staat alles terug op het tabblad</w:t>
+      </w:r>
+      <w:r>
+        <w:rPr>
+          <w:lang w:val="nl"/>
+        </w:rPr>
+        <w:t xml:space="preserve"> </w:t>
+      </w:r>
+      <w:r>
+        <w:rPr>
+          <w:b/>
+          <w:bCs/>
+          <w:lang w:val="nl"/>
+        </w:rPr>
+        <w:t xml:space="preserve">Trainingsweekend</w:t>
+      </w:r>
+      <w:r>
+        <w:rPr>
+          <w:lang w:val="nl"/>
+        </w:rPr>
+        <w:t xml:space="preserve">.</w:t>
+      </w:r>
+    </w:p>
+    <w:p>
+      <w:pPr>
+        <w:pStyle w:val="BodyText"/>
       </w:pPr>
       <w:r>
         <w:rPr>
@@ -23080,39 +23449,7 @@
         <w:rPr>
           <w:lang w:val="nl"/>
         </w:rPr>
-        <w:t xml:space="preserve">: zet de kandidaat eerst op TW geweest (fasekaart in het dossier)</w:t>
-      </w:r>
-      <w:r>
-        <w:rPr>
-          <w:lang w:val="nl"/>
-        </w:rPr>
-        <w:t xml:space="preserve"> </w:t>
-      </w:r>
-      <w:r>
-        <w:rPr>
-          <w:lang w:val="nl"/>
-        </w:rPr>
-        <w:t xml:space="preserve">en gebruik dan</w:t>
-      </w:r>
-      <w:r>
-        <w:rPr>
-          <w:lang w:val="nl"/>
-        </w:rPr>
-        <w:t xml:space="preserve"> </w:t>
-      </w:r>
-      <w:r>
-        <w:rPr>
-          <w:b/>
-          <w:bCs/>
-          <w:lang w:val="nl"/>
-        </w:rPr>
-        <w:t xml:space="preserve">Aannemen</w:t>
-      </w:r>
-      <w:r>
-        <w:rPr>
-          <w:lang w:val="nl"/>
-        </w:rPr>
-        <w:t xml:space="preserve">, of gebruik de bulkbalk.</w:t>
+        <w:t xml:space="preserve">: gebruik de fasekaart in het dossier of de bulkbalk.</w:t>
       </w:r>
     </w:p>
     <w:p>
@@ -23122,9 +23459,9 @@
         </w:pict>
       </w:r>
     </w:p>
-    <w:bookmarkEnd w:id="79"/>
-    <w:bookmarkEnd w:id="80"/>
-    <w:bookmarkStart w:id="85" w:name="ondertekeningen"/>
+    <w:bookmarkEnd w:id="81"/>
+    <w:bookmarkEnd w:id="82"/>
+    <w:bookmarkStart w:id="87" w:name="ondertekeningen"/>
     <w:p>
       <w:pPr>
         <w:pStyle w:val="Heading1"/>
@@ -23245,7 +23582,7 @@
         <w:t xml:space="preserve">een link in de mail. Komt een mail niet aan, kopieer dan de link en stuur hem zelf.</w:t>
       </w:r>
     </w:p>
-    <w:bookmarkStart w:id="81" w:name="welke-documenten"/>
+    <w:bookmarkStart w:id="83" w:name="welke-documenten"/>
     <w:p>
       <w:pPr>
         <w:pStyle w:val="Heading2"/>
@@ -23615,8 +23952,8 @@
         <w:t xml:space="preserve">document wordt verzegeld opgeslagen en is daarna niet meer te wijzigen.</w:t>
       </w:r>
     </w:p>
-    <w:bookmarkEnd w:id="81"/>
-    <w:bookmarkStart w:id="82" w:name="hoe-het-loopt"/>
+    <w:bookmarkEnd w:id="83"/>
+    <w:bookmarkStart w:id="84" w:name="hoe-het-loopt"/>
     <w:p>
       <w:pPr>
         <w:pStyle w:val="Heading2"/>
@@ -23813,8 +24150,8 @@
         <w:t xml:space="preserve">).</w:t>
       </w:r>
     </w:p>
-    <w:bookmarkEnd w:id="82"/>
-    <w:bookmarkStart w:id="83" w:name="het-overzicht-van-de-handtekeningen"/>
+    <w:bookmarkEnd w:id="84"/>
+    <w:bookmarkStart w:id="85" w:name="het-overzicht-van-de-handtekeningen"/>
     <w:p>
       <w:pPr>
         <w:pStyle w:val="Heading2"/>
@@ -24156,8 +24493,8 @@
         <w:t xml:space="preserve">dan 3 dagen openstaan (afgewezen kandidaten tellen niet mee).</w:t>
       </w:r>
     </w:p>
-    <w:bookmarkEnd w:id="83"/>
-    <w:bookmarkStart w:id="84" w:name="een-verkeerd-e-mailadres-van-de-ouder"/>
+    <w:bookmarkEnd w:id="85"/>
+    <w:bookmarkStart w:id="86" w:name="een-verkeerd-e-mailadres-van-de-ouder"/>
     <w:p>
       <w:pPr>
         <w:pStyle w:val="Heading2"/>
@@ -24305,9 +24642,9 @@
         </w:pict>
       </w:r>
     </w:p>
-    <w:bookmarkEnd w:id="84"/>
-    <w:bookmarkEnd w:id="85"/>
-    <w:bookmarkStart w:id="92" w:name="beschikbaarheid-dekking-en-loonplanning"/>
+    <w:bookmarkEnd w:id="86"/>
+    <w:bookmarkEnd w:id="87"/>
+    <w:bookmarkStart w:id="94" w:name="beschikbaarheid-dekking-en-loonplanning"/>
     <w:p>
       <w:pPr>
         <w:pStyle w:val="Heading1"/>
@@ -24452,7 +24789,7 @@
         <w:t xml:space="preserve">kijken wie zijn of haar beschikbaarheid nog niet definitief heeft gemaakt.</w:t>
       </w:r>
     </w:p>
-    <w:bookmarkStart w:id="86" w:name="het-beschikbaarheidsraster"/>
+    <w:bookmarkStart w:id="88" w:name="het-beschikbaarheidsraster"/>
     <w:p>
       <w:pPr>
         <w:pStyle w:val="Heading2"/>
@@ -25159,8 +25496,8 @@
         <w:t xml:space="preserve">Met een klik op een naam open je het dossier op het tabblad Beschikbaarheid.</w:t>
       </w:r>
     </w:p>
-    <w:bookmarkEnd w:id="86"/>
-    <w:bookmarkStart w:id="87" w:name="een-verzoek-om-minder-dagen-beoordelen"/>
+    <w:bookmarkEnd w:id="88"/>
+    <w:bookmarkStart w:id="89" w:name="een-verzoek-om-minder-dagen-beoordelen"/>
     <w:p>
       <w:pPr>
         <w:pStyle w:val="Heading2"/>
@@ -25423,8 +25760,8 @@
         <w:t xml:space="preserve">dossier kan.</w:t>
       </w:r>
     </w:p>
-    <w:bookmarkEnd w:id="87"/>
-    <w:bookmarkStart w:id="88" w:name="een-week-corrigeren"/>
+    <w:bookmarkEnd w:id="89"/>
+    <w:bookmarkStart w:id="90" w:name="een-week-corrigeren"/>
     <w:p>
       <w:pPr>
         <w:pStyle w:val="Heading2"/>
@@ -25888,8 +26225,8 @@
         <w:t xml:space="preserve">: dan geldt weer wat de sollicitant zelf opgaf.</w:t>
       </w:r>
     </w:p>
-    <w:bookmarkEnd w:id="88"/>
-    <w:bookmarkStart w:id="89" w:name="beschikbaarheid-volledig-bewerken"/>
+    <w:bookmarkEnd w:id="90"/>
+    <w:bookmarkStart w:id="91" w:name="beschikbaarheid-volledig-bewerken"/>
     <w:p>
       <w:pPr>
         <w:pStyle w:val="Heading2"/>
@@ -26361,8 +26698,8 @@
         <w:t xml:space="preserve">, met een reden (bewerkrecht op Beschikbaarheid).</w:t>
       </w:r>
     </w:p>
-    <w:bookmarkEnd w:id="89"/>
-    <w:bookmarkStart w:id="90" w:name="het-dekkingsscherm"/>
+    <w:bookmarkEnd w:id="91"/>
+    <w:bookmarkStart w:id="92" w:name="het-dekkingsscherm"/>
     <w:p>
       <w:pPr>
         <w:pStyle w:val="Heading2"/>
@@ -26693,8 +27030,8 @@
         <w:t xml:space="preserve">staat niet tegelijk op een andere post. De postcommandant valt buiten deze berekening.</w:t>
       </w:r>
     </w:p>
-    <w:bookmarkEnd w:id="90"/>
-    <w:bookmarkStart w:id="91" w:name="de-loonplanning"/>
+    <w:bookmarkEnd w:id="92"/>
+    <w:bookmarkStart w:id="93" w:name="de-loonplanning"/>
     <w:p>
       <w:pPr>
         <w:pStyle w:val="Heading2"/>
@@ -27575,9 +27912,9 @@
         </w:pict>
       </w:r>
     </w:p>
-    <w:bookmarkEnd w:id="91"/>
-    <w:bookmarkEnd w:id="92"/>
-    <w:bookmarkStart w:id="97" w:name="loondossiers"/>
+    <w:bookmarkEnd w:id="93"/>
+    <w:bookmarkEnd w:id="94"/>
+    <w:bookmarkStart w:id="99" w:name="loondossiers"/>
     <w:p>
       <w:pPr>
         <w:pStyle w:val="Heading1"/>
@@ -27710,7 +28047,7 @@
         <w:t xml:space="preserve">en het zegel werken.</w:t>
       </w:r>
     </w:p>
-    <w:bookmarkStart w:id="93" w:name="wat-je-als-admin-regelt"/>
+    <w:bookmarkStart w:id="95" w:name="wat-je-als-admin-regelt"/>
     <w:p>
       <w:pPr>
         <w:pStyle w:val="Heading2"/>
@@ -28008,8 +28345,8 @@
         <w:t xml:space="preserve">bereikbaar." en zijn uploads en loonheffingsformulieren geblokkeerd.</w:t>
       </w:r>
     </w:p>
-    <w:bookmarkEnd w:id="93"/>
-    <w:bookmarkStart w:id="94" w:name="wat-er-op-het-scherm-staat"/>
+    <w:bookmarkEnd w:id="95"/>
+    <w:bookmarkStart w:id="96" w:name="wat-er-op-het-scherm-staat"/>
     <w:p>
       <w:pPr>
         <w:pStyle w:val="Heading2"/>
@@ -28467,8 +28804,8 @@
         <w:t xml:space="preserve">(zie hieronder).</w:t>
       </w:r>
     </w:p>
-    <w:bookmarkEnd w:id="94"/>
-    <w:bookmarkStart w:id="95" w:name="te-beoordelen-voor-vernietiging"/>
+    <w:bookmarkEnd w:id="96"/>
+    <w:bookmarkStart w:id="97" w:name="te-beoordelen-voor-vernietiging"/>
     <w:p>
       <w:pPr>
         <w:pStyle w:val="Heading2"/>
@@ -28748,8 +29085,8 @@
         <w:t xml:space="preserve">aanstaat).</w:t>
       </w:r>
     </w:p>
-    <w:bookmarkEnd w:id="95"/>
-    <w:bookmarkStart w:id="96" w:name="wat-automatisch-gebeurt"/>
+    <w:bookmarkEnd w:id="97"/>
+    <w:bookmarkStart w:id="98" w:name="wat-automatisch-gebeurt"/>
     <w:p>
       <w:pPr>
         <w:pStyle w:val="Heading2"/>
@@ -28993,9 +29330,9 @@
         </w:pict>
       </w:r>
     </w:p>
-    <w:bookmarkEnd w:id="96"/>
-    <w:bookmarkEnd w:id="97"/>
-    <w:bookmarkStart w:id="102" w:name="berichten-sturen"/>
+    <w:bookmarkEnd w:id="98"/>
+    <w:bookmarkEnd w:id="99"/>
+    <w:bookmarkStart w:id="104" w:name="berichten-sturen"/>
     <w:p>
       <w:pPr>
         <w:pStyle w:val="Heading1"/>
@@ -29188,7 +29525,7 @@
         <w:t xml:space="preserve">uitgaan.</w:t>
       </w:r>
     </w:p>
-    <w:bookmarkStart w:id="98" w:name="een-bericht-versturen"/>
+    <w:bookmarkStart w:id="100" w:name="een-bericht-versturen"/>
     <w:p>
       <w:pPr>
         <w:pStyle w:val="Heading2"/>
@@ -30079,8 +30416,8 @@
         <w:t xml:space="preserve">ga je naar Verzonden.</w:t>
       </w:r>
     </w:p>
-    <w:bookmarkEnd w:id="98"/>
-    <w:bookmarkStart w:id="99" w:name="Xbe2977045984a840c8c9212a7c330a827f32244"/>
+    <w:bookmarkEnd w:id="100"/>
+    <w:bookmarkStart w:id="101" w:name="Xbe2977045984a840c8c9212a7c330a827f32244"/>
     <w:p>
       <w:pPr>
         <w:pStyle w:val="Heading2"/>
@@ -30241,8 +30578,8 @@
         <w:t xml:space="preserve">groepen is {{seizoen_naam}} het huidige seizoen.</w:t>
       </w:r>
     </w:p>
-    <w:bookmarkEnd w:id="99"/>
-    <w:bookmarkStart w:id="100" w:name="het-tabblad-verzonden"/>
+    <w:bookmarkEnd w:id="101"/>
+    <w:bookmarkStart w:id="102" w:name="het-tabblad-verzonden"/>
     <w:p>
       <w:pPr>
         <w:pStyle w:val="Heading2"/>
@@ -30520,8 +30857,8 @@
         <w:t xml:space="preserve">brengt je terug naar de lijst.</w:t>
       </w:r>
     </w:p>
-    <w:bookmarkEnd w:id="100"/>
-    <w:bookmarkStart w:id="101" w:name="het-tabblad-gepland"/>
+    <w:bookmarkEnd w:id="102"/>
+    <w:bookmarkStart w:id="103" w:name="het-tabblad-gepland"/>
     <w:p>
       <w:pPr>
         <w:pStyle w:val="Heading2"/>
@@ -30572,9 +30909,9 @@
         </w:pict>
       </w:r>
     </w:p>
-    <w:bookmarkEnd w:id="101"/>
-    <w:bookmarkEnd w:id="102"/>
-    <w:bookmarkStart w:id="105" w:name="sjablonen"/>
+    <w:bookmarkEnd w:id="103"/>
+    <w:bookmarkEnd w:id="104"/>
+    <w:bookmarkStart w:id="107" w:name="sjablonen"/>
     <w:p>
       <w:pPr>
         <w:pStyle w:val="Heading1"/>
@@ -30747,7 +31084,7 @@
         <w:t xml:space="preserve">kan altijd.</w:t>
       </w:r>
     </w:p>
-    <w:bookmarkStart w:id="103" w:name="het-sjablonenscherm"/>
+    <w:bookmarkStart w:id="105" w:name="het-sjablonenscherm"/>
     <w:p>
       <w:pPr>
         <w:pStyle w:val="Heading2"/>
@@ -31048,8 +31385,8 @@
         <w:t xml:space="preserve">Klik op een chip om hem in de e-mailtekst te zetten.</w:t>
       </w:r>
     </w:p>
-    <w:bookmarkEnd w:id="103"/>
-    <w:bookmarkStart w:id="104" w:name="een-sjabloon-aanpassen"/>
+    <w:bookmarkEnd w:id="105"/>
+    <w:bookmarkStart w:id="106" w:name="een-sjabloon-aanpassen"/>
     <w:p>
       <w:pPr>
         <w:pStyle w:val="Heading2"/>
@@ -31719,9 +32056,9 @@
         </w:pict>
       </w:r>
     </w:p>
-    <w:bookmarkEnd w:id="104"/>
-    <w:bookmarkEnd w:id="105"/>
-    <w:bookmarkStart w:id="109" w:name="geplande-berichten-en-herinneringen"/>
+    <w:bookmarkEnd w:id="106"/>
+    <w:bookmarkEnd w:id="107"/>
+    <w:bookmarkStart w:id="111" w:name="geplande-berichten-en-herinneringen"/>
     <w:p>
       <w:pPr>
         <w:pStyle w:val="Heading1"/>
@@ -31880,7 +32217,7 @@
         <w:t xml:space="preserve">elk kwartier.</w:t>
       </w:r>
     </w:p>
-    <w:bookmarkStart w:id="106" w:name="de-ingebouwde-herinneringen"/>
+    <w:bookmarkStart w:id="108" w:name="de-ingebouwde-herinneringen"/>
     <w:p>
       <w:pPr>
         <w:pStyle w:val="Heading2"/>
@@ -32434,8 +32771,8 @@
         <w:t xml:space="preserve">Instellingen › Kanalen &amp; meldingen.</w:t>
       </w:r>
     </w:p>
-    <w:bookmarkEnd w:id="106"/>
-    <w:bookmarkStart w:id="107" w:name="herinneringen-proefdraaien"/>
+    <w:bookmarkEnd w:id="108"/>
+    <w:bookmarkStart w:id="109" w:name="herinneringen-proefdraaien"/>
     <w:p>
       <w:pPr>
         <w:pStyle w:val="Heading2"/>
@@ -32651,8 +32988,8 @@
         <w:t xml:space="preserve">Op die kaart staat ook wanneer de automatische taken voor het laatst draaiden.</w:t>
       </w:r>
     </w:p>
-    <w:bookmarkEnd w:id="107"/>
-    <w:bookmarkStart w:id="108" w:name="een-eigen-regel-maken"/>
+    <w:bookmarkEnd w:id="109"/>
+    <w:bookmarkStart w:id="110" w:name="een-eigen-regel-maken"/>
     <w:p>
       <w:pPr>
         <w:pStyle w:val="Heading2"/>
@@ -33393,9 +33730,9 @@
         </w:pict>
       </w:r>
     </w:p>
-    <w:bookmarkEnd w:id="108"/>
-    <w:bookmarkEnd w:id="109"/>
-    <w:bookmarkStart w:id="113" w:name="seintje-bij-de-volgende-werving"/>
+    <w:bookmarkEnd w:id="110"/>
+    <w:bookmarkEnd w:id="111"/>
+    <w:bookmarkStart w:id="115" w:name="seintje-bij-de-volgende-werving"/>
     <w:p>
       <w:pPr>
         <w:pStyle w:val="Heading1"/>
@@ -33542,7 +33879,7 @@
         <w:t xml:space="preserve">bij Berichten in de groep Seintje gevraagd. De toestemming geldt maximaal twaalf maanden.</w:t>
       </w:r>
     </w:p>
-    <w:bookmarkStart w:id="110" w:name="wat-de-afgewezen-sollicitant-ziet"/>
+    <w:bookmarkStart w:id="112" w:name="wat-de-afgewezen-sollicitant-ziet"/>
     <w:p>
       <w:pPr>
         <w:pStyle w:val="Heading2"/>
@@ -33930,8 +34267,8 @@
         <w:t xml:space="preserve">.</w:t>
       </w:r>
     </w:p>
-    <w:bookmarkEnd w:id="110"/>
-    <w:bookmarkStart w:id="111" w:name="wat-je-als-bestuur-doet"/>
+    <w:bookmarkEnd w:id="112"/>
+    <w:bookmarkStart w:id="113" w:name="wat-je-als-bestuur-doet"/>
     <w:p>
       <w:pPr>
         <w:pStyle w:val="Heading2"/>
@@ -34140,8 +34477,8 @@
         <w:t xml:space="preserve">Benader afgewezen mensen buiten deze groep niet, ook niet als je hun adres nog ergens hebt.</w:t>
       </w:r>
     </w:p>
-    <w:bookmarkEnd w:id="111"/>
-    <w:bookmarkStart w:id="112" w:name="hoe-lang-het-geldt-en-hoe-het-vervalt"/>
+    <w:bookmarkEnd w:id="113"/>
+    <w:bookmarkStart w:id="114" w:name="hoe-lang-het-geldt-en-hoe-het-vervalt"/>
     <w:p>
       <w:pPr>
         <w:pStyle w:val="Heading2"/>
@@ -34412,9 +34749,9 @@
         </w:pict>
       </w:r>
     </w:p>
-    <w:bookmarkEnd w:id="112"/>
-    <w:bookmarkEnd w:id="113"/>
-    <w:bookmarkStart w:id="118" w:name="instellingen"/>
+    <w:bookmarkEnd w:id="114"/>
+    <w:bookmarkEnd w:id="115"/>
+    <w:bookmarkStart w:id="120" w:name="instellingen"/>
     <w:p>
       <w:pPr>
         <w:pStyle w:val="Heading1"/>
@@ -34627,7 +34964,7 @@
         <w:t xml:space="preserve">Systeem mag bewerken). Zoeken door het hele beheer kan met Ctrl K.</w:t>
       </w:r>
     </w:p>
-    <w:bookmarkStart w:id="114" w:name="wachtwoorden-en-sleutels"/>
+    <w:bookmarkStart w:id="116" w:name="wachtwoorden-en-sleutels"/>
     <w:p>
       <w:pPr>
         <w:pStyle w:val="Heading2"/>
@@ -34774,8 +35111,8 @@
         <w:t xml:space="preserve">alleen welk veld is gewijzigd, nooit de waarde.</w:t>
       </w:r>
     </w:p>
-    <w:bookmarkEnd w:id="114"/>
-    <w:bookmarkStart w:id="115" w:name="de-tabbladen-1"/>
+    <w:bookmarkEnd w:id="116"/>
+    <w:bookmarkStart w:id="117" w:name="de-tabbladen-1"/>
     <w:p>
       <w:pPr>
         <w:pStyle w:val="Heading2"/>
@@ -36501,8 +36838,8 @@
         <w:t xml:space="preserve">.</w:t>
       </w:r>
     </w:p>
-    <w:bookmarkEnd w:id="115"/>
-    <w:bookmarkStart w:id="116" w:name="handleidingen"/>
+    <w:bookmarkEnd w:id="117"/>
+    <w:bookmarkStart w:id="118" w:name="handleidingen"/>
     <w:p>
       <w:pPr>
         <w:pStyle w:val="Heading2"/>
@@ -36684,8 +37021,8 @@
         <w:t xml:space="preserve">via de zoeker (Ctrl K): typ "handleiding".</w:t>
       </w:r>
     </w:p>
-    <w:bookmarkEnd w:id="116"/>
-    <w:bookmarkStart w:id="117" w:name="wat-je-bij-de-start-instelt"/>
+    <w:bookmarkEnd w:id="118"/>
+    <w:bookmarkStart w:id="119" w:name="wat-je-bij-de-start-instelt"/>
     <w:p>
       <w:pPr>
         <w:pStyle w:val="Heading2"/>
@@ -37049,9 +37386,9 @@
         </w:pict>
       </w:r>
     </w:p>
-    <w:bookmarkEnd w:id="117"/>
-    <w:bookmarkEnd w:id="118"/>
-    <w:bookmarkStart w:id="124" w:name="beheerders-en-rechten"/>
+    <w:bookmarkEnd w:id="119"/>
+    <w:bookmarkEnd w:id="120"/>
+    <w:bookmarkStart w:id="126" w:name="beheerders-en-rechten"/>
     <w:p>
       <w:pPr>
         <w:pStyle w:val="Heading1"/>
@@ -37212,7 +37549,7 @@
         <w:t xml:space="preserve">onderdeel in wat een rol mag. Admin heeft altijd alles.</w:t>
       </w:r>
     </w:p>
-    <w:bookmarkStart w:id="119" w:name="iemand-toegang-geven"/>
+    <w:bookmarkStart w:id="121" w:name="iemand-toegang-geven"/>
     <w:p>
       <w:pPr>
         <w:pStyle w:val="Heading2"/>
@@ -37589,8 +37926,8 @@
         <w:t xml:space="preserve">Penningmeester.</w:t>
       </w:r>
     </w:p>
-    <w:bookmarkEnd w:id="119"/>
-    <w:bookmarkStart w:id="120" w:name="iemand-de-toegang-afnemen"/>
+    <w:bookmarkEnd w:id="121"/>
+    <w:bookmarkStart w:id="122" w:name="iemand-de-toegang-afnemen"/>
     <w:p>
       <w:pPr>
         <w:pStyle w:val="Heading2"/>
@@ -37657,8 +37994,8 @@
         <w:t xml:space="preserve">.</w:t>
       </w:r>
     </w:p>
-    <w:bookmarkEnd w:id="120"/>
-    <w:bookmarkStart w:id="121" w:name="het-tabblad-beheerders"/>
+    <w:bookmarkEnd w:id="122"/>
+    <w:bookmarkStart w:id="123" w:name="het-tabblad-beheerders"/>
     <w:p>
       <w:pPr>
         <w:pStyle w:val="Heading2"/>
@@ -38322,8 +38659,8 @@
         <w:t xml:space="preserve">nooit.</w:t>
       </w:r>
     </w:p>
-    <w:bookmarkEnd w:id="121"/>
-    <w:bookmarkStart w:id="122" w:name="een-noodingang-maken"/>
+    <w:bookmarkEnd w:id="123"/>
+    <w:bookmarkStart w:id="124" w:name="een-noodingang-maken"/>
     <w:p>
       <w:pPr>
         <w:pStyle w:val="Heading2"/>
@@ -38559,8 +38896,8 @@
         <w:t xml:space="preserve">(klik linksonder op je naam).</w:t>
       </w:r>
     </w:p>
-    <w:bookmarkEnd w:id="122"/>
-    <w:bookmarkStart w:id="123" w:name="het-tabblad-rollen--rechten"/>
+    <w:bookmarkEnd w:id="124"/>
+    <w:bookmarkStart w:id="125" w:name="het-tabblad-rollen--rechten"/>
     <w:p>
       <w:pPr>
         <w:pStyle w:val="Heading2"/>
@@ -40317,9 +40654,9 @@
         </w:pict>
       </w:r>
     </w:p>
-    <w:bookmarkEnd w:id="123"/>
-    <w:bookmarkEnd w:id="124"/>
-    <w:bookmarkStart w:id="128" w:name="logboek"/>
+    <w:bookmarkEnd w:id="125"/>
+    <w:bookmarkEnd w:id="126"/>
+    <w:bookmarkStart w:id="130" w:name="logboek"/>
     <w:p>
       <w:pPr>
         <w:pStyle w:val="Heading1"/>
@@ -40452,7 +40789,7 @@
         <w:t xml:space="preserve">zit hier nu in, als tabblad Fouten.</w:t>
       </w:r>
     </w:p>
-    <w:bookmarkStart w:id="125" w:name="het-logboekscherm"/>
+    <w:bookmarkStart w:id="127" w:name="het-logboekscherm"/>
     <w:p>
       <w:pPr>
         <w:pStyle w:val="Heading2"/>
@@ -41036,8 +41373,8 @@
         <w:t xml:space="preserve">.</w:t>
       </w:r>
     </w:p>
-    <w:bookmarkEnd w:id="125"/>
-    <w:bookmarkStart w:id="126" w:name="een-melding-herleiden"/>
+    <w:bookmarkEnd w:id="127"/>
+    <w:bookmarkStart w:id="128" w:name="een-melding-herleiden"/>
     <w:p>
       <w:pPr>
         <w:pStyle w:val="Heading2"/>
@@ -41264,8 +41601,8 @@
         <w:t xml:space="preserve">.</w:t>
       </w:r>
     </w:p>
-    <w:bookmarkEnd w:id="126"/>
-    <w:bookmarkStart w:id="127" w:name="hoe-lang-regels-blijven"/>
+    <w:bookmarkEnd w:id="128"/>
+    <w:bookmarkStart w:id="129" w:name="hoe-lang-regels-blijven"/>
     <w:p>
       <w:pPr>
         <w:pStyle w:val="Heading2"/>
@@ -41352,9 +41689,9 @@
         </w:pict>
       </w:r>
     </w:p>
-    <w:bookmarkEnd w:id="127"/>
-    <w:bookmarkEnd w:id="128"/>
-    <w:bookmarkStart w:id="136" w:name="privacy-en-avg-verzoeken"/>
+    <w:bookmarkEnd w:id="129"/>
+    <w:bookmarkEnd w:id="130"/>
+    <w:bookmarkStart w:id="138" w:name="privacy-en-avg-verzoeken"/>
     <w:p>
       <w:pPr>
         <w:pStyle w:val="Heading1"/>
@@ -41631,7 +41968,7 @@
         <w:t xml:space="preserve">er iets in wat we verwerken, dan hoort het register mee te veranderen.</w:t>
       </w:r>
     </w:p>
-    <w:bookmarkStart w:id="129" w:name="wat-de-sollicitant-zelf-kan"/>
+    <w:bookmarkStart w:id="131" w:name="wat-de-sollicitant-zelf-kan"/>
     <w:p>
       <w:pPr>
         <w:pStyle w:val="Heading2"/>
@@ -42221,8 +42558,8 @@
         <w:t xml:space="preserve">).</w:t>
       </w:r>
     </w:p>
-    <w:bookmarkEnd w:id="129"/>
-    <w:bookmarkStart w:id="130" w:name="de-privacyverklaring"/>
+    <w:bookmarkEnd w:id="131"/>
+    <w:bookmarkStart w:id="132" w:name="de-privacyverklaring"/>
     <w:p>
       <w:pPr>
         <w:pStyle w:val="Heading2"/>
@@ -42360,8 +42697,8 @@
         <w:t xml:space="preserve">overeenkomst te kunnen sluiten.</w:t>
       </w:r>
     </w:p>
-    <w:bookmarkEnd w:id="130"/>
-    <w:bookmarkStart w:id="131" w:name="een-verzoek-om-inzage"/>
+    <w:bookmarkEnd w:id="132"/>
+    <w:bookmarkStart w:id="133" w:name="een-verzoek-om-inzage"/>
     <w:p>
       <w:pPr>
         <w:pStyle w:val="Heading2"/>
@@ -42678,8 +43015,8 @@
         <w:t xml:space="preserve">Antwoord binnen een maand.</w:t>
       </w:r>
     </w:p>
-    <w:bookmarkEnd w:id="131"/>
-    <w:bookmarkStart w:id="132" w:name="een-verzoek-om-correctie"/>
+    <w:bookmarkEnd w:id="133"/>
+    <w:bookmarkStart w:id="134" w:name="een-verzoek-om-correctie"/>
     <w:p>
       <w:pPr>
         <w:pStyle w:val="Heading2"/>
@@ -42791,8 +43128,8 @@
         <w:t xml:space="preserve">logboek als "Gegevens gecorrigeerd". Antwoord binnen een maand.</w:t>
       </w:r>
     </w:p>
-    <w:bookmarkEnd w:id="132"/>
-    <w:bookmarkStart w:id="133" w:name="een-dossier-verwijderen"/>
+    <w:bookmarkEnd w:id="134"/>
+    <w:bookmarkStart w:id="135" w:name="een-dossier-verwijderen"/>
     <w:p>
       <w:pPr>
         <w:pStyle w:val="Heading2"/>
@@ -43350,8 +43687,8 @@
         <w:t xml:space="preserve">verdwijnt.</w:t>
       </w:r>
     </w:p>
-    <w:bookmarkEnd w:id="133"/>
-    <w:bookmarkStart w:id="134" w:name="bezwaar-tegen-de-ai-analyse"/>
+    <w:bookmarkEnd w:id="135"/>
+    <w:bookmarkStart w:id="136" w:name="bezwaar-tegen-de-ai-analyse"/>
     <w:p>
       <w:pPr>
         <w:pStyle w:val="Heading2"/>
@@ -43655,8 +43992,8 @@
         <w:t xml:space="preserve">bestuur beoordeelt het formulier dan gewoon zonder AI-advies.</w:t>
       </w:r>
     </w:p>
-    <w:bookmarkEnd w:id="134"/>
-    <w:bookmarkStart w:id="135" w:name="wat-je-nooit-per-mail-doorstuurt"/>
+    <w:bookmarkEnd w:id="136"/>
+    <w:bookmarkStart w:id="137" w:name="wat-je-nooit-per-mail-doorstuurt"/>
     <w:p>
       <w:pPr>
         <w:pStyle w:val="Heading2"/>
@@ -43722,9 +44059,9 @@
         </w:pict>
       </w:r>
     </w:p>
-    <w:bookmarkEnd w:id="135"/>
-    <w:bookmarkEnd w:id="136"/>
-    <w:bookmarkStart w:id="140" w:name="bewaartermijnen"/>
+    <w:bookmarkEnd w:id="137"/>
+    <w:bookmarkEnd w:id="138"/>
+    <w:bookmarkStart w:id="142" w:name="bewaartermijnen"/>
     <w:p>
       <w:pPr>
         <w:pStyle w:val="Heading1"/>
@@ -43889,7 +44226,7 @@
         <w:t xml:space="preserve">hand. Wat er is opgeruimd zie je in het opschoon-logboek en in het Logboek onder AVG-opschoning.</w:t>
       </w:r>
     </w:p>
-    <w:bookmarkStart w:id="137" w:name="opschonen-aanzetten"/>
+    <w:bookmarkStart w:id="139" w:name="opschonen-aanzetten"/>
     <w:p>
       <w:pPr>
         <w:pStyle w:val="Heading2"/>
@@ -44202,8 +44539,8 @@
         <w:t xml:space="preserve">uitzondering: daar heeft 0 een eigen betekenis (zie de tabel).</w:t>
       </w:r>
     </w:p>
-    <w:bookmarkEnd w:id="137"/>
-    <w:bookmarkStart w:id="138" w:name="de-termijnen"/>
+    <w:bookmarkEnd w:id="139"/>
+    <w:bookmarkStart w:id="140" w:name="de-termijnen"/>
     <w:p>
       <w:pPr>
         <w:pStyle w:val="Heading2"/>
@@ -45457,8 +45794,8 @@
         <w:t xml:space="preserve">termijn aan, lees de verklaring dan even na.</w:t>
       </w:r>
     </w:p>
-    <w:bookmarkEnd w:id="138"/>
-    <w:bookmarkStart w:id="139" w:name="waar-je-het-terugziet"/>
+    <w:bookmarkEnd w:id="140"/>
+    <w:bookmarkStart w:id="141" w:name="waar-je-het-terugziet"/>
     <w:p>
       <w:pPr>
         <w:pStyle w:val="Heading2"/>
@@ -45624,9 +45961,9 @@
         </w:pict>
       </w:r>
     </w:p>
-    <w:bookmarkEnd w:id="139"/>
-    <w:bookmarkEnd w:id="140"/>
-    <w:bookmarkStart w:id="145" w:name="systeem-en-foutenlog"/>
+    <w:bookmarkEnd w:id="141"/>
+    <w:bookmarkEnd w:id="142"/>
+    <w:bookmarkStart w:id="147" w:name="systeem-en-foutenlog"/>
     <w:p>
       <w:pPr>
         <w:pStyle w:val="Heading1"/>
@@ -45781,7 +46118,7 @@
         <w:t xml:space="preserve">Een los foutenlog met een knop om het te legen bestaat niet meer.</w:t>
       </w:r>
     </w:p>
-    <w:bookmarkStart w:id="141" w:name="systeem--updates"/>
+    <w:bookmarkStart w:id="143" w:name="systeem--updates"/>
     <w:p>
       <w:pPr>
         <w:pStyle w:val="Heading2"/>
@@ -46493,8 +46830,8 @@
         <w:t xml:space="preserve">: per versie wat er veranderde, met de huidige versie open.</w:t>
       </w:r>
     </w:p>
-    <w:bookmarkEnd w:id="141"/>
-    <w:bookmarkStart w:id="142" w:name="kluissleutel-wisselen"/>
+    <w:bookmarkEnd w:id="143"/>
+    <w:bookmarkStart w:id="144" w:name="kluissleutel-wisselen"/>
     <w:p>
       <w:pPr>
         <w:pStyle w:val="Heading2"/>
@@ -47237,8 +47574,8 @@
         <w:t xml:space="preserve">bij Beheerders).</w:t>
       </w:r>
     </w:p>
-    <w:bookmarkEnd w:id="142"/>
-    <w:bookmarkStart w:id="143" w:name="fouten-opzoeken"/>
+    <w:bookmarkEnd w:id="144"/>
+    <w:bookmarkStart w:id="145" w:name="fouten-opzoeken"/>
     <w:p>
       <w:pPr>
         <w:pStyle w:val="Heading2"/>
@@ -47391,8 +47728,8 @@
         <w:t xml:space="preserve">Logboek › Fouten.</w:t>
       </w:r>
     </w:p>
-    <w:bookmarkEnd w:id="143"/>
-    <w:bookmarkStart w:id="144" w:name="testomgeving"/>
+    <w:bookmarkEnd w:id="145"/>
+    <w:bookmarkStart w:id="146" w:name="testomgeving"/>
     <w:p>
       <w:pPr>
         <w:pStyle w:val="Heading2"/>
@@ -47466,9 +47803,9 @@
         </w:pict>
       </w:r>
     </w:p>
-    <w:bookmarkEnd w:id="144"/>
-    <w:bookmarkEnd w:id="145"/>
-    <w:bookmarkStart w:id="146" w:name="veelgestelde-vragen"/>
+    <w:bookmarkEnd w:id="146"/>
+    <w:bookmarkEnd w:id="147"/>
+    <w:bookmarkStart w:id="148" w:name="veelgestelde-vragen"/>
     <w:p>
       <w:pPr>
         <w:pStyle w:val="Heading1"/>
@@ -48768,8 +49105,8 @@
         </w:pict>
       </w:r>
     </w:p>
-    <w:bookmarkEnd w:id="146"/>
-    <w:bookmarkStart w:id="147" w:name="woordenlijst"/>
+    <w:bookmarkEnd w:id="148"/>
+    <w:bookmarkStart w:id="149" w:name="woordenlijst"/>
     <w:p>
       <w:pPr>
         <w:pStyle w:val="Heading1"/>
@@ -49331,7 +49668,7 @@
         <w:t xml:space="preserve">— het digitale zegel op ondertekende PDF's. Daarmee is te controleren dat het document na het tekenen niet is veranderd.</w:t>
       </w:r>
     </w:p>
-    <w:bookmarkEnd w:id="147"/>
+    <w:bookmarkEnd w:id="149"/>
     <w:sectPr>
       <w:footnotePr>
         <w:numRestart w:val="eachSect"/>
@@ -50184,34 +50521,7 @@
     <w:abstractNumId w:val="991"/>
   </w:num>
   <w:num w:numId="1051">
-    <w:abstractNumId w:val="99411"/>
-    <w:lvlOverride w:ilvl="0">
-      <w:startOverride w:val="1"/>
-    </w:lvlOverride>
-    <w:lvlOverride w:ilvl="1">
-      <w:startOverride w:val="1"/>
-    </w:lvlOverride>
-    <w:lvlOverride w:ilvl="2">
-      <w:startOverride w:val="1"/>
-    </w:lvlOverride>
-    <w:lvlOverride w:ilvl="3">
-      <w:startOverride w:val="1"/>
-    </w:lvlOverride>
-    <w:lvlOverride w:ilvl="4">
-      <w:startOverride w:val="1"/>
-    </w:lvlOverride>
-    <w:lvlOverride w:ilvl="5">
-      <w:startOverride w:val="1"/>
-    </w:lvlOverride>
-    <w:lvlOverride w:ilvl="6">
-      <w:startOverride w:val="1"/>
-    </w:lvlOverride>
-    <w:lvlOverride w:ilvl="7">
-      <w:startOverride w:val="1"/>
-    </w:lvlOverride>
-    <w:lvlOverride w:ilvl="8">
-      <w:startOverride w:val="1"/>
-    </w:lvlOverride>
+    <w:abstractNumId w:val="991"/>
   </w:num>
   <w:num w:numId="1052">
     <w:abstractNumId w:val="99411"/>

--- a/docs/handleiding/word/handleiding_beheer.docx
+++ b/docs/handleiding/word/handleiding_beheer.docx
@@ -14781,7 +14781,7 @@
     </w:p>
     <w:bookmarkEnd w:id="53"/>
     <w:bookmarkEnd w:id="54"/>
-    <w:bookmarkStart w:id="66" w:name="het-dossier"/>
+    <w:bookmarkStart w:id="68" w:name="het-dossier"/>
     <w:p>
       <w:pPr>
         <w:pStyle w:val="Heading1"/>
@@ -17233,7 +17233,147 @@
       </w:r>
     </w:p>
     <w:bookmarkEnd w:id="61"/>
-    <w:bookmarkStart w:id="62" w:name="tabblad-ondertekeningen"/>
+    <w:bookmarkStart w:id="62" w:name="tabblad-inzet"/>
+    <w:p>
+      <w:pPr>
+        <w:pStyle w:val="Heading2"/>
+      </w:pPr>
+      <w:r>
+        <w:rPr>
+          <w:lang w:val="nl"/>
+        </w:rPr>
+        <w:t xml:space="preserve">Tabblad Inzet</w:t>
+      </w:r>
+    </w:p>
+    <w:p>
+      <w:pPr>
+        <w:pStyle w:val="FirstParagraph"/>
+      </w:pPr>
+      <w:r>
+        <w:rPr>
+          <w:lang w:val="nl"/>
+        </w:rPr>
+        <w:t xml:space="preserve">Alleen met leesrecht op de loonplanning. Per week: wat de sollicitant opgaf, de vastgestelde</w:t>
+      </w:r>
+      <w:r>
+        <w:rPr>
+          <w:lang w:val="nl"/>
+        </w:rPr>
+        <w:t xml:space="preserve"> </w:t>
+      </w:r>
+      <w:r>
+        <w:rPr>
+          <w:b/>
+          <w:bCs/>
+          <w:lang w:val="nl"/>
+        </w:rPr>
+        <w:t xml:space="preserve">afspraak</w:t>
+      </w:r>
+      <w:r>
+        <w:rPr>
+          <w:lang w:val="nl"/>
+        </w:rPr>
+        <w:t xml:space="preserve"> </w:t>
+      </w:r>
+      <w:r>
+        <w:rPr>
+          <w:lang w:val="nl"/>
+        </w:rPr>
+        <w:t xml:space="preserve">(groen, zodra de loonplanning definitief is) en hoe de persoon in elk scenario staat</w:t>
+      </w:r>
+      <w:r>
+        <w:rPr>
+          <w:lang w:val="nl"/>
+        </w:rPr>
+        <w:t xml:space="preserve"> </w:t>
+      </w:r>
+      <w:r>
+        <w:rPr>
+          <w:lang w:val="nl"/>
+        </w:rPr>
+        <w:t xml:space="preserve">(de ster is het actieve). Bovenaan of de persoon vaststaat na het TW-gesprek. Via</w:t>
+      </w:r>
+      <w:r>
+        <w:rPr>
+          <w:lang w:val="nl"/>
+        </w:rPr>
+        <w:t xml:space="preserve"> </w:t>
+      </w:r>
+      <w:r>
+        <w:rPr>
+          <w:b/>
+          <w:bCs/>
+          <w:lang w:val="nl"/>
+        </w:rPr>
+        <w:t xml:space="preserve">Naar de</w:t>
+      </w:r>
+      <w:r>
+        <w:rPr>
+          <w:b/>
+          <w:bCs/>
+          <w:lang w:val="nl"/>
+        </w:rPr>
+        <w:t xml:space="preserve"> </w:t>
+      </w:r>
+      <w:r>
+        <w:rPr>
+          <w:b/>
+          <w:bCs/>
+          <w:lang w:val="nl"/>
+        </w:rPr>
+        <w:t xml:space="preserve">loonplanning</w:t>
+      </w:r>
+      <w:r>
+        <w:rPr>
+          <w:lang w:val="nl"/>
+        </w:rPr>
+        <w:t xml:space="preserve"> </w:t>
+      </w:r>
+      <w:r>
+        <w:rPr>
+          <w:lang w:val="nl"/>
+        </w:rPr>
+        <w:t xml:space="preserve">pas je het aan.</w:t>
+      </w:r>
+    </w:p>
+    <w:bookmarkEnd w:id="62"/>
+    <w:bookmarkStart w:id="63" w:name="tabblad-trainingsweekend"/>
+    <w:p>
+      <w:pPr>
+        <w:pStyle w:val="Heading2"/>
+      </w:pPr>
+      <w:r>
+        <w:rPr>
+          <w:lang w:val="nl"/>
+        </w:rPr>
+        <w:t xml:space="preserve">Tabblad Trainingsweekend</w:t>
+      </w:r>
+    </w:p>
+    <w:p>
+      <w:pPr>
+        <w:pStyle w:val="FirstParagraph"/>
+      </w:pPr>
+      <w:r>
+        <w:rPr>
+          <w:lang w:val="nl"/>
+        </w:rPr>
+        <w:t xml:space="preserve">Bevestiging en inchecken, de observaties van het weekend, en het gesprek: besluit, interne notitie</w:t>
+      </w:r>
+      <w:r>
+        <w:rPr>
+          <w:lang w:val="nl"/>
+        </w:rPr>
+        <w:t xml:space="preserve"> </w:t>
+      </w:r>
+      <w:r>
+        <w:rPr>
+          <w:lang w:val="nl"/>
+        </w:rPr>
+        <w:t xml:space="preserve">en het bericht aan de sollicitant.</w:t>
+      </w:r>
+    </w:p>
+    <w:bookmarkEnd w:id="63"/>
+    <w:bookmarkStart w:id="64" w:name="tabblad-ondertekeningen"/>
     <w:p>
       <w:pPr>
         <w:pStyle w:val="Heading2"/>
@@ -17471,8 +17611,8 @@
         <w:t xml:space="preserve">.</w:t>
       </w:r>
     </w:p>
-    <w:bookmarkEnd w:id="62"/>
-    <w:bookmarkStart w:id="63" w:name="tabblad-tijdlijn"/>
+    <w:bookmarkEnd w:id="64"/>
+    <w:bookmarkStart w:id="65" w:name="tabblad-tijdlijn"/>
     <w:p>
       <w:pPr>
         <w:pStyle w:val="Heading2"/>
@@ -17545,8 +17685,8 @@
         <w:t xml:space="preserve">logboek gefilterd op deze persoon, inclusief wie welk document opende).</w:t>
       </w:r>
     </w:p>
-    <w:bookmarkEnd w:id="63"/>
-    <w:bookmarkStart w:id="64" w:name="verwijderen-uit-het-dossier"/>
+    <w:bookmarkEnd w:id="65"/>
+    <w:bookmarkStart w:id="66" w:name="verwijderen-uit-het-dossier"/>
     <w:p>
       <w:pPr>
         <w:pStyle w:val="Heading2"/>
@@ -17890,8 +18030,8 @@
         <w:t xml:space="preserve">.</w:t>
       </w:r>
     </w:p>
-    <w:bookmarkEnd w:id="64"/>
-    <w:bookmarkStart w:id="65" w:name="gegevens-corrigeren"/>
+    <w:bookmarkEnd w:id="66"/>
+    <w:bookmarkStart w:id="67" w:name="gegevens-corrigeren"/>
     <w:p>
       <w:pPr>
         <w:pStyle w:val="Heading2"/>
@@ -18426,9 +18566,9 @@
         </w:pict>
       </w:r>
     </w:p>
-    <w:bookmarkEnd w:id="65"/>
-    <w:bookmarkEnd w:id="66"/>
-    <w:bookmarkStart w:id="71" w:name="de-fases-en-wat-er-automatisch-gebeurt"/>
+    <w:bookmarkEnd w:id="67"/>
+    <w:bookmarkEnd w:id="68"/>
+    <w:bookmarkStart w:id="73" w:name="de-fases-en-wat-er-automatisch-gebeurt"/>
     <w:p>
       <w:pPr>
         <w:pStyle w:val="Heading1"/>
@@ -18561,7 +18701,7 @@
         <w:t xml:space="preserve">Welke melding via welk kanaal gaat, stel je in bij Instellingen en Sjablonen.</w:t>
       </w:r>
     </w:p>
-    <w:bookmarkStart w:id="67" w:name="de-fases"/>
+    <w:bookmarkStart w:id="69" w:name="de-fases"/>
     <w:p>
       <w:pPr>
         <w:pStyle w:val="Heading2"/>
@@ -19178,8 +19318,8 @@
         </w:tc>
       </w:tr>
     </w:tbl>
-    <w:bookmarkEnd w:id="67"/>
-    <w:bookmarkStart w:id="68" w:name="het-seintje-bij-afwijzing"/>
+    <w:bookmarkEnd w:id="69"/>
+    <w:bookmarkStart w:id="70" w:name="het-seintje-bij-afwijzing"/>
     <w:p>
       <w:pPr>
         <w:pStyle w:val="Heading2"/>
@@ -19404,8 +19544,8 @@
         <w:t xml:space="preserve">.</w:t>
       </w:r>
     </w:p>
-    <w:bookmarkEnd w:id="68"/>
-    <w:bookmarkStart w:id="69" w:name="zonder-bericht-doorvoeren"/>
+    <w:bookmarkEnd w:id="70"/>
+    <w:bookmarkStart w:id="71" w:name="zonder-bericht-doorvoeren"/>
     <w:p>
       <w:pPr>
         <w:pStyle w:val="Heading2"/>
@@ -19614,8 +19754,8 @@
         <w:t xml:space="preserve">altijd het ingestelde bericht uit.</w:t>
       </w:r>
     </w:p>
-    <w:bookmarkEnd w:id="69"/>
-    <w:bookmarkStart w:id="70" w:name="goed-om-te-weten"/>
+    <w:bookmarkEnd w:id="71"/>
+    <w:bookmarkStart w:id="72" w:name="goed-om-te-weten"/>
     <w:p>
       <w:pPr>
         <w:pStyle w:val="Heading2"/>
@@ -19893,9 +20033,9 @@
         </w:pict>
       </w:r>
     </w:p>
-    <w:bookmarkEnd w:id="70"/>
-    <w:bookmarkEnd w:id="71"/>
-    <w:bookmarkStart w:id="77" w:name="selectiedag"/>
+    <w:bookmarkEnd w:id="72"/>
+    <w:bookmarkEnd w:id="73"/>
+    <w:bookmarkStart w:id="79" w:name="selectiedag"/>
     <w:p>
       <w:pPr>
         <w:pStyle w:val="Heading1"/>
@@ -20063,7 +20203,7 @@
         <w:t xml:space="preserve">Naast de titel staat de datum van de selectiedag.</w:t>
       </w:r>
     </w:p>
-    <w:bookmarkStart w:id="72" w:name="stap-1-groepen-indelen"/>
+    <w:bookmarkStart w:id="74" w:name="stap-1-groepen-indelen"/>
     <w:p>
       <w:pPr>
         <w:pStyle w:val="Heading2"/>
@@ -20396,8 +20536,8 @@
         <w:t xml:space="preserve">.</w:t>
       </w:r>
     </w:p>
-    <w:bookmarkEnd w:id="72"/>
-    <w:bookmarkStart w:id="73" w:name="stap-2-inchecken"/>
+    <w:bookmarkEnd w:id="74"/>
+    <w:bookmarkStart w:id="75" w:name="stap-2-inchecken"/>
     <w:p>
       <w:pPr>
         <w:pStyle w:val="Heading2"/>
@@ -20915,8 +21055,8 @@
         <w:t xml:space="preserve">je naar stap 3.</w:t>
       </w:r>
     </w:p>
-    <w:bookmarkEnd w:id="73"/>
-    <w:bookmarkStart w:id="74" w:name="stap-3-beoordelen"/>
+    <w:bookmarkEnd w:id="75"/>
+    <w:bookmarkStart w:id="76" w:name="stap-3-beoordelen"/>
     <w:p>
       <w:pPr>
         <w:pStyle w:val="Heading2"/>
@@ -21410,8 +21550,8 @@
         <w:t xml:space="preserve">knop zie je alleen als je Sollicitanten mag lezen.</w:t>
       </w:r>
     </w:p>
-    <w:bookmarkEnd w:id="74"/>
-    <w:bookmarkStart w:id="75" w:name="stap-4-nabespreken"/>
+    <w:bookmarkEnd w:id="76"/>
+    <w:bookmarkStart w:id="77" w:name="stap-4-nabespreken"/>
     <w:p>
       <w:pPr>
         <w:pStyle w:val="Heading2"/>
@@ -21719,8 +21859,8 @@
         <w:t xml:space="preserve">.</w:t>
       </w:r>
     </w:p>
-    <w:bookmarkEnd w:id="75"/>
-    <w:bookmarkStart w:id="76" w:name="stap-5-de-bellijst"/>
+    <w:bookmarkEnd w:id="77"/>
+    <w:bookmarkStart w:id="78" w:name="stap-5-de-bellijst"/>
     <w:p>
       <w:pPr>
         <w:pStyle w:val="Heading2"/>
@@ -22180,9 +22320,9 @@
         </w:pict>
       </w:r>
     </w:p>
-    <w:bookmarkEnd w:id="76"/>
-    <w:bookmarkEnd w:id="77"/>
-    <w:bookmarkStart w:id="82" w:name="trainingsweekend"/>
+    <w:bookmarkEnd w:id="78"/>
+    <w:bookmarkEnd w:id="79"/>
+    <w:bookmarkStart w:id="84" w:name="trainingsweekend"/>
     <w:p>
       <w:pPr>
         <w:pStyle w:val="Heading1"/>
@@ -22350,7 +22490,7 @@
         <w:t xml:space="preserve">scherm op Voorbereiden, daarna op Beoordelen.</w:t>
       </w:r>
     </w:p>
-    <w:bookmarkStart w:id="78" w:name="stap-1-voorbereiden"/>
+    <w:bookmarkStart w:id="80" w:name="stap-1-voorbereiden"/>
     <w:p>
       <w:pPr>
         <w:pStyle w:val="Heading2"/>
@@ -22503,8 +22643,8 @@
         <w:t xml:space="preserve">inchecken afsluiten. Een nieuwe code maakt de oude links ongeldig.</w:t>
       </w:r>
     </w:p>
-    <w:bookmarkEnd w:id="78"/>
-    <w:bookmarkStart w:id="79" w:name="stap-2-inchecken-1"/>
+    <w:bookmarkEnd w:id="80"/>
+    <w:bookmarkStart w:id="81" w:name="stap-2-inchecken-1"/>
     <w:p>
       <w:pPr>
         <w:pStyle w:val="Heading2"/>
@@ -22547,6 +22687,65 @@
         <w:rPr>
           <w:lang w:val="nl"/>
         </w:rPr>
+        <w:t xml:space="preserve">Is de gezondheidsverklaring of het intakeformulier nog niet getekend (selectiedag en weekend),</w:t>
+      </w:r>
+      <w:r>
+        <w:rPr>
+          <w:lang w:val="nl"/>
+        </w:rPr>
+        <w:t xml:space="preserve"> </w:t>
+      </w:r>
+      <w:r>
+        <w:rPr>
+          <w:lang w:val="nl"/>
+        </w:rPr>
+        <w:t xml:space="preserve">dan zegt de tablet dat en gaat de link meteen uit: per mail en WhatsApp naar wie 18+ is, per mail</w:t>
+      </w:r>
+      <w:r>
+        <w:rPr>
+          <w:lang w:val="nl"/>
+        </w:rPr>
+        <w:t xml:space="preserve"> </w:t>
+      </w:r>
+      <w:r>
+        <w:rPr>
+          <w:lang w:val="nl"/>
+        </w:rPr>
+        <w:t xml:space="preserve">naar de ouder als die tekent, en zonder bekend ouder-adres een verzoek om dat in te vullen. In de</w:t>
+      </w:r>
+      <w:r>
+        <w:rPr>
+          <w:lang w:val="nl"/>
+        </w:rPr>
+        <w:t xml:space="preserve"> </w:t>
+      </w:r>
+      <w:r>
+        <w:rPr>
+          <w:lang w:val="nl"/>
+        </w:rPr>
+        <w:t xml:space="preserve">incheck-lijst van het beheer staat bij die persoon een rode markering "Niet getekend: …". Laat</w:t>
+      </w:r>
+      <w:r>
+        <w:rPr>
+          <w:lang w:val="nl"/>
+        </w:rPr>
+        <w:t xml:space="preserve"> </w:t>
+      </w:r>
+      <w:r>
+        <w:rPr>
+          <w:lang w:val="nl"/>
+        </w:rPr>
+        <w:t xml:space="preserve">niemand zonder getekende gezondheidsverklaring het water in.</w:t>
+      </w:r>
+    </w:p>
+    <w:p>
+      <w:pPr>
+        <w:pStyle w:val="BodyText"/>
+      </w:pPr>
+      <w:r>
+        <w:rPr>
+          <w:lang w:val="nl"/>
+        </w:rPr>
         <w:t xml:space="preserve">Lukt de tablet niet, dan vink je hier af:</w:t>
       </w:r>
       <w:r>
@@ -22670,8 +22869,8 @@
         <w:t xml:space="preserve">verschenen". Er sluit niets vanzelf af, en een laatkomer check je daarna gewoon nog in.</w:t>
       </w:r>
     </w:p>
-    <w:bookmarkEnd w:id="79"/>
-    <w:bookmarkStart w:id="80" w:name="stap-3-beoordelen-1"/>
+    <w:bookmarkEnd w:id="81"/>
+    <w:bookmarkStart w:id="82" w:name="stap-3-beoordelen-1"/>
     <w:p>
       <w:pPr>
         <w:pStyle w:val="Heading2"/>
@@ -22884,8 +23083,8 @@
         <w:t xml:space="preserve">en het telefoonnummer ziet alleen wie Sollicitanten mag lezen.</w:t>
       </w:r>
     </w:p>
-    <w:bookmarkEnd w:id="80"/>
-    <w:bookmarkStart w:id="81" w:name="stap-4-gesprekken"/>
+    <w:bookmarkEnd w:id="82"/>
+    <w:bookmarkStart w:id="83" w:name="stap-4-gesprekken"/>
     <w:p>
       <w:pPr>
         <w:pStyle w:val="Heading2"/>
@@ -22917,7 +23116,19 @@
         <w:rPr>
           <w:lang w:val="nl"/>
         </w:rPr>
-        <w:t xml:space="preserve">en Gesproken. De volgorde kies je ter plekke.</w:t>
+        <w:t xml:space="preserve">en Gesproken. De volgorde kies je ter plekke. Zoek op naam, filter op gesprek of besluit, of sorteer</w:t>
+      </w:r>
+      <w:r>
+        <w:rPr>
+          <w:lang w:val="nl"/>
+        </w:rPr>
+        <w:t xml:space="preserve"> </w:t>
+      </w:r>
+      <w:r>
+        <w:rPr>
+          <w:lang w:val="nl"/>
+        </w:rPr>
+        <w:t xml:space="preserve">op het selectiedag-cijfer.</w:t>
       </w:r>
     </w:p>
     <w:p>
@@ -23041,19 +23252,31 @@
         <w:rPr>
           <w:lang w:val="nl"/>
         </w:rPr>
-        <w:t xml:space="preserve">wijziging wordt meteen opgeslagen), wat er dit weekend en op de selectiedag is opgevallen, en wat</w:t>
-      </w:r>
-      <w:r>
-        <w:rPr>
-          <w:lang w:val="nl"/>
-        </w:rPr>
-        <w:t xml:space="preserve"> </w:t>
-      </w:r>
-      <w:r>
-        <w:rPr>
-          <w:lang w:val="nl"/>
-        </w:rPr>
-        <w:t xml:space="preserve">er nog openstaat in het portaal.</w:t>
+        <w:t xml:space="preserve">wijziging wordt meteen opgeslagen, en wat iemand in de loonplanning verandert zie je hier binnen</w:t>
+      </w:r>
+      <w:r>
+        <w:rPr>
+          <w:lang w:val="nl"/>
+        </w:rPr>
+        <w:t xml:space="preserve"> </w:t>
+      </w:r>
+      <w:r>
+        <w:rPr>
+          <w:lang w:val="nl"/>
+        </w:rPr>
+        <w:t xml:space="preserve">15 seconden), wat er dit weekend is opgevallen, de selectiedag (cijfers per onderdeel, advies,</w:t>
+      </w:r>
+      <w:r>
+        <w:rPr>
+          <w:lang w:val="nl"/>
+        </w:rPr>
+        <w:t xml:space="preserve"> </w:t>
+      </w:r>
+      <w:r>
+        <w:rPr>
+          <w:lang w:val="nl"/>
+        </w:rPr>
+        <w:t xml:space="preserve">besluit en opmerkingen), en wat er nog openstaat in het portaal.</w:t>
       </w:r>
     </w:p>
     <w:p>
@@ -23349,6 +23572,119 @@
     <w:p>
       <w:pPr>
         <w:pStyle w:val="FirstParagraph"/>
+      </w:pPr>
+      <w:r>
+        <w:rPr>
+          <w:lang w:val="nl"/>
+        </w:rPr>
+        <w:t xml:space="preserve">Bij aannemen of twijfel wordt de inzet van die persoon uit het actieve scenario naar</w:t>
+      </w:r>
+      <w:r>
+        <w:rPr>
+          <w:lang w:val="nl"/>
+        </w:rPr>
+        <w:t xml:space="preserve"> </w:t>
+      </w:r>
+      <w:r>
+        <w:rPr>
+          <w:b/>
+          <w:bCs/>
+          <w:lang w:val="nl"/>
+        </w:rPr>
+        <w:t xml:space="preserve">alle</w:t>
+      </w:r>
+      <w:r>
+        <w:rPr>
+          <w:lang w:val="nl"/>
+        </w:rPr>
+        <w:t xml:space="preserve"> </w:t>
+      </w:r>
+      <w:r>
+        <w:rPr>
+          <w:lang w:val="nl"/>
+        </w:rPr>
+        <w:t xml:space="preserve">scenario's gekopieerd en daar vastgezet: wat met de sollicitant besproken is, verandert niet meer</w:t>
+      </w:r>
+      <w:r>
+        <w:rPr>
+          <w:lang w:val="nl"/>
+        </w:rPr>
+        <w:t xml:space="preserve"> </w:t>
+      </w:r>
+      <w:r>
+        <w:rPr>
+          <w:lang w:val="nl"/>
+        </w:rPr>
+        <w:t xml:space="preserve">doordat iemand met een ander scenario speelt. Met de anderen kun je gewoon verder puzzelen. Moet</w:t>
+      </w:r>
+      <w:r>
+        <w:rPr>
+          <w:lang w:val="nl"/>
+        </w:rPr>
+        <w:t xml:space="preserve"> </w:t>
+      </w:r>
+      <w:r>
+        <w:rPr>
+          <w:lang w:val="nl"/>
+        </w:rPr>
+        <w:t xml:space="preserve">het toch anders (bijzondere situatie), klik dan op</w:t>
+      </w:r>
+      <w:r>
+        <w:rPr>
+          <w:lang w:val="nl"/>
+        </w:rPr>
+        <w:t xml:space="preserve"> </w:t>
+      </w:r>
+      <w:r>
+        <w:rPr>
+          <w:b/>
+          <w:bCs/>
+          <w:lang w:val="nl"/>
+        </w:rPr>
+        <w:t xml:space="preserve">Toch aanpassen</w:t>
+      </w:r>
+      <w:r>
+        <w:rPr>
+          <w:lang w:val="nl"/>
+        </w:rPr>
+        <w:t xml:space="preserve">, geef een reden (die komt in</w:t>
+      </w:r>
+      <w:r>
+        <w:rPr>
+          <w:lang w:val="nl"/>
+        </w:rPr>
+        <w:t xml:space="preserve"> </w:t>
+      </w:r>
+      <w:r>
+        <w:rPr>
+          <w:lang w:val="nl"/>
+        </w:rPr>
+        <w:t xml:space="preserve">het logboek), pas het aan en klik op</w:t>
+      </w:r>
+      <w:r>
+        <w:rPr>
+          <w:lang w:val="nl"/>
+        </w:rPr>
+        <w:t xml:space="preserve"> </w:t>
+      </w:r>
+      <w:r>
+        <w:rPr>
+          <w:b/>
+          <w:bCs/>
+          <w:lang w:val="nl"/>
+        </w:rPr>
+        <w:t xml:space="preserve">Nu vastzetten</w:t>
+      </w:r>
+      <w:r>
+        <w:rPr>
+          <w:lang w:val="nl"/>
+        </w:rPr>
+        <w:t xml:space="preserve">.</w:t>
+      </w:r>
+    </w:p>
+    <w:p>
+      <w:pPr>
+        <w:pStyle w:val="BodyText"/>
       </w:pPr>
       <w:r>
         <w:rPr>
@@ -23459,9 +23795,9 @@
         </w:pict>
       </w:r>
     </w:p>
-    <w:bookmarkEnd w:id="81"/>
-    <w:bookmarkEnd w:id="82"/>
-    <w:bookmarkStart w:id="87" w:name="ondertekeningen"/>
+    <w:bookmarkEnd w:id="83"/>
+    <w:bookmarkEnd w:id="84"/>
+    <w:bookmarkStart w:id="89" w:name="ondertekeningen"/>
     <w:p>
       <w:pPr>
         <w:pStyle w:val="Heading1"/>
@@ -23582,7 +23918,7 @@
         <w:t xml:space="preserve">een link in de mail. Komt een mail niet aan, kopieer dan de link en stuur hem zelf.</w:t>
       </w:r>
     </w:p>
-    <w:bookmarkStart w:id="83" w:name="welke-documenten"/>
+    <w:bookmarkStart w:id="85" w:name="welke-documenten"/>
     <w:p>
       <w:pPr>
         <w:pStyle w:val="Heading2"/>
@@ -23952,8 +24288,8 @@
         <w:t xml:space="preserve">document wordt verzegeld opgeslagen en is daarna niet meer te wijzigen.</w:t>
       </w:r>
     </w:p>
-    <w:bookmarkEnd w:id="83"/>
-    <w:bookmarkStart w:id="84" w:name="hoe-het-loopt"/>
+    <w:bookmarkEnd w:id="85"/>
+    <w:bookmarkStart w:id="86" w:name="hoe-het-loopt"/>
     <w:p>
       <w:pPr>
         <w:pStyle w:val="Heading2"/>
@@ -24150,8 +24486,8 @@
         <w:t xml:space="preserve">).</w:t>
       </w:r>
     </w:p>
-    <w:bookmarkEnd w:id="84"/>
-    <w:bookmarkStart w:id="85" w:name="het-overzicht-van-de-handtekeningen"/>
+    <w:bookmarkEnd w:id="86"/>
+    <w:bookmarkStart w:id="87" w:name="het-overzicht-van-de-handtekeningen"/>
     <w:p>
       <w:pPr>
         <w:pStyle w:val="Heading2"/>
@@ -24493,8 +24829,8 @@
         <w:t xml:space="preserve">dan 3 dagen openstaan (afgewezen kandidaten tellen niet mee).</w:t>
       </w:r>
     </w:p>
-    <w:bookmarkEnd w:id="85"/>
-    <w:bookmarkStart w:id="86" w:name="een-verkeerd-e-mailadres-van-de-ouder"/>
+    <w:bookmarkEnd w:id="87"/>
+    <w:bookmarkStart w:id="88" w:name="een-verkeerd-e-mailadres-van-de-ouder"/>
     <w:p>
       <w:pPr>
         <w:pStyle w:val="Heading2"/>
@@ -24642,9 +24978,9 @@
         </w:pict>
       </w:r>
     </w:p>
-    <w:bookmarkEnd w:id="86"/>
-    <w:bookmarkEnd w:id="87"/>
-    <w:bookmarkStart w:id="94" w:name="beschikbaarheid-dekking-en-loonplanning"/>
+    <w:bookmarkEnd w:id="88"/>
+    <w:bookmarkEnd w:id="89"/>
+    <w:bookmarkStart w:id="97" w:name="beschikbaarheid-dekking-en-loonplanning"/>
     <w:p>
       <w:pPr>
         <w:pStyle w:val="Heading1"/>
@@ -24789,7 +25125,7 @@
         <w:t xml:space="preserve">kijken wie zijn of haar beschikbaarheid nog niet definitief heeft gemaakt.</w:t>
       </w:r>
     </w:p>
-    <w:bookmarkStart w:id="88" w:name="het-beschikbaarheidsraster"/>
+    <w:bookmarkStart w:id="90" w:name="het-beschikbaarheidsraster"/>
     <w:p>
       <w:pPr>
         <w:pStyle w:val="Heading2"/>
@@ -24961,6 +25297,129 @@
           <w:lang w:val="nl"/>
         </w:rPr>
         <w:t xml:space="preserve">hoeft ze niet zelf na te bellen. Met het envelopje bij een naam mail je iemand direct.</w:t>
+      </w:r>
+    </w:p>
+    <w:p>
+      <w:pPr>
+        <w:pStyle w:val="Compact"/>
+        <w:numPr>
+          <w:ilvl w:val="0"/>
+          <w:numId w:val="1056"/>
+        </w:numPr>
+      </w:pPr>
+      <w:r>
+        <w:rPr>
+          <w:b/>
+          <w:bCs/>
+          <w:lang w:val="nl"/>
+        </w:rPr>
+        <w:t xml:space="preserve">Filters en export</w:t>
+      </w:r>
+      <w:r>
+        <w:rPr>
+          <w:lang w:val="nl"/>
+        </w:rPr>
+        <w:t xml:space="preserve">: zoek op naam, kies wie (iedereen, nog in de procedure, aangenomen), nieuw</w:t>
+      </w:r>
+      <w:r>
+        <w:rPr>
+          <w:lang w:val="nl"/>
+        </w:rPr>
+        <w:t xml:space="preserve"> </w:t>
+      </w:r>
+      <w:r>
+        <w:rPr>
+          <w:lang w:val="nl"/>
+        </w:rPr>
+        <w:t xml:space="preserve">of terugkerend, en toon alleen wie een open verzoek heeft of nog voorlopig is. Grafiek, raster</w:t>
+      </w:r>
+      <w:r>
+        <w:rPr>
+          <w:lang w:val="nl"/>
+        </w:rPr>
+        <w:t xml:space="preserve"> </w:t>
+      </w:r>
+      <w:r>
+        <w:rPr>
+          <w:lang w:val="nl"/>
+        </w:rPr>
+        <w:t xml:space="preserve">en totalen volgen de filter.</w:t>
+      </w:r>
+      <w:r>
+        <w:rPr>
+          <w:lang w:val="nl"/>
+        </w:rPr>
+        <w:t xml:space="preserve"> </w:t>
+      </w:r>
+      <w:r>
+        <w:rPr>
+          <w:b/>
+          <w:bCs/>
+          <w:lang w:val="nl"/>
+        </w:rPr>
+        <w:t xml:space="preserve">Export per week</w:t>
+      </w:r>
+      <w:r>
+        <w:rPr>
+          <w:lang w:val="nl"/>
+        </w:rPr>
+        <w:t xml:space="preserve"> </w:t>
+      </w:r>
+      <w:r>
+        <w:rPr>
+          <w:lang w:val="nl"/>
+        </w:rPr>
+        <w:t xml:space="preserve">geeft een Excel met per persoon per week het</w:t>
+      </w:r>
+      <w:r>
+        <w:rPr>
+          <w:lang w:val="nl"/>
+        </w:rPr>
+        <w:t xml:space="preserve"> </w:t>
+      </w:r>
+      <w:r>
+        <w:rPr>
+          <w:lang w:val="nl"/>
+        </w:rPr>
+        <w:t xml:space="preserve">aantal dagen;</w:t>
+      </w:r>
+      <w:r>
+        <w:rPr>
+          <w:lang w:val="nl"/>
+        </w:rPr>
+        <w:t xml:space="preserve"> </w:t>
+      </w:r>
+      <w:r>
+        <w:rPr>
+          <w:b/>
+          <w:bCs/>
+          <w:lang w:val="nl"/>
+        </w:rPr>
+        <w:t xml:space="preserve">Export per dag</w:t>
+      </w:r>
+      <w:r>
+        <w:rPr>
+          <w:lang w:val="nl"/>
+        </w:rPr>
+        <w:t xml:space="preserve"> </w:t>
+      </w:r>
+      <w:r>
+        <w:rPr>
+          <w:lang w:val="nl"/>
+        </w:rPr>
+        <w:t xml:space="preserve">per persoon per datum ja / nee / liever niet, met een tabblad</w:t>
+      </w:r>
+      <w:r>
+        <w:rPr>
+          <w:lang w:val="nl"/>
+        </w:rPr>
+        <w:t xml:space="preserve"> </w:t>
+      </w:r>
+      <w:r>
+        <w:rPr>
+          <w:lang w:val="nl"/>
+        </w:rPr>
+        <w:t xml:space="preserve">met de redenen. Beide exports volgen de filter en komen in het logboek.</w:t>
       </w:r>
     </w:p>
     <w:p>
@@ -25496,8 +25955,8 @@
         <w:t xml:space="preserve">Met een klik op een naam open je het dossier op het tabblad Beschikbaarheid.</w:t>
       </w:r>
     </w:p>
-    <w:bookmarkEnd w:id="88"/>
-    <w:bookmarkStart w:id="89" w:name="een-verzoek-om-minder-dagen-beoordelen"/>
+    <w:bookmarkEnd w:id="90"/>
+    <w:bookmarkStart w:id="91" w:name="een-verzoek-om-minder-dagen-beoordelen"/>
     <w:p>
       <w:pPr>
         <w:pStyle w:val="Heading2"/>
@@ -25760,8 +26219,8 @@
         <w:t xml:space="preserve">dossier kan.</w:t>
       </w:r>
     </w:p>
-    <w:bookmarkEnd w:id="89"/>
-    <w:bookmarkStart w:id="90" w:name="een-week-corrigeren"/>
+    <w:bookmarkEnd w:id="91"/>
+    <w:bookmarkStart w:id="92" w:name="een-week-corrigeren"/>
     <w:p>
       <w:pPr>
         <w:pStyle w:val="Heading2"/>
@@ -26225,8 +26684,8 @@
         <w:t xml:space="preserve">: dan geldt weer wat de sollicitant zelf opgaf.</w:t>
       </w:r>
     </w:p>
-    <w:bookmarkEnd w:id="90"/>
-    <w:bookmarkStart w:id="91" w:name="beschikbaarheid-volledig-bewerken"/>
+    <w:bookmarkEnd w:id="92"/>
+    <w:bookmarkStart w:id="93" w:name="beschikbaarheid-volledig-bewerken"/>
     <w:p>
       <w:pPr>
         <w:pStyle w:val="Heading2"/>
@@ -26698,8 +27157,8 @@
         <w:t xml:space="preserve">, met een reden (bewerkrecht op Beschikbaarheid).</w:t>
       </w:r>
     </w:p>
-    <w:bookmarkEnd w:id="91"/>
-    <w:bookmarkStart w:id="92" w:name="het-dekkingsscherm"/>
+    <w:bookmarkEnd w:id="93"/>
+    <w:bookmarkStart w:id="94" w:name="het-dekkingsscherm"/>
     <w:p>
       <w:pPr>
         <w:pStyle w:val="Heading2"/>
@@ -27030,8 +27489,8 @@
         <w:t xml:space="preserve">staat niet tegelijk op een andere post. De postcommandant valt buiten deze berekening.</w:t>
       </w:r>
     </w:p>
-    <w:bookmarkEnd w:id="92"/>
-    <w:bookmarkStart w:id="93" w:name="de-loonplanning"/>
+    <w:bookmarkEnd w:id="94"/>
+    <w:bookmarkStart w:id="96" w:name="de-loonplanning"/>
     <w:p>
       <w:pPr>
         <w:pStyle w:val="Heading2"/>
@@ -27188,6 +27647,17 @@
     </w:p>
     <w:p>
       <w:pPr>
+        <w:pStyle w:val="FirstParagraph"/>
+      </w:pPr>
+      <w:r>
+        <w:rPr>
+          <w:lang w:val="nl"/>
+        </w:rPr>
+        <w:t xml:space="preserve">Het scherm heeft dezelfde opbouw als Beschikbaarheid, van boven naar beneden:</w:t>
+      </w:r>
+    </w:p>
+    <w:p>
+      <w:pPr>
         <w:pStyle w:val="Compact"/>
         <w:numPr>
           <w:ilvl w:val="0"/>
@@ -27200,51 +27670,63 @@
           <w:bCs/>
           <w:lang w:val="nl"/>
         </w:rPr>
-        <w:t xml:space="preserve">Scenario's</w:t>
-      </w:r>
-      <w:r>
-        <w:rPr>
-          <w:lang w:val="nl"/>
-        </w:rPr>
-        <w:t xml:space="preserve">: bovenaan.</w:t>
-      </w:r>
-      <w:r>
-        <w:rPr>
-          <w:lang w:val="nl"/>
-        </w:rPr>
-        <w:t xml:space="preserve"> </w:t>
-      </w:r>
-      <w:r>
-        <w:rPr>
-          <w:b/>
-          <w:bCs/>
-          <w:lang w:val="nl"/>
-        </w:rPr>
-        <w:t xml:space="preserve">+ Dupliceren</w:t>
-      </w:r>
-      <w:r>
-        <w:rPr>
-          <w:lang w:val="nl"/>
-        </w:rPr>
-        <w:t xml:space="preserve"> </w:t>
-      </w:r>
-      <w:r>
-        <w:rPr>
-          <w:lang w:val="nl"/>
-        </w:rPr>
-        <w:t xml:space="preserve">maakt een kopie (met betaald/onbetaald en functies).</w:t>
-      </w:r>
-      <w:r>
-        <w:rPr>
-          <w:lang w:val="nl"/>
-        </w:rPr>
-        <w:t xml:space="preserve"> </w:t>
-      </w:r>
-      <w:r>
-        <w:rPr>
-          <w:lang w:val="nl"/>
-        </w:rPr>
-        <w:t xml:space="preserve">Bij een scenario dat niet actief is staan</w:t>
+        <w:t xml:space="preserve">Scenario</w:t>
+      </w:r>
+      <w:r>
+        <w:rPr>
+          <w:lang w:val="nl"/>
+        </w:rPr>
+        <w:t xml:space="preserve">: de knoppen met de scenario's; de ster is de actieve planning (die zie je ook in het</w:t>
+      </w:r>
+      <w:r>
+        <w:rPr>
+          <w:lang w:val="nl"/>
+        </w:rPr>
+        <w:t xml:space="preserve"> </w:t>
+      </w:r>
+      <w:r>
+        <w:rPr>
+          <w:lang w:val="nl"/>
+        </w:rPr>
+        <w:t xml:space="preserve">TW-gesprek).</w:t>
+      </w:r>
+      <w:r>
+        <w:rPr>
+          <w:lang w:val="nl"/>
+        </w:rPr>
+        <w:t xml:space="preserve"> </w:t>
+      </w:r>
+      <w:r>
+        <w:rPr>
+          <w:b/>
+          <w:bCs/>
+          <w:lang w:val="nl"/>
+        </w:rPr>
+        <w:t xml:space="preserve">Kopie maken</w:t>
+      </w:r>
+      <w:r>
+        <w:rPr>
+          <w:lang w:val="nl"/>
+        </w:rPr>
+        <w:t xml:space="preserve"> </w:t>
+      </w:r>
+      <w:r>
+        <w:rPr>
+          <w:lang w:val="nl"/>
+        </w:rPr>
+        <w:t xml:space="preserve">dupliceert het getoonde scenario en opent de kopie. Bij een scenario</w:t>
+      </w:r>
+      <w:r>
+        <w:rPr>
+          <w:lang w:val="nl"/>
+        </w:rPr>
+        <w:t xml:space="preserve"> </w:t>
+      </w:r>
+      <w:r>
+        <w:rPr>
+          <w:lang w:val="nl"/>
+        </w:rPr>
+        <w:t xml:space="preserve">dat niet actief is staan</w:t>
       </w:r>
       <w:r>
         <w:rPr>
@@ -27307,63 +27789,25 @@
           <w:bCs/>
           <w:lang w:val="nl"/>
         </w:rPr>
-        <w:t xml:space="preserve">Concept / Definitief</w:t>
-      </w:r>
-      <w:r>
-        <w:rPr>
-          <w:lang w:val="nl"/>
-        </w:rPr>
-        <w:t xml:space="preserve">: de balk onder de scenario's.</w:t>
-      </w:r>
-      <w:r>
-        <w:rPr>
-          <w:lang w:val="nl"/>
-        </w:rPr>
-        <w:t xml:space="preserve"> </w:t>
-      </w:r>
-      <w:r>
-        <w:rPr>
-          <w:b/>
-          <w:bCs/>
-          <w:lang w:val="nl"/>
-        </w:rPr>
-        <w:t xml:space="preserve">Loonplanning definitief maken</w:t>
-      </w:r>
-      <w:r>
-        <w:rPr>
-          <w:lang w:val="nl"/>
-        </w:rPr>
-        <w:t xml:space="preserve"> </w:t>
-      </w:r>
-      <w:r>
-        <w:rPr>
-          <w:lang w:val="nl"/>
-        </w:rPr>
-        <w:t xml:space="preserve">maakt het</w:t>
-      </w:r>
-      <w:r>
-        <w:rPr>
-          <w:lang w:val="nl"/>
-        </w:rPr>
-        <w:t xml:space="preserve"> </w:t>
-      </w:r>
-      <w:r>
-        <w:rPr>
-          <w:lang w:val="nl"/>
-        </w:rPr>
-        <w:t xml:space="preserve">getoonde scenario de actieve planning én de afspraak van iedereen die is aangenomen. Wie is</w:t>
-      </w:r>
-      <w:r>
-        <w:rPr>
-          <w:lang w:val="nl"/>
-        </w:rPr>
-        <w:t xml:space="preserve"> </w:t>
-      </w:r>
-      <w:r>
-        <w:rPr>
-          <w:lang w:val="nl"/>
-        </w:rPr>
-        <w:t xml:space="preserve">aangenomen maar nergens staat ingepland, krijgt geen afspraak; die naam staat in de melding.</w:t>
+        <w:t xml:space="preserve">Loonkosten, werkdagen en budget</w:t>
+      </w:r>
+      <w:r>
+        <w:rPr>
+          <w:lang w:val="nl"/>
+        </w:rPr>
+        <w:t xml:space="preserve">: de kosten van betaalde dagen, het aantal werkdagen (en</w:t>
+      </w:r>
+      <w:r>
+        <w:rPr>
+          <w:lang w:val="nl"/>
+        </w:rPr>
+        <w:t xml:space="preserve"> </w:t>
+      </w:r>
+      <w:r>
+        <w:rPr>
+          <w:lang w:val="nl"/>
+        </w:rPr>
+        <w:t xml:space="preserve">hoeveel daarvan onbetaald) en de budgetbalk met wat er nog over is.</w:t>
       </w:r>
     </w:p>
     <w:p>
@@ -27380,89 +27824,116 @@
           <w:bCs/>
           <w:lang w:val="nl"/>
         </w:rPr>
-        <w:t xml:space="preserve">De tabel</w:t>
-      </w:r>
-      <w:r>
-        <w:rPr>
-          <w:lang w:val="nl"/>
-        </w:rPr>
-        <w:t xml:space="preserve">: per persoon de</w:t>
-      </w:r>
-      <w:r>
-        <w:rPr>
-          <w:lang w:val="nl"/>
-        </w:rPr>
-        <w:t xml:space="preserve"> </w:t>
-      </w:r>
-      <w:r>
-        <w:rPr>
-          <w:b/>
-          <w:bCs/>
-          <w:lang w:val="nl"/>
-        </w:rPr>
-        <w:t xml:space="preserve">Functie</w:t>
-      </w:r>
-      <w:r>
-        <w:rPr>
-          <w:lang w:val="nl"/>
-        </w:rPr>
-        <w:t xml:space="preserve"> </w:t>
-      </w:r>
-      <w:r>
-        <w:rPr>
-          <w:lang w:val="nl"/>
-        </w:rPr>
-        <w:t xml:space="preserve">en per week een vinkje (inplannen), het aantal dagen en</w:t>
-      </w:r>
-      <w:r>
-        <w:rPr>
-          <w:lang w:val="nl"/>
-        </w:rPr>
-        <w:t xml:space="preserve"> </w:t>
-      </w:r>
-      <w:r>
-        <w:rPr>
-          <w:b/>
-          <w:bCs/>
-          <w:lang w:val="nl"/>
-        </w:rPr>
-        <w:t xml:space="preserve">betaald</w:t>
-      </w:r>
-      <w:r>
-        <w:rPr>
-          <w:lang w:val="nl"/>
-        </w:rPr>
-        <w:t xml:space="preserve"> </w:t>
-      </w:r>
-      <w:r>
-        <w:rPr>
-          <w:lang w:val="nl"/>
-        </w:rPr>
-        <w:t xml:space="preserve">(uitzetten voor een onbetaalde week, bijvoorbeeld "8 weken waarvan 5 betaald").</w:t>
-      </w:r>
-      <w:r>
-        <w:rPr>
-          <w:lang w:val="nl"/>
-        </w:rPr>
-        <w:t xml:space="preserve"> </w:t>
-      </w:r>
-      <w:r>
-        <w:rPr>
-          <w:lang w:val="nl"/>
-        </w:rPr>
-        <w:t xml:space="preserve">Alle weken van het seizoen zijn te plannen, ook weken die iemand niet opgaf (stippelrand; dat</w:t>
-      </w:r>
-      <w:r>
-        <w:rPr>
-          <w:lang w:val="nl"/>
-        </w:rPr>
-        <w:t xml:space="preserve"> </w:t>
-      </w:r>
-      <w:r>
-        <w:rPr>
-          <w:lang w:val="nl"/>
-        </w:rPr>
-        <w:t xml:space="preserve">komt ook bij de signalen). Een oranje rand betekent meer dagen dan opgegeven, of meer dan vijf.</w:t>
+        <w:t xml:space="preserve">Concept of definitief</w:t>
+      </w:r>
+      <w:r>
+        <w:rPr>
+          <w:lang w:val="nl"/>
+        </w:rPr>
+        <w:t xml:space="preserve">:</w:t>
+      </w:r>
+      <w:r>
+        <w:rPr>
+          <w:lang w:val="nl"/>
+        </w:rPr>
+        <w:t xml:space="preserve"> </w:t>
+      </w:r>
+      <w:r>
+        <w:rPr>
+          <w:b/>
+          <w:bCs/>
+          <w:lang w:val="nl"/>
+        </w:rPr>
+        <w:t xml:space="preserve">Definitief maken</w:t>
+      </w:r>
+      <w:r>
+        <w:rPr>
+          <w:lang w:val="nl"/>
+        </w:rPr>
+        <w:t xml:space="preserve"> </w:t>
+      </w:r>
+      <w:r>
+        <w:rPr>
+          <w:lang w:val="nl"/>
+        </w:rPr>
+        <w:t xml:space="preserve">maakt het getoonde scenario de actieve planning én</w:t>
+      </w:r>
+      <w:r>
+        <w:rPr>
+          <w:lang w:val="nl"/>
+        </w:rPr>
+        <w:t xml:space="preserve"> </w:t>
+      </w:r>
+      <w:r>
+        <w:rPr>
+          <w:lang w:val="nl"/>
+        </w:rPr>
+        <w:t xml:space="preserve">de afspraak van iedereen die is aangenomen. Wie is aangenomen maar nergens staat ingepland, krijgt</w:t>
+      </w:r>
+      <w:r>
+        <w:rPr>
+          <w:lang w:val="nl"/>
+        </w:rPr>
+        <w:t xml:space="preserve"> </w:t>
+      </w:r>
+      <w:r>
+        <w:rPr>
+          <w:lang w:val="nl"/>
+        </w:rPr>
+        <w:t xml:space="preserve">geen afspraak; die naam staat in de melding. Onder</w:t>
+      </w:r>
+      <w:r>
+        <w:rPr>
+          <w:lang w:val="nl"/>
+        </w:rPr>
+        <w:t xml:space="preserve"> </w:t>
+      </w:r>
+      <w:r>
+        <w:rPr>
+          <w:b/>
+          <w:bCs/>
+          <w:lang w:val="nl"/>
+        </w:rPr>
+        <w:t xml:space="preserve">Exporteren</w:t>
+      </w:r>
+      <w:r>
+        <w:rPr>
+          <w:lang w:val="nl"/>
+        </w:rPr>
+        <w:t xml:space="preserve">: de Excel voor de</w:t>
+      </w:r>
+      <w:r>
+        <w:rPr>
+          <w:lang w:val="nl"/>
+        </w:rPr>
+        <w:t xml:space="preserve"> </w:t>
+      </w:r>
+      <w:r>
+        <w:rPr>
+          <w:lang w:val="nl"/>
+        </w:rPr>
+        <w:t xml:space="preserve">loonadministratie (vastgesteld of dit scenario) en de export voor het rooster (Excel of JSON; zie</w:t>
+      </w:r>
+      <w:r>
+        <w:rPr>
+          <w:lang w:val="nl"/>
+        </w:rPr>
+        <w:t xml:space="preserve"> </w:t>
+      </w:r>
+      <w:hyperlink r:id="rId95">
+        <w:r>
+          <w:rPr>
+            <w:rStyle w:val="Hyperlink"/>
+            <w:lang w:val="nl"/>
+          </w:rPr>
+          <w:t xml:space="preserve">Rooster-koppeling</w:t>
+        </w:r>
+      </w:hyperlink>
+      <w:r>
+        <w:rPr>
+          <w:lang w:val="nl"/>
+        </w:rPr>
+        <w:t xml:space="preserve">).</w:t>
       </w:r>
     </w:p>
     <w:p>
@@ -27479,37 +27950,13 @@
           <w:bCs/>
           <w:lang w:val="nl"/>
         </w:rPr>
-        <w:t xml:space="preserve">Functie</w:t>
-      </w:r>
-      <w:r>
-        <w:rPr>
-          <w:lang w:val="nl"/>
-        </w:rPr>
-        <w:t xml:space="preserve">: staat per persoon. "voorstel" betekent dat het systeem hem koos: een nieuwe</w:t>
-      </w:r>
-      <w:r>
-        <w:rPr>
-          <w:lang w:val="nl"/>
-        </w:rPr>
-        <w:t xml:space="preserve"> </w:t>
-      </w:r>
-      <w:r>
-        <w:rPr>
-          <w:lang w:val="nl"/>
-        </w:rPr>
-        <w:t xml:space="preserve">sollicitant is Aspirant, wie in Authentik een Lifeguard-rang heeft krijgt die rang (Junior,</w:t>
-      </w:r>
-      <w:r>
-        <w:rPr>
-          <w:lang w:val="nl"/>
-        </w:rPr>
-        <w:t xml:space="preserve"> </w:t>
-      </w:r>
-      <w:r>
-        <w:rPr>
-          <w:lang w:val="nl"/>
-        </w:rPr>
-        <w:t xml:space="preserve">Lifeguard, Senior). Kies je zelf, dan verdwijnt "voorstel". Postcommandant kies je altijd zelf.</w:t>
+        <w:t xml:space="preserve">Ingepland per week</w:t>
+      </w:r>
+      <w:r>
+        <w:rPr>
+          <w:lang w:val="nl"/>
+        </w:rPr>
+        <w:t xml:space="preserve">: hoeveel mensen je per week hebt ingepland, tegen de norm van de posten.</w:t>
       </w:r>
     </w:p>
     <w:p>
@@ -27526,115 +27973,25 @@
           <w:bCs/>
           <w:lang w:val="nl"/>
         </w:rPr>
-        <w:t xml:space="preserve">Afspraak per persoon</w:t>
-      </w:r>
-      <w:r>
-        <w:rPr>
-          <w:lang w:val="nl"/>
-        </w:rPr>
-        <w:t xml:space="preserve">: na definitief maken staat bij de naam "Afspraak dd-mm". Wijzig je daarna</w:t>
-      </w:r>
-      <w:r>
-        <w:rPr>
-          <w:lang w:val="nl"/>
-        </w:rPr>
-        <w:t xml:space="preserve"> </w:t>
-      </w:r>
-      <w:r>
-        <w:rPr>
-          <w:lang w:val="nl"/>
-        </w:rPr>
-        <w:t xml:space="preserve">iets in het scenario, dan staat er</w:t>
-      </w:r>
-      <w:r>
-        <w:rPr>
-          <w:lang w:val="nl"/>
-        </w:rPr>
-        <w:t xml:space="preserve"> </w:t>
-      </w:r>
-      <w:r>
-        <w:rPr>
-          <w:b/>
-          <w:bCs/>
-          <w:lang w:val="nl"/>
-        </w:rPr>
-        <w:t xml:space="preserve">Wijkt af van afspraak</w:t>
-      </w:r>
-      <w:r>
-        <w:rPr>
-          <w:lang w:val="nl"/>
-        </w:rPr>
-        <w:t xml:space="preserve"> </w:t>
-      </w:r>
-      <w:r>
-        <w:rPr>
-          <w:lang w:val="nl"/>
-        </w:rPr>
-        <w:t xml:space="preserve">met de knop</w:t>
-      </w:r>
-      <w:r>
-        <w:rPr>
-          <w:lang w:val="nl"/>
-        </w:rPr>
-        <w:t xml:space="preserve"> </w:t>
-      </w:r>
-      <w:r>
-        <w:rPr>
-          <w:b/>
-          <w:bCs/>
-          <w:lang w:val="nl"/>
-        </w:rPr>
-        <w:t xml:space="preserve">Afspraak bijwerken</w:t>
-      </w:r>
-      <w:r>
-        <w:rPr>
-          <w:lang w:val="nl"/>
-        </w:rPr>
-        <w:t xml:space="preserve">.</w:t>
-      </w:r>
-      <w:r>
-        <w:rPr>
-          <w:lang w:val="nl"/>
-        </w:rPr>
-        <w:t xml:space="preserve"> </w:t>
-      </w:r>
-      <w:r>
-        <w:rPr>
-          <w:lang w:val="nl"/>
-        </w:rPr>
-        <w:t xml:space="preserve">Wordt iemand later aangenomen, dan staat er</w:t>
-      </w:r>
-      <w:r>
-        <w:rPr>
-          <w:lang w:val="nl"/>
-        </w:rPr>
-        <w:t xml:space="preserve"> </w:t>
-      </w:r>
-      <w:r>
-        <w:rPr>
-          <w:b/>
-          <w:bCs/>
-          <w:lang w:val="nl"/>
-        </w:rPr>
-        <w:t xml:space="preserve">Afspraak vaststellen</w:t>
-      </w:r>
-      <w:r>
-        <w:rPr>
-          <w:lang w:val="nl"/>
-        </w:rPr>
-        <w:t xml:space="preserve">. Elke vaststelling komt in</w:t>
-      </w:r>
-      <w:r>
-        <w:rPr>
-          <w:lang w:val="nl"/>
-        </w:rPr>
-        <w:t xml:space="preserve"> </w:t>
-      </w:r>
-      <w:r>
-        <w:rPr>
-          <w:lang w:val="nl"/>
-        </w:rPr>
-        <w:t xml:space="preserve">het logboek.</w:t>
+        <w:t xml:space="preserve">Filters</w:t>
+      </w:r>
+      <w:r>
+        <w:rPr>
+          <w:lang w:val="nl"/>
+        </w:rPr>
+        <w:t xml:space="preserve">: zoek op naam, functie, wie (in de procedure of aangenomen) en toon alleen wie een</w:t>
+      </w:r>
+      <w:r>
+        <w:rPr>
+          <w:lang w:val="nl"/>
+        </w:rPr>
+        <w:t xml:space="preserve"> </w:t>
+      </w:r>
+      <w:r>
+        <w:rPr>
+          <w:lang w:val="nl"/>
+        </w:rPr>
+        <w:t xml:space="preserve">afwijking heeft, nog niet is ingepland, of wel of niet vaststaat na het gesprek.</w:t>
       </w:r>
     </w:p>
     <w:p>
@@ -27651,89 +28008,49 @@
           <w:bCs/>
           <w:lang w:val="nl"/>
         </w:rPr>
-        <w:t xml:space="preserve">Signalen (N)</w:t>
-      </w:r>
-      <w:r>
-        <w:rPr>
-          <w:lang w:val="nl"/>
-        </w:rPr>
-        <w:t xml:space="preserve">: aandachtspunten, geen blokkades: meer dagen dan opgegeven, een week die niet is</w:t>
-      </w:r>
-      <w:r>
-        <w:rPr>
-          <w:lang w:val="nl"/>
-        </w:rPr>
-        <w:t xml:space="preserve"> </w:t>
-      </w:r>
-      <w:r>
-        <w:rPr>
-          <w:lang w:val="nl"/>
-        </w:rPr>
-        <w:t xml:space="preserve">opgegeven, meer dan vijf dagen, of weinig rust over de weekgrens.</w:t>
-      </w:r>
-    </w:p>
-    <w:p>
-      <w:pPr>
-        <w:pStyle w:val="Compact"/>
-        <w:numPr>
-          <w:ilvl w:val="0"/>
-          <w:numId w:val="1063"/>
-        </w:numPr>
-      </w:pPr>
-      <w:r>
-        <w:rPr>
-          <w:b/>
-          <w:bCs/>
-          <w:lang w:val="nl"/>
-        </w:rPr>
-        <w:t xml:space="preserve">Dekking</w:t>
-      </w:r>
-      <w:r>
-        <w:rPr>
-          <w:lang w:val="nl"/>
-        </w:rPr>
-        <w:t xml:space="preserve"> </w:t>
-      </w:r>
-      <w:r>
-        <w:rPr>
-          <w:lang w:val="nl"/>
-        </w:rPr>
-        <w:t xml:space="preserve">(onderste rijen): rekent met wie je werkelijk inplant. Daaronder de kosten per week.</w:t>
-      </w:r>
-    </w:p>
-    <w:p>
-      <w:pPr>
-        <w:pStyle w:val="Compact"/>
-        <w:numPr>
-          <w:ilvl w:val="0"/>
-          <w:numId w:val="1063"/>
-        </w:numPr>
-      </w:pPr>
-      <w:r>
-        <w:rPr>
-          <w:b/>
-          <w:bCs/>
-          <w:lang w:val="nl"/>
-        </w:rPr>
-        <w:t xml:space="preserve">Onderaan</w:t>
-      </w:r>
-      <w:r>
-        <w:rPr>
-          <w:lang w:val="nl"/>
-        </w:rPr>
-        <w:t xml:space="preserve">: totale loonkosten (alleen betaalde dagen), mandagen met het aantal onbetaalde</w:t>
-      </w:r>
-      <w:r>
-        <w:rPr>
-          <w:lang w:val="nl"/>
-        </w:rPr>
-        <w:t xml:space="preserve"> </w:t>
-      </w:r>
-      <w:r>
-        <w:rPr>
-          <w:lang w:val="nl"/>
-        </w:rPr>
-        <w:t xml:space="preserve">dagen, en de budgetbalk.</w:t>
+        <w:t xml:space="preserve">De planning</w:t>
+      </w:r>
+      <w:r>
+        <w:rPr>
+          <w:lang w:val="nl"/>
+        </w:rPr>
+        <w:t xml:space="preserve">: per persoon per week staat groot wat je plant en klein wat iemand opgaf ("kan 4";</w:t>
+      </w:r>
+      <w:r>
+        <w:rPr>
+          <w:lang w:val="nl"/>
+        </w:rPr>
+        <w:t xml:space="preserve"> </w:t>
+      </w:r>
+      <w:r>
+        <w:rPr>
+          <w:lang w:val="nl"/>
+        </w:rPr>
+        <w:t xml:space="preserve">"niet opg." als de week niet is opgegeven). Blauw is gepland, oranje met "onb." is onbetaald, rood</w:t>
+      </w:r>
+      <w:r>
+        <w:rPr>
+          <w:lang w:val="nl"/>
+        </w:rPr>
+        <w:t xml:space="preserve"> </w:t>
+      </w:r>
+      <w:r>
+        <w:rPr>
+          <w:lang w:val="nl"/>
+        </w:rPr>
+        <w:t xml:space="preserve">met een stippelrand is meer dan opgegeven. Een streepje met "kan 4" is opgegeven maar niet</w:t>
+      </w:r>
+      <w:r>
+        <w:rPr>
+          <w:lang w:val="nl"/>
+        </w:rPr>
+        <w:t xml:space="preserve"> </w:t>
+      </w:r>
+      <w:r>
+        <w:rPr>
+          <w:lang w:val="nl"/>
+        </w:rPr>
+        <w:t xml:space="preserve">gepland. Onderaan per week het aantal ingeplande mensen (en hoeveel in het weekend) en de kosten.</w:t>
       </w:r>
     </w:p>
     <w:p>
@@ -27742,6 +28059,491 @@
       </w:pPr>
       <w:r>
         <w:rPr>
+          <w:b/>
+          <w:bCs/>
+          <w:lang w:val="nl"/>
+        </w:rPr>
+        <w:t xml:space="preserve">Een week plannen</w:t>
+      </w:r>
+      <w:r>
+        <w:rPr>
+          <w:lang w:val="nl"/>
+        </w:rPr>
+        <w:t xml:space="preserve">: klik op de cel. In het paneel zie je per dag of iemand kan, liever niet of</w:t>
+      </w:r>
+      <w:r>
+        <w:rPr>
+          <w:lang w:val="nl"/>
+        </w:rPr>
+        <w:t xml:space="preserve"> </w:t>
+      </w:r>
+      <w:r>
+        <w:rPr>
+          <w:lang w:val="nl"/>
+        </w:rPr>
+        <w:t xml:space="preserve">niet kan (met de reden: vakantie, bijbaan, en dergelijke). Vink</w:t>
+      </w:r>
+      <w:r>
+        <w:rPr>
+          <w:lang w:val="nl"/>
+        </w:rPr>
+        <w:t xml:space="preserve"> </w:t>
+      </w:r>
+      <w:r>
+        <w:rPr>
+          <w:b/>
+          <w:bCs/>
+          <w:lang w:val="nl"/>
+        </w:rPr>
+        <w:t xml:space="preserve">Deze week inplannen</w:t>
+      </w:r>
+      <w:r>
+        <w:rPr>
+          <w:lang w:val="nl"/>
+        </w:rPr>
+        <w:t xml:space="preserve"> </w:t>
+      </w:r>
+      <w:r>
+        <w:rPr>
+          <w:lang w:val="nl"/>
+        </w:rPr>
+        <w:t xml:space="preserve">aan (dat</w:t>
+      </w:r>
+      <w:r>
+        <w:rPr>
+          <w:lang w:val="nl"/>
+        </w:rPr>
+        <w:t xml:space="preserve"> </w:t>
+      </w:r>
+      <w:r>
+        <w:rPr>
+          <w:lang w:val="nl"/>
+        </w:rPr>
+        <w:t xml:space="preserve">zet vijf dagen, of minder als iemand minder opgaf), zet het aantal dagen met</w:t>
+      </w:r>
+      <w:r>
+        <w:rPr>
+          <w:lang w:val="nl"/>
+        </w:rPr>
+        <w:t xml:space="preserve"> </w:t>
+      </w:r>
+      <w:r>
+        <w:rPr>
+          <w:b/>
+          <w:bCs/>
+          <w:lang w:val="nl"/>
+        </w:rPr>
+        <w:t xml:space="preserve">−</w:t>
+      </w:r>
+      <w:r>
+        <w:rPr>
+          <w:lang w:val="nl"/>
+        </w:rPr>
+        <w:t xml:space="preserve"> </w:t>
+      </w:r>
+      <w:r>
+        <w:rPr>
+          <w:lang w:val="nl"/>
+        </w:rPr>
+        <w:t xml:space="preserve">en</w:t>
+      </w:r>
+      <w:r>
+        <w:rPr>
+          <w:lang w:val="nl"/>
+        </w:rPr>
+        <w:t xml:space="preserve"> </w:t>
+      </w:r>
+      <w:r>
+        <w:rPr>
+          <w:b/>
+          <w:bCs/>
+          <w:lang w:val="nl"/>
+        </w:rPr>
+        <w:t xml:space="preserve">+</w:t>
+      </w:r>
+      <w:r>
+        <w:rPr>
+          <w:lang w:val="nl"/>
+        </w:rPr>
+        <w:t xml:space="preserve">, en zet</w:t>
+      </w:r>
+      <w:r>
+        <w:rPr>
+          <w:lang w:val="nl"/>
+        </w:rPr>
+        <w:t xml:space="preserve"> </w:t>
+      </w:r>
+      <w:r>
+        <w:rPr>
+          <w:b/>
+          <w:bCs/>
+          <w:lang w:val="nl"/>
+        </w:rPr>
+        <w:t xml:space="preserve">Betaald</w:t>
+      </w:r>
+      <w:r>
+        <w:rPr>
+          <w:lang w:val="nl"/>
+        </w:rPr>
+        <w:t xml:space="preserve"> </w:t>
+      </w:r>
+      <w:r>
+        <w:rPr>
+          <w:lang w:val="nl"/>
+        </w:rPr>
+        <w:t xml:space="preserve">uit voor een onbetaalde week. Elke wijziging slaat meteen op.</w:t>
+      </w:r>
+      <w:r>
+        <w:rPr>
+          <w:lang w:val="nl"/>
+        </w:rPr>
+        <w:t xml:space="preserve"> </w:t>
+      </w:r>
+      <w:r>
+        <w:rPr>
+          <w:b/>
+          <w:bCs/>
+          <w:lang w:val="nl"/>
+        </w:rPr>
+        <w:t xml:space="preserve">Zelfde voor de volgende</w:t>
+      </w:r>
+      <w:r>
+        <w:rPr>
+          <w:b/>
+          <w:bCs/>
+          <w:lang w:val="nl"/>
+        </w:rPr>
+        <w:t xml:space="preserve"> </w:t>
+      </w:r>
+      <w:r>
+        <w:rPr>
+          <w:b/>
+          <w:bCs/>
+          <w:lang w:val="nl"/>
+        </w:rPr>
+        <w:t xml:space="preserve">opgegeven weken</w:t>
+      </w:r>
+      <w:r>
+        <w:rPr>
+          <w:lang w:val="nl"/>
+        </w:rPr>
+        <w:t xml:space="preserve"> </w:t>
+      </w:r>
+      <w:r>
+        <w:rPr>
+          <w:lang w:val="nl"/>
+        </w:rPr>
+        <w:t xml:space="preserve">plant de weken erna hetzelfde, nooit met meer dagen dan iemand opgaf.</w:t>
+      </w:r>
+    </w:p>
+    <w:p>
+      <w:pPr>
+        <w:pStyle w:val="BodyText"/>
+      </w:pPr>
+      <w:r>
+        <w:rPr>
+          <w:b/>
+          <w:bCs/>
+          <w:lang w:val="nl"/>
+        </w:rPr>
+        <w:t xml:space="preserve">Onbetaalde weken</w:t>
+      </w:r>
+      <w:r>
+        <w:rPr>
+          <w:lang w:val="nl"/>
+        </w:rPr>
+        <w:t xml:space="preserve"> </w:t>
+      </w:r>
+      <w:r>
+        <w:rPr>
+          <w:lang w:val="nl"/>
+        </w:rPr>
+        <w:t xml:space="preserve">zijn echte werkdagen die je met de sollicitant afspreekt; alleen het loon valt</w:t>
+      </w:r>
+      <w:r>
+        <w:rPr>
+          <w:lang w:val="nl"/>
+        </w:rPr>
+        <w:t xml:space="preserve"> </w:t>
+      </w:r>
+      <w:r>
+        <w:rPr>
+          <w:lang w:val="nl"/>
+        </w:rPr>
+        <w:t xml:space="preserve">weg. Ze tellen mee in de dekking, staan in de afspraak en gaan gewoon naar het rooster.</w:t>
+      </w:r>
+    </w:p>
+    <w:p>
+      <w:pPr>
+        <w:pStyle w:val="BodyText"/>
+      </w:pPr>
+      <w:r>
+        <w:rPr>
+          <w:b/>
+          <w:bCs/>
+          <w:lang w:val="nl"/>
+        </w:rPr>
+        <w:t xml:space="preserve">Minder plannen dan opgegeven</w:t>
+      </w:r>
+      <w:r>
+        <w:rPr>
+          <w:lang w:val="nl"/>
+        </w:rPr>
+        <w:t xml:space="preserve"> </w:t>
+      </w:r>
+      <w:r>
+        <w:rPr>
+          <w:lang w:val="nl"/>
+        </w:rPr>
+        <w:t xml:space="preserve">(bijvoorbeeld 3 dagen terwijl iemand er 4 opgaf) is gewoon goed: de</w:t>
+      </w:r>
+      <w:r>
+        <w:rPr>
+          <w:lang w:val="nl"/>
+        </w:rPr>
+        <w:t xml:space="preserve"> </w:t>
+      </w:r>
+      <w:r>
+        <w:rPr>
+          <w:lang w:val="nl"/>
+        </w:rPr>
+        <w:t xml:space="preserve">afspraak zegt 3, en het rooster kiest 3 van de 4 dagen waarop iemand kan.</w:t>
+      </w:r>
+      <w:r>
+        <w:rPr>
+          <w:lang w:val="nl"/>
+        </w:rPr>
+        <w:t xml:space="preserve"> </w:t>
+      </w:r>
+      <w:r>
+        <w:rPr>
+          <w:b/>
+          <w:bCs/>
+          <w:lang w:val="nl"/>
+        </w:rPr>
+        <w:t xml:space="preserve">Meer plannen dan</w:t>
+      </w:r>
+      <w:r>
+        <w:rPr>
+          <w:b/>
+          <w:bCs/>
+          <w:lang w:val="nl"/>
+        </w:rPr>
+        <w:t xml:space="preserve"> </w:t>
+      </w:r>
+      <w:r>
+        <w:rPr>
+          <w:b/>
+          <w:bCs/>
+          <w:lang w:val="nl"/>
+        </w:rPr>
+        <w:t xml:space="preserve">opgegeven</w:t>
+      </w:r>
+      <w:r>
+        <w:rPr>
+          <w:lang w:val="nl"/>
+        </w:rPr>
+        <w:t xml:space="preserve"> </w:t>
+      </w:r>
+      <w:r>
+        <w:rPr>
+          <w:lang w:val="nl"/>
+        </w:rPr>
+        <w:t xml:space="preserve">kan ook, maar dan is de cel rood: bespreek het met de sollicitant.</w:t>
+      </w:r>
+    </w:p>
+    <w:p>
+      <w:pPr>
+        <w:pStyle w:val="BodyText"/>
+      </w:pPr>
+      <w:r>
+        <w:rPr>
+          <w:b/>
+          <w:bCs/>
+          <w:lang w:val="nl"/>
+        </w:rPr>
+        <w:t xml:space="preserve">Een persoon</w:t>
+      </w:r>
+      <w:r>
+        <w:rPr>
+          <w:lang w:val="nl"/>
+        </w:rPr>
+        <w:t xml:space="preserve">: klik op de naam. Je ziet de</w:t>
+      </w:r>
+      <w:r>
+        <w:rPr>
+          <w:lang w:val="nl"/>
+        </w:rPr>
+        <w:t xml:space="preserve"> </w:t>
+      </w:r>
+      <w:r>
+        <w:rPr>
+          <w:b/>
+          <w:bCs/>
+          <w:lang w:val="nl"/>
+        </w:rPr>
+        <w:t xml:space="preserve">Functie</w:t>
+      </w:r>
+      <w:r>
+        <w:rPr>
+          <w:lang w:val="nl"/>
+        </w:rPr>
+        <w:t xml:space="preserve"> </w:t>
+      </w:r>
+      <w:r>
+        <w:rPr>
+          <w:lang w:val="nl"/>
+        </w:rPr>
+        <w:t xml:space="preserve">("voorstel": nieuw = Aspirant, anders de</w:t>
+      </w:r>
+      <w:r>
+        <w:rPr>
+          <w:lang w:val="nl"/>
+        </w:rPr>
+        <w:t xml:space="preserve"> </w:t>
+      </w:r>
+      <w:r>
+        <w:rPr>
+          <w:lang w:val="nl"/>
+        </w:rPr>
+        <w:t xml:space="preserve">Lifeguard-rang uit Authentik; Postcommandant kies je zelf), de totalen, de</w:t>
+      </w:r>
+      <w:r>
+        <w:rPr>
+          <w:lang w:val="nl"/>
+        </w:rPr>
+        <w:t xml:space="preserve"> </w:t>
+      </w:r>
+      <w:r>
+        <w:rPr>
+          <w:b/>
+          <w:bCs/>
+          <w:lang w:val="nl"/>
+        </w:rPr>
+        <w:t xml:space="preserve">afspraak</w:t>
+      </w:r>
+      <w:r>
+        <w:rPr>
+          <w:lang w:val="nl"/>
+        </w:rPr>
+        <w:t xml:space="preserve"> </w:t>
+      </w:r>
+      <w:r>
+        <w:rPr>
+          <w:lang w:val="nl"/>
+        </w:rPr>
+        <w:t xml:space="preserve">(na definitief</w:t>
+      </w:r>
+      <w:r>
+        <w:rPr>
+          <w:lang w:val="nl"/>
+        </w:rPr>
+        <w:t xml:space="preserve"> </w:t>
+      </w:r>
+      <w:r>
+        <w:rPr>
+          <w:lang w:val="nl"/>
+        </w:rPr>
+        <w:t xml:space="preserve">maken: bijwerken naar dit scenario als het afwijkt, of vaststellen voor wie later is aangenomen) en</w:t>
+      </w:r>
+      <w:r>
+        <w:rPr>
+          <w:lang w:val="nl"/>
+        </w:rPr>
+        <w:t xml:space="preserve"> </w:t>
+      </w:r>
+      <w:r>
+        <w:rPr>
+          <w:lang w:val="nl"/>
+        </w:rPr>
+        <w:t xml:space="preserve">of de persoon</w:t>
+      </w:r>
+      <w:r>
+        <w:rPr>
+          <w:lang w:val="nl"/>
+        </w:rPr>
+        <w:t xml:space="preserve"> </w:t>
+      </w:r>
+      <w:r>
+        <w:rPr>
+          <w:b/>
+          <w:bCs/>
+          <w:lang w:val="nl"/>
+        </w:rPr>
+        <w:t xml:space="preserve">vaststaat na het TW-gesprek</w:t>
+      </w:r>
+      <w:r>
+        <w:rPr>
+          <w:lang w:val="nl"/>
+        </w:rPr>
+        <w:t xml:space="preserve">. Vaststaan betekent: in alle scenario's gelijk en op</w:t>
+      </w:r>
+      <w:r>
+        <w:rPr>
+          <w:lang w:val="nl"/>
+        </w:rPr>
+        <w:t xml:space="preserve"> </w:t>
+      </w:r>
+      <w:r>
+        <w:rPr>
+          <w:lang w:val="nl"/>
+        </w:rPr>
+        <w:t xml:space="preserve">slot.</w:t>
+      </w:r>
+      <w:r>
+        <w:rPr>
+          <w:lang w:val="nl"/>
+        </w:rPr>
+        <w:t xml:space="preserve"> </w:t>
+      </w:r>
+      <w:r>
+        <w:rPr>
+          <w:b/>
+          <w:bCs/>
+          <w:lang w:val="nl"/>
+        </w:rPr>
+        <w:t xml:space="preserve">Ontgrendelen</w:t>
+      </w:r>
+      <w:r>
+        <w:rPr>
+          <w:lang w:val="nl"/>
+        </w:rPr>
+        <w:t xml:space="preserve"> </w:t>
+      </w:r>
+      <w:r>
+        <w:rPr>
+          <w:lang w:val="nl"/>
+        </w:rPr>
+        <w:t xml:space="preserve">vraagt een reden (die komt in het logboek); zet het daarna weer vast met</w:t>
+      </w:r>
+      <w:r>
+        <w:rPr>
+          <w:lang w:val="nl"/>
+        </w:rPr>
+        <w:t xml:space="preserve"> </w:t>
+      </w:r>
+      <w:r>
+        <w:rPr>
+          <w:b/>
+          <w:bCs/>
+          <w:lang w:val="nl"/>
+        </w:rPr>
+        <w:t xml:space="preserve">Vastzetten vanuit dit scenario</w:t>
+      </w:r>
+      <w:r>
+        <w:rPr>
+          <w:lang w:val="nl"/>
+        </w:rPr>
+        <w:t xml:space="preserve">.</w:t>
+      </w:r>
+      <w:r>
+        <w:rPr>
+          <w:lang w:val="nl"/>
+        </w:rPr>
+        <w:t xml:space="preserve"> </w:t>
+      </w:r>
+      <w:r>
+        <w:rPr>
           <w:lang w:val="nl"/>
         </w:rPr>
         <w:t xml:space="preserve">Het dagloon rekent met de leeftijd op de maandag van elke week: wie halverwege het seizoen jarig</w:t>
@@ -27775,75 +28577,13 @@
         <w:rPr>
           <w:lang w:val="nl"/>
         </w:rPr>
-        <w:t xml:space="preserve">:</w:t>
-      </w:r>
-      <w:r>
-        <w:rPr>
-          <w:lang w:val="nl"/>
-        </w:rPr>
-        <w:t xml:space="preserve"> </w:t>
-      </w:r>
-      <w:r>
-        <w:rPr>
-          <w:b/>
-          <w:bCs/>
-          <w:lang w:val="nl"/>
-        </w:rPr>
-        <w:t xml:space="preserve">Excel (vastgesteld)</w:t>
-      </w:r>
-      <w:r>
-        <w:rPr>
-          <w:lang w:val="nl"/>
-        </w:rPr>
-        <w:t xml:space="preserve"> </w:t>
-      </w:r>
-      <w:r>
-        <w:rPr>
-          <w:lang w:val="nl"/>
-        </w:rPr>
-        <w:t xml:space="preserve">(pas na definitief maken) en</w:t>
-      </w:r>
-      <w:r>
-        <w:rPr>
-          <w:lang w:val="nl"/>
-        </w:rPr>
-        <w:t xml:space="preserve"> </w:t>
-      </w:r>
-      <w:r>
-        <w:rPr>
-          <w:b/>
-          <w:bCs/>
-          <w:lang w:val="nl"/>
-        </w:rPr>
-        <w:t xml:space="preserve">Excel</w:t>
-      </w:r>
-      <w:r>
-        <w:rPr>
-          <w:b/>
-          <w:bCs/>
-          <w:lang w:val="nl"/>
-        </w:rPr>
-        <w:t xml:space="preserve"> </w:t>
-      </w:r>
-      <w:r>
-        <w:rPr>
-          <w:b/>
-          <w:bCs/>
-          <w:lang w:val="nl"/>
-        </w:rPr>
-        <w:t xml:space="preserve">(dit scenario)</w:t>
-      </w:r>
-      <w:r>
-        <w:rPr>
-          <w:lang w:val="nl"/>
-        </w:rPr>
-        <w:t xml:space="preserve"> </w:t>
-      </w:r>
-      <w:r>
-        <w:rPr>
-          <w:lang w:val="nl"/>
-        </w:rPr>
-        <w:t xml:space="preserve">(met CONCEPT bovenaan elk tabblad). Vier tabbladen: Per persoon (geboortedatum,</w:t>
+        <w:t xml:space="preserve"> </w:t>
+      </w:r>
+      <w:r>
+        <w:rPr>
+          <w:lang w:val="nl"/>
+        </w:rPr>
+        <w:t xml:space="preserve">(onder Exporteren): vastgesteld (pas na definitief maken) of dit scenario (met CONCEPT bovenaan elk tabblad). Vier tabbladen: Per persoon (geboortedatum,</w:t>
       </w:r>
       <w:r>
         <w:rPr>
@@ -27912,9 +28652,9 @@
         </w:pict>
       </w:r>
     </w:p>
-    <w:bookmarkEnd w:id="93"/>
-    <w:bookmarkEnd w:id="94"/>
-    <w:bookmarkStart w:id="99" w:name="loondossiers"/>
+    <w:bookmarkEnd w:id="96"/>
+    <w:bookmarkEnd w:id="97"/>
+    <w:bookmarkStart w:id="102" w:name="loondossiers"/>
     <w:p>
       <w:pPr>
         <w:pStyle w:val="Heading1"/>
@@ -28047,7 +28787,7 @@
         <w:t xml:space="preserve">en het zegel werken.</w:t>
       </w:r>
     </w:p>
-    <w:bookmarkStart w:id="95" w:name="wat-je-als-admin-regelt"/>
+    <w:bookmarkStart w:id="98" w:name="wat-je-als-admin-regelt"/>
     <w:p>
       <w:pPr>
         <w:pStyle w:val="Heading2"/>
@@ -28345,8 +29085,8 @@
         <w:t xml:space="preserve">bereikbaar." en zijn uploads en loonheffingsformulieren geblokkeerd.</w:t>
       </w:r>
     </w:p>
-    <w:bookmarkEnd w:id="95"/>
-    <w:bookmarkStart w:id="96" w:name="wat-er-op-het-scherm-staat"/>
+    <w:bookmarkEnd w:id="98"/>
+    <w:bookmarkStart w:id="99" w:name="wat-er-op-het-scherm-staat"/>
     <w:p>
       <w:pPr>
         <w:pStyle w:val="Heading2"/>
@@ -28804,8 +29544,8 @@
         <w:t xml:space="preserve">(zie hieronder).</w:t>
       </w:r>
     </w:p>
-    <w:bookmarkEnd w:id="96"/>
-    <w:bookmarkStart w:id="97" w:name="te-beoordelen-voor-vernietiging"/>
+    <w:bookmarkEnd w:id="99"/>
+    <w:bookmarkStart w:id="100" w:name="te-beoordelen-voor-vernietiging"/>
     <w:p>
       <w:pPr>
         <w:pStyle w:val="Heading2"/>
@@ -29085,8 +29825,8 @@
         <w:t xml:space="preserve">aanstaat).</w:t>
       </w:r>
     </w:p>
-    <w:bookmarkEnd w:id="97"/>
-    <w:bookmarkStart w:id="98" w:name="wat-automatisch-gebeurt"/>
+    <w:bookmarkEnd w:id="100"/>
+    <w:bookmarkStart w:id="101" w:name="wat-automatisch-gebeurt"/>
     <w:p>
       <w:pPr>
         <w:pStyle w:val="Heading2"/>
@@ -29330,9 +30070,9 @@
         </w:pict>
       </w:r>
     </w:p>
-    <w:bookmarkEnd w:id="98"/>
-    <w:bookmarkEnd w:id="99"/>
-    <w:bookmarkStart w:id="104" w:name="berichten-sturen"/>
+    <w:bookmarkEnd w:id="101"/>
+    <w:bookmarkEnd w:id="102"/>
+    <w:bookmarkStart w:id="107" w:name="berichten-sturen"/>
     <w:p>
       <w:pPr>
         <w:pStyle w:val="Heading1"/>
@@ -29525,7 +30265,7 @@
         <w:t xml:space="preserve">uitgaan.</w:t>
       </w:r>
     </w:p>
-    <w:bookmarkStart w:id="100" w:name="een-bericht-versturen"/>
+    <w:bookmarkStart w:id="103" w:name="een-bericht-versturen"/>
     <w:p>
       <w:pPr>
         <w:pStyle w:val="Heading2"/>
@@ -30416,8 +31156,8 @@
         <w:t xml:space="preserve">ga je naar Verzonden.</w:t>
       </w:r>
     </w:p>
-    <w:bookmarkEnd w:id="100"/>
-    <w:bookmarkStart w:id="101" w:name="Xbe2977045984a840c8c9212a7c330a827f32244"/>
+    <w:bookmarkEnd w:id="103"/>
+    <w:bookmarkStart w:id="104" w:name="Xbe2977045984a840c8c9212a7c330a827f32244"/>
     <w:p>
       <w:pPr>
         <w:pStyle w:val="Heading2"/>
@@ -30578,8 +31318,8 @@
         <w:t xml:space="preserve">groepen is {{seizoen_naam}} het huidige seizoen.</w:t>
       </w:r>
     </w:p>
-    <w:bookmarkEnd w:id="101"/>
-    <w:bookmarkStart w:id="102" w:name="het-tabblad-verzonden"/>
+    <w:bookmarkEnd w:id="104"/>
+    <w:bookmarkStart w:id="105" w:name="het-tabblad-verzonden"/>
     <w:p>
       <w:pPr>
         <w:pStyle w:val="Heading2"/>
@@ -30857,8 +31597,8 @@
         <w:t xml:space="preserve">brengt je terug naar de lijst.</w:t>
       </w:r>
     </w:p>
-    <w:bookmarkEnd w:id="102"/>
-    <w:bookmarkStart w:id="103" w:name="het-tabblad-gepland"/>
+    <w:bookmarkEnd w:id="105"/>
+    <w:bookmarkStart w:id="106" w:name="het-tabblad-gepland"/>
     <w:p>
       <w:pPr>
         <w:pStyle w:val="Heading2"/>
@@ -30909,9 +31649,9 @@
         </w:pict>
       </w:r>
     </w:p>
-    <w:bookmarkEnd w:id="103"/>
-    <w:bookmarkEnd w:id="104"/>
-    <w:bookmarkStart w:id="107" w:name="sjablonen"/>
+    <w:bookmarkEnd w:id="106"/>
+    <w:bookmarkEnd w:id="107"/>
+    <w:bookmarkStart w:id="110" w:name="sjablonen"/>
     <w:p>
       <w:pPr>
         <w:pStyle w:val="Heading1"/>
@@ -31084,7 +31824,7 @@
         <w:t xml:space="preserve">kan altijd.</w:t>
       </w:r>
     </w:p>
-    <w:bookmarkStart w:id="105" w:name="het-sjablonenscherm"/>
+    <w:bookmarkStart w:id="108" w:name="het-sjablonenscherm"/>
     <w:p>
       <w:pPr>
         <w:pStyle w:val="Heading2"/>
@@ -31385,8 +32125,8 @@
         <w:t xml:space="preserve">Klik op een chip om hem in de e-mailtekst te zetten.</w:t>
       </w:r>
     </w:p>
-    <w:bookmarkEnd w:id="105"/>
-    <w:bookmarkStart w:id="106" w:name="een-sjabloon-aanpassen"/>
+    <w:bookmarkEnd w:id="108"/>
+    <w:bookmarkStart w:id="109" w:name="een-sjabloon-aanpassen"/>
     <w:p>
       <w:pPr>
         <w:pStyle w:val="Heading2"/>
@@ -32056,9 +32796,9 @@
         </w:pict>
       </w:r>
     </w:p>
-    <w:bookmarkEnd w:id="106"/>
-    <w:bookmarkEnd w:id="107"/>
-    <w:bookmarkStart w:id="111" w:name="geplande-berichten-en-herinneringen"/>
+    <w:bookmarkEnd w:id="109"/>
+    <w:bookmarkEnd w:id="110"/>
+    <w:bookmarkStart w:id="114" w:name="geplande-berichten-en-herinneringen"/>
     <w:p>
       <w:pPr>
         <w:pStyle w:val="Heading1"/>
@@ -32217,7 +32957,7 @@
         <w:t xml:space="preserve">elk kwartier.</w:t>
       </w:r>
     </w:p>
-    <w:bookmarkStart w:id="108" w:name="de-ingebouwde-herinneringen"/>
+    <w:bookmarkStart w:id="111" w:name="de-ingebouwde-herinneringen"/>
     <w:p>
       <w:pPr>
         <w:pStyle w:val="Heading2"/>
@@ -32771,8 +33511,8 @@
         <w:t xml:space="preserve">Instellingen › Kanalen &amp; meldingen.</w:t>
       </w:r>
     </w:p>
-    <w:bookmarkEnd w:id="108"/>
-    <w:bookmarkStart w:id="109" w:name="herinneringen-proefdraaien"/>
+    <w:bookmarkEnd w:id="111"/>
+    <w:bookmarkStart w:id="112" w:name="herinneringen-proefdraaien"/>
     <w:p>
       <w:pPr>
         <w:pStyle w:val="Heading2"/>
@@ -32988,8 +33728,8 @@
         <w:t xml:space="preserve">Op die kaart staat ook wanneer de automatische taken voor het laatst draaiden.</w:t>
       </w:r>
     </w:p>
-    <w:bookmarkEnd w:id="109"/>
-    <w:bookmarkStart w:id="110" w:name="een-eigen-regel-maken"/>
+    <w:bookmarkEnd w:id="112"/>
+    <w:bookmarkStart w:id="113" w:name="een-eigen-regel-maken"/>
     <w:p>
       <w:pPr>
         <w:pStyle w:val="Heading2"/>
@@ -33730,9 +34470,9 @@
         </w:pict>
       </w:r>
     </w:p>
-    <w:bookmarkEnd w:id="110"/>
-    <w:bookmarkEnd w:id="111"/>
-    <w:bookmarkStart w:id="115" w:name="seintje-bij-de-volgende-werving"/>
+    <w:bookmarkEnd w:id="113"/>
+    <w:bookmarkEnd w:id="114"/>
+    <w:bookmarkStart w:id="118" w:name="seintje-bij-de-volgende-werving"/>
     <w:p>
       <w:pPr>
         <w:pStyle w:val="Heading1"/>
@@ -33879,7 +34619,7 @@
         <w:t xml:space="preserve">bij Berichten in de groep Seintje gevraagd. De toestemming geldt maximaal twaalf maanden.</w:t>
       </w:r>
     </w:p>
-    <w:bookmarkStart w:id="112" w:name="wat-de-afgewezen-sollicitant-ziet"/>
+    <w:bookmarkStart w:id="115" w:name="wat-de-afgewezen-sollicitant-ziet"/>
     <w:p>
       <w:pPr>
         <w:pStyle w:val="Heading2"/>
@@ -34267,8 +35007,8 @@
         <w:t xml:space="preserve">.</w:t>
       </w:r>
     </w:p>
-    <w:bookmarkEnd w:id="112"/>
-    <w:bookmarkStart w:id="113" w:name="wat-je-als-bestuur-doet"/>
+    <w:bookmarkEnd w:id="115"/>
+    <w:bookmarkStart w:id="116" w:name="wat-je-als-bestuur-doet"/>
     <w:p>
       <w:pPr>
         <w:pStyle w:val="Heading2"/>
@@ -34477,8 +35217,8 @@
         <w:t xml:space="preserve">Benader afgewezen mensen buiten deze groep niet, ook niet als je hun adres nog ergens hebt.</w:t>
       </w:r>
     </w:p>
-    <w:bookmarkEnd w:id="113"/>
-    <w:bookmarkStart w:id="114" w:name="hoe-lang-het-geldt-en-hoe-het-vervalt"/>
+    <w:bookmarkEnd w:id="116"/>
+    <w:bookmarkStart w:id="117" w:name="hoe-lang-het-geldt-en-hoe-het-vervalt"/>
     <w:p>
       <w:pPr>
         <w:pStyle w:val="Heading2"/>
@@ -34749,9 +35489,9 @@
         </w:pict>
       </w:r>
     </w:p>
-    <w:bookmarkEnd w:id="114"/>
-    <w:bookmarkEnd w:id="115"/>
-    <w:bookmarkStart w:id="120" w:name="instellingen"/>
+    <w:bookmarkEnd w:id="117"/>
+    <w:bookmarkEnd w:id="118"/>
+    <w:bookmarkStart w:id="123" w:name="instellingen"/>
     <w:p>
       <w:pPr>
         <w:pStyle w:val="Heading1"/>
@@ -34964,7 +35704,7 @@
         <w:t xml:space="preserve">Systeem mag bewerken). Zoeken door het hele beheer kan met Ctrl K.</w:t>
       </w:r>
     </w:p>
-    <w:bookmarkStart w:id="116" w:name="wachtwoorden-en-sleutels"/>
+    <w:bookmarkStart w:id="119" w:name="wachtwoorden-en-sleutels"/>
     <w:p>
       <w:pPr>
         <w:pStyle w:val="Heading2"/>
@@ -35111,8 +35851,8 @@
         <w:t xml:space="preserve">alleen welk veld is gewijzigd, nooit de waarde.</w:t>
       </w:r>
     </w:p>
-    <w:bookmarkEnd w:id="116"/>
-    <w:bookmarkStart w:id="117" w:name="de-tabbladen-1"/>
+    <w:bookmarkEnd w:id="119"/>
+    <w:bookmarkStart w:id="120" w:name="de-tabbladen-1"/>
     <w:p>
       <w:pPr>
         <w:pStyle w:val="Heading2"/>
@@ -36838,8 +37578,8 @@
         <w:t xml:space="preserve">.</w:t>
       </w:r>
     </w:p>
-    <w:bookmarkEnd w:id="117"/>
-    <w:bookmarkStart w:id="118" w:name="handleidingen"/>
+    <w:bookmarkEnd w:id="120"/>
+    <w:bookmarkStart w:id="121" w:name="handleidingen"/>
     <w:p>
       <w:pPr>
         <w:pStyle w:val="Heading2"/>
@@ -37021,8 +37761,8 @@
         <w:t xml:space="preserve">via de zoeker (Ctrl K): typ "handleiding".</w:t>
       </w:r>
     </w:p>
-    <w:bookmarkEnd w:id="118"/>
-    <w:bookmarkStart w:id="119" w:name="wat-je-bij-de-start-instelt"/>
+    <w:bookmarkEnd w:id="121"/>
+    <w:bookmarkStart w:id="122" w:name="wat-je-bij-de-start-instelt"/>
     <w:p>
       <w:pPr>
         <w:pStyle w:val="Heading2"/>
@@ -37386,9 +38126,9 @@
         </w:pict>
       </w:r>
     </w:p>
-    <w:bookmarkEnd w:id="119"/>
-    <w:bookmarkEnd w:id="120"/>
-    <w:bookmarkStart w:id="126" w:name="beheerders-en-rechten"/>
+    <w:bookmarkEnd w:id="122"/>
+    <w:bookmarkEnd w:id="123"/>
+    <w:bookmarkStart w:id="129" w:name="beheerders-en-rechten"/>
     <w:p>
       <w:pPr>
         <w:pStyle w:val="Heading1"/>
@@ -37549,7 +38289,7 @@
         <w:t xml:space="preserve">onderdeel in wat een rol mag. Admin heeft altijd alles.</w:t>
       </w:r>
     </w:p>
-    <w:bookmarkStart w:id="121" w:name="iemand-toegang-geven"/>
+    <w:bookmarkStart w:id="124" w:name="iemand-toegang-geven"/>
     <w:p>
       <w:pPr>
         <w:pStyle w:val="Heading2"/>
@@ -37926,8 +38666,8 @@
         <w:t xml:space="preserve">Penningmeester.</w:t>
       </w:r>
     </w:p>
-    <w:bookmarkEnd w:id="121"/>
-    <w:bookmarkStart w:id="122" w:name="iemand-de-toegang-afnemen"/>
+    <w:bookmarkEnd w:id="124"/>
+    <w:bookmarkStart w:id="125" w:name="iemand-de-toegang-afnemen"/>
     <w:p>
       <w:pPr>
         <w:pStyle w:val="Heading2"/>
@@ -37994,8 +38734,8 @@
         <w:t xml:space="preserve">.</w:t>
       </w:r>
     </w:p>
-    <w:bookmarkEnd w:id="122"/>
-    <w:bookmarkStart w:id="123" w:name="het-tabblad-beheerders"/>
+    <w:bookmarkEnd w:id="125"/>
+    <w:bookmarkStart w:id="126" w:name="het-tabblad-beheerders"/>
     <w:p>
       <w:pPr>
         <w:pStyle w:val="Heading2"/>
@@ -38659,8 +39399,8 @@
         <w:t xml:space="preserve">nooit.</w:t>
       </w:r>
     </w:p>
-    <w:bookmarkEnd w:id="123"/>
-    <w:bookmarkStart w:id="124" w:name="een-noodingang-maken"/>
+    <w:bookmarkEnd w:id="126"/>
+    <w:bookmarkStart w:id="127" w:name="een-noodingang-maken"/>
     <w:p>
       <w:pPr>
         <w:pStyle w:val="Heading2"/>
@@ -38896,8 +39636,8 @@
         <w:t xml:space="preserve">(klik linksonder op je naam).</w:t>
       </w:r>
     </w:p>
-    <w:bookmarkEnd w:id="124"/>
-    <w:bookmarkStart w:id="125" w:name="het-tabblad-rollen--rechten"/>
+    <w:bookmarkEnd w:id="127"/>
+    <w:bookmarkStart w:id="128" w:name="het-tabblad-rollen--rechten"/>
     <w:p>
       <w:pPr>
         <w:pStyle w:val="Heading2"/>
@@ -40654,9 +41394,9 @@
         </w:pict>
       </w:r>
     </w:p>
-    <w:bookmarkEnd w:id="125"/>
-    <w:bookmarkEnd w:id="126"/>
-    <w:bookmarkStart w:id="130" w:name="logboek"/>
+    <w:bookmarkEnd w:id="128"/>
+    <w:bookmarkEnd w:id="129"/>
+    <w:bookmarkStart w:id="133" w:name="logboek"/>
     <w:p>
       <w:pPr>
         <w:pStyle w:val="Heading1"/>
@@ -40789,7 +41529,7 @@
         <w:t xml:space="preserve">zit hier nu in, als tabblad Fouten.</w:t>
       </w:r>
     </w:p>
-    <w:bookmarkStart w:id="127" w:name="het-logboekscherm"/>
+    <w:bookmarkStart w:id="130" w:name="het-logboekscherm"/>
     <w:p>
       <w:pPr>
         <w:pStyle w:val="Heading2"/>
@@ -41373,8 +42113,8 @@
         <w:t xml:space="preserve">.</w:t>
       </w:r>
     </w:p>
-    <w:bookmarkEnd w:id="127"/>
-    <w:bookmarkStart w:id="128" w:name="een-melding-herleiden"/>
+    <w:bookmarkEnd w:id="130"/>
+    <w:bookmarkStart w:id="131" w:name="een-melding-herleiden"/>
     <w:p>
       <w:pPr>
         <w:pStyle w:val="Heading2"/>
@@ -41601,8 +42341,8 @@
         <w:t xml:space="preserve">.</w:t>
       </w:r>
     </w:p>
-    <w:bookmarkEnd w:id="128"/>
-    <w:bookmarkStart w:id="129" w:name="hoe-lang-regels-blijven"/>
+    <w:bookmarkEnd w:id="131"/>
+    <w:bookmarkStart w:id="132" w:name="hoe-lang-regels-blijven"/>
     <w:p>
       <w:pPr>
         <w:pStyle w:val="Heading2"/>
@@ -41689,9 +42429,9 @@
         </w:pict>
       </w:r>
     </w:p>
-    <w:bookmarkEnd w:id="129"/>
-    <w:bookmarkEnd w:id="130"/>
-    <w:bookmarkStart w:id="138" w:name="privacy-en-avg-verzoeken"/>
+    <w:bookmarkEnd w:id="132"/>
+    <w:bookmarkEnd w:id="133"/>
+    <w:bookmarkStart w:id="141" w:name="privacy-en-avg-verzoeken"/>
     <w:p>
       <w:pPr>
         <w:pStyle w:val="Heading1"/>
@@ -41968,7 +42708,7 @@
         <w:t xml:space="preserve">er iets in wat we verwerken, dan hoort het register mee te veranderen.</w:t>
       </w:r>
     </w:p>
-    <w:bookmarkStart w:id="131" w:name="wat-de-sollicitant-zelf-kan"/>
+    <w:bookmarkStart w:id="134" w:name="wat-de-sollicitant-zelf-kan"/>
     <w:p>
       <w:pPr>
         <w:pStyle w:val="Heading2"/>
@@ -42558,8 +43298,8 @@
         <w:t xml:space="preserve">).</w:t>
       </w:r>
     </w:p>
-    <w:bookmarkEnd w:id="131"/>
-    <w:bookmarkStart w:id="132" w:name="de-privacyverklaring"/>
+    <w:bookmarkEnd w:id="134"/>
+    <w:bookmarkStart w:id="135" w:name="de-privacyverklaring"/>
     <w:p>
       <w:pPr>
         <w:pStyle w:val="Heading2"/>
@@ -42697,8 +43437,8 @@
         <w:t xml:space="preserve">overeenkomst te kunnen sluiten.</w:t>
       </w:r>
     </w:p>
-    <w:bookmarkEnd w:id="132"/>
-    <w:bookmarkStart w:id="133" w:name="een-verzoek-om-inzage"/>
+    <w:bookmarkEnd w:id="135"/>
+    <w:bookmarkStart w:id="136" w:name="een-verzoek-om-inzage"/>
     <w:p>
       <w:pPr>
         <w:pStyle w:val="Heading2"/>
@@ -43015,8 +43755,8 @@
         <w:t xml:space="preserve">Antwoord binnen een maand.</w:t>
       </w:r>
     </w:p>
-    <w:bookmarkEnd w:id="133"/>
-    <w:bookmarkStart w:id="134" w:name="een-verzoek-om-correctie"/>
+    <w:bookmarkEnd w:id="136"/>
+    <w:bookmarkStart w:id="137" w:name="een-verzoek-om-correctie"/>
     <w:p>
       <w:pPr>
         <w:pStyle w:val="Heading2"/>
@@ -43128,8 +43868,8 @@
         <w:t xml:space="preserve">logboek als "Gegevens gecorrigeerd". Antwoord binnen een maand.</w:t>
       </w:r>
     </w:p>
-    <w:bookmarkEnd w:id="134"/>
-    <w:bookmarkStart w:id="135" w:name="een-dossier-verwijderen"/>
+    <w:bookmarkEnd w:id="137"/>
+    <w:bookmarkStart w:id="138" w:name="een-dossier-verwijderen"/>
     <w:p>
       <w:pPr>
         <w:pStyle w:val="Heading2"/>
@@ -43687,8 +44427,8 @@
         <w:t xml:space="preserve">verdwijnt.</w:t>
       </w:r>
     </w:p>
-    <w:bookmarkEnd w:id="135"/>
-    <w:bookmarkStart w:id="136" w:name="bezwaar-tegen-de-ai-analyse"/>
+    <w:bookmarkEnd w:id="138"/>
+    <w:bookmarkStart w:id="139" w:name="bezwaar-tegen-de-ai-analyse"/>
     <w:p>
       <w:pPr>
         <w:pStyle w:val="Heading2"/>
@@ -43992,8 +44732,8 @@
         <w:t xml:space="preserve">bestuur beoordeelt het formulier dan gewoon zonder AI-advies.</w:t>
       </w:r>
     </w:p>
-    <w:bookmarkEnd w:id="136"/>
-    <w:bookmarkStart w:id="137" w:name="wat-je-nooit-per-mail-doorstuurt"/>
+    <w:bookmarkEnd w:id="139"/>
+    <w:bookmarkStart w:id="140" w:name="wat-je-nooit-per-mail-doorstuurt"/>
     <w:p>
       <w:pPr>
         <w:pStyle w:val="Heading2"/>
@@ -44059,9 +44799,9 @@
         </w:pict>
       </w:r>
     </w:p>
-    <w:bookmarkEnd w:id="137"/>
-    <w:bookmarkEnd w:id="138"/>
-    <w:bookmarkStart w:id="142" w:name="bewaartermijnen"/>
+    <w:bookmarkEnd w:id="140"/>
+    <w:bookmarkEnd w:id="141"/>
+    <w:bookmarkStart w:id="145" w:name="bewaartermijnen"/>
     <w:p>
       <w:pPr>
         <w:pStyle w:val="Heading1"/>
@@ -44226,7 +44966,7 @@
         <w:t xml:space="preserve">hand. Wat er is opgeruimd zie je in het opschoon-logboek en in het Logboek onder AVG-opschoning.</w:t>
       </w:r>
     </w:p>
-    <w:bookmarkStart w:id="139" w:name="opschonen-aanzetten"/>
+    <w:bookmarkStart w:id="142" w:name="opschonen-aanzetten"/>
     <w:p>
       <w:pPr>
         <w:pStyle w:val="Heading2"/>
@@ -44539,8 +45279,8 @@
         <w:t xml:space="preserve">uitzondering: daar heeft 0 een eigen betekenis (zie de tabel).</w:t>
       </w:r>
     </w:p>
-    <w:bookmarkEnd w:id="139"/>
-    <w:bookmarkStart w:id="140" w:name="de-termijnen"/>
+    <w:bookmarkEnd w:id="142"/>
+    <w:bookmarkStart w:id="143" w:name="de-termijnen"/>
     <w:p>
       <w:pPr>
         <w:pStyle w:val="Heading2"/>
@@ -45794,8 +46534,8 @@
         <w:t xml:space="preserve">termijn aan, lees de verklaring dan even na.</w:t>
       </w:r>
     </w:p>
-    <w:bookmarkEnd w:id="140"/>
-    <w:bookmarkStart w:id="141" w:name="waar-je-het-terugziet"/>
+    <w:bookmarkEnd w:id="143"/>
+    <w:bookmarkStart w:id="144" w:name="waar-je-het-terugziet"/>
     <w:p>
       <w:pPr>
         <w:pStyle w:val="Heading2"/>
@@ -45961,9 +46701,9 @@
         </w:pict>
       </w:r>
     </w:p>
-    <w:bookmarkEnd w:id="141"/>
-    <w:bookmarkEnd w:id="142"/>
-    <w:bookmarkStart w:id="147" w:name="systeem-en-foutenlog"/>
+    <w:bookmarkEnd w:id="144"/>
+    <w:bookmarkEnd w:id="145"/>
+    <w:bookmarkStart w:id="150" w:name="systeem-en-foutenlog"/>
     <w:p>
       <w:pPr>
         <w:pStyle w:val="Heading1"/>
@@ -46118,7 +46858,7 @@
         <w:t xml:space="preserve">Een los foutenlog met een knop om het te legen bestaat niet meer.</w:t>
       </w:r>
     </w:p>
-    <w:bookmarkStart w:id="143" w:name="systeem--updates"/>
+    <w:bookmarkStart w:id="146" w:name="systeem--updates"/>
     <w:p>
       <w:pPr>
         <w:pStyle w:val="Heading2"/>
@@ -46830,8 +47570,8 @@
         <w:t xml:space="preserve">: per versie wat er veranderde, met de huidige versie open.</w:t>
       </w:r>
     </w:p>
-    <w:bookmarkEnd w:id="143"/>
-    <w:bookmarkStart w:id="144" w:name="kluissleutel-wisselen"/>
+    <w:bookmarkEnd w:id="146"/>
+    <w:bookmarkStart w:id="147" w:name="kluissleutel-wisselen"/>
     <w:p>
       <w:pPr>
         <w:pStyle w:val="Heading2"/>
@@ -47574,8 +48314,8 @@
         <w:t xml:space="preserve">bij Beheerders).</w:t>
       </w:r>
     </w:p>
-    <w:bookmarkEnd w:id="144"/>
-    <w:bookmarkStart w:id="145" w:name="fouten-opzoeken"/>
+    <w:bookmarkEnd w:id="147"/>
+    <w:bookmarkStart w:id="148" w:name="fouten-opzoeken"/>
     <w:p>
       <w:pPr>
         <w:pStyle w:val="Heading2"/>
@@ -47728,8 +48468,8 @@
         <w:t xml:space="preserve">Logboek › Fouten.</w:t>
       </w:r>
     </w:p>
-    <w:bookmarkEnd w:id="145"/>
-    <w:bookmarkStart w:id="146" w:name="testomgeving"/>
+    <w:bookmarkEnd w:id="148"/>
+    <w:bookmarkStart w:id="149" w:name="testomgeving"/>
     <w:p>
       <w:pPr>
         <w:pStyle w:val="Heading2"/>
@@ -47803,9 +48543,9 @@
         </w:pict>
       </w:r>
     </w:p>
-    <w:bookmarkEnd w:id="146"/>
-    <w:bookmarkEnd w:id="147"/>
-    <w:bookmarkStart w:id="148" w:name="veelgestelde-vragen"/>
+    <w:bookmarkEnd w:id="149"/>
+    <w:bookmarkEnd w:id="150"/>
+    <w:bookmarkStart w:id="151" w:name="veelgestelde-vragen"/>
     <w:p>
       <w:pPr>
         <w:pStyle w:val="Heading1"/>
@@ -49105,8 +49845,8 @@
         </w:pict>
       </w:r>
     </w:p>
-    <w:bookmarkEnd w:id="148"/>
-    <w:bookmarkStart w:id="149" w:name="woordenlijst"/>
+    <w:bookmarkEnd w:id="151"/>
+    <w:bookmarkStart w:id="152" w:name="woordenlijst"/>
     <w:p>
       <w:pPr>
         <w:pStyle w:val="Heading1"/>
@@ -49668,7 +50408,7 @@
         <w:t xml:space="preserve">— het digitale zegel op ondertekende PDF's. Daarmee is te controleren dat het document na het tekenen niet is veranderd.</w:t>
       </w:r>
     </w:p>
-    <w:bookmarkEnd w:id="149"/>
+    <w:bookmarkEnd w:id="152"/>
     <w:sectPr>
       <w:footnotePr>
         <w:numRestart w:val="eachSect"/>

--- a/docs/handleiding/word/handleiding_beheer.docx
+++ b/docs/handleiding/word/handleiding_beheer.docx
@@ -4560,7 +4560,7 @@
                 <w:bCs/>
                 <w:lang w:val="nl"/>
               </w:rPr>
-              <w:t xml:space="preserve">Seizoen openen</w:t>
+              <w:t xml:space="preserve">Aanmelding openen</w:t>
             </w:r>
             <w:r>
               <w:rPr>
@@ -4586,7 +4586,7 @@
                 <w:bCs/>
                 <w:lang w:val="nl"/>
               </w:rPr>
-              <w:t xml:space="preserve">Ja, openen</w:t>
+              <w:t xml:space="preserve">Ja, aanmelding openen</w:t>
             </w:r>
             <w:r>
               <w:rPr>
@@ -4953,7 +4953,7 @@
                 <w:bCs/>
                 <w:lang w:val="nl"/>
               </w:rPr>
-              <w:t xml:space="preserve">Seizoen sluiten</w:t>
+              <w:t xml:space="preserve">Aanmelding sluiten</w:t>
             </w:r>
             <w:r>
               <w:rPr>
@@ -4973,7 +4973,7 @@
               <w:rPr>
                 <w:lang w:val="nl"/>
               </w:rPr>
-              <w:t xml:space="preserve">Vandaag springt naar "Formulieren" en telt wie het kennismakingsformulier nog niet inleverde.</w:t>
+              <w:t xml:space="preserve">Het aanmeldformulier gaat uit. Zodra niemand meer op een uitnodiging wacht, springt Vandaag naar "Formulieren" en telt wie het kennismakingsformulier nog niet inleverde; daarna wijst het naar de groepsindeling.</w:t>
             </w:r>
           </w:p>
         </w:tc>
@@ -10844,7 +10844,7 @@
           <w:bCs/>
           <w:lang w:val="nl"/>
         </w:rPr>
-        <w:t xml:space="preserve">Openen.</w:t>
+        <w:t xml:space="preserve">Aanmelding openen.</w:t>
       </w:r>
       <w:r>
         <w:rPr>
@@ -10870,51 +10870,63 @@
           <w:bCs/>
           <w:lang w:val="nl"/>
         </w:rPr>
-        <w:t xml:space="preserve">Seizoen openen</w:t>
-      </w:r>
-      <w:r>
-        <w:rPr>
-          <w:lang w:val="nl"/>
-        </w:rPr>
-        <w:t xml:space="preserve">. Het tussenscherm zegt dat het</w:t>
-      </w:r>
-      <w:r>
-        <w:rPr>
-          <w:lang w:val="nl"/>
-        </w:rPr>
-        <w:t xml:space="preserve"> </w:t>
-      </w:r>
-      <w:r>
-        <w:rPr>
-          <w:lang w:val="nl"/>
-        </w:rPr>
-        <w:t xml:space="preserve">aanmeldformulier meteen actief wordt en vraagt je de datums te controleren (die staan in de</w:t>
-      </w:r>
-      <w:r>
-        <w:rPr>
-          <w:lang w:val="nl"/>
-        </w:rPr>
-        <w:t xml:space="preserve"> </w:t>
-      </w:r>
-      <w:r>
-        <w:rPr>
-          <w:lang w:val="nl"/>
-        </w:rPr>
-        <w:t xml:space="preserve">bevestigingsmail van elke aanmelder). Klik op</w:t>
-      </w:r>
-      <w:r>
-        <w:rPr>
-          <w:lang w:val="nl"/>
-        </w:rPr>
-        <w:t xml:space="preserve"> </w:t>
-      </w:r>
-      <w:r>
-        <w:rPr>
-          <w:b/>
-          <w:bCs/>
-          <w:lang w:val="nl"/>
-        </w:rPr>
-        <w:t xml:space="preserve">Ja, openen</w:t>
+        <w:t xml:space="preserve">Aanmelding openen</w:t>
+      </w:r>
+      <w:r>
+        <w:rPr>
+          <w:lang w:val="nl"/>
+        </w:rPr>
+        <w:t xml:space="preserve">. Het tussenscherm zegt</w:t>
+      </w:r>
+      <w:r>
+        <w:rPr>
+          <w:lang w:val="nl"/>
+        </w:rPr>
+        <w:t xml:space="preserve"> </w:t>
+      </w:r>
+      <w:r>
+        <w:rPr>
+          <w:lang w:val="nl"/>
+        </w:rPr>
+        <w:t xml:space="preserve">dat het aanmeldformulier meteen actief wordt en vraagt je de datums te controleren (die staan in de</w:t>
+      </w:r>
+      <w:r>
+        <w:rPr>
+          <w:lang w:val="nl"/>
+        </w:rPr>
+        <w:t xml:space="preserve"> </w:t>
+      </w:r>
+      <w:r>
+        <w:rPr>
+          <w:lang w:val="nl"/>
+        </w:rPr>
+        <w:t xml:space="preserve">bevestigingsmail van elke aanmelder). Staat de aanmelding van een ander seizoen nog open, dan gaat</w:t>
+      </w:r>
+      <w:r>
+        <w:rPr>
+          <w:lang w:val="nl"/>
+        </w:rPr>
+        <w:t xml:space="preserve"> </w:t>
+      </w:r>
+      <w:r>
+        <w:rPr>
+          <w:lang w:val="nl"/>
+        </w:rPr>
+        <w:t xml:space="preserve">die vanzelf dicht en stapt het beheer over naar dit seizoen. Klik op</w:t>
+      </w:r>
+      <w:r>
+        <w:rPr>
+          <w:lang w:val="nl"/>
+        </w:rPr>
+        <w:t xml:space="preserve"> </w:t>
+      </w:r>
+      <w:r>
+        <w:rPr>
+          <w:b/>
+          <w:bCs/>
+          <w:lang w:val="nl"/>
+        </w:rPr>
+        <w:t xml:space="preserve">Ja, aanmelding openen</w:t>
       </w:r>
       <w:r>
         <w:rPr>
@@ -10963,6 +10975,87 @@
           <w:bCs/>
           <w:lang w:val="nl"/>
         </w:rPr>
+        <w:t xml:space="preserve">Aanmelding sluiten</w:t>
+      </w:r>
+      <w:r>
+        <w:rPr>
+          <w:lang w:val="nl"/>
+        </w:rPr>
+        <w:t xml:space="preserve"> </w:t>
+      </w:r>
+      <w:r>
+        <w:rPr>
+          <w:lang w:val="nl"/>
+        </w:rPr>
+        <w:t xml:space="preserve">zodra je genoeg kandidaten hebt:</w:t>
+      </w:r>
+      <w:r>
+        <w:rPr>
+          <w:lang w:val="nl"/>
+        </w:rPr>
+        <w:t xml:space="preserve"> </w:t>
+      </w:r>
+      <w:r>
+        <w:rPr>
+          <w:b/>
+          <w:bCs/>
+          <w:lang w:val="nl"/>
+        </w:rPr>
+        <w:t xml:space="preserve">Aanmelding sluiten</w:t>
+      </w:r>
+      <w:r>
+        <w:rPr>
+          <w:lang w:val="nl"/>
+        </w:rPr>
+        <w:t xml:space="preserve">, bevestigen met</w:t>
+      </w:r>
+      <w:r>
+        <w:rPr>
+          <w:lang w:val="nl"/>
+        </w:rPr>
+        <w:t xml:space="preserve"> </w:t>
+      </w:r>
+      <w:r>
+        <w:rPr>
+          <w:b/>
+          <w:bCs/>
+          <w:lang w:val="nl"/>
+        </w:rPr>
+        <w:t xml:space="preserve">Ja, aanmelding sluiten</w:t>
+      </w:r>
+      <w:r>
+        <w:rPr>
+          <w:lang w:val="nl"/>
+        </w:rPr>
+        <w:t xml:space="preserve">. Alleen het aanmeldformulier gaat uit; het seizoen zelf loopt door en</w:t>
+      </w:r>
+      <w:r>
+        <w:rPr>
+          <w:lang w:val="nl"/>
+        </w:rPr>
+        <w:t xml:space="preserve"> </w:t>
+      </w:r>
+      <w:r>
+        <w:rPr>
+          <w:lang w:val="nl"/>
+        </w:rPr>
+        <w:t xml:space="preserve">alle gegevens blijven bewaard. Je kunt later weer openen.</w:t>
+      </w:r>
+    </w:p>
+    <w:p>
+      <w:pPr>
+        <w:pStyle w:val="Compact"/>
+        <w:numPr>
+          <w:ilvl w:val="0"/>
+          <w:numId w:val="1028"/>
+        </w:numPr>
+      </w:pPr>
+      <w:r>
+        <w:rPr>
+          <w:b/>
+          <w:bCs/>
+          <w:lang w:val="nl"/>
+        </w:rPr>
         <w:t xml:space="preserve">Procedure doorlopen</w:t>
       </w:r>
       <w:r>
@@ -10976,27 +11069,6 @@
           <w:lang w:val="nl"/>
         </w:rPr>
         <w:t xml:space="preserve">bij</w:t>
-      </w:r>
-      <w:r>
-        <w:rPr>
-          <w:lang w:val="nl"/>
-        </w:rPr>
-        <w:t xml:space="preserve"> </w:t>
-      </w:r>
-      <w:hyperlink w:anchor="sollicitanten">
-        <w:r>
-          <w:rPr>
-            <w:rStyle w:val="Hyperlink"/>
-            <w:lang w:val="nl"/>
-          </w:rPr>
-          <w:t xml:space="preserve">Sollicitanten</w:t>
-        </w:r>
-      </w:hyperlink>
-      <w:r>
-        <w:rPr>
-          <w:lang w:val="nl"/>
-        </w:rPr>
-        <w:t xml:space="preserve">,</w:t>
       </w:r>
       <w:r>
         <w:rPr>
@@ -11046,92 +11118,55 @@
         </w:rPr>
         <w:t xml:space="preserve">.</w:t>
       </w:r>
-    </w:p>
-    <w:p>
-      <w:pPr>
-        <w:pStyle w:val="Compact"/>
-        <w:numPr>
-          <w:ilvl w:val="0"/>
-          <w:numId w:val="1028"/>
-        </w:numPr>
-      </w:pPr>
-      <w:r>
-        <w:rPr>
-          <w:b/>
-          <w:bCs/>
-          <w:lang w:val="nl"/>
-        </w:rPr>
-        <w:t xml:space="preserve">Sluiten.</w:t>
-      </w:r>
-      <w:r>
-        <w:rPr>
-          <w:lang w:val="nl"/>
-        </w:rPr>
-        <w:t xml:space="preserve"> </w:t>
-      </w:r>
-      <w:r>
-        <w:rPr>
-          <w:lang w:val="nl"/>
-        </w:rPr>
-        <w:t xml:space="preserve">Klik op</w:t>
-      </w:r>
-      <w:r>
-        <w:rPr>
-          <w:lang w:val="nl"/>
-        </w:rPr>
-        <w:t xml:space="preserve"> </w:t>
-      </w:r>
-      <w:r>
-        <w:rPr>
-          <w:b/>
-          <w:bCs/>
-          <w:lang w:val="nl"/>
-        </w:rPr>
-        <w:t xml:space="preserve">Seizoen sluiten</w:t>
-      </w:r>
-      <w:r>
-        <w:rPr>
-          <w:lang w:val="nl"/>
-        </w:rPr>
-        <w:t xml:space="preserve"> </w:t>
-      </w:r>
-      <w:r>
-        <w:rPr>
-          <w:lang w:val="nl"/>
-        </w:rPr>
-        <w:t xml:space="preserve">en bevestig met</w:t>
-      </w:r>
-      <w:r>
-        <w:rPr>
-          <w:lang w:val="nl"/>
-        </w:rPr>
-        <w:t xml:space="preserve"> </w:t>
-      </w:r>
-      <w:r>
-        <w:rPr>
-          <w:b/>
-          <w:bCs/>
-          <w:lang w:val="nl"/>
-        </w:rPr>
-        <w:t xml:space="preserve">Ja, sluiten</w:t>
-      </w:r>
-      <w:r>
-        <w:rPr>
-          <w:lang w:val="nl"/>
-        </w:rPr>
-        <w:t xml:space="preserve">. Het aanmeldformulier</w:t>
-      </w:r>
-      <w:r>
-        <w:rPr>
-          <w:lang w:val="nl"/>
-        </w:rPr>
-        <w:t xml:space="preserve"> </w:t>
-      </w:r>
-      <w:r>
-        <w:rPr>
-          <w:lang w:val="nl"/>
-        </w:rPr>
-        <w:t xml:space="preserve">gaat uit; alle gegevens blijven bewaard en je kunt later weer openen.</w:t>
+      <w:r>
+        <w:rPr>
+          <w:lang w:val="nl"/>
+        </w:rPr>
+        <w:t xml:space="preserve"> </w:t>
+      </w:r>
+      <w:r>
+        <w:rPr>
+          <w:lang w:val="nl"/>
+        </w:rPr>
+        <w:t xml:space="preserve">Vandaag wijst per fase de volgende stap aan, tot en met de fase</w:t>
+      </w:r>
+      <w:r>
+        <w:rPr>
+          <w:lang w:val="nl"/>
+        </w:rPr>
+        <w:t xml:space="preserve"> </w:t>
+      </w:r>
+      <w:r>
+        <w:rPr>
+          <w:b/>
+          <w:bCs/>
+          <w:lang w:val="nl"/>
+        </w:rPr>
+        <w:t xml:space="preserve">Afronden</w:t>
+      </w:r>
+      <w:r>
+        <w:rPr>
+          <w:lang w:val="nl"/>
+        </w:rPr>
+        <w:t xml:space="preserve"> </w:t>
+      </w:r>
+      <w:r>
+        <w:rPr>
+          <w:lang w:val="nl"/>
+        </w:rPr>
+        <w:t xml:space="preserve">(loonplanning</w:t>
+      </w:r>
+      <w:r>
+        <w:rPr>
+          <w:lang w:val="nl"/>
+        </w:rPr>
+        <w:t xml:space="preserve"> </w:t>
+      </w:r>
+      <w:r>
+        <w:rPr>
+          <w:lang w:val="nl"/>
+        </w:rPr>
+        <w:t xml:space="preserve">definitief, opschonen aan, volgend seizoen klaarzetten).</w:t>
       </w:r>
     </w:p>
     <w:bookmarkEnd w:id="39"/>
@@ -36498,7 +36533,7 @@
               <w:rPr>
                 <w:lang w:val="nl"/>
               </w:rPr>
-              <w:t xml:space="preserve">Het seizoensbudget voor loonkosten (voor de balk in de loonplanning; leeg is zonder budget); het vakantietoeslagpercentage (standaard 8), de werkuren per dag (standaard 8) en de vaste weekbedragen van de postcommandant voor juni en juli–september; de minimumuurlonen per leeftijd (15 tot en met 32) voor juni en voor juli/augustus/september, elk met een eigen</w:t>
+              <w:t xml:space="preserve">Alles per kalenderjaar (kies het jaar bovenaan; een seizoen rekent met het jaar van de eerste werkdag): het budget voor loonkosten (voor de balk in de loonplanning; leeg is zonder budget), het vakantietoeslagpercentage (standaard 8), de werkuren per dag (standaard 8), de vaste weekbedragen van de postcommandant voor juni en juli–september, en de minimumuurlonen per leeftijd (15 tot en met 32) voor juni en voor juli/augustus/september, elk met een eigen</w:t>
             </w:r>
             <w:r>
               <w:rPr>
@@ -36518,7 +36553,33 @@
               <w:rPr>
                 <w:lang w:val="nl"/>
               </w:rPr>
-              <w:t xml:space="preserve">.</w:t>
+              <w:t xml:space="preserve">. Met</w:t>
+            </w:r>
+            <w:r>
+              <w:rPr>
+                <w:lang w:val="nl"/>
+              </w:rPr>
+              <w:t xml:space="preserve"> </w:t>
+            </w:r>
+            <w:r>
+              <w:rPr>
+                <w:b/>
+                <w:bCs/>
+                <w:lang w:val="nl"/>
+              </w:rPr>
+              <w:t xml:space="preserve">Nieuw jaar op basis van …</w:t>
+            </w:r>
+            <w:r>
+              <w:rPr>
+                <w:lang w:val="nl"/>
+              </w:rPr>
+              <w:t xml:space="preserve"> </w:t>
+            </w:r>
+            <w:r>
+              <w:rPr>
+                <w:lang w:val="nl"/>
+              </w:rPr>
+              <w:t xml:space="preserve">kopieer je de tarieven naar het volgende jaar (het budget niet). Zijn de tarieven van een jaar nog niet ingevuld, dan rekent de loonplanning met het vorige jaar en zegt dat erbij. Oude seizoenen veranderen dus niet meer als je nieuwe minimumlonen invoert.</w:t>
             </w:r>
           </w:p>
         </w:tc>
@@ -40272,7 +40333,7 @@
               <w:rPr>
                 <w:lang w:val="nl"/>
               </w:rPr>
-              <w:t xml:space="preserve">BLK-formulieren &amp; details</w:t>
+              <w:t xml:space="preserve">Kennismakingsformulier</w:t>
             </w:r>
           </w:p>
         </w:tc>
@@ -40848,7 +40909,7 @@
               <w:rPr>
                 <w:lang w:val="nl"/>
               </w:rPr>
-              <w:t xml:space="preserve">Seizoenbeheer</w:t>
+              <w:t xml:space="preserve">Seizoen</w:t>
             </w:r>
           </w:p>
         </w:tc>

--- a/docs/handleiding/word/handleiding_beheer.docx
+++ b/docs/handleiding/word/handleiding_beheer.docx
@@ -1537,7 +1537,7 @@
               <w:rPr>
                 <w:lang w:val="nl"/>
               </w:rPr>
-              <w:t xml:space="preserve">Het loondossier: loonheffing, kopie ID en bankpas inzien, downloaden, als verwerkt markeren en na de bewaarplicht vernietigen. De loonplanning bekijken en bewerken (kosten, scenario's, CSV). Sollicitanten alleen bekijken.</w:t>
+              <w:t xml:space="preserve">Het loondossier: loonheffing, kopie ID en bankpas inzien, downloaden, als verwerkt markeren en na de bewaarplicht vernietigen. De loonplanning bekijken en bewerken (kosten, scenario's, Excel-export). Sollicitanten alleen bekijken.</w:t>
             </w:r>
           </w:p>
         </w:tc>
@@ -22391,19 +22391,19 @@
         <w:rPr>
           <w:lang w:val="nl"/>
         </w:rPr>
-        <w:t xml:space="preserve">Kandidaten › Trainingsweekend, met vier stappen: Voorbereiden, Inchecken, Beoordelen en</w:t>
-      </w:r>
-      <w:r>
-        <w:rPr>
-          <w:lang w:val="nl"/>
-        </w:rPr>
-        <w:t xml:space="preserve"> </w:t>
-      </w:r>
-      <w:r>
-        <w:rPr>
-          <w:lang w:val="nl"/>
-        </w:rPr>
-        <w:t xml:space="preserve">Gesprekken.</w:t>
+        <w:t xml:space="preserve">Kandidaten › Trainingsweekend, met zes stappen: Voorbereiden, Groepen, Inchecken,</w:t>
+      </w:r>
+      <w:r>
+        <w:rPr>
+          <w:lang w:val="nl"/>
+        </w:rPr>
+        <w:t xml:space="preserve"> </w:t>
+      </w:r>
+      <w:r>
+        <w:rPr>
+          <w:lang w:val="nl"/>
+        </w:rPr>
+        <w:t xml:space="preserve">Beoordelen, Evaluatie en Gesprekken.</w:t>
       </w:r>
       <w:r>
         <w:br/>
@@ -22426,7 +22426,7 @@
         <w:rPr>
           <w:lang w:val="nl"/>
         </w:rPr>
-        <w:t xml:space="preserve">de eerste drie: bestuur, beheerder en begeleiders. Gesprekken: alleen bestuur en beheerder.</w:t>
+        <w:t xml:space="preserve">de eerste vier: bestuur, beheerder en begeleiders. Evaluatie en Gesprekken: alleen bestuur en beheerder.</w:t>
       </w:r>
     </w:p>
     <w:p>
@@ -24268,7 +24268,7 @@
               <w:rPr>
                 <w:lang w:val="nl"/>
               </w:rPr>
-              <w:t xml:space="preserve">Sollicitant zelf, ook onder de 18</w:t>
+              <w:t xml:space="preserve">Vanaf 18 de sollicitant zelf; onder de 18 de ouder of verzorger via een link per mail (ook de SEPA-machtiging, als rekeninghouder)</w:t>
             </w:r>
           </w:p>
         </w:tc>

--- a/docs/handleiding/word/handleiding_beheer.docx
+++ b/docs/handleiding/word/handleiding_beheer.docx
@@ -31282,7 +31282,31 @@
         <w:rPr>
           <w:lang w:val="nl"/>
         </w:rPr>
-        <w:t xml:space="preserve">vroegen, minder dan twaalf maanden geleden (zie</w:t>
+        <w:t xml:space="preserve">vroegen, minder dan twaalf maanden geleden, en mensen die dat via de website deden toen de</w:t>
+      </w:r>
+      <w:r>
+        <w:rPr>
+          <w:lang w:val="nl"/>
+        </w:rPr>
+        <w:t xml:space="preserve"> </w:t>
+      </w:r>
+      <w:r>
+        <w:rPr>
+          <w:lang w:val="nl"/>
+        </w:rPr>
+        <w:t xml:space="preserve">aanmelding dicht was ("via de website, nog niet gesolliciteerd"; die krijgen het bericht één</w:t>
+      </w:r>
+      <w:r>
+        <w:rPr>
+          <w:lang w:val="nl"/>
+        </w:rPr>
+        <w:t xml:space="preserve"> </w:t>
+      </w:r>
+      <w:r>
+        <w:rPr>
+          <w:lang w:val="nl"/>
+        </w:rPr>
+        <w:t xml:space="preserve">keer, per e-mail). Zie</w:t>
       </w:r>
       <w:r>
         <w:rPr>
@@ -31303,7 +31327,7 @@
         <w:rPr>
           <w:lang w:val="nl"/>
         </w:rPr>
-        <w:t xml:space="preserve">).</w:t>
+        <w:t xml:space="preserve">.</w:t>
       </w:r>
     </w:p>
     <w:p>
@@ -34507,7 +34531,7 @@
     </w:p>
     <w:bookmarkEnd w:id="113"/>
     <w:bookmarkEnd w:id="114"/>
-    <w:bookmarkStart w:id="118" w:name="seintje-bij-de-volgende-werving"/>
+    <w:bookmarkStart w:id="119" w:name="seintje-bij-de-volgende-werving"/>
     <w:p>
       <w:pPr>
         <w:pStyle w:val="Heading1"/>
@@ -35517,6 +35541,556 @@
         <w:t xml:space="preserve">eronder, en die zet het systeem er zelf onder.</w:t>
       </w:r>
     </w:p>
+    <w:bookmarkEnd w:id="117"/>
+    <w:bookmarkStart w:id="118" w:name="Xbc86e925d35f0112b99d3e1e554b1617db5d5f9"/>
+    <w:p>
+      <w:pPr>
+        <w:pStyle w:val="Heading2"/>
+      </w:pPr>
+      <w:r>
+        <w:rPr>
+          <w:lang w:val="nl"/>
+        </w:rPr>
+        <w:t xml:space="preserve">Seintje buiten het seizoen (nog niet gesolliciteerd)</w:t>
+      </w:r>
+    </w:p>
+    <w:p>
+      <w:pPr>
+        <w:pStyle w:val="FirstParagraph"/>
+      </w:pPr>
+      <w:r>
+        <w:rPr>
+          <w:lang w:val="nl"/>
+        </w:rPr>
+        <w:t xml:space="preserve">Staat de aanmelding dicht, dan zie je op het aanmeldformulier, op elke wervingspagina en in het</w:t>
+      </w:r>
+      <w:r>
+        <w:rPr>
+          <w:lang w:val="nl"/>
+        </w:rPr>
+        <w:t xml:space="preserve"> </w:t>
+      </w:r>
+      <w:r>
+        <w:rPr>
+          <w:lang w:val="nl"/>
+        </w:rPr>
+        <w:t xml:space="preserve">formulier op paal13.com niet meer "De aanmelding is gesloten", maar:</w:t>
+      </w:r>
+      <w:r>
+        <w:rPr>
+          <w:lang w:val="nl"/>
+        </w:rPr>
+        <w:t xml:space="preserve"> </w:t>
+      </w:r>
+      <w:r>
+        <w:rPr>
+          <w:b/>
+          <w:bCs/>
+          <w:lang w:val="nl"/>
+        </w:rPr>
+        <w:t xml:space="preserve">De aanmelding voor het</w:t>
+      </w:r>
+      <w:r>
+        <w:rPr>
+          <w:b/>
+          <w:bCs/>
+          <w:lang w:val="nl"/>
+        </w:rPr>
+        <w:t xml:space="preserve"> </w:t>
+      </w:r>
+      <w:r>
+        <w:rPr>
+          <w:b/>
+          <w:bCs/>
+          <w:lang w:val="nl"/>
+        </w:rPr>
+        <w:t xml:space="preserve">volgende seizoen is nog niet open. Laat je e-mailadres achter, dan sturen we je één bericht zodra je</w:t>
+      </w:r>
+      <w:r>
+        <w:rPr>
+          <w:b/>
+          <w:bCs/>
+          <w:lang w:val="nl"/>
+        </w:rPr>
+        <w:t xml:space="preserve"> </w:t>
+      </w:r>
+      <w:r>
+        <w:rPr>
+          <w:b/>
+          <w:bCs/>
+          <w:lang w:val="nl"/>
+        </w:rPr>
+        <w:t xml:space="preserve">je kunt aanmelden.</w:t>
+      </w:r>
+      <w:r>
+        <w:rPr>
+          <w:lang w:val="nl"/>
+        </w:rPr>
+        <w:t xml:space="preserve"> </w:t>
+      </w:r>
+      <w:r>
+        <w:rPr>
+          <w:lang w:val="nl"/>
+        </w:rPr>
+        <w:t xml:space="preserve">De bezoeker vult voornaam en e-mailadres in en zet een vinkje.</w:t>
+      </w:r>
+    </w:p>
+    <w:p>
+      <w:pPr>
+        <w:pStyle w:val="Compact"/>
+        <w:numPr>
+          <w:ilvl w:val="0"/>
+          <w:numId w:val="1083"/>
+        </w:numPr>
+      </w:pPr>
+      <w:r>
+        <w:rPr>
+          <w:lang w:val="nl"/>
+        </w:rPr>
+        <w:t xml:space="preserve">Daarna krijgt die een mail</w:t>
+      </w:r>
+      <w:r>
+        <w:rPr>
+          <w:lang w:val="nl"/>
+        </w:rPr>
+        <w:t xml:space="preserve"> </w:t>
+      </w:r>
+      <w:r>
+        <w:rPr>
+          <w:b/>
+          <w:bCs/>
+          <w:lang w:val="nl"/>
+        </w:rPr>
+        <w:t xml:space="preserve">Bevestig je seintje</w:t>
+      </w:r>
+      <w:r>
+        <w:rPr>
+          <w:lang w:val="nl"/>
+        </w:rPr>
+        <w:t xml:space="preserve">. Pas na de klik op de knop in die mail (en</w:t>
+      </w:r>
+      <w:r>
+        <w:rPr>
+          <w:lang w:val="nl"/>
+        </w:rPr>
+        <w:t xml:space="preserve"> </w:t>
+      </w:r>
+      <w:r>
+        <w:rPr>
+          <w:lang w:val="nl"/>
+        </w:rPr>
+        <w:t xml:space="preserve">daarna nog een knop op de pagina, want mailscanners openen links vooraf) staat het seintje aan.</w:t>
+      </w:r>
+      <w:r>
+        <w:rPr>
+          <w:lang w:val="nl"/>
+        </w:rPr>
+        <w:t xml:space="preserve"> </w:t>
+      </w:r>
+      <w:r>
+        <w:rPr>
+          <w:lang w:val="nl"/>
+        </w:rPr>
+        <w:t xml:space="preserve">Iedereen kan immers elk adres invullen. Wie niet binnen zeven dagen bevestigt, verdwijnt vanzelf.</w:t>
+      </w:r>
+    </w:p>
+    <w:p>
+      <w:pPr>
+        <w:pStyle w:val="Compact"/>
+        <w:numPr>
+          <w:ilvl w:val="0"/>
+          <w:numId w:val="1083"/>
+        </w:numPr>
+      </w:pPr>
+      <w:r>
+        <w:rPr>
+          <w:lang w:val="nl"/>
+        </w:rPr>
+        <w:t xml:space="preserve">Het scherm zegt altijd hetzelfde, ook als het adres al bekend is. Zo kan niemand uitproberen wie</w:t>
+      </w:r>
+      <w:r>
+        <w:rPr>
+          <w:lang w:val="nl"/>
+        </w:rPr>
+        <w:t xml:space="preserve"> </w:t>
+      </w:r>
+      <w:r>
+        <w:rPr>
+          <w:lang w:val="nl"/>
+        </w:rPr>
+        <w:t xml:space="preserve">er op de lijst staat.</w:t>
+      </w:r>
+    </w:p>
+    <w:p>
+      <w:pPr>
+        <w:pStyle w:val="Compact"/>
+        <w:numPr>
+          <w:ilvl w:val="0"/>
+          <w:numId w:val="1083"/>
+        </w:numPr>
+      </w:pPr>
+      <w:r>
+        <w:rPr>
+          <w:lang w:val="nl"/>
+        </w:rPr>
+        <w:t xml:space="preserve">Je doet er niets voor: de bevestigde seintjes staan bij Berichten in de groep</w:t>
+      </w:r>
+      <w:r>
+        <w:rPr>
+          <w:lang w:val="nl"/>
+        </w:rPr>
+        <w:t xml:space="preserve"> </w:t>
+      </w:r>
+      <w:r>
+        <w:rPr>
+          <w:b/>
+          <w:bCs/>
+          <w:lang w:val="nl"/>
+        </w:rPr>
+        <w:t xml:space="preserve">Seintje</w:t>
+      </w:r>
+      <w:r>
+        <w:rPr>
+          <w:b/>
+          <w:bCs/>
+          <w:lang w:val="nl"/>
+        </w:rPr>
+        <w:t xml:space="preserve"> </w:t>
+      </w:r>
+      <w:r>
+        <w:rPr>
+          <w:b/>
+          <w:bCs/>
+          <w:lang w:val="nl"/>
+        </w:rPr>
+        <w:t xml:space="preserve">gevraagd</w:t>
+      </w:r>
+      <w:r>
+        <w:rPr>
+          <w:lang w:val="nl"/>
+        </w:rPr>
+        <w:t xml:space="preserve">, met onder de naam "via de website, nog niet gesolliciteerd".</w:t>
+      </w:r>
+    </w:p>
+    <w:p>
+      <w:pPr>
+        <w:pStyle w:val="FirstParagraph"/>
+      </w:pPr>
+      <w:r>
+        <w:rPr>
+          <w:b/>
+          <w:bCs/>
+          <w:lang w:val="nl"/>
+        </w:rPr>
+        <w:t xml:space="preserve">Als de werving opent, iedereen in één keer mailen:</w:t>
+      </w:r>
+    </w:p>
+    <w:p>
+      <w:pPr>
+        <w:pStyle w:val="Compact"/>
+        <w:numPr>
+          <w:ilvl w:val="0"/>
+          <w:numId w:val="1084"/>
+        </w:numPr>
+      </w:pPr>
+      <w:r>
+        <w:rPr>
+          <w:lang w:val="nl"/>
+        </w:rPr>
+        <w:t xml:space="preserve">Zet het seizoen op open (daarmee verdwijnt het seintje-formulier en staat het aanmeldformulier er weer).</w:t>
+      </w:r>
+    </w:p>
+    <w:p>
+      <w:pPr>
+        <w:pStyle w:val="Compact"/>
+        <w:numPr>
+          <w:ilvl w:val="0"/>
+          <w:numId w:val="1084"/>
+        </w:numPr>
+      </w:pPr>
+      <w:r>
+        <w:rPr>
+          <w:lang w:val="nl"/>
+        </w:rPr>
+        <w:t xml:space="preserve">Ga naar Berichten › Nieuw bericht en klik bij</w:t>
+      </w:r>
+      <w:r>
+        <w:rPr>
+          <w:lang w:val="nl"/>
+        </w:rPr>
+        <w:t xml:space="preserve"> </w:t>
+      </w:r>
+      <w:r>
+        <w:rPr>
+          <w:b/>
+          <w:bCs/>
+          <w:lang w:val="nl"/>
+        </w:rPr>
+        <w:t xml:space="preserve">Aan</w:t>
+      </w:r>
+      <w:r>
+        <w:rPr>
+          <w:lang w:val="nl"/>
+        </w:rPr>
+        <w:t xml:space="preserve"> </w:t>
+      </w:r>
+      <w:r>
+        <w:rPr>
+          <w:lang w:val="nl"/>
+        </w:rPr>
+        <w:t xml:space="preserve">op</w:t>
+      </w:r>
+      <w:r>
+        <w:rPr>
+          <w:lang w:val="nl"/>
+        </w:rPr>
+        <w:t xml:space="preserve"> </w:t>
+      </w:r>
+      <w:r>
+        <w:rPr>
+          <w:b/>
+          <w:bCs/>
+          <w:lang w:val="nl"/>
+        </w:rPr>
+        <w:t xml:space="preserve">+ Seintje gevraagd (n)</w:t>
+      </w:r>
+      <w:r>
+        <w:rPr>
+          <w:lang w:val="nl"/>
+        </w:rPr>
+        <w:t xml:space="preserve">. Daarin</w:t>
+      </w:r>
+      <w:r>
+        <w:rPr>
+          <w:lang w:val="nl"/>
+        </w:rPr>
+        <w:t xml:space="preserve"> </w:t>
+      </w:r>
+      <w:r>
+        <w:rPr>
+          <w:lang w:val="nl"/>
+        </w:rPr>
+        <w:t xml:space="preserve">zitten afgewezen sollicitanten met een seintje én de seintjes van de website. Staat iemand er</w:t>
+      </w:r>
+      <w:r>
+        <w:rPr>
+          <w:lang w:val="nl"/>
+        </w:rPr>
+        <w:t xml:space="preserve"> </w:t>
+      </w:r>
+      <w:r>
+        <w:rPr>
+          <w:lang w:val="nl"/>
+        </w:rPr>
+        <w:t xml:space="preserve">twee keer in met hetzelfde e-mailadres, of heeft die zich dit seizoen al aangemeld, dan krijgt</w:t>
+      </w:r>
+      <w:r>
+        <w:rPr>
+          <w:lang w:val="nl"/>
+        </w:rPr>
+        <w:t xml:space="preserve"> </w:t>
+      </w:r>
+      <w:r>
+        <w:rPr>
+          <w:lang w:val="nl"/>
+        </w:rPr>
+        <w:t xml:space="preserve">die het bericht maar één keer (of niet).</w:t>
+      </w:r>
+    </w:p>
+    <w:p>
+      <w:pPr>
+        <w:pStyle w:val="Compact"/>
+        <w:numPr>
+          <w:ilvl w:val="0"/>
+          <w:numId w:val="1084"/>
+        </w:numPr>
+      </w:pPr>
+      <w:r>
+        <w:rPr>
+          <w:lang w:val="nl"/>
+        </w:rPr>
+        <w:t xml:space="preserve">Schrijf het bericht met {{aanmeld_url}} en verstuur. De seintjes van de website gaan altijd per</w:t>
+      </w:r>
+      <w:r>
+        <w:rPr>
+          <w:lang w:val="nl"/>
+        </w:rPr>
+        <w:t xml:space="preserve"> </w:t>
+      </w:r>
+      <w:r>
+        <w:rPr>
+          <w:lang w:val="nl"/>
+        </w:rPr>
+        <w:t xml:space="preserve">e-mail (er is geen telefoonnummer), met een eigen afmeldregel eronder.</w:t>
+      </w:r>
+    </w:p>
+    <w:p>
+      <w:pPr>
+        <w:pStyle w:val="Compact"/>
+        <w:numPr>
+          <w:ilvl w:val="0"/>
+          <w:numId w:val="1084"/>
+        </w:numPr>
+      </w:pPr>
+      <w:r>
+        <w:rPr>
+          <w:lang w:val="nl"/>
+        </w:rPr>
+        <w:t xml:space="preserve">Wie het bericht heeft gekregen, staat daarna niet meer in de groep: je kunt ze niet per ongeluk</w:t>
+      </w:r>
+      <w:r>
+        <w:rPr>
+          <w:lang w:val="nl"/>
+        </w:rPr>
+        <w:t xml:space="preserve"> </w:t>
+      </w:r>
+      <w:r>
+        <w:rPr>
+          <w:lang w:val="nl"/>
+        </w:rPr>
+        <w:t xml:space="preserve">twee keer mailen. Een dag later verwijdert het opschonen hun gegevens (als automatisch opschonen</w:t>
+      </w:r>
+      <w:r>
+        <w:rPr>
+          <w:lang w:val="nl"/>
+        </w:rPr>
+        <w:t xml:space="preserve"> </w:t>
+      </w:r>
+      <w:r>
+        <w:rPr>
+          <w:lang w:val="nl"/>
+        </w:rPr>
+        <w:t xml:space="preserve">aan staat). Een seintje dat nooit wordt gebruikt, vervalt na de termijn</w:t>
+      </w:r>
+      <w:r>
+        <w:rPr>
+          <w:lang w:val="nl"/>
+        </w:rPr>
+        <w:t xml:space="preserve"> </w:t>
+      </w:r>
+      <w:r>
+        <w:rPr>
+          <w:b/>
+          <w:bCs/>
+          <w:lang w:val="nl"/>
+        </w:rPr>
+        <w:t xml:space="preserve">Seintje bij de volgende</w:t>
+      </w:r>
+      <w:r>
+        <w:rPr>
+          <w:b/>
+          <w:bCs/>
+          <w:lang w:val="nl"/>
+        </w:rPr>
+        <w:t xml:space="preserve"> </w:t>
+      </w:r>
+      <w:r>
+        <w:rPr>
+          <w:b/>
+          <w:bCs/>
+          <w:lang w:val="nl"/>
+        </w:rPr>
+        <w:t xml:space="preserve">werving</w:t>
+      </w:r>
+      <w:r>
+        <w:rPr>
+          <w:lang w:val="nl"/>
+        </w:rPr>
+        <w:t xml:space="preserve"> </w:t>
+      </w:r>
+      <w:r>
+        <w:rPr>
+          <w:lang w:val="nl"/>
+        </w:rPr>
+        <w:t xml:space="preserve">(standaard 12 maanden).</w:t>
+      </w:r>
+    </w:p>
+    <w:p>
+      <w:pPr>
+        <w:pStyle w:val="FirstParagraph"/>
+      </w:pPr>
+      <w:r>
+        <w:rPr>
+          <w:lang w:val="nl"/>
+        </w:rPr>
+        <w:t xml:space="preserve">Intrekken kan de bezoeker zelf met de link in de bevestigingsmail of onder het bericht (knop</w:t>
+      </w:r>
+      <w:r>
+        <w:rPr>
+          <w:lang w:val="nl"/>
+        </w:rPr>
+        <w:t xml:space="preserve"> </w:t>
+      </w:r>
+      <w:r>
+        <w:rPr>
+          <w:b/>
+          <w:bCs/>
+          <w:lang w:val="nl"/>
+        </w:rPr>
+        <w:t xml:space="preserve">Toch</w:t>
+      </w:r>
+      <w:r>
+        <w:rPr>
+          <w:b/>
+          <w:bCs/>
+          <w:lang w:val="nl"/>
+        </w:rPr>
+        <w:t xml:space="preserve"> </w:t>
+      </w:r>
+      <w:r>
+        <w:rPr>
+          <w:b/>
+          <w:bCs/>
+          <w:lang w:val="nl"/>
+        </w:rPr>
+        <w:t xml:space="preserve">geen seintje</w:t>
+      </w:r>
+      <w:r>
+        <w:rPr>
+          <w:lang w:val="nl"/>
+        </w:rPr>
+        <w:t xml:space="preserve">); de gegevens zijn dan meteen weg. In het</w:t>
+      </w:r>
+      <w:r>
+        <w:rPr>
+          <w:lang w:val="nl"/>
+        </w:rPr>
+        <w:t xml:space="preserve"> </w:t>
+      </w:r>
+      <w:hyperlink w:anchor="logboek">
+        <w:r>
+          <w:rPr>
+            <w:rStyle w:val="Hyperlink"/>
+            <w:lang w:val="nl"/>
+          </w:rPr>
+          <w:t xml:space="preserve">Logboek</w:t>
+        </w:r>
+      </w:hyperlink>
+      <w:r>
+        <w:rPr>
+          <w:lang w:val="nl"/>
+        </w:rPr>
+        <w:t xml:space="preserve"> </w:t>
+      </w:r>
+      <w:r>
+        <w:rPr>
+          <w:lang w:val="nl"/>
+        </w:rPr>
+        <w:t xml:space="preserve">zie je bevestigen en</w:t>
+      </w:r>
+      <w:r>
+        <w:rPr>
+          <w:lang w:val="nl"/>
+        </w:rPr>
+        <w:t xml:space="preserve"> </w:t>
+      </w:r>
+      <w:r>
+        <w:rPr>
+          <w:lang w:val="nl"/>
+        </w:rPr>
+        <w:t xml:space="preserve">intrekken terug, zonder naam of adres.</w:t>
+      </w:r>
+    </w:p>
     <w:p>
       <w:r>
         <w:pict>
@@ -35524,9 +36098,9 @@
         </w:pict>
       </w:r>
     </w:p>
-    <w:bookmarkEnd w:id="117"/>
     <w:bookmarkEnd w:id="118"/>
-    <w:bookmarkStart w:id="123" w:name="instellingen"/>
+    <w:bookmarkEnd w:id="119"/>
+    <w:bookmarkStart w:id="124" w:name="instellingen"/>
     <w:p>
       <w:pPr>
         <w:pStyle w:val="Heading1"/>
@@ -35739,7 +36313,7 @@
         <w:t xml:space="preserve">Systeem mag bewerken). Zoeken door het hele beheer kan met Ctrl K.</w:t>
       </w:r>
     </w:p>
-    <w:bookmarkStart w:id="119" w:name="wachtwoorden-en-sleutels"/>
+    <w:bookmarkStart w:id="120" w:name="wachtwoorden-en-sleutels"/>
     <w:p>
       <w:pPr>
         <w:pStyle w:val="Heading2"/>
@@ -35886,8 +36460,8 @@
         <w:t xml:space="preserve">alleen welk veld is gewijzigd, nooit de waarde.</w:t>
       </w:r>
     </w:p>
-    <w:bookmarkEnd w:id="119"/>
-    <w:bookmarkStart w:id="120" w:name="de-tabbladen-1"/>
+    <w:bookmarkEnd w:id="120"/>
+    <w:bookmarkStart w:id="121" w:name="de-tabbladen-1"/>
     <w:p>
       <w:pPr>
         <w:pStyle w:val="Heading2"/>
@@ -37438,7 +38012,7 @@
         <w:pStyle w:val="Compact"/>
         <w:numPr>
           <w:ilvl w:val="0"/>
-          <w:numId w:val="1083"/>
+          <w:numId w:val="1085"/>
         </w:numPr>
       </w:pPr>
       <w:r>
@@ -37488,7 +38062,7 @@
         <w:pStyle w:val="Compact"/>
         <w:numPr>
           <w:ilvl w:val="0"/>
-          <w:numId w:val="1083"/>
+          <w:numId w:val="1085"/>
         </w:numPr>
       </w:pPr>
       <w:r>
@@ -37639,8 +38213,8 @@
         <w:t xml:space="preserve">.</w:t>
       </w:r>
     </w:p>
-    <w:bookmarkEnd w:id="120"/>
-    <w:bookmarkStart w:id="121" w:name="handleidingen"/>
+    <w:bookmarkEnd w:id="121"/>
+    <w:bookmarkStart w:id="122" w:name="handleidingen"/>
     <w:p>
       <w:pPr>
         <w:pStyle w:val="Heading2"/>
@@ -37668,7 +38242,7 @@
         <w:pStyle w:val="Compact"/>
         <w:numPr>
           <w:ilvl w:val="0"/>
-          <w:numId w:val="1084"/>
+          <w:numId w:val="1086"/>
         </w:numPr>
       </w:pPr>
       <w:r>
@@ -37733,7 +38307,7 @@
         <w:pStyle w:val="Compact"/>
         <w:numPr>
           <w:ilvl w:val="0"/>
-          <w:numId w:val="1084"/>
+          <w:numId w:val="1086"/>
         </w:numPr>
       </w:pPr>
       <w:r>
@@ -37812,7 +38386,7 @@
         <w:pStyle w:val="Compact"/>
         <w:numPr>
           <w:ilvl w:val="0"/>
-          <w:numId w:val="1084"/>
+          <w:numId w:val="1086"/>
         </w:numPr>
       </w:pPr>
       <w:r>
@@ -37822,8 +38396,8 @@
         <w:t xml:space="preserve">via de zoeker (Ctrl K): typ "handleiding".</w:t>
       </w:r>
     </w:p>
-    <w:bookmarkEnd w:id="121"/>
-    <w:bookmarkStart w:id="122" w:name="wat-je-bij-de-start-instelt"/>
+    <w:bookmarkEnd w:id="122"/>
+    <w:bookmarkStart w:id="123" w:name="wat-je-bij-de-start-instelt"/>
     <w:p>
       <w:pPr>
         <w:pStyle w:val="Heading2"/>
@@ -37851,7 +38425,7 @@
         <w:pStyle w:val="Compact"/>
         <w:numPr>
           <w:ilvl w:val="0"/>
-          <w:numId w:val="1085"/>
+          <w:numId w:val="1087"/>
         </w:numPr>
       </w:pPr>
       <w:r>
@@ -37886,7 +38460,7 @@
         <w:pStyle w:val="Compact"/>
         <w:numPr>
           <w:ilvl w:val="0"/>
-          <w:numId w:val="1085"/>
+          <w:numId w:val="1087"/>
         </w:numPr>
       </w:pPr>
       <w:r>
@@ -37955,7 +38529,7 @@
         <w:pStyle w:val="Compact"/>
         <w:numPr>
           <w:ilvl w:val="0"/>
-          <w:numId w:val="1085"/>
+          <w:numId w:val="1087"/>
         </w:numPr>
       </w:pPr>
       <w:r>
@@ -37984,7 +38558,7 @@
         <w:pStyle w:val="Compact"/>
         <w:numPr>
           <w:ilvl w:val="0"/>
-          <w:numId w:val="1085"/>
+          <w:numId w:val="1087"/>
         </w:numPr>
       </w:pPr>
       <w:r>
@@ -38019,7 +38593,7 @@
         <w:pStyle w:val="Compact"/>
         <w:numPr>
           <w:ilvl w:val="0"/>
-          <w:numId w:val="1085"/>
+          <w:numId w:val="1087"/>
         </w:numPr>
       </w:pPr>
       <w:r>
@@ -38101,7 +38675,7 @@
         <w:pStyle w:val="Compact"/>
         <w:numPr>
           <w:ilvl w:val="0"/>
-          <w:numId w:val="1085"/>
+          <w:numId w:val="1087"/>
         </w:numPr>
       </w:pPr>
       <w:r>
@@ -38143,471 +38717,6 @@
           <w:lang w:val="nl"/>
         </w:rPr>
         <w:t xml:space="preserve">: vóór je gaat plannen.</w:t>
-      </w:r>
-    </w:p>
-    <w:p>
-      <w:pPr>
-        <w:pStyle w:val="Compact"/>
-        <w:numPr>
-          <w:ilvl w:val="0"/>
-          <w:numId w:val="1085"/>
-        </w:numPr>
-      </w:pPr>
-      <w:r>
-        <w:rPr>
-          <w:b/>
-          <w:bCs/>
-          <w:lang w:val="nl"/>
-        </w:rPr>
-        <w:t xml:space="preserve">Bewaren &amp; opschonen</w:t>
-      </w:r>
-      <w:r>
-        <w:rPr>
-          <w:lang w:val="nl"/>
-        </w:rPr>
-        <w:t xml:space="preserve">, onderaan (admin): zet de geplande taak in Plesk</w:t>
-      </w:r>
-      <w:r>
-        <w:rPr>
-          <w:lang w:val="nl"/>
-        </w:rPr>
-        <w:t xml:space="preserve"> </w:t>
-      </w:r>
-      <w:r>
-        <w:rPr>
-          <w:lang w:val="nl"/>
-        </w:rPr>
-        <w:t xml:space="preserve">(PHP-script cron/run.php, elke minuut), of laat de technisch beheerder dat doen.</w:t>
-      </w:r>
-    </w:p>
-    <w:p>
-      <w:r>
-        <w:pict>
-          <v:rect style="width:0;height:1.5pt" o:hralign="center" o:hrstd="t" o:hr="t"/>
-        </w:pict>
-      </w:r>
-    </w:p>
-    <w:bookmarkEnd w:id="122"/>
-    <w:bookmarkEnd w:id="123"/>
-    <w:bookmarkStart w:id="129" w:name="beheerders-en-rechten"/>
-    <w:p>
-      <w:pPr>
-        <w:pStyle w:val="Heading1"/>
-      </w:pPr>
-      <w:r>
-        <w:rPr>
-          <w:lang w:val="nl"/>
-        </w:rPr>
-        <w:t xml:space="preserve">Beheerders en rechten</w:t>
-      </w:r>
-    </w:p>
-    <w:p>
-      <w:pPr>
-        <w:pStyle w:val="FirstParagraph"/>
-      </w:pPr>
-      <w:r>
-        <w:rPr>
-          <w:b/>
-          <w:bCs/>
-          <w:lang w:val="nl"/>
-        </w:rPr>
-        <w:t xml:space="preserve">Waar:</w:t>
-      </w:r>
-      <w:r>
-        <w:rPr>
-          <w:lang w:val="nl"/>
-        </w:rPr>
-        <w:t xml:space="preserve"> </w:t>
-      </w:r>
-      <w:r>
-        <w:rPr>
-          <w:lang w:val="nl"/>
-        </w:rPr>
-        <w:t xml:space="preserve">zijbalk › Systeem › Beheerders &amp; rechten, met de tabbladen</w:t>
-      </w:r>
-      <w:r>
-        <w:rPr>
-          <w:lang w:val="nl"/>
-        </w:rPr>
-        <w:t xml:space="preserve"> </w:t>
-      </w:r>
-      <w:r>
-        <w:rPr>
-          <w:b/>
-          <w:bCs/>
-          <w:lang w:val="nl"/>
-        </w:rPr>
-        <w:t xml:space="preserve">Beheerders</w:t>
-      </w:r>
-      <w:r>
-        <w:rPr>
-          <w:lang w:val="nl"/>
-        </w:rPr>
-        <w:t xml:space="preserve"> </w:t>
-      </w:r>
-      <w:r>
-        <w:rPr>
-          <w:lang w:val="nl"/>
-        </w:rPr>
-        <w:t xml:space="preserve">en</w:t>
-      </w:r>
-      <w:r>
-        <w:rPr>
-          <w:lang w:val="nl"/>
-        </w:rPr>
-        <w:t xml:space="preserve"> </w:t>
-      </w:r>
-      <w:r>
-        <w:rPr>
-          <w:b/>
-          <w:bCs/>
-          <w:lang w:val="nl"/>
-        </w:rPr>
-        <w:t xml:space="preserve">Rollen &amp; rechten</w:t>
-      </w:r>
-      <w:r>
-        <w:br/>
-      </w:r>
-      <w:r>
-        <w:rPr>
-          <w:b/>
-          <w:bCs/>
-          <w:lang w:val="nl"/>
-        </w:rPr>
-        <w:t xml:space="preserve">Wie:</w:t>
-      </w:r>
-      <w:r>
-        <w:rPr>
-          <w:lang w:val="nl"/>
-        </w:rPr>
-        <w:t xml:space="preserve"> </w:t>
-      </w:r>
-      <w:r>
-        <w:rPr>
-          <w:lang w:val="nl"/>
-        </w:rPr>
-        <w:t xml:space="preserve">bewerkrecht op Beheerders &amp; rollen (standaard alleen admin).</w:t>
-      </w:r>
-    </w:p>
-    <w:p>
-      <w:pPr>
-        <w:pStyle w:val="BlockText"/>
-      </w:pPr>
-      <w:r>
-        <w:rPr>
-          <w:b/>
-          <w:bCs/>
-          <w:lang w:val="nl"/>
-        </w:rPr>
-        <w:t xml:space="preserve">In het kort:</w:t>
-      </w:r>
-      <w:r>
-        <w:rPr>
-          <w:lang w:val="nl"/>
-        </w:rPr>
-        <w:t xml:space="preserve"> </w:t>
-      </w:r>
-      <w:r>
-        <w:rPr>
-          <w:lang w:val="nl"/>
-        </w:rPr>
-        <w:t xml:space="preserve">Iemand komt normaal binnen via Authentik: de groep in Authentik bepaalt de rol,</w:t>
-      </w:r>
-      <w:r>
-        <w:rPr>
-          <w:lang w:val="nl"/>
-        </w:rPr>
-        <w:t xml:space="preserve"> </w:t>
-      </w:r>
-      <w:r>
-        <w:rPr>
-          <w:lang w:val="nl"/>
-        </w:rPr>
-        <w:t xml:space="preserve">en het account ontstaat bij de eerste keer inloggen. Een wachtwoord geef je alleen als</w:t>
-      </w:r>
-      <w:r>
-        <w:rPr>
-          <w:lang w:val="nl"/>
-        </w:rPr>
-        <w:t xml:space="preserve"> </w:t>
-      </w:r>
-      <w:r>
-        <w:rPr>
-          <w:lang w:val="nl"/>
-        </w:rPr>
-        <w:t xml:space="preserve">noodingang. Onder Rollen &amp; rechten koppel je een rol aan een Authentik-groep en stel je per</w:t>
-      </w:r>
-      <w:r>
-        <w:rPr>
-          <w:lang w:val="nl"/>
-        </w:rPr>
-        <w:t xml:space="preserve"> </w:t>
-      </w:r>
-      <w:r>
-        <w:rPr>
-          <w:lang w:val="nl"/>
-        </w:rPr>
-        <w:t xml:space="preserve">onderdeel in wat een rol mag. Admin heeft altijd alles.</w:t>
-      </w:r>
-    </w:p>
-    <w:bookmarkStart w:id="124" w:name="iemand-toegang-geven"/>
-    <w:p>
-      <w:pPr>
-        <w:pStyle w:val="Heading2"/>
-      </w:pPr>
-      <w:r>
-        <w:rPr>
-          <w:lang w:val="nl"/>
-        </w:rPr>
-        <w:t xml:space="preserve">Iemand toegang geven</w:t>
-      </w:r>
-    </w:p>
-    <w:p>
-      <w:pPr>
-        <w:pStyle w:val="Compact"/>
-        <w:numPr>
-          <w:ilvl w:val="0"/>
-          <w:numId w:val="1086"/>
-        </w:numPr>
-      </w:pPr>
-      <w:r>
-        <w:rPr>
-          <w:lang w:val="nl"/>
-        </w:rPr>
-        <w:t xml:space="preserve">Zet de persoon in Authentik in de groep die bij de rol hoort. Standaard is dat</w:t>
-      </w:r>
-      <w:r>
-        <w:rPr>
-          <w:lang w:val="nl"/>
-        </w:rPr>
-        <w:t xml:space="preserve"> </w:t>
-      </w:r>
-      <w:r>
-        <w:rPr>
-          <w:b/>
-          <w:bCs/>
-          <w:lang w:val="nl"/>
-        </w:rPr>
-        <w:t xml:space="preserve">Sol-Admin</w:t>
-      </w:r>
-      <w:r>
-        <w:rPr>
-          <w:lang w:val="nl"/>
-        </w:rPr>
-        <w:t xml:space="preserve"> </w:t>
-      </w:r>
-      <w:r>
-        <w:rPr>
-          <w:lang w:val="nl"/>
-        </w:rPr>
-        <w:t xml:space="preserve">voor Admin,</w:t>
-      </w:r>
-      <w:r>
-        <w:rPr>
-          <w:lang w:val="nl"/>
-        </w:rPr>
-        <w:t xml:space="preserve"> </w:t>
-      </w:r>
-      <w:r>
-        <w:rPr>
-          <w:b/>
-          <w:bCs/>
-          <w:lang w:val="nl"/>
-        </w:rPr>
-        <w:t xml:space="preserve">Bestuur</w:t>
-      </w:r>
-      <w:r>
-        <w:rPr>
-          <w:lang w:val="nl"/>
-        </w:rPr>
-        <w:t xml:space="preserve"> </w:t>
-      </w:r>
-      <w:r>
-        <w:rPr>
-          <w:lang w:val="nl"/>
-        </w:rPr>
-        <w:t xml:space="preserve">voor Bestuur,</w:t>
-      </w:r>
-      <w:r>
-        <w:rPr>
-          <w:lang w:val="nl"/>
-        </w:rPr>
-        <w:t xml:space="preserve"> </w:t>
-      </w:r>
-      <w:r>
-        <w:rPr>
-          <w:b/>
-          <w:bCs/>
-          <w:lang w:val="nl"/>
-        </w:rPr>
-        <w:t xml:space="preserve">Sol-Penningmeester</w:t>
-      </w:r>
-      <w:r>
-        <w:rPr>
-          <w:lang w:val="nl"/>
-        </w:rPr>
-        <w:t xml:space="preserve"> </w:t>
-      </w:r>
-      <w:r>
-        <w:rPr>
-          <w:lang w:val="nl"/>
-        </w:rPr>
-        <w:t xml:space="preserve">voor Penningmeester en</w:t>
-      </w:r>
-      <w:r>
-        <w:rPr>
-          <w:lang w:val="nl"/>
-        </w:rPr>
-        <w:t xml:space="preserve"> </w:t>
-      </w:r>
-      <w:r>
-        <w:rPr>
-          <w:b/>
-          <w:bCs/>
-          <w:lang w:val="nl"/>
-        </w:rPr>
-        <w:t xml:space="preserve">Sol-Begeleider</w:t>
-      </w:r>
-      <w:r>
-        <w:rPr>
-          <w:lang w:val="nl"/>
-        </w:rPr>
-        <w:t xml:space="preserve"> </w:t>
-      </w:r>
-      <w:r>
-        <w:rPr>
-          <w:lang w:val="nl"/>
-        </w:rPr>
-        <w:t xml:space="preserve">voor Begeleider (te controleren onder Rollen &amp; rechten).</w:t>
-      </w:r>
-    </w:p>
-    <w:p>
-      <w:pPr>
-        <w:pStyle w:val="Compact"/>
-        <w:numPr>
-          <w:ilvl w:val="0"/>
-          <w:numId w:val="1086"/>
-        </w:numPr>
-      </w:pPr>
-      <w:r>
-        <w:rPr>
-          <w:lang w:val="nl"/>
-        </w:rPr>
-        <w:t xml:space="preserve">Controleer onder Instellingen › Authentik het veld</w:t>
-      </w:r>
-      <w:r>
-        <w:rPr>
-          <w:lang w:val="nl"/>
-        </w:rPr>
-        <w:t xml:space="preserve"> </w:t>
-      </w:r>
-      <w:r>
-        <w:rPr>
-          <w:b/>
-          <w:bCs/>
-          <w:lang w:val="nl"/>
-        </w:rPr>
-        <w:t xml:space="preserve">Toegestane admin-groepen</w:t>
-      </w:r>
-      <w:r>
-        <w:rPr>
-          <w:lang w:val="nl"/>
-        </w:rPr>
-        <w:t xml:space="preserve">. Standaard staat</w:t>
-      </w:r>
-      <w:r>
-        <w:rPr>
-          <w:lang w:val="nl"/>
-        </w:rPr>
-        <w:t xml:space="preserve"> </w:t>
-      </w:r>
-      <w:r>
-        <w:rPr>
-          <w:lang w:val="nl"/>
-        </w:rPr>
-        <w:t xml:space="preserve">daar "Bestuur,Sol-Admin,Sol-Begeleider,Sol-Penningmeester". Heeft iemand die lijst eerder zelf</w:t>
-      </w:r>
-      <w:r>
-        <w:rPr>
-          <w:lang w:val="nl"/>
-        </w:rPr>
-        <w:t xml:space="preserve"> </w:t>
-      </w:r>
-      <w:r>
-        <w:rPr>
-          <w:lang w:val="nl"/>
-        </w:rPr>
-        <w:t xml:space="preserve">aangepast, dan blijft die eigen lijst staan; controleer dan of de groep van de nieuwe persoon</w:t>
-      </w:r>
-      <w:r>
-        <w:rPr>
-          <w:lang w:val="nl"/>
-        </w:rPr>
-        <w:t xml:space="preserve"> </w:t>
-      </w:r>
-      <w:r>
-        <w:rPr>
-          <w:lang w:val="nl"/>
-        </w:rPr>
-        <w:t xml:space="preserve">erin staat.</w:t>
-      </w:r>
-    </w:p>
-    <w:p>
-      <w:pPr>
-        <w:pStyle w:val="Compact"/>
-        <w:numPr>
-          <w:ilvl w:val="0"/>
-          <w:numId w:val="1086"/>
-        </w:numPr>
-      </w:pPr>
-      <w:r>
-        <w:rPr>
-          <w:lang w:val="nl"/>
-        </w:rPr>
-        <w:t xml:space="preserve">Laat de persoon één keer inloggen met</w:t>
-      </w:r>
-      <w:r>
-        <w:rPr>
-          <w:lang w:val="nl"/>
-        </w:rPr>
-        <w:t xml:space="preserve"> </w:t>
-      </w:r>
-      <w:r>
-        <w:rPr>
-          <w:b/>
-          <w:bCs/>
-          <w:lang w:val="nl"/>
-        </w:rPr>
-        <w:t xml:space="preserve">Inloggen via Authentik (SSO)</w:t>
-      </w:r>
-      <w:r>
-        <w:rPr>
-          <w:lang w:val="nl"/>
-        </w:rPr>
-        <w:t xml:space="preserve">. Het account verschijnt</w:t>
-      </w:r>
-      <w:r>
-        <w:rPr>
-          <w:lang w:val="nl"/>
-        </w:rPr>
-        <w:t xml:space="preserve"> </w:t>
-      </w:r>
-      <w:r>
-        <w:rPr>
-          <w:lang w:val="nl"/>
-        </w:rPr>
-        <w:t xml:space="preserve">dan vanzelf in de lijst.</w:t>
-      </w:r>
-    </w:p>
-    <w:p>
-      <w:pPr>
-        <w:pStyle w:val="FirstParagraph"/>
-      </w:pPr>
-      <w:r>
-        <w:rPr>
-          <w:lang w:val="nl"/>
-        </w:rPr>
-        <w:t xml:space="preserve">Goed om te weten:</w:t>
       </w:r>
     </w:p>
     <w:p>
@@ -38620,115 +38729,202 @@
       </w:pPr>
       <w:r>
         <w:rPr>
-          <w:lang w:val="nl"/>
-        </w:rPr>
-        <w:t xml:space="preserve">Bij elke inlog via Authentik zet het systeem de rol opnieuw op basis van de groepen. Zit iemand</w:t>
-      </w:r>
-      <w:r>
-        <w:rPr>
-          <w:lang w:val="nl"/>
-        </w:rPr>
-        <w:t xml:space="preserve"> </w:t>
-      </w:r>
-      <w:r>
-        <w:rPr>
-          <w:lang w:val="nl"/>
-        </w:rPr>
-        <w:t xml:space="preserve">in een groep die aan een rol gekoppeld is, dan overschrijft de volgende inlog een rol die je met</w:t>
-      </w:r>
-      <w:r>
-        <w:rPr>
-          <w:lang w:val="nl"/>
-        </w:rPr>
-        <w:t xml:space="preserve"> </w:t>
-      </w:r>
-      <w:r>
-        <w:rPr>
-          <w:lang w:val="nl"/>
-        </w:rPr>
-        <w:t xml:space="preserve">de hand hebt gekozen. Zit iemand in meer groepen, dan wint de hoogste rang. Wil je de rol</w:t>
-      </w:r>
-      <w:r>
-        <w:rPr>
-          <w:lang w:val="nl"/>
-        </w:rPr>
-        <w:t xml:space="preserve"> </w:t>
-      </w:r>
-      <w:r>
-        <w:rPr>
-          <w:lang w:val="nl"/>
-        </w:rPr>
-        <w:t xml:space="preserve">blijvend wijzigen, doe dat dan in Authentik.</w:t>
-      </w:r>
-    </w:p>
-    <w:p>
-      <w:pPr>
-        <w:pStyle w:val="Compact"/>
-        <w:numPr>
-          <w:ilvl w:val="0"/>
-          <w:numId w:val="1087"/>
-        </w:numPr>
-      </w:pPr>
-      <w:r>
-        <w:rPr>
-          <w:lang w:val="nl"/>
-        </w:rPr>
-        <w:t xml:space="preserve">Zit iemand wel in een toegestane groep, maar is die groep aan geen rol gekoppeld, dan blijft de</w:t>
-      </w:r>
-      <w:r>
-        <w:rPr>
-          <w:lang w:val="nl"/>
-        </w:rPr>
-        <w:t xml:space="preserve"> </w:t>
-      </w:r>
-      <w:r>
-        <w:rPr>
-          <w:lang w:val="nl"/>
-        </w:rPr>
-        <w:t xml:space="preserve">rol staan die je met de hand koos. Een nieuw account krijgt dan de rol Begeleider.</w:t>
-      </w:r>
-    </w:p>
-    <w:p>
-      <w:pPr>
-        <w:pStyle w:val="Compact"/>
-        <w:numPr>
-          <w:ilvl w:val="0"/>
-          <w:numId w:val="1087"/>
-        </w:numPr>
-      </w:pPr>
-      <w:r>
-        <w:rPr>
-          <w:lang w:val="nl"/>
-        </w:rPr>
-        <w:t xml:space="preserve">In eerdere versies werd de rol Penningmeester (en elke eigen rol) stil leeg opgeslagen. Zo'n</w:t>
-      </w:r>
-      <w:r>
-        <w:rPr>
-          <w:lang w:val="nl"/>
-        </w:rPr>
-        <w:t xml:space="preserve"> </w:t>
-      </w:r>
-      <w:r>
-        <w:rPr>
-          <w:lang w:val="nl"/>
-        </w:rPr>
-        <w:t xml:space="preserve">account staat nu op Begeleider. Zie je dat bij de penningmeester, zet de rol dan eenmalig op</w:t>
-      </w:r>
-      <w:r>
-        <w:rPr>
-          <w:lang w:val="nl"/>
-        </w:rPr>
-        <w:t xml:space="preserve"> </w:t>
-      </w:r>
-      <w:r>
-        <w:rPr>
-          <w:lang w:val="nl"/>
-        </w:rPr>
-        <w:t xml:space="preserve">Penningmeester.</w:t>
-      </w:r>
-    </w:p>
+          <w:b/>
+          <w:bCs/>
+          <w:lang w:val="nl"/>
+        </w:rPr>
+        <w:t xml:space="preserve">Bewaren &amp; opschonen</w:t>
+      </w:r>
+      <w:r>
+        <w:rPr>
+          <w:lang w:val="nl"/>
+        </w:rPr>
+        <w:t xml:space="preserve">, onderaan (admin): zet de geplande taak in Plesk</w:t>
+      </w:r>
+      <w:r>
+        <w:rPr>
+          <w:lang w:val="nl"/>
+        </w:rPr>
+        <w:t xml:space="preserve"> </w:t>
+      </w:r>
+      <w:r>
+        <w:rPr>
+          <w:lang w:val="nl"/>
+        </w:rPr>
+        <w:t xml:space="preserve">(PHP-script cron/run.php, elke minuut), of laat de technisch beheerder dat doen.</w:t>
+      </w:r>
+    </w:p>
+    <w:p>
+      <w:r>
+        <w:pict>
+          <v:rect style="width:0;height:1.5pt" o:hralign="center" o:hrstd="t" o:hr="t"/>
+        </w:pict>
+      </w:r>
+    </w:p>
+    <w:bookmarkEnd w:id="123"/>
     <w:bookmarkEnd w:id="124"/>
-    <w:bookmarkStart w:id="125" w:name="iemand-de-toegang-afnemen"/>
+    <w:bookmarkStart w:id="130" w:name="beheerders-en-rechten"/>
+    <w:p>
+      <w:pPr>
+        <w:pStyle w:val="Heading1"/>
+      </w:pPr>
+      <w:r>
+        <w:rPr>
+          <w:lang w:val="nl"/>
+        </w:rPr>
+        <w:t xml:space="preserve">Beheerders en rechten</w:t>
+      </w:r>
+    </w:p>
+    <w:p>
+      <w:pPr>
+        <w:pStyle w:val="FirstParagraph"/>
+      </w:pPr>
+      <w:r>
+        <w:rPr>
+          <w:b/>
+          <w:bCs/>
+          <w:lang w:val="nl"/>
+        </w:rPr>
+        <w:t xml:space="preserve">Waar:</w:t>
+      </w:r>
+      <w:r>
+        <w:rPr>
+          <w:lang w:val="nl"/>
+        </w:rPr>
+        <w:t xml:space="preserve"> </w:t>
+      </w:r>
+      <w:r>
+        <w:rPr>
+          <w:lang w:val="nl"/>
+        </w:rPr>
+        <w:t xml:space="preserve">zijbalk › Systeem › Beheerders &amp; rechten, met de tabbladen</w:t>
+      </w:r>
+      <w:r>
+        <w:rPr>
+          <w:lang w:val="nl"/>
+        </w:rPr>
+        <w:t xml:space="preserve"> </w:t>
+      </w:r>
+      <w:r>
+        <w:rPr>
+          <w:b/>
+          <w:bCs/>
+          <w:lang w:val="nl"/>
+        </w:rPr>
+        <w:t xml:space="preserve">Beheerders</w:t>
+      </w:r>
+      <w:r>
+        <w:rPr>
+          <w:lang w:val="nl"/>
+        </w:rPr>
+        <w:t xml:space="preserve"> </w:t>
+      </w:r>
+      <w:r>
+        <w:rPr>
+          <w:lang w:val="nl"/>
+        </w:rPr>
+        <w:t xml:space="preserve">en</w:t>
+      </w:r>
+      <w:r>
+        <w:rPr>
+          <w:lang w:val="nl"/>
+        </w:rPr>
+        <w:t xml:space="preserve"> </w:t>
+      </w:r>
+      <w:r>
+        <w:rPr>
+          <w:b/>
+          <w:bCs/>
+          <w:lang w:val="nl"/>
+        </w:rPr>
+        <w:t xml:space="preserve">Rollen &amp; rechten</w:t>
+      </w:r>
+      <w:r>
+        <w:br/>
+      </w:r>
+      <w:r>
+        <w:rPr>
+          <w:b/>
+          <w:bCs/>
+          <w:lang w:val="nl"/>
+        </w:rPr>
+        <w:t xml:space="preserve">Wie:</w:t>
+      </w:r>
+      <w:r>
+        <w:rPr>
+          <w:lang w:val="nl"/>
+        </w:rPr>
+        <w:t xml:space="preserve"> </w:t>
+      </w:r>
+      <w:r>
+        <w:rPr>
+          <w:lang w:val="nl"/>
+        </w:rPr>
+        <w:t xml:space="preserve">bewerkrecht op Beheerders &amp; rollen (standaard alleen admin).</w:t>
+      </w:r>
+    </w:p>
+    <w:p>
+      <w:pPr>
+        <w:pStyle w:val="BlockText"/>
+      </w:pPr>
+      <w:r>
+        <w:rPr>
+          <w:b/>
+          <w:bCs/>
+          <w:lang w:val="nl"/>
+        </w:rPr>
+        <w:t xml:space="preserve">In het kort:</w:t>
+      </w:r>
+      <w:r>
+        <w:rPr>
+          <w:lang w:val="nl"/>
+        </w:rPr>
+        <w:t xml:space="preserve"> </w:t>
+      </w:r>
+      <w:r>
+        <w:rPr>
+          <w:lang w:val="nl"/>
+        </w:rPr>
+        <w:t xml:space="preserve">Iemand komt normaal binnen via Authentik: de groep in Authentik bepaalt de rol,</w:t>
+      </w:r>
+      <w:r>
+        <w:rPr>
+          <w:lang w:val="nl"/>
+        </w:rPr>
+        <w:t xml:space="preserve"> </w:t>
+      </w:r>
+      <w:r>
+        <w:rPr>
+          <w:lang w:val="nl"/>
+        </w:rPr>
+        <w:t xml:space="preserve">en het account ontstaat bij de eerste keer inloggen. Een wachtwoord geef je alleen als</w:t>
+      </w:r>
+      <w:r>
+        <w:rPr>
+          <w:lang w:val="nl"/>
+        </w:rPr>
+        <w:t xml:space="preserve"> </w:t>
+      </w:r>
+      <w:r>
+        <w:rPr>
+          <w:lang w:val="nl"/>
+        </w:rPr>
+        <w:t xml:space="preserve">noodingang. Onder Rollen &amp; rechten koppel je een rol aan een Authentik-groep en stel je per</w:t>
+      </w:r>
+      <w:r>
+        <w:rPr>
+          <w:lang w:val="nl"/>
+        </w:rPr>
+        <w:t xml:space="preserve"> </w:t>
+      </w:r>
+      <w:r>
+        <w:rPr>
+          <w:lang w:val="nl"/>
+        </w:rPr>
+        <w:t xml:space="preserve">onderdeel in wat een rol mag. Admin heeft altijd alles.</w:t>
+      </w:r>
+    </w:p>
+    <w:bookmarkStart w:id="125" w:name="iemand-toegang-geven"/>
     <w:p>
       <w:pPr>
         <w:pStyle w:val="Heading2"/>
@@ -38737,168 +38933,7 @@
         <w:rPr>
           <w:lang w:val="nl"/>
         </w:rPr>
-        <w:t xml:space="preserve">Iemand de toegang afnemen</w:t>
-      </w:r>
-    </w:p>
-    <w:p>
-      <w:pPr>
-        <w:pStyle w:val="FirstParagraph"/>
-      </w:pPr>
-      <w:r>
-        <w:rPr>
-          <w:lang w:val="nl"/>
-        </w:rPr>
-        <w:t xml:space="preserve">Haal de persoon in Authentik uit de groep (of uit alle toegestane groepen). Daarna kan die niet</w:t>
-      </w:r>
-      <w:r>
-        <w:rPr>
-          <w:lang w:val="nl"/>
-        </w:rPr>
-        <w:t xml:space="preserve"> </w:t>
-      </w:r>
-      <w:r>
-        <w:rPr>
-          <w:lang w:val="nl"/>
-        </w:rPr>
-        <w:t xml:space="preserve">meer via Authentik inloggen, ook niet met een bestaand account. Heeft het account ook een</w:t>
-      </w:r>
-      <w:r>
-        <w:rPr>
-          <w:lang w:val="nl"/>
-        </w:rPr>
-        <w:t xml:space="preserve"> </w:t>
-      </w:r>
-      <w:r>
-        <w:rPr>
-          <w:lang w:val="nl"/>
-        </w:rPr>
-        <w:t xml:space="preserve">wachtwoord als noodingang, zet het account dan hier ook uit met</w:t>
-      </w:r>
-      <w:r>
-        <w:rPr>
-          <w:lang w:val="nl"/>
-        </w:rPr>
-        <w:t xml:space="preserve"> </w:t>
-      </w:r>
-      <w:r>
-        <w:rPr>
-          <w:b/>
-          <w:bCs/>
-          <w:lang w:val="nl"/>
-        </w:rPr>
-        <w:t xml:space="preserve">Uitzetten</w:t>
-      </w:r>
-      <w:r>
-        <w:rPr>
-          <w:lang w:val="nl"/>
-        </w:rPr>
-        <w:t xml:space="preserve">.</w:t>
-      </w:r>
-    </w:p>
-    <w:bookmarkEnd w:id="125"/>
-    <w:bookmarkStart w:id="126" w:name="het-tabblad-beheerders"/>
-    <w:p>
-      <w:pPr>
-        <w:pStyle w:val="Heading2"/>
-      </w:pPr>
-      <w:r>
-        <w:rPr>
-          <w:lang w:val="nl"/>
-        </w:rPr>
-        <w:t xml:space="preserve">Het tabblad Beheerders</w:t>
-      </w:r>
-    </w:p>
-    <w:p>
-      <w:pPr>
-        <w:pStyle w:val="FirstParagraph"/>
-      </w:pPr>
-      <w:r>
-        <w:rPr>
-          <w:lang w:val="nl"/>
-        </w:rPr>
-        <w:t xml:space="preserve">Per account zie je de naam (met "jij" bij jezelf en "Uitgezet" bij een uitgezet account), het</w:t>
-      </w:r>
-      <w:r>
-        <w:rPr>
-          <w:lang w:val="nl"/>
-        </w:rPr>
-        <w:t xml:space="preserve"> </w:t>
-      </w:r>
-      <w:r>
-        <w:rPr>
-          <w:lang w:val="nl"/>
-        </w:rPr>
-        <w:t xml:space="preserve">e-mailadres, hoe iemand inlogt (</w:t>
-      </w:r>
-      <w:r>
-        <w:rPr>
-          <w:b/>
-          <w:bCs/>
-          <w:lang w:val="nl"/>
-        </w:rPr>
-        <w:t xml:space="preserve">Authentik</w:t>
-      </w:r>
-      <w:r>
-        <w:rPr>
-          <w:lang w:val="nl"/>
-        </w:rPr>
-        <w:t xml:space="preserve">,</w:t>
-      </w:r>
-      <w:r>
-        <w:rPr>
-          <w:lang w:val="nl"/>
-        </w:rPr>
-        <w:t xml:space="preserve"> </w:t>
-      </w:r>
-      <w:r>
-        <w:rPr>
-          <w:b/>
-          <w:bCs/>
-          <w:lang w:val="nl"/>
-        </w:rPr>
-        <w:t xml:space="preserve">Wachtwoord</w:t>
-      </w:r>
-      <w:r>
-        <w:rPr>
-          <w:lang w:val="nl"/>
-        </w:rPr>
-        <w:t xml:space="preserve">, of de waarschuwing</w:t>
-      </w:r>
-      <w:r>
-        <w:rPr>
-          <w:lang w:val="nl"/>
-        </w:rPr>
-        <w:t xml:space="preserve"> </w:t>
-      </w:r>
-      <w:r>
-        <w:rPr>
-          <w:b/>
-          <w:bCs/>
-          <w:lang w:val="nl"/>
-        </w:rPr>
-        <w:t xml:space="preserve">Geen</w:t>
-      </w:r>
-      <w:r>
-        <w:rPr>
-          <w:b/>
-          <w:bCs/>
-          <w:lang w:val="nl"/>
-        </w:rPr>
-        <w:t xml:space="preserve"> </w:t>
-      </w:r>
-      <w:r>
-        <w:rPr>
-          <w:b/>
-          <w:bCs/>
-          <w:lang w:val="nl"/>
-        </w:rPr>
-        <w:t xml:space="preserve">inlogmethode</w:t>
-      </w:r>
-      <w:r>
-        <w:rPr>
-          <w:lang w:val="nl"/>
-        </w:rPr>
-        <w:t xml:space="preserve">) en "laatst …" of "nog nooit ingelogd". Per account:</w:t>
+        <w:t xml:space="preserve">Iemand toegang geven</w:t>
       </w:r>
     </w:p>
     <w:p>
@@ -38913,53 +38948,111 @@
         <w:rPr>
           <w:lang w:val="nl"/>
         </w:rPr>
-        <w:t xml:space="preserve">de</w:t>
-      </w:r>
-      <w:r>
-        <w:rPr>
-          <w:lang w:val="nl"/>
-        </w:rPr>
-        <w:t xml:space="preserve"> </w:t>
-      </w:r>
-      <w:r>
-        <w:rPr>
-          <w:b/>
-          <w:bCs/>
-          <w:lang w:val="nl"/>
-        </w:rPr>
-        <w:t xml:space="preserve">rol</w:t>
-      </w:r>
-      <w:r>
-        <w:rPr>
-          <w:lang w:val="nl"/>
-        </w:rPr>
-        <w:t xml:space="preserve"> </w:t>
-      </w:r>
-      <w:r>
-        <w:rPr>
-          <w:lang w:val="nl"/>
-        </w:rPr>
-        <w:t xml:space="preserve">in de keuzelijst, opgeslagen met</w:t>
-      </w:r>
-      <w:r>
-        <w:rPr>
-          <w:lang w:val="nl"/>
-        </w:rPr>
-        <w:t xml:space="preserve"> </w:t>
-      </w:r>
-      <w:r>
-        <w:rPr>
-          <w:b/>
-          <w:bCs/>
-          <w:lang w:val="nl"/>
-        </w:rPr>
-        <w:t xml:space="preserve">Rol opslaan</w:t>
-      </w:r>
-      <w:r>
-        <w:rPr>
-          <w:lang w:val="nl"/>
-        </w:rPr>
-        <w:t xml:space="preserve">;</w:t>
+        <w:t xml:space="preserve">Zet de persoon in Authentik in de groep die bij de rol hoort. Standaard is dat</w:t>
+      </w:r>
+      <w:r>
+        <w:rPr>
+          <w:lang w:val="nl"/>
+        </w:rPr>
+        <w:t xml:space="preserve"> </w:t>
+      </w:r>
+      <w:r>
+        <w:rPr>
+          <w:b/>
+          <w:bCs/>
+          <w:lang w:val="nl"/>
+        </w:rPr>
+        <w:t xml:space="preserve">Sol-Admin</w:t>
+      </w:r>
+      <w:r>
+        <w:rPr>
+          <w:lang w:val="nl"/>
+        </w:rPr>
+        <w:t xml:space="preserve"> </w:t>
+      </w:r>
+      <w:r>
+        <w:rPr>
+          <w:lang w:val="nl"/>
+        </w:rPr>
+        <w:t xml:space="preserve">voor Admin,</w:t>
+      </w:r>
+      <w:r>
+        <w:rPr>
+          <w:lang w:val="nl"/>
+        </w:rPr>
+        <w:t xml:space="preserve"> </w:t>
+      </w:r>
+      <w:r>
+        <w:rPr>
+          <w:b/>
+          <w:bCs/>
+          <w:lang w:val="nl"/>
+        </w:rPr>
+        <w:t xml:space="preserve">Bestuur</w:t>
+      </w:r>
+      <w:r>
+        <w:rPr>
+          <w:lang w:val="nl"/>
+        </w:rPr>
+        <w:t xml:space="preserve"> </w:t>
+      </w:r>
+      <w:r>
+        <w:rPr>
+          <w:lang w:val="nl"/>
+        </w:rPr>
+        <w:t xml:space="preserve">voor Bestuur,</w:t>
+      </w:r>
+      <w:r>
+        <w:rPr>
+          <w:lang w:val="nl"/>
+        </w:rPr>
+        <w:t xml:space="preserve"> </w:t>
+      </w:r>
+      <w:r>
+        <w:rPr>
+          <w:b/>
+          <w:bCs/>
+          <w:lang w:val="nl"/>
+        </w:rPr>
+        <w:t xml:space="preserve">Sol-Penningmeester</w:t>
+      </w:r>
+      <w:r>
+        <w:rPr>
+          <w:lang w:val="nl"/>
+        </w:rPr>
+        <w:t xml:space="preserve"> </w:t>
+      </w:r>
+      <w:r>
+        <w:rPr>
+          <w:lang w:val="nl"/>
+        </w:rPr>
+        <w:t xml:space="preserve">voor Penningmeester en</w:t>
+      </w:r>
+      <w:r>
+        <w:rPr>
+          <w:lang w:val="nl"/>
+        </w:rPr>
+        <w:t xml:space="preserve"> </w:t>
+      </w:r>
+      <w:r>
+        <w:rPr>
+          <w:b/>
+          <w:bCs/>
+          <w:lang w:val="nl"/>
+        </w:rPr>
+        <w:t xml:space="preserve">Sol-Begeleider</w:t>
+      </w:r>
+      <w:r>
+        <w:rPr>
+          <w:lang w:val="nl"/>
+        </w:rPr>
+        <w:t xml:space="preserve"> </w:t>
+      </w:r>
+      <w:r>
+        <w:rPr>
+          <w:lang w:val="nl"/>
+        </w:rPr>
+        <w:t xml:space="preserve">voor Begeleider (te controleren onder Rollen &amp; rechten).</w:t>
       </w:r>
     </w:p>
     <w:p>
@@ -38972,29 +39065,65 @@
       </w:pPr>
       <w:r>
         <w:rPr>
-          <w:b/>
-          <w:bCs/>
-          <w:lang w:val="nl"/>
-        </w:rPr>
-        <w:t xml:space="preserve">Wachtwoord</w:t>
-      </w:r>
-      <w:r>
-        <w:rPr>
-          <w:lang w:val="nl"/>
-        </w:rPr>
-        <w:t xml:space="preserve">: klapt het formulier "Nieuw wachtwoord voor …" open (minimaal 8 tekens). Het</w:t>
-      </w:r>
-      <w:r>
-        <w:rPr>
-          <w:lang w:val="nl"/>
-        </w:rPr>
-        <w:t xml:space="preserve"> </w:t>
-      </w:r>
-      <w:r>
-        <w:rPr>
-          <w:lang w:val="nl"/>
-        </w:rPr>
-        <w:t xml:space="preserve">systeem verstuurt het wachtwoord niet: geef het zelf door;</w:t>
+          <w:lang w:val="nl"/>
+        </w:rPr>
+        <w:t xml:space="preserve">Controleer onder Instellingen › Authentik het veld</w:t>
+      </w:r>
+      <w:r>
+        <w:rPr>
+          <w:lang w:val="nl"/>
+        </w:rPr>
+        <w:t xml:space="preserve"> </w:t>
+      </w:r>
+      <w:r>
+        <w:rPr>
+          <w:b/>
+          <w:bCs/>
+          <w:lang w:val="nl"/>
+        </w:rPr>
+        <w:t xml:space="preserve">Toegestane admin-groepen</w:t>
+      </w:r>
+      <w:r>
+        <w:rPr>
+          <w:lang w:val="nl"/>
+        </w:rPr>
+        <w:t xml:space="preserve">. Standaard staat</w:t>
+      </w:r>
+      <w:r>
+        <w:rPr>
+          <w:lang w:val="nl"/>
+        </w:rPr>
+        <w:t xml:space="preserve"> </w:t>
+      </w:r>
+      <w:r>
+        <w:rPr>
+          <w:lang w:val="nl"/>
+        </w:rPr>
+        <w:t xml:space="preserve">daar "Bestuur,Sol-Admin,Sol-Begeleider,Sol-Penningmeester". Heeft iemand die lijst eerder zelf</w:t>
+      </w:r>
+      <w:r>
+        <w:rPr>
+          <w:lang w:val="nl"/>
+        </w:rPr>
+        <w:t xml:space="preserve"> </w:t>
+      </w:r>
+      <w:r>
+        <w:rPr>
+          <w:lang w:val="nl"/>
+        </w:rPr>
+        <w:t xml:space="preserve">aangepast, dan blijft die eigen lijst staan; controleer dan of de groep van de nieuwe persoon</w:t>
+      </w:r>
+      <w:r>
+        <w:rPr>
+          <w:lang w:val="nl"/>
+        </w:rPr>
+        <w:t xml:space="preserve"> </w:t>
+      </w:r>
+      <w:r>
+        <w:rPr>
+          <w:lang w:val="nl"/>
+        </w:rPr>
+        <w:t xml:space="preserve">erin staat.</w:t>
       </w:r>
     </w:p>
     <w:p>
@@ -39003,6 +39132,451 @@
         <w:numPr>
           <w:ilvl w:val="0"/>
           <w:numId w:val="1088"/>
+        </w:numPr>
+      </w:pPr>
+      <w:r>
+        <w:rPr>
+          <w:lang w:val="nl"/>
+        </w:rPr>
+        <w:t xml:space="preserve">Laat de persoon één keer inloggen met</w:t>
+      </w:r>
+      <w:r>
+        <w:rPr>
+          <w:lang w:val="nl"/>
+        </w:rPr>
+        <w:t xml:space="preserve"> </w:t>
+      </w:r>
+      <w:r>
+        <w:rPr>
+          <w:b/>
+          <w:bCs/>
+          <w:lang w:val="nl"/>
+        </w:rPr>
+        <w:t xml:space="preserve">Inloggen via Authentik (SSO)</w:t>
+      </w:r>
+      <w:r>
+        <w:rPr>
+          <w:lang w:val="nl"/>
+        </w:rPr>
+        <w:t xml:space="preserve">. Het account verschijnt</w:t>
+      </w:r>
+      <w:r>
+        <w:rPr>
+          <w:lang w:val="nl"/>
+        </w:rPr>
+        <w:t xml:space="preserve"> </w:t>
+      </w:r>
+      <w:r>
+        <w:rPr>
+          <w:lang w:val="nl"/>
+        </w:rPr>
+        <w:t xml:space="preserve">dan vanzelf in de lijst.</w:t>
+      </w:r>
+    </w:p>
+    <w:p>
+      <w:pPr>
+        <w:pStyle w:val="FirstParagraph"/>
+      </w:pPr>
+      <w:r>
+        <w:rPr>
+          <w:lang w:val="nl"/>
+        </w:rPr>
+        <w:t xml:space="preserve">Goed om te weten:</w:t>
+      </w:r>
+    </w:p>
+    <w:p>
+      <w:pPr>
+        <w:pStyle w:val="Compact"/>
+        <w:numPr>
+          <w:ilvl w:val="0"/>
+          <w:numId w:val="1089"/>
+        </w:numPr>
+      </w:pPr>
+      <w:r>
+        <w:rPr>
+          <w:lang w:val="nl"/>
+        </w:rPr>
+        <w:t xml:space="preserve">Bij elke inlog via Authentik zet het systeem de rol opnieuw op basis van de groepen. Zit iemand</w:t>
+      </w:r>
+      <w:r>
+        <w:rPr>
+          <w:lang w:val="nl"/>
+        </w:rPr>
+        <w:t xml:space="preserve"> </w:t>
+      </w:r>
+      <w:r>
+        <w:rPr>
+          <w:lang w:val="nl"/>
+        </w:rPr>
+        <w:t xml:space="preserve">in een groep die aan een rol gekoppeld is, dan overschrijft de volgende inlog een rol die je met</w:t>
+      </w:r>
+      <w:r>
+        <w:rPr>
+          <w:lang w:val="nl"/>
+        </w:rPr>
+        <w:t xml:space="preserve"> </w:t>
+      </w:r>
+      <w:r>
+        <w:rPr>
+          <w:lang w:val="nl"/>
+        </w:rPr>
+        <w:t xml:space="preserve">de hand hebt gekozen. Zit iemand in meer groepen, dan wint de hoogste rang. Wil je de rol</w:t>
+      </w:r>
+      <w:r>
+        <w:rPr>
+          <w:lang w:val="nl"/>
+        </w:rPr>
+        <w:t xml:space="preserve"> </w:t>
+      </w:r>
+      <w:r>
+        <w:rPr>
+          <w:lang w:val="nl"/>
+        </w:rPr>
+        <w:t xml:space="preserve">blijvend wijzigen, doe dat dan in Authentik.</w:t>
+      </w:r>
+    </w:p>
+    <w:p>
+      <w:pPr>
+        <w:pStyle w:val="Compact"/>
+        <w:numPr>
+          <w:ilvl w:val="0"/>
+          <w:numId w:val="1089"/>
+        </w:numPr>
+      </w:pPr>
+      <w:r>
+        <w:rPr>
+          <w:lang w:val="nl"/>
+        </w:rPr>
+        <w:t xml:space="preserve">Zit iemand wel in een toegestane groep, maar is die groep aan geen rol gekoppeld, dan blijft de</w:t>
+      </w:r>
+      <w:r>
+        <w:rPr>
+          <w:lang w:val="nl"/>
+        </w:rPr>
+        <w:t xml:space="preserve"> </w:t>
+      </w:r>
+      <w:r>
+        <w:rPr>
+          <w:lang w:val="nl"/>
+        </w:rPr>
+        <w:t xml:space="preserve">rol staan die je met de hand koos. Een nieuw account krijgt dan de rol Begeleider.</w:t>
+      </w:r>
+    </w:p>
+    <w:p>
+      <w:pPr>
+        <w:pStyle w:val="Compact"/>
+        <w:numPr>
+          <w:ilvl w:val="0"/>
+          <w:numId w:val="1089"/>
+        </w:numPr>
+      </w:pPr>
+      <w:r>
+        <w:rPr>
+          <w:lang w:val="nl"/>
+        </w:rPr>
+        <w:t xml:space="preserve">In eerdere versies werd de rol Penningmeester (en elke eigen rol) stil leeg opgeslagen. Zo'n</w:t>
+      </w:r>
+      <w:r>
+        <w:rPr>
+          <w:lang w:val="nl"/>
+        </w:rPr>
+        <w:t xml:space="preserve"> </w:t>
+      </w:r>
+      <w:r>
+        <w:rPr>
+          <w:lang w:val="nl"/>
+        </w:rPr>
+        <w:t xml:space="preserve">account staat nu op Begeleider. Zie je dat bij de penningmeester, zet de rol dan eenmalig op</w:t>
+      </w:r>
+      <w:r>
+        <w:rPr>
+          <w:lang w:val="nl"/>
+        </w:rPr>
+        <w:t xml:space="preserve"> </w:t>
+      </w:r>
+      <w:r>
+        <w:rPr>
+          <w:lang w:val="nl"/>
+        </w:rPr>
+        <w:t xml:space="preserve">Penningmeester.</w:t>
+      </w:r>
+    </w:p>
+    <w:bookmarkEnd w:id="125"/>
+    <w:bookmarkStart w:id="126" w:name="iemand-de-toegang-afnemen"/>
+    <w:p>
+      <w:pPr>
+        <w:pStyle w:val="Heading2"/>
+      </w:pPr>
+      <w:r>
+        <w:rPr>
+          <w:lang w:val="nl"/>
+        </w:rPr>
+        <w:t xml:space="preserve">Iemand de toegang afnemen</w:t>
+      </w:r>
+    </w:p>
+    <w:p>
+      <w:pPr>
+        <w:pStyle w:val="FirstParagraph"/>
+      </w:pPr>
+      <w:r>
+        <w:rPr>
+          <w:lang w:val="nl"/>
+        </w:rPr>
+        <w:t xml:space="preserve">Haal de persoon in Authentik uit de groep (of uit alle toegestane groepen). Daarna kan die niet</w:t>
+      </w:r>
+      <w:r>
+        <w:rPr>
+          <w:lang w:val="nl"/>
+        </w:rPr>
+        <w:t xml:space="preserve"> </w:t>
+      </w:r>
+      <w:r>
+        <w:rPr>
+          <w:lang w:val="nl"/>
+        </w:rPr>
+        <w:t xml:space="preserve">meer via Authentik inloggen, ook niet met een bestaand account. Heeft het account ook een</w:t>
+      </w:r>
+      <w:r>
+        <w:rPr>
+          <w:lang w:val="nl"/>
+        </w:rPr>
+        <w:t xml:space="preserve"> </w:t>
+      </w:r>
+      <w:r>
+        <w:rPr>
+          <w:lang w:val="nl"/>
+        </w:rPr>
+        <w:t xml:space="preserve">wachtwoord als noodingang, zet het account dan hier ook uit met</w:t>
+      </w:r>
+      <w:r>
+        <w:rPr>
+          <w:lang w:val="nl"/>
+        </w:rPr>
+        <w:t xml:space="preserve"> </w:t>
+      </w:r>
+      <w:r>
+        <w:rPr>
+          <w:b/>
+          <w:bCs/>
+          <w:lang w:val="nl"/>
+        </w:rPr>
+        <w:t xml:space="preserve">Uitzetten</w:t>
+      </w:r>
+      <w:r>
+        <w:rPr>
+          <w:lang w:val="nl"/>
+        </w:rPr>
+        <w:t xml:space="preserve">.</w:t>
+      </w:r>
+    </w:p>
+    <w:bookmarkEnd w:id="126"/>
+    <w:bookmarkStart w:id="127" w:name="het-tabblad-beheerders"/>
+    <w:p>
+      <w:pPr>
+        <w:pStyle w:val="Heading2"/>
+      </w:pPr>
+      <w:r>
+        <w:rPr>
+          <w:lang w:val="nl"/>
+        </w:rPr>
+        <w:t xml:space="preserve">Het tabblad Beheerders</w:t>
+      </w:r>
+    </w:p>
+    <w:p>
+      <w:pPr>
+        <w:pStyle w:val="FirstParagraph"/>
+      </w:pPr>
+      <w:r>
+        <w:rPr>
+          <w:lang w:val="nl"/>
+        </w:rPr>
+        <w:t xml:space="preserve">Per account zie je de naam (met "jij" bij jezelf en "Uitgezet" bij een uitgezet account), het</w:t>
+      </w:r>
+      <w:r>
+        <w:rPr>
+          <w:lang w:val="nl"/>
+        </w:rPr>
+        <w:t xml:space="preserve"> </w:t>
+      </w:r>
+      <w:r>
+        <w:rPr>
+          <w:lang w:val="nl"/>
+        </w:rPr>
+        <w:t xml:space="preserve">e-mailadres, hoe iemand inlogt (</w:t>
+      </w:r>
+      <w:r>
+        <w:rPr>
+          <w:b/>
+          <w:bCs/>
+          <w:lang w:val="nl"/>
+        </w:rPr>
+        <w:t xml:space="preserve">Authentik</w:t>
+      </w:r>
+      <w:r>
+        <w:rPr>
+          <w:lang w:val="nl"/>
+        </w:rPr>
+        <w:t xml:space="preserve">,</w:t>
+      </w:r>
+      <w:r>
+        <w:rPr>
+          <w:lang w:val="nl"/>
+        </w:rPr>
+        <w:t xml:space="preserve"> </w:t>
+      </w:r>
+      <w:r>
+        <w:rPr>
+          <w:b/>
+          <w:bCs/>
+          <w:lang w:val="nl"/>
+        </w:rPr>
+        <w:t xml:space="preserve">Wachtwoord</w:t>
+      </w:r>
+      <w:r>
+        <w:rPr>
+          <w:lang w:val="nl"/>
+        </w:rPr>
+        <w:t xml:space="preserve">, of de waarschuwing</w:t>
+      </w:r>
+      <w:r>
+        <w:rPr>
+          <w:lang w:val="nl"/>
+        </w:rPr>
+        <w:t xml:space="preserve"> </w:t>
+      </w:r>
+      <w:r>
+        <w:rPr>
+          <w:b/>
+          <w:bCs/>
+          <w:lang w:val="nl"/>
+        </w:rPr>
+        <w:t xml:space="preserve">Geen</w:t>
+      </w:r>
+      <w:r>
+        <w:rPr>
+          <w:b/>
+          <w:bCs/>
+          <w:lang w:val="nl"/>
+        </w:rPr>
+        <w:t xml:space="preserve"> </w:t>
+      </w:r>
+      <w:r>
+        <w:rPr>
+          <w:b/>
+          <w:bCs/>
+          <w:lang w:val="nl"/>
+        </w:rPr>
+        <w:t xml:space="preserve">inlogmethode</w:t>
+      </w:r>
+      <w:r>
+        <w:rPr>
+          <w:lang w:val="nl"/>
+        </w:rPr>
+        <w:t xml:space="preserve">) en "laatst …" of "nog nooit ingelogd". Per account:</w:t>
+      </w:r>
+    </w:p>
+    <w:p>
+      <w:pPr>
+        <w:pStyle w:val="Compact"/>
+        <w:numPr>
+          <w:ilvl w:val="0"/>
+          <w:numId w:val="1090"/>
+        </w:numPr>
+      </w:pPr>
+      <w:r>
+        <w:rPr>
+          <w:lang w:val="nl"/>
+        </w:rPr>
+        <w:t xml:space="preserve">de</w:t>
+      </w:r>
+      <w:r>
+        <w:rPr>
+          <w:lang w:val="nl"/>
+        </w:rPr>
+        <w:t xml:space="preserve"> </w:t>
+      </w:r>
+      <w:r>
+        <w:rPr>
+          <w:b/>
+          <w:bCs/>
+          <w:lang w:val="nl"/>
+        </w:rPr>
+        <w:t xml:space="preserve">rol</w:t>
+      </w:r>
+      <w:r>
+        <w:rPr>
+          <w:lang w:val="nl"/>
+        </w:rPr>
+        <w:t xml:space="preserve"> </w:t>
+      </w:r>
+      <w:r>
+        <w:rPr>
+          <w:lang w:val="nl"/>
+        </w:rPr>
+        <w:t xml:space="preserve">in de keuzelijst, opgeslagen met</w:t>
+      </w:r>
+      <w:r>
+        <w:rPr>
+          <w:lang w:val="nl"/>
+        </w:rPr>
+        <w:t xml:space="preserve"> </w:t>
+      </w:r>
+      <w:r>
+        <w:rPr>
+          <w:b/>
+          <w:bCs/>
+          <w:lang w:val="nl"/>
+        </w:rPr>
+        <w:t xml:space="preserve">Rol opslaan</w:t>
+      </w:r>
+      <w:r>
+        <w:rPr>
+          <w:lang w:val="nl"/>
+        </w:rPr>
+        <w:t xml:space="preserve">;</w:t>
+      </w:r>
+    </w:p>
+    <w:p>
+      <w:pPr>
+        <w:pStyle w:val="Compact"/>
+        <w:numPr>
+          <w:ilvl w:val="0"/>
+          <w:numId w:val="1090"/>
+        </w:numPr>
+      </w:pPr>
+      <w:r>
+        <w:rPr>
+          <w:b/>
+          <w:bCs/>
+          <w:lang w:val="nl"/>
+        </w:rPr>
+        <w:t xml:space="preserve">Wachtwoord</w:t>
+      </w:r>
+      <w:r>
+        <w:rPr>
+          <w:lang w:val="nl"/>
+        </w:rPr>
+        <w:t xml:space="preserve">: klapt het formulier "Nieuw wachtwoord voor …" open (minimaal 8 tekens). Het</w:t>
+      </w:r>
+      <w:r>
+        <w:rPr>
+          <w:lang w:val="nl"/>
+        </w:rPr>
+        <w:t xml:space="preserve"> </w:t>
+      </w:r>
+      <w:r>
+        <w:rPr>
+          <w:lang w:val="nl"/>
+        </w:rPr>
+        <w:t xml:space="preserve">systeem verstuurt het wachtwoord niet: geef het zelf door;</w:t>
+      </w:r>
+    </w:p>
+    <w:p>
+      <w:pPr>
+        <w:pStyle w:val="Compact"/>
+        <w:numPr>
+          <w:ilvl w:val="0"/>
+          <w:numId w:val="1090"/>
         </w:numPr>
       </w:pPr>
       <w:r>
@@ -39252,7 +39826,7 @@
         <w:pStyle w:val="Compact"/>
         <w:numPr>
           <w:ilvl w:val="0"/>
-          <w:numId w:val="1089"/>
+          <w:numId w:val="1091"/>
         </w:numPr>
       </w:pPr>
       <w:r>
@@ -39272,499 +39846,6 @@
           <w:lang w:val="nl"/>
         </w:rPr>
         <w:t xml:space="preserve">chatbericht is niet genoeg, want juist dat kan een aanvaller sturen.</w:t>
-      </w:r>
-    </w:p>
-    <w:p>
-      <w:pPr>
-        <w:pStyle w:val="Compact"/>
-        <w:numPr>
-          <w:ilvl w:val="0"/>
-          <w:numId w:val="1089"/>
-        </w:numPr>
-      </w:pPr>
-      <w:r>
-        <w:rPr>
-          <w:lang w:val="nl"/>
-        </w:rPr>
-        <w:t xml:space="preserve">Klik op</w:t>
-      </w:r>
-      <w:r>
-        <w:rPr>
-          <w:lang w:val="nl"/>
-        </w:rPr>
-        <w:t xml:space="preserve"> </w:t>
-      </w:r>
-      <w:r>
-        <w:rPr>
-          <w:b/>
-          <w:bCs/>
-          <w:lang w:val="nl"/>
-        </w:rPr>
-        <w:t xml:space="preserve">Tweestaps resetten</w:t>
-      </w:r>
-      <w:r>
-        <w:rPr>
-          <w:lang w:val="nl"/>
-        </w:rPr>
-        <w:t xml:space="preserve"> </w:t>
-      </w:r>
-      <w:r>
-        <w:rPr>
-          <w:lang w:val="nl"/>
-        </w:rPr>
-        <w:t xml:space="preserve">en bevestig op het tussenscherm met</w:t>
-      </w:r>
-      <w:r>
-        <w:rPr>
-          <w:lang w:val="nl"/>
-        </w:rPr>
-        <w:t xml:space="preserve"> </w:t>
-      </w:r>
-      <w:r>
-        <w:rPr>
-          <w:b/>
-          <w:bCs/>
-          <w:lang w:val="nl"/>
-        </w:rPr>
-        <w:t xml:space="preserve">Ja, tweestaps resetten</w:t>
-      </w:r>
-      <w:r>
-        <w:rPr>
-          <w:lang w:val="nl"/>
-        </w:rPr>
-        <w:t xml:space="preserve">.</w:t>
-      </w:r>
-    </w:p>
-    <w:p>
-      <w:pPr>
-        <w:pStyle w:val="Compact"/>
-        <w:numPr>
-          <w:ilvl w:val="0"/>
-          <w:numId w:val="1089"/>
-        </w:numPr>
-      </w:pPr>
-      <w:r>
-        <w:rPr>
-          <w:lang w:val="nl"/>
-        </w:rPr>
-        <w:t xml:space="preserve">De app-koppeling en alle herstelcodes vervallen. Inloggen met het wachtwoord vraagt daarna een</w:t>
-      </w:r>
-      <w:r>
-        <w:rPr>
-          <w:lang w:val="nl"/>
-        </w:rPr>
-        <w:t xml:space="preserve"> </w:t>
-      </w:r>
-      <w:r>
-        <w:rPr>
-          <w:lang w:val="nl"/>
-        </w:rPr>
-        <w:t xml:space="preserve">code per e-mail. Laat de persoon na het inloggen de app opnieuw instellen in Mijn profiel.</w:t>
-      </w:r>
-    </w:p>
-    <w:p>
-      <w:pPr>
-        <w:pStyle w:val="FirstParagraph"/>
-      </w:pPr>
-      <w:r>
-        <w:rPr>
-          <w:lang w:val="nl"/>
-        </w:rPr>
-        <w:t xml:space="preserve">De reset komt in het logboek als "Tweestapsverificatie gereset door een beheerder".</w:t>
-      </w:r>
-    </w:p>
-    <w:p>
-      <w:pPr>
-        <w:pStyle w:val="BodyText"/>
-      </w:pPr>
-      <w:r>
-        <w:rPr>
-          <w:lang w:val="nl"/>
-        </w:rPr>
-        <w:t xml:space="preserve">Rechts staat</w:t>
-      </w:r>
-      <w:r>
-        <w:rPr>
-          <w:lang w:val="nl"/>
-        </w:rPr>
-        <w:t xml:space="preserve"> </w:t>
-      </w:r>
-      <w:r>
-        <w:rPr>
-          <w:b/>
-          <w:bCs/>
-          <w:lang w:val="nl"/>
-        </w:rPr>
-        <w:t xml:space="preserve">Account aanmaken</w:t>
-      </w:r>
-      <w:r>
-        <w:rPr>
-          <w:lang w:val="nl"/>
-        </w:rPr>
-        <w:t xml:space="preserve">: naam, e-mailadres, een tijdelijk wachtwoord (minimaal 8 tekens)</w:t>
-      </w:r>
-      <w:r>
-        <w:rPr>
-          <w:lang w:val="nl"/>
-        </w:rPr>
-        <w:t xml:space="preserve"> </w:t>
-      </w:r>
-      <w:r>
-        <w:rPr>
-          <w:lang w:val="nl"/>
-        </w:rPr>
-        <w:t xml:space="preserve">en de rol, met de knop</w:t>
-      </w:r>
-      <w:r>
-        <w:rPr>
-          <w:lang w:val="nl"/>
-        </w:rPr>
-        <w:t xml:space="preserve"> </w:t>
-      </w:r>
-      <w:r>
-        <w:rPr>
-          <w:b/>
-          <w:bCs/>
-          <w:lang w:val="nl"/>
-        </w:rPr>
-        <w:t xml:space="preserve">Account aanmaken</w:t>
-      </w:r>
-      <w:r>
-        <w:rPr>
-          <w:lang w:val="nl"/>
-        </w:rPr>
-        <w:t xml:space="preserve">. Dat heb je alleen nodig voor iemand die niet via</w:t>
-      </w:r>
-      <w:r>
-        <w:rPr>
-          <w:lang w:val="nl"/>
-        </w:rPr>
-        <w:t xml:space="preserve"> </w:t>
-      </w:r>
-      <w:r>
-        <w:rPr>
-          <w:lang w:val="nl"/>
-        </w:rPr>
-        <w:t xml:space="preserve">Authentik binnenkomt, of als noodingang. Alle wijzigingen komen in het logboek; wachtwoorden zelf</w:t>
-      </w:r>
-      <w:r>
-        <w:rPr>
-          <w:lang w:val="nl"/>
-        </w:rPr>
-        <w:t xml:space="preserve"> </w:t>
-      </w:r>
-      <w:r>
-        <w:rPr>
-          <w:lang w:val="nl"/>
-        </w:rPr>
-        <w:t xml:space="preserve">nooit.</w:t>
-      </w:r>
-    </w:p>
-    <w:bookmarkEnd w:id="126"/>
-    <w:bookmarkStart w:id="127" w:name="een-noodingang-maken"/>
-    <w:p>
-      <w:pPr>
-        <w:pStyle w:val="Heading2"/>
-      </w:pPr>
-      <w:r>
-        <w:rPr>
-          <w:lang w:val="nl"/>
-        </w:rPr>
-        <w:t xml:space="preserve">Een noodingang maken</w:t>
-      </w:r>
-    </w:p>
-    <w:p>
-      <w:pPr>
-        <w:pStyle w:val="FirstParagraph"/>
-      </w:pPr>
-      <w:r>
-        <w:rPr>
-          <w:lang w:val="nl"/>
-        </w:rPr>
-        <w:t xml:space="preserve">Ligt Authentik plat, dan kan alleen iemand met een wachtwoord in dit systeem nog inloggen.</w:t>
-      </w:r>
-    </w:p>
-    <w:p>
-      <w:pPr>
-        <w:pStyle w:val="Compact"/>
-        <w:numPr>
-          <w:ilvl w:val="0"/>
-          <w:numId w:val="1090"/>
-        </w:numPr>
-      </w:pPr>
-      <w:r>
-        <w:rPr>
-          <w:lang w:val="nl"/>
-        </w:rPr>
-        <w:t xml:space="preserve">Klik bij je eigen account (of dat van een andere admin) op</w:t>
-      </w:r>
-      <w:r>
-        <w:rPr>
-          <w:lang w:val="nl"/>
-        </w:rPr>
-        <w:t xml:space="preserve"> </w:t>
-      </w:r>
-      <w:r>
-        <w:rPr>
-          <w:b/>
-          <w:bCs/>
-          <w:lang w:val="nl"/>
-        </w:rPr>
-        <w:t xml:space="preserve">Wachtwoord</w:t>
-      </w:r>
-      <w:r>
-        <w:rPr>
-          <w:lang w:val="nl"/>
-        </w:rPr>
-        <w:t xml:space="preserve">.</w:t>
-      </w:r>
-    </w:p>
-    <w:p>
-      <w:pPr>
-        <w:pStyle w:val="Compact"/>
-        <w:numPr>
-          <w:ilvl w:val="0"/>
-          <w:numId w:val="1090"/>
-        </w:numPr>
-      </w:pPr>
-      <w:r>
-        <w:rPr>
-          <w:lang w:val="nl"/>
-        </w:rPr>
-        <w:t xml:space="preserve">Vul een sterk wachtwoord in en klik op</w:t>
-      </w:r>
-      <w:r>
-        <w:rPr>
-          <w:lang w:val="nl"/>
-        </w:rPr>
-        <w:t xml:space="preserve"> </w:t>
-      </w:r>
-      <w:r>
-        <w:rPr>
-          <w:b/>
-          <w:bCs/>
-          <w:lang w:val="nl"/>
-        </w:rPr>
-        <w:t xml:space="preserve">Opslaan</w:t>
-      </w:r>
-      <w:r>
-        <w:rPr>
-          <w:lang w:val="nl"/>
-        </w:rPr>
-        <w:t xml:space="preserve">.</w:t>
-      </w:r>
-    </w:p>
-    <w:p>
-      <w:pPr>
-        <w:pStyle w:val="Compact"/>
-        <w:numPr>
-          <w:ilvl w:val="0"/>
-          <w:numId w:val="1090"/>
-        </w:numPr>
-      </w:pPr>
-      <w:r>
-        <w:rPr>
-          <w:lang w:val="nl"/>
-        </w:rPr>
-        <w:t xml:space="preserve">Bewaar het veilig, bijvoorbeeld in de wachtwoordkluis van het bestuur. Na te veel mislukte</w:t>
-      </w:r>
-      <w:r>
-        <w:rPr>
-          <w:lang w:val="nl"/>
-        </w:rPr>
-        <w:t xml:space="preserve"> </w:t>
-      </w:r>
-      <w:r>
-        <w:rPr>
-          <w:lang w:val="nl"/>
-        </w:rPr>
-        <w:t xml:space="preserve">pogingen wordt het adres tijdelijk geblokkeerd.</w:t>
-      </w:r>
-    </w:p>
-    <w:p>
-      <w:pPr>
-        <w:pStyle w:val="Compact"/>
-        <w:numPr>
-          <w:ilvl w:val="0"/>
-          <w:numId w:val="1090"/>
-        </w:numPr>
-      </w:pPr>
-      <w:r>
-        <w:rPr>
-          <w:lang w:val="nl"/>
-        </w:rPr>
-        <w:t xml:space="preserve">Log één keer in met het wachtwoord (met de code per e-mail) en stel in</w:t>
-      </w:r>
-      <w:r>
-        <w:rPr>
-          <w:lang w:val="nl"/>
-        </w:rPr>
-        <w:t xml:space="preserve"> </w:t>
-      </w:r>
-      <w:r>
-        <w:rPr>
-          <w:b/>
-          <w:bCs/>
-          <w:lang w:val="nl"/>
-        </w:rPr>
-        <w:t xml:space="preserve">Mijn profiel</w:t>
-      </w:r>
-      <w:r>
-        <w:rPr>
-          <w:lang w:val="nl"/>
-        </w:rPr>
-        <w:t xml:space="preserve"> </w:t>
-      </w:r>
-      <w:r>
-        <w:rPr>
-          <w:lang w:val="nl"/>
-        </w:rPr>
-        <w:t xml:space="preserve">›</w:t>
-      </w:r>
-      <w:r>
-        <w:rPr>
-          <w:lang w:val="nl"/>
-        </w:rPr>
-        <w:t xml:space="preserve"> </w:t>
-      </w:r>
-      <w:r>
-        <w:rPr>
-          <w:b/>
-          <w:bCs/>
-          <w:lang w:val="nl"/>
-        </w:rPr>
-        <w:t xml:space="preserve">Tweestapsverificatie</w:t>
-      </w:r>
-      <w:r>
-        <w:rPr>
-          <w:lang w:val="nl"/>
-        </w:rPr>
-        <w:t xml:space="preserve"> </w:t>
-      </w:r>
-      <w:r>
-        <w:rPr>
-          <w:lang w:val="nl"/>
-        </w:rPr>
-        <w:t xml:space="preserve">een authenticator-app in. Bewaar de herstelcodes offline. Zonder app</w:t>
-      </w:r>
-      <w:r>
-        <w:rPr>
-          <w:lang w:val="nl"/>
-        </w:rPr>
-        <w:t xml:space="preserve"> </w:t>
-      </w:r>
-      <w:r>
-        <w:rPr>
-          <w:lang w:val="nl"/>
-        </w:rPr>
-        <w:t xml:space="preserve">hangt de noodingang af van werkende mail, en juist die kan tegelijk met Authentik uitvallen.</w:t>
-      </w:r>
-    </w:p>
-    <w:p>
-      <w:pPr>
-        <w:pStyle w:val="FirstParagraph"/>
-      </w:pPr>
-      <w:r>
-        <w:rPr>
-          <w:lang w:val="nl"/>
-        </w:rPr>
-        <w:t xml:space="preserve">Je wachtwoord zelf wijzigen doe je onder</w:t>
-      </w:r>
-      <w:r>
-        <w:rPr>
-          <w:lang w:val="nl"/>
-        </w:rPr>
-        <w:t xml:space="preserve"> </w:t>
-      </w:r>
-      <w:r>
-        <w:rPr>
-          <w:b/>
-          <w:bCs/>
-          <w:lang w:val="nl"/>
-        </w:rPr>
-        <w:t xml:space="preserve">Mijn profiel</w:t>
-      </w:r>
-      <w:r>
-        <w:rPr>
-          <w:lang w:val="nl"/>
-        </w:rPr>
-        <w:t xml:space="preserve"> </w:t>
-      </w:r>
-      <w:r>
-        <w:rPr>
-          <w:lang w:val="nl"/>
-        </w:rPr>
-        <w:t xml:space="preserve">(klik linksonder op je naam).</w:t>
-      </w:r>
-    </w:p>
-    <w:bookmarkEnd w:id="127"/>
-    <w:bookmarkStart w:id="128" w:name="het-tabblad-rollen--rechten"/>
-    <w:p>
-      <w:pPr>
-        <w:pStyle w:val="Heading2"/>
-      </w:pPr>
-      <w:r>
-        <w:rPr>
-          <w:lang w:val="nl"/>
-        </w:rPr>
-        <w:t xml:space="preserve">Het tabblad Rollen &amp; rechten</w:t>
-      </w:r>
-    </w:p>
-    <w:p>
-      <w:pPr>
-        <w:pStyle w:val="FirstParagraph"/>
-      </w:pPr>
-      <w:r>
-        <w:rPr>
-          <w:lang w:val="nl"/>
-        </w:rPr>
-        <w:t xml:space="preserve">Bovenaan staan de rollen met het label</w:t>
-      </w:r>
-      <w:r>
-        <w:rPr>
-          <w:lang w:val="nl"/>
-        </w:rPr>
-        <w:t xml:space="preserve"> </w:t>
-      </w:r>
-      <w:r>
-        <w:rPr>
-          <w:b/>
-          <w:bCs/>
-          <w:lang w:val="nl"/>
-        </w:rPr>
-        <w:t xml:space="preserve">systeemrol</w:t>
-      </w:r>
-      <w:r>
-        <w:rPr>
-          <w:lang w:val="nl"/>
-        </w:rPr>
-        <w:t xml:space="preserve">, de</w:t>
-      </w:r>
-      <w:r>
-        <w:rPr>
-          <w:lang w:val="nl"/>
-        </w:rPr>
-        <w:t xml:space="preserve"> </w:t>
-      </w:r>
-      <w:r>
-        <w:rPr>
-          <w:b/>
-          <w:bCs/>
-          <w:lang w:val="nl"/>
-        </w:rPr>
-        <w:t xml:space="preserve">rang</w:t>
-      </w:r>
-      <w:r>
-        <w:rPr>
-          <w:lang w:val="nl"/>
-        </w:rPr>
-        <w:t xml:space="preserve"> </w:t>
-      </w:r>
-      <w:r>
-        <w:rPr>
-          <w:lang w:val="nl"/>
-        </w:rPr>
-        <w:t xml:space="preserve">en het aantal gebruikers. Per rol:</w:t>
       </w:r>
     </w:p>
     <w:p>
@@ -39777,57 +39858,55 @@
       </w:pPr>
       <w:r>
         <w:rPr>
-          <w:b/>
-          <w:bCs/>
-          <w:lang w:val="nl"/>
-        </w:rPr>
-        <w:t xml:space="preserve">Bewerken</w:t>
-      </w:r>
-      <w:r>
-        <w:rPr>
-          <w:lang w:val="nl"/>
-        </w:rPr>
-        <w:t xml:space="preserve">: de naam (bij een systeemrol vast) en de</w:t>
-      </w:r>
-      <w:r>
-        <w:rPr>
-          <w:lang w:val="nl"/>
-        </w:rPr>
-        <w:t xml:space="preserve"> </w:t>
-      </w:r>
-      <w:r>
-        <w:rPr>
-          <w:b/>
-          <w:bCs/>
-          <w:lang w:val="nl"/>
-        </w:rPr>
-        <w:t xml:space="preserve">Authentik-groep</w:t>
-      </w:r>
-      <w:r>
-        <w:rPr>
-          <w:lang w:val="nl"/>
-        </w:rPr>
-        <w:t xml:space="preserve">, met</w:t>
-      </w:r>
-      <w:r>
-        <w:rPr>
-          <w:lang w:val="nl"/>
-        </w:rPr>
-        <w:t xml:space="preserve"> </w:t>
-      </w:r>
-      <w:r>
-        <w:rPr>
-          <w:b/>
-          <w:bCs/>
-          <w:lang w:val="nl"/>
-        </w:rPr>
-        <w:t xml:space="preserve">Opslaan</w:t>
-      </w:r>
-      <w:r>
-        <w:rPr>
-          <w:lang w:val="nl"/>
-        </w:rPr>
-        <w:t xml:space="preserve">;</w:t>
+          <w:lang w:val="nl"/>
+        </w:rPr>
+        <w:t xml:space="preserve">Klik op</w:t>
+      </w:r>
+      <w:r>
+        <w:rPr>
+          <w:lang w:val="nl"/>
+        </w:rPr>
+        <w:t xml:space="preserve"> </w:t>
+      </w:r>
+      <w:r>
+        <w:rPr>
+          <w:b/>
+          <w:bCs/>
+          <w:lang w:val="nl"/>
+        </w:rPr>
+        <w:t xml:space="preserve">Tweestaps resetten</w:t>
+      </w:r>
+      <w:r>
+        <w:rPr>
+          <w:lang w:val="nl"/>
+        </w:rPr>
+        <w:t xml:space="preserve"> </w:t>
+      </w:r>
+      <w:r>
+        <w:rPr>
+          <w:lang w:val="nl"/>
+        </w:rPr>
+        <w:t xml:space="preserve">en bevestig op het tussenscherm met</w:t>
+      </w:r>
+      <w:r>
+        <w:rPr>
+          <w:lang w:val="nl"/>
+        </w:rPr>
+        <w:t xml:space="preserve"> </w:t>
+      </w:r>
+      <w:r>
+        <w:rPr>
+          <w:b/>
+          <w:bCs/>
+          <w:lang w:val="nl"/>
+        </w:rPr>
+        <w:t xml:space="preserve">Ja, tweestaps resetten</w:t>
+      </w:r>
+      <w:r>
+        <w:rPr>
+          <w:lang w:val="nl"/>
+        </w:rPr>
+        <w:t xml:space="preserve">.</w:t>
       </w:r>
     </w:p>
     <w:p>
@@ -39836,6 +39915,501 @@
         <w:numPr>
           <w:ilvl w:val="0"/>
           <w:numId w:val="1091"/>
+        </w:numPr>
+      </w:pPr>
+      <w:r>
+        <w:rPr>
+          <w:lang w:val="nl"/>
+        </w:rPr>
+        <w:t xml:space="preserve">De app-koppeling en alle herstelcodes vervallen. Inloggen met het wachtwoord vraagt daarna een</w:t>
+      </w:r>
+      <w:r>
+        <w:rPr>
+          <w:lang w:val="nl"/>
+        </w:rPr>
+        <w:t xml:space="preserve"> </w:t>
+      </w:r>
+      <w:r>
+        <w:rPr>
+          <w:lang w:val="nl"/>
+        </w:rPr>
+        <w:t xml:space="preserve">code per e-mail. Laat de persoon na het inloggen de app opnieuw instellen in Mijn profiel.</w:t>
+      </w:r>
+    </w:p>
+    <w:p>
+      <w:pPr>
+        <w:pStyle w:val="FirstParagraph"/>
+      </w:pPr>
+      <w:r>
+        <w:rPr>
+          <w:lang w:val="nl"/>
+        </w:rPr>
+        <w:t xml:space="preserve">De reset komt in het logboek als "Tweestapsverificatie gereset door een beheerder".</w:t>
+      </w:r>
+    </w:p>
+    <w:p>
+      <w:pPr>
+        <w:pStyle w:val="BodyText"/>
+      </w:pPr>
+      <w:r>
+        <w:rPr>
+          <w:lang w:val="nl"/>
+        </w:rPr>
+        <w:t xml:space="preserve">Rechts staat</w:t>
+      </w:r>
+      <w:r>
+        <w:rPr>
+          <w:lang w:val="nl"/>
+        </w:rPr>
+        <w:t xml:space="preserve"> </w:t>
+      </w:r>
+      <w:r>
+        <w:rPr>
+          <w:b/>
+          <w:bCs/>
+          <w:lang w:val="nl"/>
+        </w:rPr>
+        <w:t xml:space="preserve">Account aanmaken</w:t>
+      </w:r>
+      <w:r>
+        <w:rPr>
+          <w:lang w:val="nl"/>
+        </w:rPr>
+        <w:t xml:space="preserve">: naam, e-mailadres, een tijdelijk wachtwoord (minimaal 8 tekens)</w:t>
+      </w:r>
+      <w:r>
+        <w:rPr>
+          <w:lang w:val="nl"/>
+        </w:rPr>
+        <w:t xml:space="preserve"> </w:t>
+      </w:r>
+      <w:r>
+        <w:rPr>
+          <w:lang w:val="nl"/>
+        </w:rPr>
+        <w:t xml:space="preserve">en de rol, met de knop</w:t>
+      </w:r>
+      <w:r>
+        <w:rPr>
+          <w:lang w:val="nl"/>
+        </w:rPr>
+        <w:t xml:space="preserve"> </w:t>
+      </w:r>
+      <w:r>
+        <w:rPr>
+          <w:b/>
+          <w:bCs/>
+          <w:lang w:val="nl"/>
+        </w:rPr>
+        <w:t xml:space="preserve">Account aanmaken</w:t>
+      </w:r>
+      <w:r>
+        <w:rPr>
+          <w:lang w:val="nl"/>
+        </w:rPr>
+        <w:t xml:space="preserve">. Dat heb je alleen nodig voor iemand die niet via</w:t>
+      </w:r>
+      <w:r>
+        <w:rPr>
+          <w:lang w:val="nl"/>
+        </w:rPr>
+        <w:t xml:space="preserve"> </w:t>
+      </w:r>
+      <w:r>
+        <w:rPr>
+          <w:lang w:val="nl"/>
+        </w:rPr>
+        <w:t xml:space="preserve">Authentik binnenkomt, of als noodingang. Alle wijzigingen komen in het logboek; wachtwoorden zelf</w:t>
+      </w:r>
+      <w:r>
+        <w:rPr>
+          <w:lang w:val="nl"/>
+        </w:rPr>
+        <w:t xml:space="preserve"> </w:t>
+      </w:r>
+      <w:r>
+        <w:rPr>
+          <w:lang w:val="nl"/>
+        </w:rPr>
+        <w:t xml:space="preserve">nooit.</w:t>
+      </w:r>
+    </w:p>
+    <w:bookmarkEnd w:id="127"/>
+    <w:bookmarkStart w:id="128" w:name="een-noodingang-maken"/>
+    <w:p>
+      <w:pPr>
+        <w:pStyle w:val="Heading2"/>
+      </w:pPr>
+      <w:r>
+        <w:rPr>
+          <w:lang w:val="nl"/>
+        </w:rPr>
+        <w:t xml:space="preserve">Een noodingang maken</w:t>
+      </w:r>
+    </w:p>
+    <w:p>
+      <w:pPr>
+        <w:pStyle w:val="FirstParagraph"/>
+      </w:pPr>
+      <w:r>
+        <w:rPr>
+          <w:lang w:val="nl"/>
+        </w:rPr>
+        <w:t xml:space="preserve">Ligt Authentik plat, dan kan alleen iemand met een wachtwoord in dit systeem nog inloggen.</w:t>
+      </w:r>
+    </w:p>
+    <w:p>
+      <w:pPr>
+        <w:pStyle w:val="Compact"/>
+        <w:numPr>
+          <w:ilvl w:val="0"/>
+          <w:numId w:val="1092"/>
+        </w:numPr>
+      </w:pPr>
+      <w:r>
+        <w:rPr>
+          <w:lang w:val="nl"/>
+        </w:rPr>
+        <w:t xml:space="preserve">Klik bij je eigen account (of dat van een andere admin) op</w:t>
+      </w:r>
+      <w:r>
+        <w:rPr>
+          <w:lang w:val="nl"/>
+        </w:rPr>
+        <w:t xml:space="preserve"> </w:t>
+      </w:r>
+      <w:r>
+        <w:rPr>
+          <w:b/>
+          <w:bCs/>
+          <w:lang w:val="nl"/>
+        </w:rPr>
+        <w:t xml:space="preserve">Wachtwoord</w:t>
+      </w:r>
+      <w:r>
+        <w:rPr>
+          <w:lang w:val="nl"/>
+        </w:rPr>
+        <w:t xml:space="preserve">.</w:t>
+      </w:r>
+    </w:p>
+    <w:p>
+      <w:pPr>
+        <w:pStyle w:val="Compact"/>
+        <w:numPr>
+          <w:ilvl w:val="0"/>
+          <w:numId w:val="1092"/>
+        </w:numPr>
+      </w:pPr>
+      <w:r>
+        <w:rPr>
+          <w:lang w:val="nl"/>
+        </w:rPr>
+        <w:t xml:space="preserve">Vul een sterk wachtwoord in en klik op</w:t>
+      </w:r>
+      <w:r>
+        <w:rPr>
+          <w:lang w:val="nl"/>
+        </w:rPr>
+        <w:t xml:space="preserve"> </w:t>
+      </w:r>
+      <w:r>
+        <w:rPr>
+          <w:b/>
+          <w:bCs/>
+          <w:lang w:val="nl"/>
+        </w:rPr>
+        <w:t xml:space="preserve">Opslaan</w:t>
+      </w:r>
+      <w:r>
+        <w:rPr>
+          <w:lang w:val="nl"/>
+        </w:rPr>
+        <w:t xml:space="preserve">.</w:t>
+      </w:r>
+    </w:p>
+    <w:p>
+      <w:pPr>
+        <w:pStyle w:val="Compact"/>
+        <w:numPr>
+          <w:ilvl w:val="0"/>
+          <w:numId w:val="1092"/>
+        </w:numPr>
+      </w:pPr>
+      <w:r>
+        <w:rPr>
+          <w:lang w:val="nl"/>
+        </w:rPr>
+        <w:t xml:space="preserve">Bewaar het veilig, bijvoorbeeld in de wachtwoordkluis van het bestuur. Na te veel mislukte</w:t>
+      </w:r>
+      <w:r>
+        <w:rPr>
+          <w:lang w:val="nl"/>
+        </w:rPr>
+        <w:t xml:space="preserve"> </w:t>
+      </w:r>
+      <w:r>
+        <w:rPr>
+          <w:lang w:val="nl"/>
+        </w:rPr>
+        <w:t xml:space="preserve">pogingen wordt het adres tijdelijk geblokkeerd.</w:t>
+      </w:r>
+    </w:p>
+    <w:p>
+      <w:pPr>
+        <w:pStyle w:val="Compact"/>
+        <w:numPr>
+          <w:ilvl w:val="0"/>
+          <w:numId w:val="1092"/>
+        </w:numPr>
+      </w:pPr>
+      <w:r>
+        <w:rPr>
+          <w:lang w:val="nl"/>
+        </w:rPr>
+        <w:t xml:space="preserve">Log één keer in met het wachtwoord (met de code per e-mail) en stel in</w:t>
+      </w:r>
+      <w:r>
+        <w:rPr>
+          <w:lang w:val="nl"/>
+        </w:rPr>
+        <w:t xml:space="preserve"> </w:t>
+      </w:r>
+      <w:r>
+        <w:rPr>
+          <w:b/>
+          <w:bCs/>
+          <w:lang w:val="nl"/>
+        </w:rPr>
+        <w:t xml:space="preserve">Mijn profiel</w:t>
+      </w:r>
+      <w:r>
+        <w:rPr>
+          <w:lang w:val="nl"/>
+        </w:rPr>
+        <w:t xml:space="preserve"> </w:t>
+      </w:r>
+      <w:r>
+        <w:rPr>
+          <w:lang w:val="nl"/>
+        </w:rPr>
+        <w:t xml:space="preserve">›</w:t>
+      </w:r>
+      <w:r>
+        <w:rPr>
+          <w:lang w:val="nl"/>
+        </w:rPr>
+        <w:t xml:space="preserve"> </w:t>
+      </w:r>
+      <w:r>
+        <w:rPr>
+          <w:b/>
+          <w:bCs/>
+          <w:lang w:val="nl"/>
+        </w:rPr>
+        <w:t xml:space="preserve">Tweestapsverificatie</w:t>
+      </w:r>
+      <w:r>
+        <w:rPr>
+          <w:lang w:val="nl"/>
+        </w:rPr>
+        <w:t xml:space="preserve"> </w:t>
+      </w:r>
+      <w:r>
+        <w:rPr>
+          <w:lang w:val="nl"/>
+        </w:rPr>
+        <w:t xml:space="preserve">een authenticator-app in. Bewaar de herstelcodes offline. Zonder app</w:t>
+      </w:r>
+      <w:r>
+        <w:rPr>
+          <w:lang w:val="nl"/>
+        </w:rPr>
+        <w:t xml:space="preserve"> </w:t>
+      </w:r>
+      <w:r>
+        <w:rPr>
+          <w:lang w:val="nl"/>
+        </w:rPr>
+        <w:t xml:space="preserve">hangt de noodingang af van werkende mail, en juist die kan tegelijk met Authentik uitvallen.</w:t>
+      </w:r>
+    </w:p>
+    <w:p>
+      <w:pPr>
+        <w:pStyle w:val="FirstParagraph"/>
+      </w:pPr>
+      <w:r>
+        <w:rPr>
+          <w:lang w:val="nl"/>
+        </w:rPr>
+        <w:t xml:space="preserve">Je wachtwoord zelf wijzigen doe je onder</w:t>
+      </w:r>
+      <w:r>
+        <w:rPr>
+          <w:lang w:val="nl"/>
+        </w:rPr>
+        <w:t xml:space="preserve"> </w:t>
+      </w:r>
+      <w:r>
+        <w:rPr>
+          <w:b/>
+          <w:bCs/>
+          <w:lang w:val="nl"/>
+        </w:rPr>
+        <w:t xml:space="preserve">Mijn profiel</w:t>
+      </w:r>
+      <w:r>
+        <w:rPr>
+          <w:lang w:val="nl"/>
+        </w:rPr>
+        <w:t xml:space="preserve"> </w:t>
+      </w:r>
+      <w:r>
+        <w:rPr>
+          <w:lang w:val="nl"/>
+        </w:rPr>
+        <w:t xml:space="preserve">(klik linksonder op je naam).</w:t>
+      </w:r>
+    </w:p>
+    <w:bookmarkEnd w:id="128"/>
+    <w:bookmarkStart w:id="129" w:name="het-tabblad-rollen--rechten"/>
+    <w:p>
+      <w:pPr>
+        <w:pStyle w:val="Heading2"/>
+      </w:pPr>
+      <w:r>
+        <w:rPr>
+          <w:lang w:val="nl"/>
+        </w:rPr>
+        <w:t xml:space="preserve">Het tabblad Rollen &amp; rechten</w:t>
+      </w:r>
+    </w:p>
+    <w:p>
+      <w:pPr>
+        <w:pStyle w:val="FirstParagraph"/>
+      </w:pPr>
+      <w:r>
+        <w:rPr>
+          <w:lang w:val="nl"/>
+        </w:rPr>
+        <w:t xml:space="preserve">Bovenaan staan de rollen met het label</w:t>
+      </w:r>
+      <w:r>
+        <w:rPr>
+          <w:lang w:val="nl"/>
+        </w:rPr>
+        <w:t xml:space="preserve"> </w:t>
+      </w:r>
+      <w:r>
+        <w:rPr>
+          <w:b/>
+          <w:bCs/>
+          <w:lang w:val="nl"/>
+        </w:rPr>
+        <w:t xml:space="preserve">systeemrol</w:t>
+      </w:r>
+      <w:r>
+        <w:rPr>
+          <w:lang w:val="nl"/>
+        </w:rPr>
+        <w:t xml:space="preserve">, de</w:t>
+      </w:r>
+      <w:r>
+        <w:rPr>
+          <w:lang w:val="nl"/>
+        </w:rPr>
+        <w:t xml:space="preserve"> </w:t>
+      </w:r>
+      <w:r>
+        <w:rPr>
+          <w:b/>
+          <w:bCs/>
+          <w:lang w:val="nl"/>
+        </w:rPr>
+        <w:t xml:space="preserve">rang</w:t>
+      </w:r>
+      <w:r>
+        <w:rPr>
+          <w:lang w:val="nl"/>
+        </w:rPr>
+        <w:t xml:space="preserve"> </w:t>
+      </w:r>
+      <w:r>
+        <w:rPr>
+          <w:lang w:val="nl"/>
+        </w:rPr>
+        <w:t xml:space="preserve">en het aantal gebruikers. Per rol:</w:t>
+      </w:r>
+    </w:p>
+    <w:p>
+      <w:pPr>
+        <w:pStyle w:val="Compact"/>
+        <w:numPr>
+          <w:ilvl w:val="0"/>
+          <w:numId w:val="1093"/>
+        </w:numPr>
+      </w:pPr>
+      <w:r>
+        <w:rPr>
+          <w:b/>
+          <w:bCs/>
+          <w:lang w:val="nl"/>
+        </w:rPr>
+        <w:t xml:space="preserve">Bewerken</w:t>
+      </w:r>
+      <w:r>
+        <w:rPr>
+          <w:lang w:val="nl"/>
+        </w:rPr>
+        <w:t xml:space="preserve">: de naam (bij een systeemrol vast) en de</w:t>
+      </w:r>
+      <w:r>
+        <w:rPr>
+          <w:lang w:val="nl"/>
+        </w:rPr>
+        <w:t xml:space="preserve"> </w:t>
+      </w:r>
+      <w:r>
+        <w:rPr>
+          <w:b/>
+          <w:bCs/>
+          <w:lang w:val="nl"/>
+        </w:rPr>
+        <w:t xml:space="preserve">Authentik-groep</w:t>
+      </w:r>
+      <w:r>
+        <w:rPr>
+          <w:lang w:val="nl"/>
+        </w:rPr>
+        <w:t xml:space="preserve">, met</w:t>
+      </w:r>
+      <w:r>
+        <w:rPr>
+          <w:lang w:val="nl"/>
+        </w:rPr>
+        <w:t xml:space="preserve"> </w:t>
+      </w:r>
+      <w:r>
+        <w:rPr>
+          <w:b/>
+          <w:bCs/>
+          <w:lang w:val="nl"/>
+        </w:rPr>
+        <w:t xml:space="preserve">Opslaan</w:t>
+      </w:r>
+      <w:r>
+        <w:rPr>
+          <w:lang w:val="nl"/>
+        </w:rPr>
+        <w:t xml:space="preserve">;</w:t>
+      </w:r>
+    </w:p>
+    <w:p>
+      <w:pPr>
+        <w:pStyle w:val="Compact"/>
+        <w:numPr>
+          <w:ilvl w:val="0"/>
+          <w:numId w:val="1093"/>
         </w:numPr>
       </w:pPr>
       <w:r>
@@ -41455,9 +42029,9 @@
         </w:pict>
       </w:r>
     </w:p>
-    <w:bookmarkEnd w:id="128"/>
     <w:bookmarkEnd w:id="129"/>
-    <w:bookmarkStart w:id="133" w:name="logboek"/>
+    <w:bookmarkEnd w:id="130"/>
+    <w:bookmarkStart w:id="134" w:name="logboek"/>
     <w:p>
       <w:pPr>
         <w:pStyle w:val="Heading1"/>
@@ -41590,7 +42164,7 @@
         <w:t xml:space="preserve">zit hier nu in, als tabblad Fouten.</w:t>
       </w:r>
     </w:p>
-    <w:bookmarkStart w:id="130" w:name="het-logboekscherm"/>
+    <w:bookmarkStart w:id="131" w:name="het-logboekscherm"/>
     <w:p>
       <w:pPr>
         <w:pStyle w:val="Heading2"/>
@@ -41607,7 +42181,7 @@
         <w:pStyle w:val="Compact"/>
         <w:numPr>
           <w:ilvl w:val="0"/>
-          <w:numId w:val="1092"/>
+          <w:numId w:val="1094"/>
         </w:numPr>
       </w:pPr>
       <w:r>
@@ -41812,7 +42386,7 @@
         <w:pStyle w:val="Compact"/>
         <w:numPr>
           <w:ilvl w:val="0"/>
-          <w:numId w:val="1092"/>
+          <w:numId w:val="1094"/>
         </w:numPr>
       </w:pPr>
       <w:r>
@@ -42001,7 +42575,7 @@
         <w:pStyle w:val="Compact"/>
         <w:numPr>
           <w:ilvl w:val="0"/>
-          <w:numId w:val="1092"/>
+          <w:numId w:val="1094"/>
         </w:numPr>
       </w:pPr>
       <w:r>
@@ -42030,7 +42604,7 @@
         <w:pStyle w:val="Compact"/>
         <w:numPr>
           <w:ilvl w:val="0"/>
-          <w:numId w:val="1092"/>
+          <w:numId w:val="1094"/>
         </w:numPr>
       </w:pPr>
       <w:r>
@@ -42065,7 +42639,7 @@
         <w:pStyle w:val="Compact"/>
         <w:numPr>
           <w:ilvl w:val="0"/>
-          <w:numId w:val="1092"/>
+          <w:numId w:val="1094"/>
         </w:numPr>
       </w:pPr>
       <w:r>
@@ -42118,7 +42692,7 @@
         <w:pStyle w:val="Compact"/>
         <w:numPr>
           <w:ilvl w:val="0"/>
-          <w:numId w:val="1092"/>
+          <w:numId w:val="1094"/>
         </w:numPr>
       </w:pPr>
       <w:r>
@@ -42174,8 +42748,8 @@
         <w:t xml:space="preserve">.</w:t>
       </w:r>
     </w:p>
-    <w:bookmarkEnd w:id="130"/>
-    <w:bookmarkStart w:id="131" w:name="een-melding-herleiden"/>
+    <w:bookmarkEnd w:id="131"/>
+    <w:bookmarkStart w:id="132" w:name="een-melding-herleiden"/>
     <w:p>
       <w:pPr>
         <w:pStyle w:val="Heading2"/>
@@ -42203,7 +42777,7 @@
         <w:pStyle w:val="Compact"/>
         <w:numPr>
           <w:ilvl w:val="0"/>
-          <w:numId w:val="1093"/>
+          <w:numId w:val="1095"/>
         </w:numPr>
       </w:pPr>
       <w:r>
@@ -42238,7 +42812,7 @@
         <w:pStyle w:val="Compact"/>
         <w:numPr>
           <w:ilvl w:val="0"/>
-          <w:numId w:val="1093"/>
+          <w:numId w:val="1095"/>
         </w:numPr>
       </w:pPr>
       <w:r>
@@ -42273,7 +42847,7 @@
         <w:pStyle w:val="Compact"/>
         <w:numPr>
           <w:ilvl w:val="0"/>
-          <w:numId w:val="1093"/>
+          <w:numId w:val="1095"/>
         </w:numPr>
       </w:pPr>
       <w:r>
@@ -42314,7 +42888,7 @@
         <w:pStyle w:val="Compact"/>
         <w:numPr>
           <w:ilvl w:val="0"/>
-          <w:numId w:val="1093"/>
+          <w:numId w:val="1095"/>
         </w:numPr>
       </w:pPr>
       <w:r>
@@ -42402,8 +42976,8 @@
         <w:t xml:space="preserve">.</w:t>
       </w:r>
     </w:p>
-    <w:bookmarkEnd w:id="131"/>
-    <w:bookmarkStart w:id="132" w:name="hoe-lang-regels-blijven"/>
+    <w:bookmarkEnd w:id="132"/>
+    <w:bookmarkStart w:id="133" w:name="hoe-lang-regels-blijven"/>
     <w:p>
       <w:pPr>
         <w:pStyle w:val="Heading2"/>
@@ -42490,9 +43064,9 @@
         </w:pict>
       </w:r>
     </w:p>
-    <w:bookmarkEnd w:id="132"/>
     <w:bookmarkEnd w:id="133"/>
-    <w:bookmarkStart w:id="141" w:name="privacy-en-avg-verzoeken"/>
+    <w:bookmarkEnd w:id="134"/>
+    <w:bookmarkStart w:id="142" w:name="privacy-en-avg-verzoeken"/>
     <w:p>
       <w:pPr>
         <w:pStyle w:val="Heading1"/>
@@ -42769,7 +43343,7 @@
         <w:t xml:space="preserve">er iets in wat we verwerken, dan hoort het register mee te veranderen.</w:t>
       </w:r>
     </w:p>
-    <w:bookmarkStart w:id="134" w:name="wat-de-sollicitant-zelf-kan"/>
+    <w:bookmarkStart w:id="135" w:name="wat-de-sollicitant-zelf-kan"/>
     <w:p>
       <w:pPr>
         <w:pStyle w:val="Heading2"/>
@@ -42823,7 +43397,7 @@
         <w:pStyle w:val="Compact"/>
         <w:numPr>
           <w:ilvl w:val="0"/>
-          <w:numId w:val="1094"/>
+          <w:numId w:val="1096"/>
         </w:numPr>
       </w:pPr>
       <w:r>
@@ -42879,7 +43453,7 @@
         <w:pStyle w:val="Compact"/>
         <w:numPr>
           <w:ilvl w:val="0"/>
-          <w:numId w:val="1094"/>
+          <w:numId w:val="1096"/>
         </w:numPr>
       </w:pPr>
       <w:r>
@@ -42922,7 +43496,7 @@
         <w:pStyle w:val="Compact"/>
         <w:numPr>
           <w:ilvl w:val="0"/>
-          <w:numId w:val="1094"/>
+          <w:numId w:val="1096"/>
         </w:numPr>
       </w:pPr>
       <w:r>
@@ -43091,7 +43665,7 @@
         <w:pStyle w:val="Compact"/>
         <w:numPr>
           <w:ilvl w:val="0"/>
-          <w:numId w:val="1094"/>
+          <w:numId w:val="1096"/>
         </w:numPr>
       </w:pPr>
       <w:r>
@@ -43277,7 +43851,7 @@
         <w:pStyle w:val="Compact"/>
         <w:numPr>
           <w:ilvl w:val="0"/>
-          <w:numId w:val="1094"/>
+          <w:numId w:val="1096"/>
         </w:numPr>
       </w:pPr>
       <w:r>
@@ -43359,8 +43933,8 @@
         <w:t xml:space="preserve">).</w:t>
       </w:r>
     </w:p>
-    <w:bookmarkEnd w:id="134"/>
-    <w:bookmarkStart w:id="135" w:name="de-privacyverklaring"/>
+    <w:bookmarkEnd w:id="135"/>
+    <w:bookmarkStart w:id="136" w:name="de-privacyverklaring"/>
     <w:p>
       <w:pPr>
         <w:pStyle w:val="Heading2"/>
@@ -43498,8 +44072,8 @@
         <w:t xml:space="preserve">overeenkomst te kunnen sluiten.</w:t>
       </w:r>
     </w:p>
-    <w:bookmarkEnd w:id="135"/>
-    <w:bookmarkStart w:id="136" w:name="een-verzoek-om-inzage"/>
+    <w:bookmarkEnd w:id="136"/>
+    <w:bookmarkStart w:id="137" w:name="een-verzoek-om-inzage"/>
     <w:p>
       <w:pPr>
         <w:pStyle w:val="Heading2"/>
@@ -43516,7 +44090,7 @@
         <w:pStyle w:val="Compact"/>
         <w:numPr>
           <w:ilvl w:val="0"/>
-          <w:numId w:val="1095"/>
+          <w:numId w:val="1097"/>
         </w:numPr>
       </w:pPr>
       <w:r>
@@ -43531,7 +44105,7 @@
         <w:pStyle w:val="Compact"/>
         <w:numPr>
           <w:ilvl w:val="0"/>
-          <w:numId w:val="1095"/>
+          <w:numId w:val="1097"/>
         </w:numPr>
       </w:pPr>
       <w:r>
@@ -43622,7 +44196,7 @@
         <w:pStyle w:val="Compact"/>
         <w:numPr>
           <w:ilvl w:val="0"/>
-          <w:numId w:val="1095"/>
+          <w:numId w:val="1097"/>
         </w:numPr>
       </w:pPr>
       <w:r>
@@ -43779,7 +44353,7 @@
         <w:pStyle w:val="Compact"/>
         <w:numPr>
           <w:ilvl w:val="0"/>
-          <w:numId w:val="1095"/>
+          <w:numId w:val="1097"/>
         </w:numPr>
       </w:pPr>
       <w:r>
@@ -43806,7 +44380,7 @@
         <w:pStyle w:val="Compact"/>
         <w:numPr>
           <w:ilvl w:val="0"/>
-          <w:numId w:val="1095"/>
+          <w:numId w:val="1097"/>
         </w:numPr>
       </w:pPr>
       <w:r>
@@ -43816,8 +44390,8 @@
         <w:t xml:space="preserve">Antwoord binnen een maand.</w:t>
       </w:r>
     </w:p>
-    <w:bookmarkEnd w:id="136"/>
-    <w:bookmarkStart w:id="137" w:name="een-verzoek-om-correctie"/>
+    <w:bookmarkEnd w:id="137"/>
+    <w:bookmarkStart w:id="138" w:name="een-verzoek-om-correctie"/>
     <w:p>
       <w:pPr>
         <w:pStyle w:val="Heading2"/>
@@ -43929,8 +44503,8 @@
         <w:t xml:space="preserve">logboek als "Gegevens gecorrigeerd". Antwoord binnen een maand.</w:t>
       </w:r>
     </w:p>
-    <w:bookmarkEnd w:id="137"/>
-    <w:bookmarkStart w:id="138" w:name="een-dossier-verwijderen"/>
+    <w:bookmarkEnd w:id="138"/>
+    <w:bookmarkStart w:id="139" w:name="een-dossier-verwijderen"/>
     <w:p>
       <w:pPr>
         <w:pStyle w:val="Heading2"/>
@@ -43970,7 +44544,7 @@
         <w:pStyle w:val="Compact"/>
         <w:numPr>
           <w:ilvl w:val="0"/>
-          <w:numId w:val="1096"/>
+          <w:numId w:val="1098"/>
         </w:numPr>
       </w:pPr>
       <w:r>
@@ -44031,7 +44605,7 @@
         <w:pStyle w:val="Compact"/>
         <w:numPr>
           <w:ilvl w:val="0"/>
-          <w:numId w:val="1096"/>
+          <w:numId w:val="1098"/>
         </w:numPr>
       </w:pPr>
       <w:r>
@@ -44114,7 +44688,7 @@
         <w:pStyle w:val="Compact"/>
         <w:numPr>
           <w:ilvl w:val="0"/>
-          <w:numId w:val="1096"/>
+          <w:numId w:val="1098"/>
         </w:numPr>
       </w:pPr>
       <w:r>
@@ -44191,7 +44765,7 @@
         <w:pStyle w:val="Compact"/>
         <w:numPr>
           <w:ilvl w:val="0"/>
-          <w:numId w:val="1096"/>
+          <w:numId w:val="1098"/>
         </w:numPr>
       </w:pPr>
       <w:r>
@@ -44488,8 +45062,8 @@
         <w:t xml:space="preserve">verdwijnt.</w:t>
       </w:r>
     </w:p>
-    <w:bookmarkEnd w:id="138"/>
-    <w:bookmarkStart w:id="139" w:name="bezwaar-tegen-de-ai-analyse"/>
+    <w:bookmarkEnd w:id="139"/>
+    <w:bookmarkStart w:id="140" w:name="bezwaar-tegen-de-ai-analyse"/>
     <w:p>
       <w:pPr>
         <w:pStyle w:val="Heading2"/>
@@ -44541,7 +45115,7 @@
         <w:pStyle w:val="Compact"/>
         <w:numPr>
           <w:ilvl w:val="0"/>
-          <w:numId w:val="1097"/>
+          <w:numId w:val="1099"/>
         </w:numPr>
       </w:pPr>
       <w:r>
@@ -44618,7 +45192,7 @@
         <w:pStyle w:val="Compact"/>
         <w:numPr>
           <w:ilvl w:val="0"/>
-          <w:numId w:val="1097"/>
+          <w:numId w:val="1099"/>
         </w:numPr>
       </w:pPr>
       <w:r>
@@ -44721,7 +45295,7 @@
         <w:pStyle w:val="Compact"/>
         <w:numPr>
           <w:ilvl w:val="0"/>
-          <w:numId w:val="1097"/>
+          <w:numId w:val="1099"/>
         </w:numPr>
       </w:pPr>
       <w:r>
@@ -44760,7 +45334,7 @@
         <w:pStyle w:val="Compact"/>
         <w:numPr>
           <w:ilvl w:val="0"/>
-          <w:numId w:val="1097"/>
+          <w:numId w:val="1099"/>
         </w:numPr>
       </w:pPr>
       <w:r>
@@ -44793,8 +45367,8 @@
         <w:t xml:space="preserve">bestuur beoordeelt het formulier dan gewoon zonder AI-advies.</w:t>
       </w:r>
     </w:p>
-    <w:bookmarkEnd w:id="139"/>
-    <w:bookmarkStart w:id="140" w:name="wat-je-nooit-per-mail-doorstuurt"/>
+    <w:bookmarkEnd w:id="140"/>
+    <w:bookmarkStart w:id="141" w:name="wat-je-nooit-per-mail-doorstuurt"/>
     <w:p>
       <w:pPr>
         <w:pStyle w:val="Heading2"/>
@@ -44860,9 +45434,9 @@
         </w:pict>
       </w:r>
     </w:p>
-    <w:bookmarkEnd w:id="140"/>
     <w:bookmarkEnd w:id="141"/>
-    <w:bookmarkStart w:id="145" w:name="bewaartermijnen"/>
+    <w:bookmarkEnd w:id="142"/>
+    <w:bookmarkStart w:id="146" w:name="bewaartermijnen"/>
     <w:p>
       <w:pPr>
         <w:pStyle w:val="Heading1"/>
@@ -45027,7 +45601,7 @@
         <w:t xml:space="preserve">hand. Wat er is opgeruimd zie je in het opschoon-logboek en in het Logboek onder AVG-opschoning.</w:t>
       </w:r>
     </w:p>
-    <w:bookmarkStart w:id="142" w:name="opschonen-aanzetten"/>
+    <w:bookmarkStart w:id="143" w:name="opschonen-aanzetten"/>
     <w:p>
       <w:pPr>
         <w:pStyle w:val="Heading2"/>
@@ -45117,7 +45691,7 @@
         <w:pStyle w:val="Compact"/>
         <w:numPr>
           <w:ilvl w:val="0"/>
-          <w:numId w:val="1098"/>
+          <w:numId w:val="1100"/>
         </w:numPr>
       </w:pPr>
       <w:r>
@@ -45152,7 +45726,7 @@
         <w:pStyle w:val="Compact"/>
         <w:numPr>
           <w:ilvl w:val="0"/>
-          <w:numId w:val="1098"/>
+          <w:numId w:val="1100"/>
         </w:numPr>
       </w:pPr>
       <w:r>
@@ -45167,7 +45741,7 @@
         <w:pStyle w:val="Compact"/>
         <w:numPr>
           <w:ilvl w:val="0"/>
-          <w:numId w:val="1098"/>
+          <w:numId w:val="1100"/>
         </w:numPr>
       </w:pPr>
       <w:r>
@@ -45228,7 +45802,7 @@
         <w:pStyle w:val="Compact"/>
         <w:numPr>
           <w:ilvl w:val="0"/>
-          <w:numId w:val="1098"/>
+          <w:numId w:val="1100"/>
         </w:numPr>
       </w:pPr>
       <w:r>
@@ -45340,8 +45914,8 @@
         <w:t xml:space="preserve">uitzondering: daar heeft 0 een eigen betekenis (zie de tabel).</w:t>
       </w:r>
     </w:p>
-    <w:bookmarkEnd w:id="142"/>
-    <w:bookmarkStart w:id="143" w:name="de-termijnen"/>
+    <w:bookmarkEnd w:id="143"/>
+    <w:bookmarkStart w:id="144" w:name="de-termijnen"/>
     <w:p>
       <w:pPr>
         <w:pStyle w:val="Heading2"/>
@@ -46401,7 +46975,7 @@
         <w:pStyle w:val="Compact"/>
         <w:numPr>
           <w:ilvl w:val="0"/>
-          <w:numId w:val="1099"/>
+          <w:numId w:val="1101"/>
         </w:numPr>
       </w:pPr>
       <w:r>
@@ -46429,183 +47003,6 @@
           <w:lang w:val="nl"/>
         </w:rPr>
         <w:t xml:space="preserve">De mail bevat geen document.</w:t>
-      </w:r>
-    </w:p>
-    <w:p>
-      <w:pPr>
-        <w:pStyle w:val="Compact"/>
-        <w:numPr>
-          <w:ilvl w:val="0"/>
-          <w:numId w:val="1099"/>
-        </w:numPr>
-      </w:pPr>
-      <w:r>
-        <w:rPr>
-          <w:b/>
-          <w:bCs/>
-          <w:lang w:val="nl"/>
-        </w:rPr>
-        <w:t xml:space="preserve">Bezoekersstatistiek op de wervingspagina's en het aanmeldformulier</w:t>
-      </w:r>
-      <w:r>
-        <w:rPr>
-          <w:lang w:val="nl"/>
-        </w:rPr>
-        <w:t xml:space="preserve">: telt bezoeken en bij</w:t>
-      </w:r>
-      <w:r>
-        <w:rPr>
-          <w:lang w:val="nl"/>
-        </w:rPr>
-        <w:t xml:space="preserve"> </w:t>
-      </w:r>
-      <w:r>
-        <w:rPr>
-          <w:lang w:val="nl"/>
-        </w:rPr>
-        <w:t xml:space="preserve">welke stap mensen afhaken, zonder cookies en persoonsgegevens. Uit is: er wordt niets meer</w:t>
-      </w:r>
-      <w:r>
-        <w:rPr>
-          <w:lang w:val="nl"/>
-        </w:rPr>
-        <w:t xml:space="preserve"> </w:t>
-      </w:r>
-      <w:r>
-        <w:rPr>
-          <w:lang w:val="nl"/>
-        </w:rPr>
-        <w:t xml:space="preserve">geteld.</w:t>
-      </w:r>
-    </w:p>
-    <w:p>
-      <w:pPr>
-        <w:pStyle w:val="FirstParagraph"/>
-      </w:pPr>
-      <w:r>
-        <w:rPr>
-          <w:lang w:val="nl"/>
-        </w:rPr>
-        <w:t xml:space="preserve">Los van het vinkje ruimt het systeem ook dit op:</w:t>
-      </w:r>
-    </w:p>
-    <w:p>
-      <w:pPr>
-        <w:pStyle w:val="Compact"/>
-        <w:numPr>
-          <w:ilvl w:val="0"/>
-          <w:numId w:val="1100"/>
-        </w:numPr>
-      </w:pPr>
-      <w:r>
-        <w:rPr>
-          <w:lang w:val="nl"/>
-        </w:rPr>
-        <w:t xml:space="preserve">mislukte inlogpogingen na 24 uur;</w:t>
-      </w:r>
-    </w:p>
-    <w:p>
-      <w:pPr>
-        <w:pStyle w:val="Compact"/>
-        <w:numPr>
-          <w:ilvl w:val="0"/>
-          <w:numId w:val="1100"/>
-        </w:numPr>
-      </w:pPr>
-      <w:r>
-        <w:rPr>
-          <w:lang w:val="nl"/>
-        </w:rPr>
-        <w:t xml:space="preserve">gebruikte of verlopen inlog- en verificatiecodes, en oude tellers van de snelheidsbegrenzing;</w:t>
-      </w:r>
-    </w:p>
-    <w:p>
-      <w:pPr>
-        <w:pStyle w:val="Compact"/>
-        <w:numPr>
-          <w:ilvl w:val="0"/>
-          <w:numId w:val="1100"/>
-        </w:numPr>
-      </w:pPr>
-      <w:r>
-        <w:rPr>
-          <w:lang w:val="nl"/>
-        </w:rPr>
-        <w:t xml:space="preserve">verlopen "blijf ingelogd"-tokens van het portaal (60 dagen);</w:t>
-      </w:r>
-    </w:p>
-    <w:p>
-      <w:pPr>
-        <w:pStyle w:val="Compact"/>
-        <w:numPr>
-          <w:ilvl w:val="0"/>
-          <w:numId w:val="1100"/>
-        </w:numPr>
-      </w:pPr>
-      <w:r>
-        <w:rPr>
-          <w:lang w:val="nl"/>
-        </w:rPr>
-        <w:t xml:space="preserve">fotobestanden van dossiers die al verwijderd zijn.</w:t>
-      </w:r>
-    </w:p>
-    <w:p>
-      <w:pPr>
-        <w:pStyle w:val="FirstParagraph"/>
-      </w:pPr>
-      <w:r>
-        <w:rPr>
-          <w:lang w:val="nl"/>
-        </w:rPr>
-        <w:t xml:space="preserve">Een AVG-verzoek ("Alles van deze persoon" in het dossier, of de knop in het portaal) neemt ook de</w:t>
-      </w:r>
-      <w:r>
-        <w:rPr>
-          <w:lang w:val="nl"/>
-        </w:rPr>
-        <w:t xml:space="preserve"> </w:t>
-      </w:r>
-      <w:r>
-        <w:rPr>
-          <w:lang w:val="nl"/>
-        </w:rPr>
-        <w:t xml:space="preserve">berichten van die persoon in de wachtrij mee.</w:t>
-      </w:r>
-    </w:p>
-    <w:p>
-      <w:pPr>
-        <w:pStyle w:val="BodyText"/>
-      </w:pPr>
-      <w:r>
-        <w:rPr>
-          <w:lang w:val="nl"/>
-        </w:rPr>
-        <w:t xml:space="preserve">De privacyverklaring noemt dezelfde getallen, want die komen uit deze instellingen. Pas je een</w:t>
-      </w:r>
-      <w:r>
-        <w:rPr>
-          <w:lang w:val="nl"/>
-        </w:rPr>
-        <w:t xml:space="preserve"> </w:t>
-      </w:r>
-      <w:r>
-        <w:rPr>
-          <w:lang w:val="nl"/>
-        </w:rPr>
-        <w:t xml:space="preserve">termijn aan, lees de verklaring dan even na.</w:t>
-      </w:r>
-    </w:p>
-    <w:bookmarkEnd w:id="143"/>
-    <w:bookmarkStart w:id="144" w:name="waar-je-het-terugziet"/>
-    <w:p>
-      <w:pPr>
-        <w:pStyle w:val="Heading2"/>
-      </w:pPr>
-      <w:r>
-        <w:rPr>
-          <w:lang w:val="nl"/>
-        </w:rPr>
-        <w:t xml:space="preserve">Waar je het terugziet</w:t>
       </w:r>
     </w:p>
     <w:p>
@@ -46622,43 +47019,48 @@
           <w:bCs/>
           <w:lang w:val="nl"/>
         </w:rPr>
-        <w:t xml:space="preserve">Opschoon-logboek</w:t>
-      </w:r>
-      <w:r>
-        <w:rPr>
-          <w:lang w:val="nl"/>
-        </w:rPr>
-        <w:t xml:space="preserve"> </w:t>
-      </w:r>
-      <w:r>
-        <w:rPr>
-          <w:lang w:val="nl"/>
-        </w:rPr>
-        <w:t xml:space="preserve">(op hetzelfde tabblad): de laatste 20 opruimacties met datum, categorie en</w:t>
-      </w:r>
-      <w:r>
-        <w:rPr>
-          <w:lang w:val="nl"/>
-        </w:rPr>
-        <w:t xml:space="preserve"> </w:t>
-      </w:r>
-      <w:r>
-        <w:rPr>
-          <w:lang w:val="nl"/>
-        </w:rPr>
-        <w:t xml:space="preserve">aantal, en wanneer de opschoning voor het laatst draaide. Er komt alleen een regel bij als er iets</w:t>
-      </w:r>
-      <w:r>
-        <w:rPr>
-          <w:lang w:val="nl"/>
-        </w:rPr>
-        <w:t xml:space="preserve"> </w:t>
-      </w:r>
-      <w:r>
-        <w:rPr>
-          <w:lang w:val="nl"/>
-        </w:rPr>
-        <w:t xml:space="preserve">is opgeruimd.</w:t>
+        <w:t xml:space="preserve">Bezoekersstatistiek op de wervingspagina's en het aanmeldformulier</w:t>
+      </w:r>
+      <w:r>
+        <w:rPr>
+          <w:lang w:val="nl"/>
+        </w:rPr>
+        <w:t xml:space="preserve">: telt bezoeken en bij</w:t>
+      </w:r>
+      <w:r>
+        <w:rPr>
+          <w:lang w:val="nl"/>
+        </w:rPr>
+        <w:t xml:space="preserve"> </w:t>
+      </w:r>
+      <w:r>
+        <w:rPr>
+          <w:lang w:val="nl"/>
+        </w:rPr>
+        <w:t xml:space="preserve">welke stap mensen afhaken, zonder cookies en persoonsgegevens. Uit is: er wordt niets meer</w:t>
+      </w:r>
+      <w:r>
+        <w:rPr>
+          <w:lang w:val="nl"/>
+        </w:rPr>
+        <w:t xml:space="preserve"> </w:t>
+      </w:r>
+      <w:r>
+        <w:rPr>
+          <w:lang w:val="nl"/>
+        </w:rPr>
+        <w:t xml:space="preserve">geteld.</w:t>
+      </w:r>
+    </w:p>
+    <w:p>
+      <w:pPr>
+        <w:pStyle w:val="FirstParagraph"/>
+      </w:pPr>
+      <w:r>
+        <w:rPr>
+          <w:lang w:val="nl"/>
+        </w:rPr>
+        <w:t xml:space="preserve">Los van het vinkje ruimt het systeem ook dit op:</w:t>
       </w:r>
     </w:p>
     <w:p>
@@ -46666,46 +47068,14 @@
         <w:pStyle w:val="Compact"/>
         <w:numPr>
           <w:ilvl w:val="0"/>
-          <w:numId w:val="1101"/>
+          <w:numId w:val="1102"/>
         </w:numPr>
       </w:pPr>
       <w:r>
         <w:rPr>
-          <w:b/>
-          <w:bCs/>
-          <w:lang w:val="nl"/>
-        </w:rPr>
-        <w:t xml:space="preserve">Logboek › AVG-opschoning</w:t>
-      </w:r>
-      <w:r>
-        <w:rPr>
-          <w:lang w:val="nl"/>
-        </w:rPr>
-        <w:t xml:space="preserve">: dezelfde acties in de tijdlijn, bijvoorbeeld "Afgewezen</w:t>
-      </w:r>
-      <w:r>
-        <w:rPr>
-          <w:lang w:val="nl"/>
-        </w:rPr>
-        <w:t xml:space="preserve"> </w:t>
-      </w:r>
-      <w:r>
-        <w:rPr>
-          <w:lang w:val="nl"/>
-        </w:rPr>
-        <w:t xml:space="preserve">sollicitaties geanonimiseerd", "Gezondheidsgegevens verwijderd", "Berichtinhoud geleegd" of "Kopie</w:t>
-      </w:r>
-      <w:r>
-        <w:rPr>
-          <w:lang w:val="nl"/>
-        </w:rPr>
-        <w:t xml:space="preserve"> </w:t>
-      </w:r>
-      <w:r>
-        <w:rPr>
-          <w:lang w:val="nl"/>
-        </w:rPr>
-        <w:t xml:space="preserve">bankpas vernietigd".</w:t>
+          <w:lang w:val="nl"/>
+        </w:rPr>
+        <w:t xml:space="preserve">mislukte inlogpogingen na 24 uur;</w:t>
       </w:r>
     </w:p>
     <w:p>
@@ -46713,7 +47083,211 @@
         <w:pStyle w:val="Compact"/>
         <w:numPr>
           <w:ilvl w:val="0"/>
-          <w:numId w:val="1101"/>
+          <w:numId w:val="1102"/>
+        </w:numPr>
+      </w:pPr>
+      <w:r>
+        <w:rPr>
+          <w:lang w:val="nl"/>
+        </w:rPr>
+        <w:t xml:space="preserve">gebruikte of verlopen inlog- en verificatiecodes, en oude tellers van de snelheidsbegrenzing;</w:t>
+      </w:r>
+    </w:p>
+    <w:p>
+      <w:pPr>
+        <w:pStyle w:val="Compact"/>
+        <w:numPr>
+          <w:ilvl w:val="0"/>
+          <w:numId w:val="1102"/>
+        </w:numPr>
+      </w:pPr>
+      <w:r>
+        <w:rPr>
+          <w:lang w:val="nl"/>
+        </w:rPr>
+        <w:t xml:space="preserve">verlopen "blijf ingelogd"-tokens van het portaal (60 dagen);</w:t>
+      </w:r>
+    </w:p>
+    <w:p>
+      <w:pPr>
+        <w:pStyle w:val="Compact"/>
+        <w:numPr>
+          <w:ilvl w:val="0"/>
+          <w:numId w:val="1102"/>
+        </w:numPr>
+      </w:pPr>
+      <w:r>
+        <w:rPr>
+          <w:lang w:val="nl"/>
+        </w:rPr>
+        <w:t xml:space="preserve">fotobestanden van dossiers die al verwijderd zijn.</w:t>
+      </w:r>
+    </w:p>
+    <w:p>
+      <w:pPr>
+        <w:pStyle w:val="FirstParagraph"/>
+      </w:pPr>
+      <w:r>
+        <w:rPr>
+          <w:lang w:val="nl"/>
+        </w:rPr>
+        <w:t xml:space="preserve">Een AVG-verzoek ("Alles van deze persoon" in het dossier, of de knop in het portaal) neemt ook de</w:t>
+      </w:r>
+      <w:r>
+        <w:rPr>
+          <w:lang w:val="nl"/>
+        </w:rPr>
+        <w:t xml:space="preserve"> </w:t>
+      </w:r>
+      <w:r>
+        <w:rPr>
+          <w:lang w:val="nl"/>
+        </w:rPr>
+        <w:t xml:space="preserve">berichten van die persoon in de wachtrij mee.</w:t>
+      </w:r>
+    </w:p>
+    <w:p>
+      <w:pPr>
+        <w:pStyle w:val="BodyText"/>
+      </w:pPr>
+      <w:r>
+        <w:rPr>
+          <w:lang w:val="nl"/>
+        </w:rPr>
+        <w:t xml:space="preserve">De privacyverklaring noemt dezelfde getallen, want die komen uit deze instellingen. Pas je een</w:t>
+      </w:r>
+      <w:r>
+        <w:rPr>
+          <w:lang w:val="nl"/>
+        </w:rPr>
+        <w:t xml:space="preserve"> </w:t>
+      </w:r>
+      <w:r>
+        <w:rPr>
+          <w:lang w:val="nl"/>
+        </w:rPr>
+        <w:t xml:space="preserve">termijn aan, lees de verklaring dan even na.</w:t>
+      </w:r>
+    </w:p>
+    <w:bookmarkEnd w:id="144"/>
+    <w:bookmarkStart w:id="145" w:name="waar-je-het-terugziet"/>
+    <w:p>
+      <w:pPr>
+        <w:pStyle w:val="Heading2"/>
+      </w:pPr>
+      <w:r>
+        <w:rPr>
+          <w:lang w:val="nl"/>
+        </w:rPr>
+        <w:t xml:space="preserve">Waar je het terugziet</w:t>
+      </w:r>
+    </w:p>
+    <w:p>
+      <w:pPr>
+        <w:pStyle w:val="Compact"/>
+        <w:numPr>
+          <w:ilvl w:val="0"/>
+          <w:numId w:val="1103"/>
+        </w:numPr>
+      </w:pPr>
+      <w:r>
+        <w:rPr>
+          <w:b/>
+          <w:bCs/>
+          <w:lang w:val="nl"/>
+        </w:rPr>
+        <w:t xml:space="preserve">Opschoon-logboek</w:t>
+      </w:r>
+      <w:r>
+        <w:rPr>
+          <w:lang w:val="nl"/>
+        </w:rPr>
+        <w:t xml:space="preserve"> </w:t>
+      </w:r>
+      <w:r>
+        <w:rPr>
+          <w:lang w:val="nl"/>
+        </w:rPr>
+        <w:t xml:space="preserve">(op hetzelfde tabblad): de laatste 20 opruimacties met datum, categorie en</w:t>
+      </w:r>
+      <w:r>
+        <w:rPr>
+          <w:lang w:val="nl"/>
+        </w:rPr>
+        <w:t xml:space="preserve"> </w:t>
+      </w:r>
+      <w:r>
+        <w:rPr>
+          <w:lang w:val="nl"/>
+        </w:rPr>
+        <w:t xml:space="preserve">aantal, en wanneer de opschoning voor het laatst draaide. Er komt alleen een regel bij als er iets</w:t>
+      </w:r>
+      <w:r>
+        <w:rPr>
+          <w:lang w:val="nl"/>
+        </w:rPr>
+        <w:t xml:space="preserve"> </w:t>
+      </w:r>
+      <w:r>
+        <w:rPr>
+          <w:lang w:val="nl"/>
+        </w:rPr>
+        <w:t xml:space="preserve">is opgeruimd.</w:t>
+      </w:r>
+    </w:p>
+    <w:p>
+      <w:pPr>
+        <w:pStyle w:val="Compact"/>
+        <w:numPr>
+          <w:ilvl w:val="0"/>
+          <w:numId w:val="1103"/>
+        </w:numPr>
+      </w:pPr>
+      <w:r>
+        <w:rPr>
+          <w:b/>
+          <w:bCs/>
+          <w:lang w:val="nl"/>
+        </w:rPr>
+        <w:t xml:space="preserve">Logboek › AVG-opschoning</w:t>
+      </w:r>
+      <w:r>
+        <w:rPr>
+          <w:lang w:val="nl"/>
+        </w:rPr>
+        <w:t xml:space="preserve">: dezelfde acties in de tijdlijn, bijvoorbeeld "Afgewezen</w:t>
+      </w:r>
+      <w:r>
+        <w:rPr>
+          <w:lang w:val="nl"/>
+        </w:rPr>
+        <w:t xml:space="preserve"> </w:t>
+      </w:r>
+      <w:r>
+        <w:rPr>
+          <w:lang w:val="nl"/>
+        </w:rPr>
+        <w:t xml:space="preserve">sollicitaties geanonimiseerd", "Gezondheidsgegevens verwijderd", "Berichtinhoud geleegd" of "Kopie</w:t>
+      </w:r>
+      <w:r>
+        <w:rPr>
+          <w:lang w:val="nl"/>
+        </w:rPr>
+        <w:t xml:space="preserve"> </w:t>
+      </w:r>
+      <w:r>
+        <w:rPr>
+          <w:lang w:val="nl"/>
+        </w:rPr>
+        <w:t xml:space="preserve">bankpas vernietigd".</w:t>
+      </w:r>
+    </w:p>
+    <w:p>
+      <w:pPr>
+        <w:pStyle w:val="Compact"/>
+        <w:numPr>
+          <w:ilvl w:val="0"/>
+          <w:numId w:val="1103"/>
         </w:numPr>
       </w:pPr>
       <w:r>
@@ -46762,9 +47336,9 @@
         </w:pict>
       </w:r>
     </w:p>
-    <w:bookmarkEnd w:id="144"/>
     <w:bookmarkEnd w:id="145"/>
-    <w:bookmarkStart w:id="150" w:name="systeem-en-foutenlog"/>
+    <w:bookmarkEnd w:id="146"/>
+    <w:bookmarkStart w:id="151" w:name="systeem-en-foutenlog"/>
     <w:p>
       <w:pPr>
         <w:pStyle w:val="Heading1"/>
@@ -46919,7 +47493,7 @@
         <w:t xml:space="preserve">Een los foutenlog met een knop om het te legen bestaat niet meer.</w:t>
       </w:r>
     </w:p>
-    <w:bookmarkStart w:id="146" w:name="systeem--updates"/>
+    <w:bookmarkStart w:id="147" w:name="systeem--updates"/>
     <w:p>
       <w:pPr>
         <w:pStyle w:val="Heading2"/>
@@ -47451,7 +48025,7 @@
         <w:pStyle w:val="Compact"/>
         <w:numPr>
           <w:ilvl w:val="0"/>
-          <w:numId w:val="1102"/>
+          <w:numId w:val="1104"/>
         </w:numPr>
       </w:pPr>
       <w:r>
@@ -47547,7 +48121,7 @@
         <w:pStyle w:val="Compact"/>
         <w:numPr>
           <w:ilvl w:val="0"/>
-          <w:numId w:val="1102"/>
+          <w:numId w:val="1104"/>
         </w:numPr>
       </w:pPr>
       <w:r>
@@ -47563,505 +48137,6 @@
           <w:lang w:val="nl"/>
         </w:rPr>
         <w:t xml:space="preserve">: per groep welke tabellen aanwezig zijn;</w:t>
-      </w:r>
-    </w:p>
-    <w:p>
-      <w:pPr>
-        <w:pStyle w:val="Compact"/>
-        <w:numPr>
-          <w:ilvl w:val="0"/>
-          <w:numId w:val="1102"/>
-        </w:numPr>
-      </w:pPr>
-      <w:r>
-        <w:rPr>
-          <w:b/>
-          <w:bCs/>
-          <w:lang w:val="nl"/>
-        </w:rPr>
-        <w:t xml:space="preserve">Logboek</w:t>
-      </w:r>
-      <w:r>
-        <w:rPr>
-          <w:lang w:val="nl"/>
-        </w:rPr>
-        <w:t xml:space="preserve">: een knop</w:t>
-      </w:r>
-      <w:r>
-        <w:rPr>
-          <w:lang w:val="nl"/>
-        </w:rPr>
-        <w:t xml:space="preserve"> </w:t>
-      </w:r>
-      <w:r>
-        <w:rPr>
-          <w:b/>
-          <w:bCs/>
-          <w:lang w:val="nl"/>
-        </w:rPr>
-        <w:t xml:space="preserve">Logboek openen</w:t>
-      </w:r>
-      <w:r>
-        <w:rPr>
-          <w:lang w:val="nl"/>
-        </w:rPr>
-        <w:t xml:space="preserve">;</w:t>
-      </w:r>
-    </w:p>
-    <w:p>
-      <w:pPr>
-        <w:pStyle w:val="Compact"/>
-        <w:numPr>
-          <w:ilvl w:val="0"/>
-          <w:numId w:val="1102"/>
-        </w:numPr>
-      </w:pPr>
-      <w:r>
-        <w:rPr>
-          <w:b/>
-          <w:bCs/>
-          <w:lang w:val="nl"/>
-        </w:rPr>
-        <w:t xml:space="preserve">Changelog</w:t>
-      </w:r>
-      <w:r>
-        <w:rPr>
-          <w:lang w:val="nl"/>
-        </w:rPr>
-        <w:t xml:space="preserve">: per versie wat er veranderde, met de huidige versie open.</w:t>
-      </w:r>
-    </w:p>
-    <w:bookmarkEnd w:id="146"/>
-    <w:bookmarkStart w:id="147" w:name="kluissleutel-wisselen"/>
-    <w:p>
-      <w:pPr>
-        <w:pStyle w:val="Heading2"/>
-      </w:pPr>
-      <w:r>
-        <w:rPr>
-          <w:lang w:val="nl"/>
-        </w:rPr>
-        <w:t xml:space="preserve">Kluissleutel wisselen</w:t>
-      </w:r>
-    </w:p>
-    <w:p>
-      <w:pPr>
-        <w:pStyle w:val="FirstParagraph"/>
-      </w:pPr>
-      <w:r>
-        <w:rPr>
-          <w:lang w:val="nl"/>
-        </w:rPr>
-        <w:t xml:space="preserve">Gevoelige gegevens (BSN en IBAN bij ondertekeningen, kopieën van ID en bankpas, de ondertekende</w:t>
-      </w:r>
-      <w:r>
-        <w:rPr>
-          <w:lang w:val="nl"/>
-        </w:rPr>
-        <w:t xml:space="preserve"> </w:t>
-      </w:r>
-      <w:r>
-        <w:rPr>
-          <w:lang w:val="nl"/>
-        </w:rPr>
-        <w:t xml:space="preserve">PDF's en de privésleutel van het documentzegel) staan versleuteld in de kluis. De hoofdsleutel daarvan staat in de</w:t>
-      </w:r>
-      <w:r>
-        <w:rPr>
-          <w:lang w:val="nl"/>
-        </w:rPr>
-        <w:t xml:space="preserve"> </w:t>
-      </w:r>
-      <w:r>
-        <w:rPr>
-          <w:lang w:val="nl"/>
-        </w:rPr>
-        <w:t xml:space="preserve">configuratie op de server. Die sleutel wissel je bij een vermoeden van een lek, als iemand vertrekt</w:t>
-      </w:r>
-      <w:r>
-        <w:rPr>
-          <w:lang w:val="nl"/>
-        </w:rPr>
-        <w:t xml:space="preserve"> </w:t>
-      </w:r>
-      <w:r>
-        <w:rPr>
-          <w:lang w:val="nl"/>
-        </w:rPr>
-        <w:t xml:space="preserve">die bij de configuratie kon, en verder eens per jaar.</w:t>
-      </w:r>
-    </w:p>
-    <w:p>
-      <w:pPr>
-        <w:pStyle w:val="BodyText"/>
-      </w:pPr>
-      <w:r>
-        <w:rPr>
-          <w:b/>
-          <w:bCs/>
-          <w:lang w:val="nl"/>
-        </w:rPr>
-        <w:t xml:space="preserve">Waar:</w:t>
-      </w:r>
-      <w:r>
-        <w:rPr>
-          <w:lang w:val="nl"/>
-        </w:rPr>
-        <w:t xml:space="preserve"> </w:t>
-      </w:r>
-      <w:r>
-        <w:rPr>
-          <w:lang w:val="nl"/>
-        </w:rPr>
-        <w:t xml:space="preserve">Systeem &amp; Updates › bij de controle Kluis de knop</w:t>
-      </w:r>
-      <w:r>
-        <w:rPr>
-          <w:lang w:val="nl"/>
-        </w:rPr>
-        <w:t xml:space="preserve"> </w:t>
-      </w:r>
-      <w:r>
-        <w:rPr>
-          <w:b/>
-          <w:bCs/>
-          <w:lang w:val="nl"/>
-        </w:rPr>
-        <w:t xml:space="preserve">Kluissleutel wisselen</w:t>
-      </w:r>
-      <w:r>
-        <w:rPr>
-          <w:lang w:val="nl"/>
-        </w:rPr>
-        <w:t xml:space="preserve">. Dit vraagt</w:t>
-      </w:r>
-      <w:r>
-        <w:rPr>
-          <w:lang w:val="nl"/>
-        </w:rPr>
-        <w:t xml:space="preserve"> </w:t>
-      </w:r>
-      <w:r>
-        <w:rPr>
-          <w:lang w:val="nl"/>
-        </w:rPr>
-        <w:t xml:space="preserve">bewerkrecht op Systeem, updates &amp; logs (standaard alleen admin).</w:t>
-      </w:r>
-    </w:p>
-    <w:p>
-      <w:pPr>
-        <w:pStyle w:val="BodyText"/>
-      </w:pPr>
-      <w:r>
-        <w:rPr>
-          <w:lang w:val="nl"/>
-        </w:rPr>
-        <w:t xml:space="preserve">Het wisselen gaat in twee delen. De technisch beheerder maakt een nieuwe sleutel en zet die in de</w:t>
-      </w:r>
-      <w:r>
-        <w:rPr>
-          <w:lang w:val="nl"/>
-        </w:rPr>
-        <w:t xml:space="preserve"> </w:t>
-      </w:r>
-      <w:r>
-        <w:rPr>
-          <w:lang w:val="nl"/>
-        </w:rPr>
-        <w:t xml:space="preserve">configuratie; die stappen staan in het runbook systeembeheer, hoofdstuk config.php, onder</w:t>
-      </w:r>
-      <w:r>
-        <w:rPr>
-          <w:lang w:val="nl"/>
-        </w:rPr>
-        <w:t xml:space="preserve"> </w:t>
-      </w:r>
-      <w:r>
-        <w:rPr>
-          <w:lang w:val="nl"/>
-        </w:rPr>
-        <w:t xml:space="preserve">"Kluissleutel wisselen". Daarna pak jij op dit scherm alle gegevens opnieuw in met de nieuwe</w:t>
-      </w:r>
-      <w:r>
-        <w:rPr>
-          <w:lang w:val="nl"/>
-        </w:rPr>
-        <w:t xml:space="preserve"> </w:t>
-      </w:r>
-      <w:r>
-        <w:rPr>
-          <w:lang w:val="nl"/>
-        </w:rPr>
-        <w:t xml:space="preserve">sleutel. Het scherm toont nooit een sleutel, en in het logboek komen alleen aantallen.</w:t>
-      </w:r>
-    </w:p>
-    <w:p>
-      <w:pPr>
-        <w:pStyle w:val="BodyText"/>
-      </w:pPr>
-      <w:r>
-        <w:rPr>
-          <w:lang w:val="nl"/>
-        </w:rPr>
-        <w:t xml:space="preserve">Wat je op het scherm ziet:</w:t>
-      </w:r>
-    </w:p>
-    <w:p>
-      <w:pPr>
-        <w:pStyle w:val="Compact"/>
-        <w:numPr>
-          <w:ilvl w:val="0"/>
-          <w:numId w:val="1103"/>
-        </w:numPr>
-      </w:pPr>
-      <w:r>
-        <w:rPr>
-          <w:b/>
-          <w:bCs/>
-          <w:lang w:val="nl"/>
-        </w:rPr>
-        <w:t xml:space="preserve">Stand van de kluis</w:t>
-      </w:r>
-      <w:r>
-        <w:rPr>
-          <w:lang w:val="nl"/>
-        </w:rPr>
-        <w:t xml:space="preserve">: de huidige sleutelversie, en of er nog een oude sleutel in de</w:t>
-      </w:r>
-      <w:r>
-        <w:rPr>
-          <w:lang w:val="nl"/>
-        </w:rPr>
-        <w:t xml:space="preserve"> </w:t>
-      </w:r>
-      <w:r>
-        <w:rPr>
-          <w:lang w:val="nl"/>
-        </w:rPr>
-        <w:t xml:space="preserve">configuratie staat (</w:t>
-      </w:r>
-      <w:r>
-        <w:rPr>
-          <w:b/>
-          <w:bCs/>
-          <w:lang w:val="nl"/>
-        </w:rPr>
-        <w:t xml:space="preserve">nee</w:t>
-      </w:r>
-      <w:r>
-        <w:rPr>
-          <w:lang w:val="nl"/>
-        </w:rPr>
-        <w:t xml:space="preserve">, grijs, of</w:t>
-      </w:r>
-      <w:r>
-        <w:rPr>
-          <w:lang w:val="nl"/>
-        </w:rPr>
-        <w:t xml:space="preserve"> </w:t>
-      </w:r>
-      <w:r>
-        <w:rPr>
-          <w:b/>
-          <w:bCs/>
-          <w:lang w:val="nl"/>
-        </w:rPr>
-        <w:t xml:space="preserve">ja, versie …</w:t>
-      </w:r>
-      <w:r>
-        <w:rPr>
-          <w:lang w:val="nl"/>
-        </w:rPr>
-        <w:t xml:space="preserve">, oranje).</w:t>
-      </w:r>
-    </w:p>
-    <w:p>
-      <w:pPr>
-        <w:pStyle w:val="Compact"/>
-        <w:numPr>
-          <w:ilvl w:val="0"/>
-          <w:numId w:val="1103"/>
-        </w:numPr>
-      </w:pPr>
-      <w:r>
-        <w:rPr>
-          <w:lang w:val="nl"/>
-        </w:rPr>
-        <w:t xml:space="preserve">Een tabel per soort gegeven met</w:t>
-      </w:r>
-      <w:r>
-        <w:rPr>
-          <w:lang w:val="nl"/>
-        </w:rPr>
-        <w:t xml:space="preserve"> </w:t>
-      </w:r>
-      <w:r>
-        <w:rPr>
-          <w:b/>
-          <w:bCs/>
-          <w:lang w:val="nl"/>
-        </w:rPr>
-        <w:t xml:space="preserve">Totaal</w:t>
-      </w:r>
-      <w:r>
-        <w:rPr>
-          <w:lang w:val="nl"/>
-        </w:rPr>
-        <w:t xml:space="preserve">,</w:t>
-      </w:r>
-      <w:r>
-        <w:rPr>
-          <w:lang w:val="nl"/>
-        </w:rPr>
-        <w:t xml:space="preserve"> </w:t>
-      </w:r>
-      <w:r>
-        <w:rPr>
-          <w:b/>
-          <w:bCs/>
-          <w:lang w:val="nl"/>
-        </w:rPr>
-        <w:t xml:space="preserve">Huidige versie</w:t>
-      </w:r>
-      <w:r>
-        <w:rPr>
-          <w:lang w:val="nl"/>
-        </w:rPr>
-        <w:t xml:space="preserve"> </w:t>
-      </w:r>
-      <w:r>
-        <w:rPr>
-          <w:lang w:val="nl"/>
-        </w:rPr>
-        <w:t xml:space="preserve">(al op de nieuwe sleutel) en</w:t>
-      </w:r>
-      <w:r>
-        <w:rPr>
-          <w:lang w:val="nl"/>
-        </w:rPr>
-        <w:t xml:space="preserve"> </w:t>
-      </w:r>
-      <w:r>
-        <w:rPr>
-          <w:b/>
-          <w:bCs/>
-          <w:lang w:val="nl"/>
-        </w:rPr>
-        <w:t xml:space="preserve">Nog te doen</w:t>
-      </w:r>
-      <w:r>
-        <w:rPr>
-          <w:lang w:val="nl"/>
-        </w:rPr>
-        <w:t xml:space="preserve">. Groen</w:t>
-      </w:r>
-      <w:r>
-        <w:rPr>
-          <w:lang w:val="nl"/>
-        </w:rPr>
-        <w:t xml:space="preserve"> </w:t>
-      </w:r>
-      <w:r>
-        <w:rPr>
-          <w:b/>
-          <w:bCs/>
-          <w:lang w:val="nl"/>
-        </w:rPr>
-        <w:t xml:space="preserve">niets</w:t>
-      </w:r>
-      <w:r>
-        <w:rPr>
-          <w:lang w:val="nl"/>
-        </w:rPr>
-        <w:t xml:space="preserve"> </w:t>
-      </w:r>
-      <w:r>
-        <w:rPr>
-          <w:lang w:val="nl"/>
-        </w:rPr>
-        <w:t xml:space="preserve">betekent klaar; oranje "… over" betekent dat er nog iets op de</w:t>
-      </w:r>
-      <w:r>
-        <w:rPr>
-          <w:lang w:val="nl"/>
-        </w:rPr>
-        <w:t xml:space="preserve"> </w:t>
-      </w:r>
-      <w:r>
-        <w:rPr>
-          <w:lang w:val="nl"/>
-        </w:rPr>
-        <w:t xml:space="preserve">oude sleutel staat; rood betekent dat gegevens op een sleutel staan die niet meer in de</w:t>
-      </w:r>
-      <w:r>
-        <w:rPr>
-          <w:lang w:val="nl"/>
-        </w:rPr>
-        <w:t xml:space="preserve"> </w:t>
-      </w:r>
-      <w:r>
-        <w:rPr>
-          <w:lang w:val="nl"/>
-        </w:rPr>
-        <w:t xml:space="preserve">configuratie staat en dus onleesbaar zijn. Dan moet de technisch beheerder de oude sleutel</w:t>
-      </w:r>
-      <w:r>
-        <w:rPr>
-          <w:lang w:val="nl"/>
-        </w:rPr>
-        <w:t xml:space="preserve"> </w:t>
-      </w:r>
-      <w:r>
-        <w:rPr>
-          <w:lang w:val="nl"/>
-        </w:rPr>
-        <w:t xml:space="preserve">terugzetten.</w:t>
-      </w:r>
-    </w:p>
-    <w:p>
-      <w:pPr>
-        <w:pStyle w:val="Compact"/>
-        <w:numPr>
-          <w:ilvl w:val="0"/>
-          <w:numId w:val="1103"/>
-        </w:numPr>
-      </w:pPr>
-      <w:r>
-        <w:rPr>
-          <w:b/>
-          <w:bCs/>
-          <w:lang w:val="nl"/>
-        </w:rPr>
-        <w:t xml:space="preserve">Zo wissel je de sleutel</w:t>
-      </w:r>
-      <w:r>
-        <w:rPr>
-          <w:lang w:val="nl"/>
-        </w:rPr>
-        <w:t xml:space="preserve">: de vijf stappen, met een vinkje bij wat klaar is en de stap die nu</w:t>
-      </w:r>
-      <w:r>
-        <w:rPr>
-          <w:lang w:val="nl"/>
-        </w:rPr>
-        <w:t xml:space="preserve"> </w:t>
-      </w:r>
-      <w:r>
-        <w:rPr>
-          <w:lang w:val="nl"/>
-        </w:rPr>
-        <w:t xml:space="preserve">aan de beurt is gemarkeerd.</w:t>
-      </w:r>
-    </w:p>
-    <w:p>
-      <w:pPr>
-        <w:pStyle w:val="FirstParagraph"/>
-      </w:pPr>
-      <w:r>
-        <w:rPr>
-          <w:lang w:val="nl"/>
-        </w:rPr>
-        <w:t xml:space="preserve">Opnieuw inpakken:</w:t>
       </w:r>
     </w:p>
     <w:p>
@@ -48074,21 +48149,37 @@
       </w:pPr>
       <w:r>
         <w:rPr>
-          <w:lang w:val="nl"/>
-        </w:rPr>
-        <w:t xml:space="preserve">Laat de technisch beheerder eerst een back-up maken en de nieuwe sleutel in de configuratie</w:t>
-      </w:r>
-      <w:r>
-        <w:rPr>
-          <w:lang w:val="nl"/>
-        </w:rPr>
-        <w:t xml:space="preserve"> </w:t>
-      </w:r>
-      <w:r>
-        <w:rPr>
-          <w:lang w:val="nl"/>
-        </w:rPr>
-        <w:t xml:space="preserve">zetten (stap 1 en 2).</w:t>
+          <w:b/>
+          <w:bCs/>
+          <w:lang w:val="nl"/>
+        </w:rPr>
+        <w:t xml:space="preserve">Logboek</w:t>
+      </w:r>
+      <w:r>
+        <w:rPr>
+          <w:lang w:val="nl"/>
+        </w:rPr>
+        <w:t xml:space="preserve">: een knop</w:t>
+      </w:r>
+      <w:r>
+        <w:rPr>
+          <w:lang w:val="nl"/>
+        </w:rPr>
+        <w:t xml:space="preserve"> </w:t>
+      </w:r>
+      <w:r>
+        <w:rPr>
+          <w:b/>
+          <w:bCs/>
+          <w:lang w:val="nl"/>
+        </w:rPr>
+        <w:t xml:space="preserve">Logboek openen</w:t>
+      </w:r>
+      <w:r>
+        <w:rPr>
+          <w:lang w:val="nl"/>
+        </w:rPr>
+        <w:t xml:space="preserve">;</w:t>
       </w:r>
     </w:p>
     <w:p>
@@ -48101,185 +48192,30 @@
       </w:pPr>
       <w:r>
         <w:rPr>
-          <w:lang w:val="nl"/>
-        </w:rPr>
-        <w:t xml:space="preserve">Klik op</w:t>
-      </w:r>
-      <w:r>
-        <w:rPr>
-          <w:lang w:val="nl"/>
-        </w:rPr>
-        <w:t xml:space="preserve"> </w:t>
-      </w:r>
-      <w:r>
-        <w:rPr>
-          <w:b/>
-          <w:bCs/>
-          <w:lang w:val="nl"/>
-        </w:rPr>
-        <w:t xml:space="preserve">Herversleutelen</w:t>
-      </w:r>
-      <w:r>
-        <w:rPr>
-          <w:lang w:val="nl"/>
-        </w:rPr>
-        <w:t xml:space="preserve"> </w:t>
-      </w:r>
-      <w:r>
-        <w:rPr>
-          <w:lang w:val="nl"/>
-        </w:rPr>
-        <w:t xml:space="preserve">en bevestig met</w:t>
-      </w:r>
-      <w:r>
-        <w:rPr>
-          <w:lang w:val="nl"/>
-        </w:rPr>
-        <w:t xml:space="preserve"> </w:t>
-      </w:r>
-      <w:r>
-        <w:rPr>
-          <w:b/>
-          <w:bCs/>
-          <w:lang w:val="nl"/>
-        </w:rPr>
-        <w:t xml:space="preserve">Ja, herversleutelen</w:t>
-      </w:r>
-      <w:r>
-        <w:rPr>
-          <w:lang w:val="nl"/>
-        </w:rPr>
-        <w:t xml:space="preserve">.</w:t>
-      </w:r>
-    </w:p>
-    <w:p>
-      <w:pPr>
-        <w:pStyle w:val="Compact"/>
-        <w:numPr>
-          <w:ilvl w:val="0"/>
-          <w:numId w:val="1104"/>
-        </w:numPr>
-      </w:pPr>
-      <w:r>
-        <w:rPr>
-          <w:lang w:val="nl"/>
-        </w:rPr>
-        <w:t xml:space="preserve">Het gaat in batches van 200. Na elke batch zie je de stand; klik op</w:t>
-      </w:r>
-      <w:r>
-        <w:rPr>
-          <w:lang w:val="nl"/>
-        </w:rPr>
-        <w:t xml:space="preserve"> </w:t>
-      </w:r>
-      <w:r>
-        <w:rPr>
-          <w:b/>
-          <w:bCs/>
-          <w:lang w:val="nl"/>
-        </w:rPr>
-        <w:t xml:space="preserve">Volgende batch</w:t>
-      </w:r>
-      <w:r>
-        <w:rPr>
-          <w:lang w:val="nl"/>
-        </w:rPr>
-        <w:t xml:space="preserve"> </w:t>
-      </w:r>
-      <w:r>
-        <w:rPr>
-          <w:lang w:val="nl"/>
-        </w:rPr>
-        <w:t xml:space="preserve">tot er 0</w:t>
-      </w:r>
-      <w:r>
-        <w:rPr>
-          <w:lang w:val="nl"/>
-        </w:rPr>
-        <w:t xml:space="preserve"> </w:t>
-      </w:r>
-      <w:r>
-        <w:rPr>
-          <w:lang w:val="nl"/>
-        </w:rPr>
-        <w:t xml:space="preserve">over staat. Met</w:t>
-      </w:r>
-      <w:r>
-        <w:rPr>
-          <w:lang w:val="nl"/>
-        </w:rPr>
-        <w:t xml:space="preserve"> </w:t>
-      </w:r>
-      <w:r>
-        <w:rPr>
-          <w:b/>
-          <w:bCs/>
-          <w:lang w:val="nl"/>
-        </w:rPr>
-        <w:t xml:space="preserve">Stoppen, later verder</w:t>
-      </w:r>
-      <w:r>
-        <w:rPr>
-          <w:lang w:val="nl"/>
-        </w:rPr>
-        <w:t xml:space="preserve"> </w:t>
-      </w:r>
-      <w:r>
-        <w:rPr>
-          <w:lang w:val="nl"/>
-        </w:rPr>
-        <w:t xml:space="preserve">onderbreek je; wat klaar is wordt de volgende keer</w:t>
-      </w:r>
-      <w:r>
-        <w:rPr>
-          <w:lang w:val="nl"/>
-        </w:rPr>
-        <w:t xml:space="preserve"> </w:t>
-      </w:r>
-      <w:r>
-        <w:rPr>
-          <w:lang w:val="nl"/>
-        </w:rPr>
-        <w:t xml:space="preserve">overgeslagen. Mislukt er iets, dan staat dat op het scherm en gaat de rest gewoon door.</w:t>
-      </w:r>
-    </w:p>
-    <w:p>
-      <w:pPr>
-        <w:pStyle w:val="Compact"/>
-        <w:numPr>
-          <w:ilvl w:val="0"/>
-          <w:numId w:val="1104"/>
-        </w:numPr>
-      </w:pPr>
-      <w:r>
-        <w:rPr>
-          <w:lang w:val="nl"/>
-        </w:rPr>
-        <w:t xml:space="preserve">Staat alles op de nieuwe versie, dan zie je dat in een groene melding. Laat de technisch</w:t>
-      </w:r>
-      <w:r>
-        <w:rPr>
-          <w:lang w:val="nl"/>
-        </w:rPr>
-        <w:t xml:space="preserve"> </w:t>
-      </w:r>
-      <w:r>
-        <w:rPr>
-          <w:lang w:val="nl"/>
-        </w:rPr>
-        <w:t xml:space="preserve">beheerder daarna de back-up controleren en de oude sleutel uit de configuratie halen. Tot dat</w:t>
-      </w:r>
-      <w:r>
-        <w:rPr>
-          <w:lang w:val="nl"/>
-        </w:rPr>
-        <w:t xml:space="preserve"> </w:t>
-      </w:r>
-      <w:r>
-        <w:rPr>
-          <w:lang w:val="nl"/>
-        </w:rPr>
-        <w:t xml:space="preserve">gebeurt, geeft de systeemcontrole een waarschuwing.</w:t>
+          <w:b/>
+          <w:bCs/>
+          <w:lang w:val="nl"/>
+        </w:rPr>
+        <w:t xml:space="preserve">Changelog</w:t>
+      </w:r>
+      <w:r>
+        <w:rPr>
+          <w:lang w:val="nl"/>
+        </w:rPr>
+        <w:t xml:space="preserve">: per versie wat er veranderde, met de huidige versie open.</w:t>
+      </w:r>
+    </w:p>
+    <w:bookmarkEnd w:id="147"/>
+    <w:bookmarkStart w:id="148" w:name="kluissleutel-wisselen"/>
+    <w:p>
+      <w:pPr>
+        <w:pStyle w:val="Heading2"/>
+      </w:pPr>
+      <w:r>
+        <w:rPr>
+          <w:lang w:val="nl"/>
+        </w:rPr>
+        <w:t xml:space="preserve">Kluissleutel wisselen</w:t>
       </w:r>
     </w:p>
     <w:p>
@@ -48290,102 +48226,158 @@
         <w:rPr>
           <w:lang w:val="nl"/>
         </w:rPr>
-        <w:t xml:space="preserve">De koppeling met een authenticator-app (tweestaps) staat niet in deze tabel en wordt niet opnieuw</w:t>
-      </w:r>
-      <w:r>
-        <w:rPr>
-          <w:lang w:val="nl"/>
-        </w:rPr>
-        <w:t xml:space="preserve"> </w:t>
-      </w:r>
-      <w:r>
-        <w:rPr>
-          <w:lang w:val="nl"/>
-        </w:rPr>
-        <w:t xml:space="preserve">ingepakt. Is de oude sleutel weg, dan vraagt inloggen met een wachtwoord een code per e-mail in</w:t>
-      </w:r>
-      <w:r>
-        <w:rPr>
-          <w:lang w:val="nl"/>
-        </w:rPr>
-        <w:t xml:space="preserve"> </w:t>
-      </w:r>
-      <w:r>
-        <w:rPr>
-          <w:lang w:val="nl"/>
-        </w:rPr>
-        <w:t xml:space="preserve">plaats van een code uit de app. Laat wie een wachtwoord heeft de app daarna opnieuw instellen in</w:t>
-      </w:r>
-      <w:r>
-        <w:rPr>
-          <w:lang w:val="nl"/>
-        </w:rPr>
-        <w:t xml:space="preserve"> </w:t>
-      </w:r>
-      <w:r>
-        <w:rPr>
-          <w:lang w:val="nl"/>
-        </w:rPr>
-        <w:t xml:space="preserve">Mijn profiel (</w:t>
-      </w:r>
-      <w:r>
-        <w:rPr>
-          <w:b/>
-          <w:bCs/>
-          <w:lang w:val="nl"/>
-        </w:rPr>
-        <w:t xml:space="preserve">Opnieuw instellen</w:t>
-      </w:r>
-      <w:r>
-        <w:rPr>
-          <w:lang w:val="nl"/>
-        </w:rPr>
-        <w:t xml:space="preserve"> </w:t>
-      </w:r>
-      <w:r>
-        <w:rPr>
-          <w:lang w:val="nl"/>
-        </w:rPr>
-        <w:t xml:space="preserve">met een herstelcode, of anders eerst</w:t>
-      </w:r>
-      <w:r>
-        <w:rPr>
-          <w:lang w:val="nl"/>
-        </w:rPr>
-        <w:t xml:space="preserve"> </w:t>
-      </w:r>
-      <w:r>
-        <w:rPr>
-          <w:b/>
-          <w:bCs/>
-          <w:lang w:val="nl"/>
-        </w:rPr>
-        <w:t xml:space="preserve">Tweestaps resetten</w:t>
-      </w:r>
-      <w:r>
-        <w:rPr>
-          <w:lang w:val="nl"/>
-        </w:rPr>
-        <w:t xml:space="preserve"> </w:t>
-      </w:r>
-      <w:r>
-        <w:rPr>
-          <w:lang w:val="nl"/>
-        </w:rPr>
-        <w:t xml:space="preserve">bij Beheerders).</w:t>
-      </w:r>
-    </w:p>
-    <w:bookmarkEnd w:id="147"/>
-    <w:bookmarkStart w:id="148" w:name="fouten-opzoeken"/>
-    <w:p>
-      <w:pPr>
-        <w:pStyle w:val="Heading2"/>
-      </w:pPr>
-      <w:r>
-        <w:rPr>
-          <w:lang w:val="nl"/>
-        </w:rPr>
-        <w:t xml:space="preserve">Fouten opzoeken</w:t>
+        <w:t xml:space="preserve">Gevoelige gegevens (BSN en IBAN bij ondertekeningen, kopieën van ID en bankpas, de ondertekende</w:t>
+      </w:r>
+      <w:r>
+        <w:rPr>
+          <w:lang w:val="nl"/>
+        </w:rPr>
+        <w:t xml:space="preserve"> </w:t>
+      </w:r>
+      <w:r>
+        <w:rPr>
+          <w:lang w:val="nl"/>
+        </w:rPr>
+        <w:t xml:space="preserve">PDF's en de privésleutel van het documentzegel) staan versleuteld in de kluis. De hoofdsleutel daarvan staat in de</w:t>
+      </w:r>
+      <w:r>
+        <w:rPr>
+          <w:lang w:val="nl"/>
+        </w:rPr>
+        <w:t xml:space="preserve"> </w:t>
+      </w:r>
+      <w:r>
+        <w:rPr>
+          <w:lang w:val="nl"/>
+        </w:rPr>
+        <w:t xml:space="preserve">configuratie op de server. Die sleutel wissel je bij een vermoeden van een lek, als iemand vertrekt</w:t>
+      </w:r>
+      <w:r>
+        <w:rPr>
+          <w:lang w:val="nl"/>
+        </w:rPr>
+        <w:t xml:space="preserve"> </w:t>
+      </w:r>
+      <w:r>
+        <w:rPr>
+          <w:lang w:val="nl"/>
+        </w:rPr>
+        <w:t xml:space="preserve">die bij de configuratie kon, en verder eens per jaar.</w:t>
+      </w:r>
+    </w:p>
+    <w:p>
+      <w:pPr>
+        <w:pStyle w:val="BodyText"/>
+      </w:pPr>
+      <w:r>
+        <w:rPr>
+          <w:b/>
+          <w:bCs/>
+          <w:lang w:val="nl"/>
+        </w:rPr>
+        <w:t xml:space="preserve">Waar:</w:t>
+      </w:r>
+      <w:r>
+        <w:rPr>
+          <w:lang w:val="nl"/>
+        </w:rPr>
+        <w:t xml:space="preserve"> </w:t>
+      </w:r>
+      <w:r>
+        <w:rPr>
+          <w:lang w:val="nl"/>
+        </w:rPr>
+        <w:t xml:space="preserve">Systeem &amp; Updates › bij de controle Kluis de knop</w:t>
+      </w:r>
+      <w:r>
+        <w:rPr>
+          <w:lang w:val="nl"/>
+        </w:rPr>
+        <w:t xml:space="preserve"> </w:t>
+      </w:r>
+      <w:r>
+        <w:rPr>
+          <w:b/>
+          <w:bCs/>
+          <w:lang w:val="nl"/>
+        </w:rPr>
+        <w:t xml:space="preserve">Kluissleutel wisselen</w:t>
+      </w:r>
+      <w:r>
+        <w:rPr>
+          <w:lang w:val="nl"/>
+        </w:rPr>
+        <w:t xml:space="preserve">. Dit vraagt</w:t>
+      </w:r>
+      <w:r>
+        <w:rPr>
+          <w:lang w:val="nl"/>
+        </w:rPr>
+        <w:t xml:space="preserve"> </w:t>
+      </w:r>
+      <w:r>
+        <w:rPr>
+          <w:lang w:val="nl"/>
+        </w:rPr>
+        <w:t xml:space="preserve">bewerkrecht op Systeem, updates &amp; logs (standaard alleen admin).</w:t>
+      </w:r>
+    </w:p>
+    <w:p>
+      <w:pPr>
+        <w:pStyle w:val="BodyText"/>
+      </w:pPr>
+      <w:r>
+        <w:rPr>
+          <w:lang w:val="nl"/>
+        </w:rPr>
+        <w:t xml:space="preserve">Het wisselen gaat in twee delen. De technisch beheerder maakt een nieuwe sleutel en zet die in de</w:t>
+      </w:r>
+      <w:r>
+        <w:rPr>
+          <w:lang w:val="nl"/>
+        </w:rPr>
+        <w:t xml:space="preserve"> </w:t>
+      </w:r>
+      <w:r>
+        <w:rPr>
+          <w:lang w:val="nl"/>
+        </w:rPr>
+        <w:t xml:space="preserve">configuratie; die stappen staan in het runbook systeembeheer, hoofdstuk config.php, onder</w:t>
+      </w:r>
+      <w:r>
+        <w:rPr>
+          <w:lang w:val="nl"/>
+        </w:rPr>
+        <w:t xml:space="preserve"> </w:t>
+      </w:r>
+      <w:r>
+        <w:rPr>
+          <w:lang w:val="nl"/>
+        </w:rPr>
+        <w:t xml:space="preserve">"Kluissleutel wisselen". Daarna pak jij op dit scherm alle gegevens opnieuw in met de nieuwe</w:t>
+      </w:r>
+      <w:r>
+        <w:rPr>
+          <w:lang w:val="nl"/>
+        </w:rPr>
+        <w:t xml:space="preserve"> </w:t>
+      </w:r>
+      <w:r>
+        <w:rPr>
+          <w:lang w:val="nl"/>
+        </w:rPr>
+        <w:t xml:space="preserve">sleutel. Het scherm toont nooit een sleutel, en in het logboek komen alleen aantallen.</w:t>
+      </w:r>
+    </w:p>
+    <w:p>
+      <w:pPr>
+        <w:pStyle w:val="BodyText"/>
+      </w:pPr>
+      <w:r>
+        <w:rPr>
+          <w:lang w:val="nl"/>
+        </w:rPr>
+        <w:t xml:space="preserve">Wat je op het scherm ziet:</w:t>
       </w:r>
     </w:p>
     <w:p>
@@ -48398,29 +48390,63 @@
       </w:pPr>
       <w:r>
         <w:rPr>
-          <w:lang w:val="nl"/>
-        </w:rPr>
-        <w:t xml:space="preserve">Iemand meldt een foutmelding: vraag naar het</w:t>
-      </w:r>
-      <w:r>
-        <w:rPr>
-          <w:lang w:val="nl"/>
-        </w:rPr>
-        <w:t xml:space="preserve"> </w:t>
-      </w:r>
-      <w:r>
-        <w:rPr>
-          <w:b/>
-          <w:bCs/>
-          <w:lang w:val="nl"/>
-        </w:rPr>
-        <w:t xml:space="preserve">ref</w:t>
-      </w:r>
-      <w:r>
-        <w:rPr>
-          <w:lang w:val="nl"/>
-        </w:rPr>
-        <w:t xml:space="preserve">-nummer dat op de foutpagina staat.</w:t>
+          <w:b/>
+          <w:bCs/>
+          <w:lang w:val="nl"/>
+        </w:rPr>
+        <w:t xml:space="preserve">Stand van de kluis</w:t>
+      </w:r>
+      <w:r>
+        <w:rPr>
+          <w:lang w:val="nl"/>
+        </w:rPr>
+        <w:t xml:space="preserve">: de huidige sleutelversie, en of er nog een oude sleutel in de</w:t>
+      </w:r>
+      <w:r>
+        <w:rPr>
+          <w:lang w:val="nl"/>
+        </w:rPr>
+        <w:t xml:space="preserve"> </w:t>
+      </w:r>
+      <w:r>
+        <w:rPr>
+          <w:lang w:val="nl"/>
+        </w:rPr>
+        <w:t xml:space="preserve">configuratie staat (</w:t>
+      </w:r>
+      <w:r>
+        <w:rPr>
+          <w:b/>
+          <w:bCs/>
+          <w:lang w:val="nl"/>
+        </w:rPr>
+        <w:t xml:space="preserve">nee</w:t>
+      </w:r>
+      <w:r>
+        <w:rPr>
+          <w:lang w:val="nl"/>
+        </w:rPr>
+        <w:t xml:space="preserve">, grijs, of</w:t>
+      </w:r>
+      <w:r>
+        <w:rPr>
+          <w:lang w:val="nl"/>
+        </w:rPr>
+        <w:t xml:space="preserve"> </w:t>
+      </w:r>
+      <w:r>
+        <w:rPr>
+          <w:b/>
+          <w:bCs/>
+          <w:lang w:val="nl"/>
+        </w:rPr>
+        <w:t xml:space="preserve">ja, versie …</w:t>
+      </w:r>
+      <w:r>
+        <w:rPr>
+          <w:lang w:val="nl"/>
+        </w:rPr>
+        <w:t xml:space="preserve">, oranje).</w:t>
       </w:r>
     </w:p>
     <w:p>
@@ -48435,33 +48461,135 @@
         <w:rPr>
           <w:lang w:val="nl"/>
         </w:rPr>
-        <w:t xml:space="preserve">Open Logboek ›</w:t>
-      </w:r>
-      <w:r>
-        <w:rPr>
-          <w:lang w:val="nl"/>
-        </w:rPr>
-        <w:t xml:space="preserve"> </w:t>
-      </w:r>
-      <w:r>
-        <w:rPr>
-          <w:b/>
-          <w:bCs/>
-          <w:lang w:val="nl"/>
-        </w:rPr>
-        <w:t xml:space="preserve">Fouten</w:t>
-      </w:r>
-      <w:r>
-        <w:rPr>
-          <w:lang w:val="nl"/>
-        </w:rPr>
-        <w:t xml:space="preserve"> </w:t>
-      </w:r>
-      <w:r>
-        <w:rPr>
-          <w:lang w:val="nl"/>
-        </w:rPr>
-        <w:t xml:space="preserve">en zoek op dat nummer in "Zoek in details…".</w:t>
+        <w:t xml:space="preserve">Een tabel per soort gegeven met</w:t>
+      </w:r>
+      <w:r>
+        <w:rPr>
+          <w:lang w:val="nl"/>
+        </w:rPr>
+        <w:t xml:space="preserve"> </w:t>
+      </w:r>
+      <w:r>
+        <w:rPr>
+          <w:b/>
+          <w:bCs/>
+          <w:lang w:val="nl"/>
+        </w:rPr>
+        <w:t xml:space="preserve">Totaal</w:t>
+      </w:r>
+      <w:r>
+        <w:rPr>
+          <w:lang w:val="nl"/>
+        </w:rPr>
+        <w:t xml:space="preserve">,</w:t>
+      </w:r>
+      <w:r>
+        <w:rPr>
+          <w:lang w:val="nl"/>
+        </w:rPr>
+        <w:t xml:space="preserve"> </w:t>
+      </w:r>
+      <w:r>
+        <w:rPr>
+          <w:b/>
+          <w:bCs/>
+          <w:lang w:val="nl"/>
+        </w:rPr>
+        <w:t xml:space="preserve">Huidige versie</w:t>
+      </w:r>
+      <w:r>
+        <w:rPr>
+          <w:lang w:val="nl"/>
+        </w:rPr>
+        <w:t xml:space="preserve"> </w:t>
+      </w:r>
+      <w:r>
+        <w:rPr>
+          <w:lang w:val="nl"/>
+        </w:rPr>
+        <w:t xml:space="preserve">(al op de nieuwe sleutel) en</w:t>
+      </w:r>
+      <w:r>
+        <w:rPr>
+          <w:lang w:val="nl"/>
+        </w:rPr>
+        <w:t xml:space="preserve"> </w:t>
+      </w:r>
+      <w:r>
+        <w:rPr>
+          <w:b/>
+          <w:bCs/>
+          <w:lang w:val="nl"/>
+        </w:rPr>
+        <w:t xml:space="preserve">Nog te doen</w:t>
+      </w:r>
+      <w:r>
+        <w:rPr>
+          <w:lang w:val="nl"/>
+        </w:rPr>
+        <w:t xml:space="preserve">. Groen</w:t>
+      </w:r>
+      <w:r>
+        <w:rPr>
+          <w:lang w:val="nl"/>
+        </w:rPr>
+        <w:t xml:space="preserve"> </w:t>
+      </w:r>
+      <w:r>
+        <w:rPr>
+          <w:b/>
+          <w:bCs/>
+          <w:lang w:val="nl"/>
+        </w:rPr>
+        <w:t xml:space="preserve">niets</w:t>
+      </w:r>
+      <w:r>
+        <w:rPr>
+          <w:lang w:val="nl"/>
+        </w:rPr>
+        <w:t xml:space="preserve"> </w:t>
+      </w:r>
+      <w:r>
+        <w:rPr>
+          <w:lang w:val="nl"/>
+        </w:rPr>
+        <w:t xml:space="preserve">betekent klaar; oranje "… over" betekent dat er nog iets op de</w:t>
+      </w:r>
+      <w:r>
+        <w:rPr>
+          <w:lang w:val="nl"/>
+        </w:rPr>
+        <w:t xml:space="preserve"> </w:t>
+      </w:r>
+      <w:r>
+        <w:rPr>
+          <w:lang w:val="nl"/>
+        </w:rPr>
+        <w:t xml:space="preserve">oude sleutel staat; rood betekent dat gegevens op een sleutel staan die niet meer in de</w:t>
+      </w:r>
+      <w:r>
+        <w:rPr>
+          <w:lang w:val="nl"/>
+        </w:rPr>
+        <w:t xml:space="preserve"> </w:t>
+      </w:r>
+      <w:r>
+        <w:rPr>
+          <w:lang w:val="nl"/>
+        </w:rPr>
+        <w:t xml:space="preserve">configuratie staat en dus onleesbaar zijn. Dan moet de technisch beheerder de oude sleutel</w:t>
+      </w:r>
+      <w:r>
+        <w:rPr>
+          <w:lang w:val="nl"/>
+        </w:rPr>
+        <w:t xml:space="preserve"> </w:t>
+      </w:r>
+      <w:r>
+        <w:rPr>
+          <w:lang w:val="nl"/>
+        </w:rPr>
+        <w:t xml:space="preserve">terugzetten.</w:t>
       </w:r>
     </w:p>
     <w:p>
@@ -48474,9 +48602,40 @@
       </w:pPr>
       <w:r>
         <w:rPr>
-          <w:lang w:val="nl"/>
-        </w:rPr>
-        <w:t xml:space="preserve">Je ziet de foutcode, het bericht, het bestand, de regel, het adres en de gebruiker.</w:t>
+          <w:b/>
+          <w:bCs/>
+          <w:lang w:val="nl"/>
+        </w:rPr>
+        <w:t xml:space="preserve">Zo wissel je de sleutel</w:t>
+      </w:r>
+      <w:r>
+        <w:rPr>
+          <w:lang w:val="nl"/>
+        </w:rPr>
+        <w:t xml:space="preserve">: de vijf stappen, met een vinkje bij wat klaar is en de stap die nu</w:t>
+      </w:r>
+      <w:r>
+        <w:rPr>
+          <w:lang w:val="nl"/>
+        </w:rPr>
+        <w:t xml:space="preserve"> </w:t>
+      </w:r>
+      <w:r>
+        <w:rPr>
+          <w:lang w:val="nl"/>
+        </w:rPr>
+        <w:t xml:space="preserve">aan de beurt is gemarkeerd.</w:t>
+      </w:r>
+    </w:p>
+    <w:p>
+      <w:pPr>
+        <w:pStyle w:val="FirstParagraph"/>
+      </w:pPr>
+      <w:r>
+        <w:rPr>
+          <w:lang w:val="nl"/>
+        </w:rPr>
+        <w:t xml:space="preserve">Opnieuw inpakken:</w:t>
       </w:r>
     </w:p>
     <w:p>
@@ -48484,13 +48643,428 @@
         <w:pStyle w:val="Compact"/>
         <w:numPr>
           <w:ilvl w:val="0"/>
-          <w:numId w:val="1105"/>
+          <w:numId w:val="1106"/>
         </w:numPr>
       </w:pPr>
       <w:r>
         <w:rPr>
           <w:lang w:val="nl"/>
         </w:rPr>
+        <w:t xml:space="preserve">Laat de technisch beheerder eerst een back-up maken en de nieuwe sleutel in de configuratie</w:t>
+      </w:r>
+      <w:r>
+        <w:rPr>
+          <w:lang w:val="nl"/>
+        </w:rPr>
+        <w:t xml:space="preserve"> </w:t>
+      </w:r>
+      <w:r>
+        <w:rPr>
+          <w:lang w:val="nl"/>
+        </w:rPr>
+        <w:t xml:space="preserve">zetten (stap 1 en 2).</w:t>
+      </w:r>
+    </w:p>
+    <w:p>
+      <w:pPr>
+        <w:pStyle w:val="Compact"/>
+        <w:numPr>
+          <w:ilvl w:val="0"/>
+          <w:numId w:val="1106"/>
+        </w:numPr>
+      </w:pPr>
+      <w:r>
+        <w:rPr>
+          <w:lang w:val="nl"/>
+        </w:rPr>
+        <w:t xml:space="preserve">Klik op</w:t>
+      </w:r>
+      <w:r>
+        <w:rPr>
+          <w:lang w:val="nl"/>
+        </w:rPr>
+        <w:t xml:space="preserve"> </w:t>
+      </w:r>
+      <w:r>
+        <w:rPr>
+          <w:b/>
+          <w:bCs/>
+          <w:lang w:val="nl"/>
+        </w:rPr>
+        <w:t xml:space="preserve">Herversleutelen</w:t>
+      </w:r>
+      <w:r>
+        <w:rPr>
+          <w:lang w:val="nl"/>
+        </w:rPr>
+        <w:t xml:space="preserve"> </w:t>
+      </w:r>
+      <w:r>
+        <w:rPr>
+          <w:lang w:val="nl"/>
+        </w:rPr>
+        <w:t xml:space="preserve">en bevestig met</w:t>
+      </w:r>
+      <w:r>
+        <w:rPr>
+          <w:lang w:val="nl"/>
+        </w:rPr>
+        <w:t xml:space="preserve"> </w:t>
+      </w:r>
+      <w:r>
+        <w:rPr>
+          <w:b/>
+          <w:bCs/>
+          <w:lang w:val="nl"/>
+        </w:rPr>
+        <w:t xml:space="preserve">Ja, herversleutelen</w:t>
+      </w:r>
+      <w:r>
+        <w:rPr>
+          <w:lang w:val="nl"/>
+        </w:rPr>
+        <w:t xml:space="preserve">.</w:t>
+      </w:r>
+    </w:p>
+    <w:p>
+      <w:pPr>
+        <w:pStyle w:val="Compact"/>
+        <w:numPr>
+          <w:ilvl w:val="0"/>
+          <w:numId w:val="1106"/>
+        </w:numPr>
+      </w:pPr>
+      <w:r>
+        <w:rPr>
+          <w:lang w:val="nl"/>
+        </w:rPr>
+        <w:t xml:space="preserve">Het gaat in batches van 200. Na elke batch zie je de stand; klik op</w:t>
+      </w:r>
+      <w:r>
+        <w:rPr>
+          <w:lang w:val="nl"/>
+        </w:rPr>
+        <w:t xml:space="preserve"> </w:t>
+      </w:r>
+      <w:r>
+        <w:rPr>
+          <w:b/>
+          <w:bCs/>
+          <w:lang w:val="nl"/>
+        </w:rPr>
+        <w:t xml:space="preserve">Volgende batch</w:t>
+      </w:r>
+      <w:r>
+        <w:rPr>
+          <w:lang w:val="nl"/>
+        </w:rPr>
+        <w:t xml:space="preserve"> </w:t>
+      </w:r>
+      <w:r>
+        <w:rPr>
+          <w:lang w:val="nl"/>
+        </w:rPr>
+        <w:t xml:space="preserve">tot er 0</w:t>
+      </w:r>
+      <w:r>
+        <w:rPr>
+          <w:lang w:val="nl"/>
+        </w:rPr>
+        <w:t xml:space="preserve"> </w:t>
+      </w:r>
+      <w:r>
+        <w:rPr>
+          <w:lang w:val="nl"/>
+        </w:rPr>
+        <w:t xml:space="preserve">over staat. Met</w:t>
+      </w:r>
+      <w:r>
+        <w:rPr>
+          <w:lang w:val="nl"/>
+        </w:rPr>
+        <w:t xml:space="preserve"> </w:t>
+      </w:r>
+      <w:r>
+        <w:rPr>
+          <w:b/>
+          <w:bCs/>
+          <w:lang w:val="nl"/>
+        </w:rPr>
+        <w:t xml:space="preserve">Stoppen, later verder</w:t>
+      </w:r>
+      <w:r>
+        <w:rPr>
+          <w:lang w:val="nl"/>
+        </w:rPr>
+        <w:t xml:space="preserve"> </w:t>
+      </w:r>
+      <w:r>
+        <w:rPr>
+          <w:lang w:val="nl"/>
+        </w:rPr>
+        <w:t xml:space="preserve">onderbreek je; wat klaar is wordt de volgende keer</w:t>
+      </w:r>
+      <w:r>
+        <w:rPr>
+          <w:lang w:val="nl"/>
+        </w:rPr>
+        <w:t xml:space="preserve"> </w:t>
+      </w:r>
+      <w:r>
+        <w:rPr>
+          <w:lang w:val="nl"/>
+        </w:rPr>
+        <w:t xml:space="preserve">overgeslagen. Mislukt er iets, dan staat dat op het scherm en gaat de rest gewoon door.</w:t>
+      </w:r>
+    </w:p>
+    <w:p>
+      <w:pPr>
+        <w:pStyle w:val="Compact"/>
+        <w:numPr>
+          <w:ilvl w:val="0"/>
+          <w:numId w:val="1106"/>
+        </w:numPr>
+      </w:pPr>
+      <w:r>
+        <w:rPr>
+          <w:lang w:val="nl"/>
+        </w:rPr>
+        <w:t xml:space="preserve">Staat alles op de nieuwe versie, dan zie je dat in een groene melding. Laat de technisch</w:t>
+      </w:r>
+      <w:r>
+        <w:rPr>
+          <w:lang w:val="nl"/>
+        </w:rPr>
+        <w:t xml:space="preserve"> </w:t>
+      </w:r>
+      <w:r>
+        <w:rPr>
+          <w:lang w:val="nl"/>
+        </w:rPr>
+        <w:t xml:space="preserve">beheerder daarna de back-up controleren en de oude sleutel uit de configuratie halen. Tot dat</w:t>
+      </w:r>
+      <w:r>
+        <w:rPr>
+          <w:lang w:val="nl"/>
+        </w:rPr>
+        <w:t xml:space="preserve"> </w:t>
+      </w:r>
+      <w:r>
+        <w:rPr>
+          <w:lang w:val="nl"/>
+        </w:rPr>
+        <w:t xml:space="preserve">gebeurt, geeft de systeemcontrole een waarschuwing.</w:t>
+      </w:r>
+    </w:p>
+    <w:p>
+      <w:pPr>
+        <w:pStyle w:val="FirstParagraph"/>
+      </w:pPr>
+      <w:r>
+        <w:rPr>
+          <w:lang w:val="nl"/>
+        </w:rPr>
+        <w:t xml:space="preserve">De koppeling met een authenticator-app (tweestaps) staat niet in deze tabel en wordt niet opnieuw</w:t>
+      </w:r>
+      <w:r>
+        <w:rPr>
+          <w:lang w:val="nl"/>
+        </w:rPr>
+        <w:t xml:space="preserve"> </w:t>
+      </w:r>
+      <w:r>
+        <w:rPr>
+          <w:lang w:val="nl"/>
+        </w:rPr>
+        <w:t xml:space="preserve">ingepakt. Is de oude sleutel weg, dan vraagt inloggen met een wachtwoord een code per e-mail in</w:t>
+      </w:r>
+      <w:r>
+        <w:rPr>
+          <w:lang w:val="nl"/>
+        </w:rPr>
+        <w:t xml:space="preserve"> </w:t>
+      </w:r>
+      <w:r>
+        <w:rPr>
+          <w:lang w:val="nl"/>
+        </w:rPr>
+        <w:t xml:space="preserve">plaats van een code uit de app. Laat wie een wachtwoord heeft de app daarna opnieuw instellen in</w:t>
+      </w:r>
+      <w:r>
+        <w:rPr>
+          <w:lang w:val="nl"/>
+        </w:rPr>
+        <w:t xml:space="preserve"> </w:t>
+      </w:r>
+      <w:r>
+        <w:rPr>
+          <w:lang w:val="nl"/>
+        </w:rPr>
+        <w:t xml:space="preserve">Mijn profiel (</w:t>
+      </w:r>
+      <w:r>
+        <w:rPr>
+          <w:b/>
+          <w:bCs/>
+          <w:lang w:val="nl"/>
+        </w:rPr>
+        <w:t xml:space="preserve">Opnieuw instellen</w:t>
+      </w:r>
+      <w:r>
+        <w:rPr>
+          <w:lang w:val="nl"/>
+        </w:rPr>
+        <w:t xml:space="preserve"> </w:t>
+      </w:r>
+      <w:r>
+        <w:rPr>
+          <w:lang w:val="nl"/>
+        </w:rPr>
+        <w:t xml:space="preserve">met een herstelcode, of anders eerst</w:t>
+      </w:r>
+      <w:r>
+        <w:rPr>
+          <w:lang w:val="nl"/>
+        </w:rPr>
+        <w:t xml:space="preserve"> </w:t>
+      </w:r>
+      <w:r>
+        <w:rPr>
+          <w:b/>
+          <w:bCs/>
+          <w:lang w:val="nl"/>
+        </w:rPr>
+        <w:t xml:space="preserve">Tweestaps resetten</w:t>
+      </w:r>
+      <w:r>
+        <w:rPr>
+          <w:lang w:val="nl"/>
+        </w:rPr>
+        <w:t xml:space="preserve"> </w:t>
+      </w:r>
+      <w:r>
+        <w:rPr>
+          <w:lang w:val="nl"/>
+        </w:rPr>
+        <w:t xml:space="preserve">bij Beheerders).</w:t>
+      </w:r>
+    </w:p>
+    <w:bookmarkEnd w:id="148"/>
+    <w:bookmarkStart w:id="149" w:name="fouten-opzoeken"/>
+    <w:p>
+      <w:pPr>
+        <w:pStyle w:val="Heading2"/>
+      </w:pPr>
+      <w:r>
+        <w:rPr>
+          <w:lang w:val="nl"/>
+        </w:rPr>
+        <w:t xml:space="preserve">Fouten opzoeken</w:t>
+      </w:r>
+    </w:p>
+    <w:p>
+      <w:pPr>
+        <w:pStyle w:val="Compact"/>
+        <w:numPr>
+          <w:ilvl w:val="0"/>
+          <w:numId w:val="1107"/>
+        </w:numPr>
+      </w:pPr>
+      <w:r>
+        <w:rPr>
+          <w:lang w:val="nl"/>
+        </w:rPr>
+        <w:t xml:space="preserve">Iemand meldt een foutmelding: vraag naar het</w:t>
+      </w:r>
+      <w:r>
+        <w:rPr>
+          <w:lang w:val="nl"/>
+        </w:rPr>
+        <w:t xml:space="preserve"> </w:t>
+      </w:r>
+      <w:r>
+        <w:rPr>
+          <w:b/>
+          <w:bCs/>
+          <w:lang w:val="nl"/>
+        </w:rPr>
+        <w:t xml:space="preserve">ref</w:t>
+      </w:r>
+      <w:r>
+        <w:rPr>
+          <w:lang w:val="nl"/>
+        </w:rPr>
+        <w:t xml:space="preserve">-nummer dat op de foutpagina staat.</w:t>
+      </w:r>
+    </w:p>
+    <w:p>
+      <w:pPr>
+        <w:pStyle w:val="Compact"/>
+        <w:numPr>
+          <w:ilvl w:val="0"/>
+          <w:numId w:val="1107"/>
+        </w:numPr>
+      </w:pPr>
+      <w:r>
+        <w:rPr>
+          <w:lang w:val="nl"/>
+        </w:rPr>
+        <w:t xml:space="preserve">Open Logboek ›</w:t>
+      </w:r>
+      <w:r>
+        <w:rPr>
+          <w:lang w:val="nl"/>
+        </w:rPr>
+        <w:t xml:space="preserve"> </w:t>
+      </w:r>
+      <w:r>
+        <w:rPr>
+          <w:b/>
+          <w:bCs/>
+          <w:lang w:val="nl"/>
+        </w:rPr>
+        <w:t xml:space="preserve">Fouten</w:t>
+      </w:r>
+      <w:r>
+        <w:rPr>
+          <w:lang w:val="nl"/>
+        </w:rPr>
+        <w:t xml:space="preserve"> </w:t>
+      </w:r>
+      <w:r>
+        <w:rPr>
+          <w:lang w:val="nl"/>
+        </w:rPr>
+        <w:t xml:space="preserve">en zoek op dat nummer in "Zoek in details…".</w:t>
+      </w:r>
+    </w:p>
+    <w:p>
+      <w:pPr>
+        <w:pStyle w:val="Compact"/>
+        <w:numPr>
+          <w:ilvl w:val="0"/>
+          <w:numId w:val="1107"/>
+        </w:numPr>
+      </w:pPr>
+      <w:r>
+        <w:rPr>
+          <w:lang w:val="nl"/>
+        </w:rPr>
+        <w:t xml:space="preserve">Je ziet de foutcode, het bericht, het bestand, de regel, het adres en de gebruiker.</w:t>
+      </w:r>
+    </w:p>
+    <w:p>
+      <w:pPr>
+        <w:pStyle w:val="Compact"/>
+        <w:numPr>
+          <w:ilvl w:val="0"/>
+          <w:numId w:val="1107"/>
+        </w:numPr>
+      </w:pPr>
+      <w:r>
+        <w:rPr>
+          <w:lang w:val="nl"/>
+        </w:rPr>
         <w:t xml:space="preserve">Komt dezelfde fout vaker terug, meld hem dan bij de technisch beheerder.</w:t>
       </w:r>
     </w:p>
@@ -48529,8 +49103,8 @@
         <w:t xml:space="preserve">Logboek › Fouten.</w:t>
       </w:r>
     </w:p>
-    <w:bookmarkEnd w:id="148"/>
-    <w:bookmarkStart w:id="149" w:name="testomgeving"/>
+    <w:bookmarkEnd w:id="149"/>
+    <w:bookmarkStart w:id="150" w:name="testomgeving"/>
     <w:p>
       <w:pPr>
         <w:pStyle w:val="Heading2"/>
@@ -48604,9 +49178,9 @@
         </w:pict>
       </w:r>
     </w:p>
-    <w:bookmarkEnd w:id="149"/>
     <w:bookmarkEnd w:id="150"/>
-    <w:bookmarkStart w:id="151" w:name="veelgestelde-vragen"/>
+    <w:bookmarkEnd w:id="151"/>
+    <w:bookmarkStart w:id="152" w:name="veelgestelde-vragen"/>
     <w:p>
       <w:pPr>
         <w:pStyle w:val="Heading1"/>
@@ -49906,8 +50480,8 @@
         </w:pict>
       </w:r>
     </w:p>
-    <w:bookmarkEnd w:id="151"/>
-    <w:bookmarkStart w:id="152" w:name="woordenlijst"/>
+    <w:bookmarkEnd w:id="152"/>
+    <w:bookmarkStart w:id="153" w:name="woordenlijst"/>
     <w:p>
       <w:pPr>
         <w:pStyle w:val="Heading1"/>
@@ -50469,7 +51043,7 @@
         <w:t xml:space="preserve">— het digitale zegel op ondertekende PDF's. Daarmee is te controleren dat het document na het tekenen niet is veranderd.</w:t>
       </w:r>
     </w:p>
-    <w:bookmarkEnd w:id="152"/>
+    <w:bookmarkEnd w:id="153"/>
     <w:sectPr>
       <w:footnotePr>
         <w:numRestart w:val="eachSect"/>
@@ -51745,9 +52319,6 @@
     <w:abstractNumId w:val="991"/>
   </w:num>
   <w:num w:numId="1084">
-    <w:abstractNumId w:val="991"/>
-  </w:num>
-  <w:num w:numId="1085">
     <w:abstractNumId w:val="99411"/>
     <w:lvlOverride w:ilvl="0">
       <w:startOverride w:val="1"/>
@@ -51777,7 +52348,13 @@
       <w:startOverride w:val="1"/>
     </w:lvlOverride>
   </w:num>
+  <w:num w:numId="1085">
+    <w:abstractNumId w:val="991"/>
+  </w:num>
   <w:num w:numId="1086">
+    <w:abstractNumId w:val="991"/>
+  </w:num>
+  <w:num w:numId="1087">
     <w:abstractNumId w:val="99411"/>
     <w:lvlOverride w:ilvl="0">
       <w:startOverride w:val="1"/>
@@ -51807,13 +52384,7 @@
       <w:startOverride w:val="1"/>
     </w:lvlOverride>
   </w:num>
-  <w:num w:numId="1087">
-    <w:abstractNumId w:val="991"/>
-  </w:num>
   <w:num w:numId="1088">
-    <w:abstractNumId w:val="991"/>
-  </w:num>
-  <w:num w:numId="1089">
     <w:abstractNumId w:val="99411"/>
     <w:lvlOverride w:ilvl="0">
       <w:startOverride w:val="1"/>
@@ -51843,7 +52414,13 @@
       <w:startOverride w:val="1"/>
     </w:lvlOverride>
   </w:num>
+  <w:num w:numId="1089">
+    <w:abstractNumId w:val="991"/>
+  </w:num>
   <w:num w:numId="1090">
+    <w:abstractNumId w:val="991"/>
+  </w:num>
+  <w:num w:numId="1091">
     <w:abstractNumId w:val="99411"/>
     <w:lvlOverride w:ilvl="0">
       <w:startOverride w:val="1"/>
@@ -51873,13 +52450,7 @@
       <w:startOverride w:val="1"/>
     </w:lvlOverride>
   </w:num>
-  <w:num w:numId="1091">
-    <w:abstractNumId w:val="991"/>
-  </w:num>
   <w:num w:numId="1092">
-    <w:abstractNumId w:val="991"/>
-  </w:num>
-  <w:num w:numId="1093">
     <w:abstractNumId w:val="99411"/>
     <w:lvlOverride w:ilvl="0">
       <w:startOverride w:val="1"/>
@@ -51908,6 +52479,9 @@
     <w:lvlOverride w:ilvl="8">
       <w:startOverride w:val="1"/>
     </w:lvlOverride>
+  </w:num>
+  <w:num w:numId="1093">
+    <w:abstractNumId w:val="991"/>
   </w:num>
   <w:num w:numId="1094">
     <w:abstractNumId w:val="991"/>
@@ -51943,34 +52517,7 @@
     </w:lvlOverride>
   </w:num>
   <w:num w:numId="1096">
-    <w:abstractNumId w:val="99411"/>
-    <w:lvlOverride w:ilvl="0">
-      <w:startOverride w:val="1"/>
-    </w:lvlOverride>
-    <w:lvlOverride w:ilvl="1">
-      <w:startOverride w:val="1"/>
-    </w:lvlOverride>
-    <w:lvlOverride w:ilvl="2">
-      <w:startOverride w:val="1"/>
-    </w:lvlOverride>
-    <w:lvlOverride w:ilvl="3">
-      <w:startOverride w:val="1"/>
-    </w:lvlOverride>
-    <w:lvlOverride w:ilvl="4">
-      <w:startOverride w:val="1"/>
-    </w:lvlOverride>
-    <w:lvlOverride w:ilvl="5">
-      <w:startOverride w:val="1"/>
-    </w:lvlOverride>
-    <w:lvlOverride w:ilvl="6">
-      <w:startOverride w:val="1"/>
-    </w:lvlOverride>
-    <w:lvlOverride w:ilvl="7">
-      <w:startOverride w:val="1"/>
-    </w:lvlOverride>
-    <w:lvlOverride w:ilvl="8">
-      <w:startOverride w:val="1"/>
-    </w:lvlOverride>
+    <w:abstractNumId w:val="991"/>
   </w:num>
   <w:num w:numId="1097">
     <w:abstractNumId w:val="99411"/>
@@ -52033,21 +52580,6 @@
     </w:lvlOverride>
   </w:num>
   <w:num w:numId="1099">
-    <w:abstractNumId w:val="991"/>
-  </w:num>
-  <w:num w:numId="1100">
-    <w:abstractNumId w:val="991"/>
-  </w:num>
-  <w:num w:numId="1101">
-    <w:abstractNumId w:val="991"/>
-  </w:num>
-  <w:num w:numId="1102">
-    <w:abstractNumId w:val="991"/>
-  </w:num>
-  <w:num w:numId="1103">
-    <w:abstractNumId w:val="991"/>
-  </w:num>
-  <w:num w:numId="1104">
     <w:abstractNumId w:val="99411"/>
     <w:lvlOverride w:ilvl="0">
       <w:startOverride w:val="1"/>
@@ -52077,7 +52609,82 @@
       <w:startOverride w:val="1"/>
     </w:lvlOverride>
   </w:num>
+  <w:num w:numId="1100">
+    <w:abstractNumId w:val="99411"/>
+    <w:lvlOverride w:ilvl="0">
+      <w:startOverride w:val="1"/>
+    </w:lvlOverride>
+    <w:lvlOverride w:ilvl="1">
+      <w:startOverride w:val="1"/>
+    </w:lvlOverride>
+    <w:lvlOverride w:ilvl="2">
+      <w:startOverride w:val="1"/>
+    </w:lvlOverride>
+    <w:lvlOverride w:ilvl="3">
+      <w:startOverride w:val="1"/>
+    </w:lvlOverride>
+    <w:lvlOverride w:ilvl="4">
+      <w:startOverride w:val="1"/>
+    </w:lvlOverride>
+    <w:lvlOverride w:ilvl="5">
+      <w:startOverride w:val="1"/>
+    </w:lvlOverride>
+    <w:lvlOverride w:ilvl="6">
+      <w:startOverride w:val="1"/>
+    </w:lvlOverride>
+    <w:lvlOverride w:ilvl="7">
+      <w:startOverride w:val="1"/>
+    </w:lvlOverride>
+    <w:lvlOverride w:ilvl="8">
+      <w:startOverride w:val="1"/>
+    </w:lvlOverride>
+  </w:num>
+  <w:num w:numId="1101">
+    <w:abstractNumId w:val="991"/>
+  </w:num>
+  <w:num w:numId="1102">
+    <w:abstractNumId w:val="991"/>
+  </w:num>
+  <w:num w:numId="1103">
+    <w:abstractNumId w:val="991"/>
+  </w:num>
+  <w:num w:numId="1104">
+    <w:abstractNumId w:val="991"/>
+  </w:num>
   <w:num w:numId="1105">
+    <w:abstractNumId w:val="991"/>
+  </w:num>
+  <w:num w:numId="1106">
+    <w:abstractNumId w:val="99411"/>
+    <w:lvlOverride w:ilvl="0">
+      <w:startOverride w:val="1"/>
+    </w:lvlOverride>
+    <w:lvlOverride w:ilvl="1">
+      <w:startOverride w:val="1"/>
+    </w:lvlOverride>
+    <w:lvlOverride w:ilvl="2">
+      <w:startOverride w:val="1"/>
+    </w:lvlOverride>
+    <w:lvlOverride w:ilvl="3">
+      <w:startOverride w:val="1"/>
+    </w:lvlOverride>
+    <w:lvlOverride w:ilvl="4">
+      <w:startOverride w:val="1"/>
+    </w:lvlOverride>
+    <w:lvlOverride w:ilvl="5">
+      <w:startOverride w:val="1"/>
+    </w:lvlOverride>
+    <w:lvlOverride w:ilvl="6">
+      <w:startOverride w:val="1"/>
+    </w:lvlOverride>
+    <w:lvlOverride w:ilvl="7">
+      <w:startOverride w:val="1"/>
+    </w:lvlOverride>
+    <w:lvlOverride w:ilvl="8">
+      <w:startOverride w:val="1"/>
+    </w:lvlOverride>
+  </w:num>
+  <w:num w:numId="1107">
     <w:abstractNumId w:val="99411"/>
     <w:lvlOverride w:ilvl="0">
       <w:startOverride w:val="1"/>

--- a/docs/handleiding/word/handleiding_beheer.docx
+++ b/docs/handleiding/word/handleiding_beheer.docx
@@ -16322,6 +16322,184 @@
     </w:p>
     <w:p>
       <w:pPr>
+        <w:pStyle w:val="FirstParagraph"/>
+      </w:pPr>
+      <w:r>
+        <w:rPr>
+          <w:lang w:val="nl"/>
+        </w:rPr>
+        <w:t xml:space="preserve">Bovenaan staat altijd de kaart</w:t>
+      </w:r>
+      <w:r>
+        <w:rPr>
+          <w:lang w:val="nl"/>
+        </w:rPr>
+        <w:t xml:space="preserve"> </w:t>
+      </w:r>
+      <w:r>
+        <w:rPr>
+          <w:b/>
+          <w:bCs/>
+          <w:lang w:val="nl"/>
+        </w:rPr>
+        <w:t xml:space="preserve">Nu</w:t>
+      </w:r>
+      <w:r>
+        <w:rPr>
+          <w:lang w:val="nl"/>
+        </w:rPr>
+        <w:t xml:space="preserve">: in één zin waar de sollicitant staat (bijvoorbeeld "Selectiedag</w:t>
+      </w:r>
+      <w:r>
+        <w:rPr>
+          <w:lang w:val="nl"/>
+        </w:rPr>
+        <w:t xml:space="preserve"> </w:t>
+      </w:r>
+      <w:r>
+        <w:rPr>
+          <w:lang w:val="nl"/>
+        </w:rPr>
+        <w:t xml:space="preserve">geweest. Besluit: door. Bellen en uitnodigen voor het trainingsweekend gaat via de bellijst"), en</w:t>
+      </w:r>
+      <w:r>
+        <w:rPr>
+          <w:lang w:val="nl"/>
+        </w:rPr>
+        <w:t xml:space="preserve"> </w:t>
+      </w:r>
+      <w:r>
+        <w:rPr>
+          <w:lang w:val="nl"/>
+        </w:rPr>
+        <w:t xml:space="preserve">onder</w:t>
+      </w:r>
+      <w:r>
+        <w:rPr>
+          <w:lang w:val="nl"/>
+        </w:rPr>
+        <w:t xml:space="preserve"> </w:t>
+      </w:r>
+      <w:r>
+        <w:rPr>
+          <w:b/>
+          <w:bCs/>
+          <w:lang w:val="nl"/>
+        </w:rPr>
+        <w:t xml:space="preserve">Wacht op</w:t>
+      </w:r>
+      <w:r>
+        <w:rPr>
+          <w:lang w:val="nl"/>
+        </w:rPr>
+        <w:t xml:space="preserve"> </w:t>
+      </w:r>
+      <w:r>
+        <w:rPr>
+          <w:lang w:val="nl"/>
+        </w:rPr>
+        <w:t xml:space="preserve">de taken die nog openstaan, met "(wacht op ouder)" als een ouder aan zet is. Staat</w:t>
+      </w:r>
+      <w:r>
+        <w:rPr>
+          <w:lang w:val="nl"/>
+        </w:rPr>
+        <w:t xml:space="preserve"> </w:t>
+      </w:r>
+      <w:r>
+        <w:rPr>
+          <w:lang w:val="nl"/>
+        </w:rPr>
+        <w:t xml:space="preserve">er iets open, dan stuurt</w:t>
+      </w:r>
+      <w:r>
+        <w:rPr>
+          <w:lang w:val="nl"/>
+        </w:rPr>
+        <w:t xml:space="preserve"> </w:t>
+      </w:r>
+      <w:r>
+        <w:rPr>
+          <w:b/>
+          <w:bCs/>
+          <w:lang w:val="nl"/>
+        </w:rPr>
+        <w:t xml:space="preserve">Herinnering sturen</w:t>
+      </w:r>
+      <w:r>
+        <w:rPr>
+          <w:lang w:val="nl"/>
+        </w:rPr>
+        <w:t xml:space="preserve"> </w:t>
+      </w:r>
+      <w:r>
+        <w:rPr>
+          <w:lang w:val="nl"/>
+        </w:rPr>
+        <w:t xml:space="preserve">(na een korte vraag) dezelfde herinnering als de</w:t>
+      </w:r>
+      <w:r>
+        <w:rPr>
+          <w:lang w:val="nl"/>
+        </w:rPr>
+        <w:t xml:space="preserve"> </w:t>
+      </w:r>
+      <w:r>
+        <w:rPr>
+          <w:lang w:val="nl"/>
+        </w:rPr>
+        <w:t xml:space="preserve">bulkknop op de lijst. De stap vooruit zelf staat in de kop, niet in deze kaart.</w:t>
+      </w:r>
+    </w:p>
+    <w:p>
+      <w:pPr>
+        <w:pStyle w:val="BodyText"/>
+      </w:pPr>
+      <w:r>
+        <w:rPr>
+          <w:lang w:val="nl"/>
+        </w:rPr>
+        <w:t xml:space="preserve">Alles daaronder staat ingeklapt, met een samenvatting op één regel (bijvoorbeeld "Advies · Door ·</w:t>
+      </w:r>
+      <w:r>
+        <w:rPr>
+          <w:lang w:val="nl"/>
+        </w:rPr>
+        <w:t xml:space="preserve"> </w:t>
+      </w:r>
+      <w:r>
+        <w:rPr>
+          <w:lang w:val="nl"/>
+        </w:rPr>
+        <w:t xml:space="preserve">4,3 gemiddeld"). Klik om te openen; wat je openklapt blijft open zolang je werkt, ook bij de</w:t>
+      </w:r>
+      <w:r>
+        <w:rPr>
+          <w:lang w:val="nl"/>
+        </w:rPr>
+        <w:t xml:space="preserve"> </w:t>
+      </w:r>
+      <w:r>
+        <w:rPr>
+          <w:lang w:val="nl"/>
+        </w:rPr>
+        <w:t xml:space="preserve">volgende sollicitant. Na de selectiedag staat het advies standaard open, en een gemelde</w:t>
+      </w:r>
+      <w:r>
+        <w:rPr>
+          <w:lang w:val="nl"/>
+        </w:rPr>
+        <w:t xml:space="preserve"> </w:t>
+      </w:r>
+      <w:r>
+        <w:rPr>
+          <w:lang w:val="nl"/>
+        </w:rPr>
+        <w:t xml:space="preserve">bijzonderheid zie je als rood label zonder uit te klappen.</w:t>
+      </w:r>
+    </w:p>
+    <w:p>
+      <w:pPr>
         <w:pStyle w:val="Compact"/>
         <w:numPr>
           <w:ilvl w:val="0"/>
@@ -16527,19 +16705,19 @@
         <w:rPr>
           <w:lang w:val="nl"/>
         </w:rPr>
-        <w:t xml:space="preserve">(met bewerkrecht): een uitklapper om naam, e-mail, telefoon of</w:t>
-      </w:r>
-      <w:r>
-        <w:rPr>
-          <w:lang w:val="nl"/>
-        </w:rPr>
-        <w:t xml:space="preserve"> </w:t>
-      </w:r>
-      <w:r>
-        <w:rPr>
-          <w:lang w:val="nl"/>
-        </w:rPr>
-        <w:t xml:space="preserve">geboortedatum te verbeteren. Zie</w:t>
+        <w:t xml:space="preserve">(met bewerkrecht, onderaan de kaart Gegevens): een uitklapper om naam,</w:t>
+      </w:r>
+      <w:r>
+        <w:rPr>
+          <w:lang w:val="nl"/>
+        </w:rPr>
+        <w:t xml:space="preserve"> </w:t>
+      </w:r>
+      <w:r>
+        <w:rPr>
+          <w:lang w:val="nl"/>
+        </w:rPr>
+        <w:t xml:space="preserve">e-mail, telefoon of geboortedatum te verbeteren. Zie</w:t>
       </w:r>
       <w:r>
         <w:rPr>
@@ -17042,7 +17220,13 @@
         <w:rPr>
           <w:lang w:val="nl"/>
         </w:rPr>
-        <w:t xml:space="preserve">: de taken precies zoals de sollicitant ze in het portaal ziet, met "x / y afgerond"</w:t>
+        <w:t xml:space="preserve"> </w:t>
+      </w:r>
+      <w:r>
+        <w:rPr>
+          <w:lang w:val="nl"/>
+        </w:rPr>
+        <w:t xml:space="preserve">(ingeklapt, "x van y afgerond"): de taken precies zoals de sollicitant ze in het portaal ziet, met "x / y afgerond"</w:t>
       </w:r>
       <w:r>
         <w:rPr>
@@ -17182,13 +17366,19 @@
           <w:bCs/>
           <w:lang w:val="nl"/>
         </w:rPr>
-        <w:t xml:space="preserve">Tijdlijn</w:t>
-      </w:r>
-      <w:r>
-        <w:rPr>
-          <w:lang w:val="nl"/>
-        </w:rPr>
-        <w:t xml:space="preserve">: de laatste gebeurtenissen.</w:t>
+        <w:t xml:space="preserve">Eerdere seizoenen</w:t>
+      </w:r>
+      <w:r>
+        <w:rPr>
+          <w:lang w:val="nl"/>
+        </w:rPr>
+        <w:t xml:space="preserve"> </w:t>
+      </w:r>
+      <w:r>
+        <w:rPr>
+          <w:lang w:val="nl"/>
+        </w:rPr>
+        <w:t xml:space="preserve">(ingeklapt): eerdere sollicitaties van dezelfde persoon, met de fase waarin die eindigden.</w:t>
       </w:r>
     </w:p>
     <w:p>
@@ -17205,13 +17395,19 @@
           <w:bCs/>
           <w:lang w:val="nl"/>
         </w:rPr>
-        <w:t xml:space="preserve">Eerdere seizoenen</w:t>
-      </w:r>
-      <w:r>
-        <w:rPr>
-          <w:lang w:val="nl"/>
-        </w:rPr>
-        <w:t xml:space="preserve">: eerdere sollicitaties van dezelfde persoon, met de fase waarin die eindigden.</w:t>
+        <w:t xml:space="preserve">Tijdlijn bekijken</w:t>
+      </w:r>
+      <w:r>
+        <w:rPr>
+          <w:lang w:val="nl"/>
+        </w:rPr>
+        <w:t xml:space="preserve"> </w:t>
+      </w:r>
+      <w:r>
+        <w:rPr>
+          <w:lang w:val="nl"/>
+        </w:rPr>
+        <w:t xml:space="preserve">opent het tabblad Tijdlijn.</w:t>
       </w:r>
     </w:p>
     <w:bookmarkEnd w:id="59"/>

--- a/docs/handleiding/word/handleiding_beheer.docx
+++ b/docs/handleiding/word/handleiding_beheer.docx
@@ -32098,6 +32098,17 @@
     </w:p>
     <w:p>
       <w:pPr>
+        <w:pStyle w:val="FirstParagraph"/>
+      </w:pPr>
+      <w:r>
+        <w:rPr>
+          <w:lang w:val="nl"/>
+        </w:rPr>
+        <w:t xml:space="preserve">Het formulier staat in drie stappen onder elkaar, ook op een telefoon.</w:t>
+      </w:r>
+    </w:p>
+    <w:p>
+      <w:pPr>
         <w:pStyle w:val="Compact"/>
         <w:numPr>
           <w:ilvl w:val="0"/>
@@ -32110,121 +32121,203 @@
           <w:bCs/>
           <w:lang w:val="nl"/>
         </w:rPr>
-        <w:t xml:space="preserve">Kanaal</w:t>
-      </w:r>
-      <w:r>
-        <w:rPr>
-          <w:lang w:val="nl"/>
-        </w:rPr>
-        <w:t xml:space="preserve">: kies</w:t>
-      </w:r>
-      <w:r>
-        <w:rPr>
-          <w:lang w:val="nl"/>
-        </w:rPr>
-        <w:t xml:space="preserve"> </w:t>
-      </w:r>
-      <w:r>
-        <w:rPr>
-          <w:b/>
-          <w:bCs/>
-          <w:lang w:val="nl"/>
-        </w:rPr>
-        <w:t xml:space="preserve">E-mail</w:t>
-      </w:r>
-      <w:r>
-        <w:rPr>
-          <w:lang w:val="nl"/>
-        </w:rPr>
-        <w:t xml:space="preserve"> </w:t>
-      </w:r>
-      <w:r>
-        <w:rPr>
-          <w:lang w:val="nl"/>
-        </w:rPr>
-        <w:t xml:space="preserve">(volledige opmaak),</w:t>
-      </w:r>
-      <w:r>
-        <w:rPr>
-          <w:lang w:val="nl"/>
-        </w:rPr>
-        <w:t xml:space="preserve"> </w:t>
-      </w:r>
-      <w:r>
-        <w:rPr>
-          <w:b/>
-          <w:bCs/>
-          <w:lang w:val="nl"/>
-        </w:rPr>
-        <w:t xml:space="preserve">WhatsApp/SMS</w:t>
-      </w:r>
-      <w:r>
-        <w:rPr>
-          <w:lang w:val="nl"/>
-        </w:rPr>
-        <w:t xml:space="preserve"> </w:t>
-      </w:r>
-      <w:r>
-        <w:rPr>
-          <w:lang w:val="nl"/>
-        </w:rPr>
-        <w:t xml:space="preserve">(korte tekst, e-mail als</w:t>
-      </w:r>
-      <w:r>
-        <w:rPr>
-          <w:lang w:val="nl"/>
-        </w:rPr>
-        <w:t xml:space="preserve"> </w:t>
-      </w:r>
-      <w:r>
-        <w:rPr>
-          <w:lang w:val="nl"/>
-        </w:rPr>
-        <w:t xml:space="preserve">terugval) of</w:t>
-      </w:r>
-      <w:r>
-        <w:rPr>
-          <w:lang w:val="nl"/>
-        </w:rPr>
-        <w:t xml:space="preserve"> </w:t>
-      </w:r>
-      <w:r>
-        <w:rPr>
-          <w:b/>
-          <w:bCs/>
-          <w:lang w:val="nl"/>
-        </w:rPr>
-        <w:t xml:space="preserve">E-mail + WhatsApp/SMS</w:t>
-      </w:r>
-      <w:r>
-        <w:rPr>
-          <w:lang w:val="nl"/>
-        </w:rPr>
-        <w:t xml:space="preserve">. WhatsApp of SMS volgt de voorkeur die de sollicitant</w:t>
-      </w:r>
-      <w:r>
-        <w:rPr>
-          <w:lang w:val="nl"/>
-        </w:rPr>
-        <w:t xml:space="preserve"> </w:t>
-      </w:r>
-      <w:r>
-        <w:rPr>
-          <w:lang w:val="nl"/>
-        </w:rPr>
-        <w:t xml:space="preserve">zelf instelde. Zonder telefoonnummer, of als het niet lukt, gaat het bericht per e-mail. Wie</w:t>
-      </w:r>
-      <w:r>
-        <w:rPr>
-          <w:lang w:val="nl"/>
-        </w:rPr>
-        <w:t xml:space="preserve"> </w:t>
-      </w:r>
-      <w:r>
-        <w:rPr>
-          <w:lang w:val="nl"/>
-        </w:rPr>
-        <w:t xml:space="preserve">zich heeft afgemeld wordt overgeslagen, en elk bericht krijgt een afmeldvoet.</w:t>
+        <w:t xml:space="preserve">Aan</w:t>
+      </w:r>
+      <w:r>
+        <w:rPr>
+          <w:lang w:val="nl"/>
+        </w:rPr>
+        <w:t xml:space="preserve">: typ een naam in het zoekveld, of klik op een snelknop zoals</w:t>
+      </w:r>
+      <w:r>
+        <w:rPr>
+          <w:lang w:val="nl"/>
+        </w:rPr>
+        <w:t xml:space="preserve"> </w:t>
+      </w:r>
+      <w:r>
+        <w:rPr>
+          <w:b/>
+          <w:bCs/>
+          <w:lang w:val="nl"/>
+        </w:rPr>
+        <w:t xml:space="preserve">+ Aangemeld (12)</w:t>
+      </w:r>
+      <w:r>
+        <w:rPr>
+          <w:lang w:val="nl"/>
+        </w:rPr>
+        <w:t xml:space="preserve"> </w:t>
+      </w:r>
+      <w:r>
+        <w:rPr>
+          <w:lang w:val="nl"/>
+        </w:rPr>
+        <w:t xml:space="preserve">of</w:t>
+      </w:r>
+      <w:r>
+        <w:rPr>
+          <w:lang w:val="nl"/>
+        </w:rPr>
+        <w:t xml:space="preserve"> </w:t>
+      </w:r>
+      <w:r>
+        <w:rPr>
+          <w:b/>
+          <w:bCs/>
+          <w:lang w:val="nl"/>
+        </w:rPr>
+        <w:t xml:space="preserve">+ Seintje gevraagd (4)</w:t>
+      </w:r>
+      <w:r>
+        <w:rPr>
+          <w:lang w:val="nl"/>
+        </w:rPr>
+        <w:t xml:space="preserve">.</w:t>
+      </w:r>
+      <w:r>
+        <w:rPr>
+          <w:lang w:val="nl"/>
+        </w:rPr>
+        <w:t xml:space="preserve"> </w:t>
+      </w:r>
+      <w:r>
+        <w:rPr>
+          <w:b/>
+          <w:bCs/>
+          <w:lang w:val="nl"/>
+        </w:rPr>
+        <w:t xml:space="preserve">Iedereen</w:t>
+      </w:r>
+      <w:r>
+        <w:rPr>
+          <w:lang w:val="nl"/>
+        </w:rPr>
+        <w:t xml:space="preserve"> </w:t>
+      </w:r>
+      <w:r>
+        <w:rPr>
+          <w:lang w:val="nl"/>
+        </w:rPr>
+        <w:t xml:space="preserve">en</w:t>
+      </w:r>
+      <w:r>
+        <w:rPr>
+          <w:lang w:val="nl"/>
+        </w:rPr>
+        <w:t xml:space="preserve"> </w:t>
+      </w:r>
+      <w:r>
+        <w:rPr>
+          <w:b/>
+          <w:bCs/>
+          <w:lang w:val="nl"/>
+        </w:rPr>
+        <w:t xml:space="preserve">Niemand</w:t>
+      </w:r>
+      <w:r>
+        <w:rPr>
+          <w:lang w:val="nl"/>
+        </w:rPr>
+        <w:t xml:space="preserve"> </w:t>
+      </w:r>
+      <w:r>
+        <w:rPr>
+          <w:lang w:val="nl"/>
+        </w:rPr>
+        <w:t xml:space="preserve">zetten de hele lijst aan of uit. Onder</w:t>
+      </w:r>
+      <w:r>
+        <w:rPr>
+          <w:lang w:val="nl"/>
+        </w:rPr>
+        <w:t xml:space="preserve"> </w:t>
+      </w:r>
+      <w:r>
+        <w:rPr>
+          <w:b/>
+          <w:bCs/>
+          <w:lang w:val="nl"/>
+        </w:rPr>
+        <w:t xml:space="preserve">Of</w:t>
+      </w:r>
+      <w:r>
+        <w:rPr>
+          <w:b/>
+          <w:bCs/>
+          <w:lang w:val="nl"/>
+        </w:rPr>
+        <w:t xml:space="preserve"> </w:t>
+      </w:r>
+      <w:r>
+        <w:rPr>
+          <w:b/>
+          <w:bCs/>
+          <w:lang w:val="nl"/>
+        </w:rPr>
+        <w:t xml:space="preserve">kies uit de volledige lijst</w:t>
+      </w:r>
+      <w:r>
+        <w:rPr>
+          <w:lang w:val="nl"/>
+        </w:rPr>
+        <w:t xml:space="preserve"> </w:t>
+      </w:r>
+      <w:r>
+        <w:rPr>
+          <w:lang w:val="nl"/>
+        </w:rPr>
+        <w:t xml:space="preserve">staan alle sollicitanten van het seizoen per fase, met een vinkje</w:t>
+      </w:r>
+      <w:r>
+        <w:rPr>
+          <w:lang w:val="nl"/>
+        </w:rPr>
+        <w:t xml:space="preserve"> </w:t>
+      </w:r>
+      <w:r>
+        <w:rPr>
+          <w:lang w:val="nl"/>
+        </w:rPr>
+        <w:t xml:space="preserve">voor de hele fase. Bij elke naam staan het e-mailadres en het kanaal ("WhatsApp", "sms",</w:t>
+      </w:r>
+      <w:r>
+        <w:rPr>
+          <w:lang w:val="nl"/>
+        </w:rPr>
+        <w:t xml:space="preserve"> </w:t>
+      </w:r>
+      <w:r>
+        <w:rPr>
+          <w:lang w:val="nl"/>
+        </w:rPr>
+        <w:t xml:space="preserve">"alleen e-mail" of "geen telefoon"), en eventueel het label "afgemeld". Kom je via</w:t>
+      </w:r>
+      <w:r>
+        <w:rPr>
+          <w:lang w:val="nl"/>
+        </w:rPr>
+        <w:t xml:space="preserve"> </w:t>
+      </w:r>
+      <w:r>
+        <w:rPr>
+          <w:b/>
+          <w:bCs/>
+          <w:lang w:val="nl"/>
+        </w:rPr>
+        <w:t xml:space="preserve">Bericht</w:t>
+      </w:r>
+      <w:r>
+        <w:rPr>
+          <w:lang w:val="nl"/>
+        </w:rPr>
+        <w:t xml:space="preserve"> </w:t>
+      </w:r>
+      <w:r>
+        <w:rPr>
+          <w:lang w:val="nl"/>
+        </w:rPr>
+        <w:t xml:space="preserve">in een dossier of via een bulkactie, dan staan die mensen al aangevinkt.</w:t>
       </w:r>
     </w:p>
     <w:p>
@@ -32241,7 +32334,166 @@
           <w:bCs/>
           <w:lang w:val="nl"/>
         </w:rPr>
-        <w:t xml:space="preserve">Inhoud</w:t>
+        <w:t xml:space="preserve">Hoe</w:t>
+      </w:r>
+      <w:r>
+        <w:rPr>
+          <w:lang w:val="nl"/>
+        </w:rPr>
+        <w:t xml:space="preserve">: standaard</w:t>
+      </w:r>
+      <w:r>
+        <w:rPr>
+          <w:lang w:val="nl"/>
+        </w:rPr>
+        <w:t xml:space="preserve"> </w:t>
+      </w:r>
+      <w:r>
+        <w:rPr>
+          <w:b/>
+          <w:bCs/>
+          <w:lang w:val="nl"/>
+        </w:rPr>
+        <w:t xml:space="preserve">WhatsApp/SMS</w:t>
+      </w:r>
+      <w:r>
+        <w:rPr>
+          <w:lang w:val="nl"/>
+        </w:rPr>
+        <w:t xml:space="preserve">. WhatsApp of sms volgt de voorkeur die de sollicitant zelf</w:t>
+      </w:r>
+      <w:r>
+        <w:rPr>
+          <w:lang w:val="nl"/>
+        </w:rPr>
+        <w:t xml:space="preserve"> </w:t>
+      </w:r>
+      <w:r>
+        <w:rPr>
+          <w:lang w:val="nl"/>
+        </w:rPr>
+        <w:t xml:space="preserve">instelde. Wie geen telefoonnummer heeft of liever alleen e-mail wil, krijgt dezelfde tekst als</w:t>
+      </w:r>
+      <w:r>
+        <w:rPr>
+          <w:lang w:val="nl"/>
+        </w:rPr>
+        <w:t xml:space="preserve"> </w:t>
+      </w:r>
+      <w:r>
+        <w:rPr>
+          <w:lang w:val="nl"/>
+        </w:rPr>
+        <w:t xml:space="preserve">eenvoudige e-mail (onderwerp "Bericht van …"); onder de keuze staat hoeveel van je ontvangers dat</w:t>
+      </w:r>
+      <w:r>
+        <w:rPr>
+          <w:lang w:val="nl"/>
+        </w:rPr>
+        <w:t xml:space="preserve"> </w:t>
+      </w:r>
+      <w:r>
+        <w:rPr>
+          <w:lang w:val="nl"/>
+        </w:rPr>
+        <w:t xml:space="preserve">zijn. Kies</w:t>
+      </w:r>
+      <w:r>
+        <w:rPr>
+          <w:lang w:val="nl"/>
+        </w:rPr>
+        <w:t xml:space="preserve"> </w:t>
+      </w:r>
+      <w:r>
+        <w:rPr>
+          <w:b/>
+          <w:bCs/>
+          <w:lang w:val="nl"/>
+        </w:rPr>
+        <w:t xml:space="preserve">E-mail</w:t>
+      </w:r>
+      <w:r>
+        <w:rPr>
+          <w:lang w:val="nl"/>
+        </w:rPr>
+        <w:t xml:space="preserve"> </w:t>
+      </w:r>
+      <w:r>
+        <w:rPr>
+          <w:lang w:val="nl"/>
+        </w:rPr>
+        <w:t xml:space="preserve">voor een mail met volledige opmaak, knoppen en bijlagen, of</w:t>
+      </w:r>
+      <w:r>
+        <w:rPr>
+          <w:lang w:val="nl"/>
+        </w:rPr>
+        <w:t xml:space="preserve"> </w:t>
+      </w:r>
+      <w:r>
+        <w:rPr>
+          <w:b/>
+          <w:bCs/>
+          <w:lang w:val="nl"/>
+        </w:rPr>
+        <w:t xml:space="preserve">E-mail +</w:t>
+      </w:r>
+      <w:r>
+        <w:rPr>
+          <w:b/>
+          <w:bCs/>
+          <w:lang w:val="nl"/>
+        </w:rPr>
+        <w:t xml:space="preserve"> </w:t>
+      </w:r>
+      <w:r>
+        <w:rPr>
+          <w:b/>
+          <w:bCs/>
+          <w:lang w:val="nl"/>
+        </w:rPr>
+        <w:t xml:space="preserve">WhatsApp/SMS</w:t>
+      </w:r>
+      <w:r>
+        <w:rPr>
+          <w:lang w:val="nl"/>
+        </w:rPr>
+        <w:t xml:space="preserve"> </w:t>
+      </w:r>
+      <w:r>
+        <w:rPr>
+          <w:lang w:val="nl"/>
+        </w:rPr>
+        <w:t xml:space="preserve">voor allebei. Wie zich heeft afgemeld wordt overgeslagen; elk bericht krijgt een</w:t>
+      </w:r>
+      <w:r>
+        <w:rPr>
+          <w:lang w:val="nl"/>
+        </w:rPr>
+        <w:t xml:space="preserve"> </w:t>
+      </w:r>
+      <w:r>
+        <w:rPr>
+          <w:lang w:val="nl"/>
+        </w:rPr>
+        <w:t xml:space="preserve">afmeldregel.</w:t>
+      </w:r>
+    </w:p>
+    <w:p>
+      <w:pPr>
+        <w:pStyle w:val="Compact"/>
+        <w:numPr>
+          <w:ilvl w:val="0"/>
+          <w:numId w:val="1070"/>
+        </w:numPr>
+      </w:pPr>
+      <w:r>
+        <w:rPr>
+          <w:b/>
+          <w:bCs/>
+          <w:lang w:val="nl"/>
+        </w:rPr>
+        <w:t xml:space="preserve">Bericht</w:t>
       </w:r>
       <w:r>
         <w:rPr>
@@ -32273,7 +32525,19 @@
         <w:rPr>
           <w:lang w:val="nl"/>
         </w:rPr>
-        <w:t xml:space="preserve">staan en vul in:</w:t>
+        <w:t xml:space="preserve">staan. Je ziet</w:t>
+      </w:r>
+      <w:r>
+        <w:rPr>
+          <w:lang w:val="nl"/>
+        </w:rPr>
+        <w:t xml:space="preserve"> </w:t>
+      </w:r>
+      <w:r>
+        <w:rPr>
+          <w:lang w:val="nl"/>
+        </w:rPr>
+        <w:t xml:space="preserve">alleen de velden die bij je keuze horen:</w:t>
       </w:r>
     </w:p>
     <w:p>
@@ -32290,13 +32554,179 @@
           <w:bCs/>
           <w:lang w:val="nl"/>
         </w:rPr>
-        <w:t xml:space="preserve">Onderwerp (e-mail)</w:t>
-      </w:r>
-      <w:r>
-        <w:rPr>
-          <w:lang w:val="nl"/>
-        </w:rPr>
-        <w:t xml:space="preserve">;</w:t>
+        <w:t xml:space="preserve">Tekst voor WhatsApp en sms</w:t>
+      </w:r>
+      <w:r>
+        <w:rPr>
+          <w:lang w:val="nl"/>
+        </w:rPr>
+        <w:t xml:space="preserve"> </w:t>
+      </w:r>
+      <w:r>
+        <w:rPr>
+          <w:lang w:val="nl"/>
+        </w:rPr>
+        <w:t xml:space="preserve">(tot 1000 tekens). De knoppen zetten opmaak zoals WhatsApp die</w:t>
+      </w:r>
+      <w:r>
+        <w:rPr>
+          <w:lang w:val="nl"/>
+        </w:rPr>
+        <w:t xml:space="preserve"> </w:t>
+      </w:r>
+      <w:r>
+        <w:rPr>
+          <w:lang w:val="nl"/>
+        </w:rPr>
+        <w:t xml:space="preserve">kent:</w:t>
+      </w:r>
+      <w:r>
+        <w:rPr>
+          <w:lang w:val="nl"/>
+        </w:rPr>
+        <w:t xml:space="preserve"> </w:t>
+      </w:r>
+      <w:r>
+        <w:rPr>
+          <w:b/>
+          <w:bCs/>
+          <w:lang w:val="nl"/>
+        </w:rPr>
+        <w:t xml:space="preserve">B</w:t>
+      </w:r>
+      <w:r>
+        <w:rPr>
+          <w:lang w:val="nl"/>
+        </w:rPr>
+        <w:t xml:space="preserve"> </w:t>
+      </w:r>
+      <w:r>
+        <w:rPr>
+          <w:lang w:val="nl"/>
+        </w:rPr>
+        <w:t xml:space="preserve">voor *vet*,</w:t>
+      </w:r>
+      <w:r>
+        <w:rPr>
+          <w:lang w:val="nl"/>
+        </w:rPr>
+        <w:t xml:space="preserve"> </w:t>
+      </w:r>
+      <w:r>
+        <w:rPr>
+          <w:b/>
+          <w:bCs/>
+          <w:lang w:val="nl"/>
+        </w:rPr>
+        <w:t xml:space="preserve">I</w:t>
+      </w:r>
+      <w:r>
+        <w:rPr>
+          <w:lang w:val="nl"/>
+        </w:rPr>
+        <w:t xml:space="preserve"> </w:t>
+      </w:r>
+      <w:r>
+        <w:rPr>
+          <w:lang w:val="nl"/>
+        </w:rPr>
+        <w:t xml:space="preserve">voor _cursief_,</w:t>
+      </w:r>
+      <w:r>
+        <w:rPr>
+          <w:lang w:val="nl"/>
+        </w:rPr>
+        <w:t xml:space="preserve"> </w:t>
+      </w:r>
+      <w:r>
+        <w:rPr>
+          <w:b/>
+          <w:bCs/>
+          <w:lang w:val="nl"/>
+        </w:rPr>
+        <w:t xml:space="preserve">S</w:t>
+      </w:r>
+      <w:r>
+        <w:rPr>
+          <w:lang w:val="nl"/>
+        </w:rPr>
+        <w:t xml:space="preserve"> </w:t>
+      </w:r>
+      <w:r>
+        <w:rPr>
+          <w:lang w:val="nl"/>
+        </w:rPr>
+        <w:t xml:space="preserve">voor ~doorgehaald~,</w:t>
+      </w:r>
+      <w:r>
+        <w:rPr>
+          <w:lang w:val="nl"/>
+        </w:rPr>
+        <w:t xml:space="preserve"> </w:t>
+      </w:r>
+      <w:r>
+        <w:rPr>
+          <w:b/>
+          <w:bCs/>
+          <w:lang w:val="nl"/>
+        </w:rPr>
+        <w:t xml:space="preserve">Lijst</w:t>
+      </w:r>
+      <w:r>
+        <w:rPr>
+          <w:lang w:val="nl"/>
+        </w:rPr>
+        <w:t xml:space="preserve"> </w:t>
+      </w:r>
+      <w:r>
+        <w:rPr>
+          <w:lang w:val="nl"/>
+        </w:rPr>
+        <w:t xml:space="preserve">voor regels met</w:t>
+      </w:r>
+      <w:r>
+        <w:rPr>
+          <w:lang w:val="nl"/>
+        </w:rPr>
+        <w:t xml:space="preserve"> </w:t>
+      </w:r>
+      <w:r>
+        <w:rPr>
+          <w:lang w:val="nl"/>
+        </w:rPr>
+        <w:t xml:space="preserve">een streepje, en</w:t>
+      </w:r>
+      <w:r>
+        <w:rPr>
+          <w:lang w:val="nl"/>
+        </w:rPr>
+        <w:t xml:space="preserve"> </w:t>
+      </w:r>
+      <w:r>
+        <w:rPr>
+          <w:b/>
+          <w:bCs/>
+          <w:lang w:val="nl"/>
+        </w:rPr>
+        <w:t xml:space="preserve">Link portaal</w:t>
+      </w:r>
+      <w:r>
+        <w:rPr>
+          <w:lang w:val="nl"/>
+        </w:rPr>
+        <w:t xml:space="preserve">. Sms toont geen opmaak; die tekens halen we daar weg. Onder het</w:t>
+      </w:r>
+      <w:r>
+        <w:rPr>
+          <w:lang w:val="nl"/>
+        </w:rPr>
+        <w:t xml:space="preserve"> </w:t>
+      </w:r>
+      <w:r>
+        <w:rPr>
+          <w:lang w:val="nl"/>
+        </w:rPr>
+        <w:t xml:space="preserve">veld staan het aantal tekens en sms-delen, en een voorbeeld zoals het in WhatsApp aankomt.</w:t>
       </w:r>
     </w:p>
     <w:p>
@@ -32309,23 +32739,81 @@
       </w:pPr>
       <w:r>
         <w:rPr>
-          <w:b/>
-          <w:bCs/>
-          <w:lang w:val="nl"/>
-        </w:rPr>
-        <w:t xml:space="preserve">Hero-titel</w:t>
-      </w:r>
-      <w:r>
-        <w:rPr>
-          <w:lang w:val="nl"/>
-        </w:rPr>
-        <w:t xml:space="preserve"> </w:t>
-      </w:r>
-      <w:r>
-        <w:rPr>
-          <w:lang w:val="nl"/>
-        </w:rPr>
-        <w:t xml:space="preserve">(optioneel, de grote tekst bovenin);</w:t>
+          <w:lang w:val="nl"/>
+        </w:rPr>
+        <w:t xml:space="preserve">Bij e-mail:</w:t>
+      </w:r>
+      <w:r>
+        <w:rPr>
+          <w:lang w:val="nl"/>
+        </w:rPr>
+        <w:t xml:space="preserve"> </w:t>
+      </w:r>
+      <w:r>
+        <w:rPr>
+          <w:b/>
+          <w:bCs/>
+          <w:lang w:val="nl"/>
+        </w:rPr>
+        <w:t xml:space="preserve">Onderwerp van de e-mail</w:t>
+      </w:r>
+      <w:r>
+        <w:rPr>
+          <w:lang w:val="nl"/>
+        </w:rPr>
+        <w:t xml:space="preserve">, de</w:t>
+      </w:r>
+      <w:r>
+        <w:rPr>
+          <w:lang w:val="nl"/>
+        </w:rPr>
+        <w:t xml:space="preserve"> </w:t>
+      </w:r>
+      <w:r>
+        <w:rPr>
+          <w:b/>
+          <w:bCs/>
+          <w:lang w:val="nl"/>
+        </w:rPr>
+        <w:t xml:space="preserve">E-mailtekst</w:t>
+      </w:r>
+      <w:r>
+        <w:rPr>
+          <w:lang w:val="nl"/>
+        </w:rPr>
+        <w:t xml:space="preserve"> </w:t>
+      </w:r>
+      <w:r>
+        <w:rPr>
+          <w:lang w:val="nl"/>
+        </w:rPr>
+        <w:t xml:space="preserve">in de editor en onder</w:t>
+      </w:r>
+      <w:r>
+        <w:rPr>
+          <w:lang w:val="nl"/>
+        </w:rPr>
+        <w:t xml:space="preserve"> </w:t>
+      </w:r>
+      <w:r>
+        <w:rPr>
+          <w:b/>
+          <w:bCs/>
+          <w:lang w:val="nl"/>
+        </w:rPr>
+        <w:t xml:space="preserve">Meer opties</w:t>
+      </w:r>
+      <w:r>
+        <w:rPr>
+          <w:lang w:val="nl"/>
+        </w:rPr>
+        <w:t xml:space="preserve"> </w:t>
+      </w:r>
+      <w:r>
+        <w:rPr>
+          <w:lang w:val="nl"/>
+        </w:rPr>
+        <w:t xml:space="preserve">een grote titel bovenin.</w:t>
       </w:r>
     </w:p>
     <w:p>
@@ -32342,19 +32830,37 @@
           <w:bCs/>
           <w:lang w:val="nl"/>
         </w:rPr>
-        <w:t xml:space="preserve">Bericht (e-mail)</w:t>
-      </w:r>
-      <w:r>
-        <w:rPr>
-          <w:lang w:val="nl"/>
-        </w:rPr>
-        <w:t xml:space="preserve"> </w:t>
-      </w:r>
-      <w:r>
-        <w:rPr>
-          <w:lang w:val="nl"/>
-        </w:rPr>
-        <w:t xml:space="preserve">in de editor;</w:t>
+        <w:t xml:space="preserve">Variabele invoegen</w:t>
+      </w:r>
+      <w:r>
+        <w:rPr>
+          <w:lang w:val="nl"/>
+        </w:rPr>
+        <w:t xml:space="preserve">: alle variabelen, per groep (sollicitant, seizoen, selectiedag,</w:t>
+      </w:r>
+      <w:r>
+        <w:rPr>
+          <w:lang w:val="nl"/>
+        </w:rPr>
+        <w:t xml:space="preserve"> </w:t>
+      </w:r>
+      <w:r>
+        <w:rPr>
+          <w:lang w:val="nl"/>
+        </w:rPr>
+        <w:t xml:space="preserve">trainingsweekend, links en contact) en doorzoekbaar. Een klik zet de variabele in het veld waar</w:t>
+      </w:r>
+      <w:r>
+        <w:rPr>
+          <w:lang w:val="nl"/>
+        </w:rPr>
+        <w:t xml:space="preserve"> </w:t>
+      </w:r>
+      <w:r>
+        <w:rPr>
+          <w:lang w:val="nl"/>
+        </w:rPr>
+        <w:t xml:space="preserve">je het laatst typte. Is een waarde onbekend, dan blijft die plek leeg.</w:t>
       </w:r>
     </w:p>
     <w:p>
@@ -32371,41 +32877,6 @@
           <w:bCs/>
           <w:lang w:val="nl"/>
         </w:rPr>
-        <w:t xml:space="preserve">Korte tekst (WhatsApp/sms)</w:t>
-      </w:r>
-      <w:r>
-        <w:rPr>
-          <w:lang w:val="nl"/>
-        </w:rPr>
-        <w:t xml:space="preserve">: platte tekst, maximaal 400 tekens, verplicht als je een kort</w:t>
-      </w:r>
-      <w:r>
-        <w:rPr>
-          <w:lang w:val="nl"/>
-        </w:rPr>
-        <w:t xml:space="preserve"> </w:t>
-      </w:r>
-      <w:r>
-        <w:rPr>
-          <w:lang w:val="nl"/>
-        </w:rPr>
-        <w:t xml:space="preserve">kanaal kiest;</w:t>
-      </w:r>
-    </w:p>
-    <w:p>
-      <w:pPr>
-        <w:pStyle w:val="Compact"/>
-        <w:numPr>
-          <w:ilvl w:val="1"/>
-          <w:numId w:val="1071"/>
-        </w:numPr>
-      </w:pPr>
-      <w:r>
-        <w:rPr>
-          <w:b/>
-          <w:bCs/>
-          <w:lang w:val="nl"/>
-        </w:rPr>
         <w:t xml:space="preserve">Bijlagen</w:t>
       </w:r>
       <w:r>
@@ -32430,7 +32901,7 @@
         <w:rPr>
           <w:lang w:val="nl"/>
         </w:rPr>
-        <w:t xml:space="preserve">(standaard 15 MB) wordt een bijlage een downloadknop. Bij WhatsApp en SMS krijgt de</w:t>
+        <w:t xml:space="preserve">(standaard 15 MB) wordt een bijlage een downloadknop. Bij WhatsApp en sms krijgt de</w:t>
       </w:r>
       <w:r>
         <w:rPr>
@@ -32497,203 +32968,69 @@
           <w:bCs/>
           <w:lang w:val="nl"/>
         </w:rPr>
-        <w:t xml:space="preserve">Aan</w:t>
-      </w:r>
-      <w:r>
-        <w:rPr>
-          <w:lang w:val="nl"/>
-        </w:rPr>
-        <w:t xml:space="preserve">: typ een naam in het zoekveld, of klik op een snelknop zoals</w:t>
-      </w:r>
-      <w:r>
-        <w:rPr>
-          <w:lang w:val="nl"/>
-        </w:rPr>
-        <w:t xml:space="preserve"> </w:t>
-      </w:r>
-      <w:r>
-        <w:rPr>
-          <w:b/>
-          <w:bCs/>
-          <w:lang w:val="nl"/>
-        </w:rPr>
-        <w:t xml:space="preserve">+ Aangemeld (12)</w:t>
-      </w:r>
-      <w:r>
-        <w:rPr>
-          <w:lang w:val="nl"/>
-        </w:rPr>
-        <w:t xml:space="preserve"> </w:t>
-      </w:r>
-      <w:r>
-        <w:rPr>
-          <w:lang w:val="nl"/>
-        </w:rPr>
-        <w:t xml:space="preserve">of</w:t>
-      </w:r>
-      <w:r>
-        <w:rPr>
-          <w:lang w:val="nl"/>
-        </w:rPr>
-        <w:t xml:space="preserve"> </w:t>
-      </w:r>
-      <w:r>
-        <w:rPr>
-          <w:b/>
-          <w:bCs/>
-          <w:lang w:val="nl"/>
-        </w:rPr>
-        <w:t xml:space="preserve">+ Seintje gevraagd (4)</w:t>
-      </w:r>
-      <w:r>
-        <w:rPr>
-          <w:lang w:val="nl"/>
-        </w:rPr>
-        <w:t xml:space="preserve">.</w:t>
-      </w:r>
-      <w:r>
-        <w:rPr>
-          <w:lang w:val="nl"/>
-        </w:rPr>
-        <w:t xml:space="preserve"> </w:t>
-      </w:r>
-      <w:r>
-        <w:rPr>
-          <w:b/>
-          <w:bCs/>
-          <w:lang w:val="nl"/>
-        </w:rPr>
-        <w:t xml:space="preserve">Alles</w:t>
-      </w:r>
-      <w:r>
-        <w:rPr>
-          <w:lang w:val="nl"/>
-        </w:rPr>
-        <w:t xml:space="preserve"> </w:t>
-      </w:r>
-      <w:r>
-        <w:rPr>
-          <w:lang w:val="nl"/>
-        </w:rPr>
-        <w:t xml:space="preserve">en</w:t>
-      </w:r>
-      <w:r>
-        <w:rPr>
-          <w:lang w:val="nl"/>
-        </w:rPr>
-        <w:t xml:space="preserve"> </w:t>
-      </w:r>
-      <w:r>
-        <w:rPr>
-          <w:b/>
-          <w:bCs/>
-          <w:lang w:val="nl"/>
-        </w:rPr>
-        <w:t xml:space="preserve">Geen</w:t>
-      </w:r>
-      <w:r>
-        <w:rPr>
-          <w:lang w:val="nl"/>
-        </w:rPr>
-        <w:t xml:space="preserve"> </w:t>
-      </w:r>
-      <w:r>
-        <w:rPr>
-          <w:lang w:val="nl"/>
-        </w:rPr>
-        <w:t xml:space="preserve">zetten de hele lijst aan of uit. Onder</w:t>
-      </w:r>
-      <w:r>
-        <w:rPr>
-          <w:lang w:val="nl"/>
-        </w:rPr>
-        <w:t xml:space="preserve"> </w:t>
-      </w:r>
-      <w:r>
-        <w:rPr>
-          <w:b/>
-          <w:bCs/>
-          <w:lang w:val="nl"/>
-        </w:rPr>
-        <w:t xml:space="preserve">Of</w:t>
-      </w:r>
-      <w:r>
-        <w:rPr>
-          <w:b/>
-          <w:bCs/>
-          <w:lang w:val="nl"/>
-        </w:rPr>
-        <w:t xml:space="preserve"> </w:t>
-      </w:r>
-      <w:r>
-        <w:rPr>
-          <w:b/>
-          <w:bCs/>
-          <w:lang w:val="nl"/>
-        </w:rPr>
-        <w:t xml:space="preserve">kies uit de volledige lijst</w:t>
-      </w:r>
-      <w:r>
-        <w:rPr>
-          <w:lang w:val="nl"/>
-        </w:rPr>
-        <w:t xml:space="preserve"> </w:t>
-      </w:r>
-      <w:r>
-        <w:rPr>
-          <w:lang w:val="nl"/>
-        </w:rPr>
-        <w:t xml:space="preserve">staan alle sollicitanten van het seizoen per fase, met een vinkje</w:t>
-      </w:r>
-      <w:r>
-        <w:rPr>
-          <w:lang w:val="nl"/>
-        </w:rPr>
-        <w:t xml:space="preserve"> </w:t>
-      </w:r>
-      <w:r>
-        <w:rPr>
-          <w:lang w:val="nl"/>
-        </w:rPr>
-        <w:t xml:space="preserve">voor de hele fase. Bij elke naam staan het e-mailadres en het kanaal ("WhatsApp", "sms",</w:t>
-      </w:r>
-      <w:r>
-        <w:rPr>
-          <w:lang w:val="nl"/>
-        </w:rPr>
-        <w:t xml:space="preserve"> </w:t>
-      </w:r>
-      <w:r>
-        <w:rPr>
-          <w:lang w:val="nl"/>
-        </w:rPr>
-        <w:t xml:space="preserve">"alleen e-mail" of "geen telefoon"), en eventueel het label "afgemeld". Kom je via</w:t>
-      </w:r>
-      <w:r>
-        <w:rPr>
-          <w:lang w:val="nl"/>
-        </w:rPr>
-        <w:t xml:space="preserve"> </w:t>
-      </w:r>
-      <w:r>
-        <w:rPr>
-          <w:b/>
-          <w:bCs/>
-          <w:lang w:val="nl"/>
-        </w:rPr>
-        <w:t xml:space="preserve">Bericht</w:t>
-      </w:r>
-      <w:r>
-        <w:rPr>
-          <w:lang w:val="nl"/>
-        </w:rPr>
-        <w:t xml:space="preserve"> </w:t>
-      </w:r>
-      <w:r>
-        <w:rPr>
-          <w:lang w:val="nl"/>
-        </w:rPr>
-        <w:t xml:space="preserve">in een dossier of via een bulkactie, dan staan die mensen al aangevinkt.</w:t>
+        <w:t xml:space="preserve">Voorbeeld</w:t>
+      </w:r>
+      <w:r>
+        <w:rPr>
+          <w:lang w:val="nl"/>
+        </w:rPr>
+        <w:t xml:space="preserve"> </w:t>
+      </w:r>
+      <w:r>
+        <w:rPr>
+          <w:lang w:val="nl"/>
+        </w:rPr>
+        <w:t xml:space="preserve">toont de e-mail en de korte tekst zoals de eerste aangevinkte ontvanger ze krijgt</w:t>
+      </w:r>
+      <w:r>
+        <w:rPr>
+          <w:lang w:val="nl"/>
+        </w:rPr>
+        <w:t xml:space="preserve"> </w:t>
+      </w:r>
+      <w:r>
+        <w:rPr>
+          <w:lang w:val="nl"/>
+        </w:rPr>
+        <w:t xml:space="preserve">(zonder ontvanger met voorbeeldnaam Lieke de Vries).</w:t>
+      </w:r>
+      <w:r>
+        <w:rPr>
+          <w:lang w:val="nl"/>
+        </w:rPr>
+        <w:t xml:space="preserve"> </w:t>
+      </w:r>
+      <w:r>
+        <w:rPr>
+          <w:b/>
+          <w:bCs/>
+          <w:lang w:val="nl"/>
+        </w:rPr>
+        <w:t xml:space="preserve">Testmail naar mij</w:t>
+      </w:r>
+      <w:r>
+        <w:rPr>
+          <w:lang w:val="nl"/>
+        </w:rPr>
+        <w:t xml:space="preserve"> </w:t>
+      </w:r>
+      <w:r>
+        <w:rPr>
+          <w:lang w:val="nl"/>
+        </w:rPr>
+        <w:t xml:space="preserve">gaat altijd per e-mail</w:t>
+      </w:r>
+      <w:r>
+        <w:rPr>
+          <w:lang w:val="nl"/>
+        </w:rPr>
+        <w:t xml:space="preserve"> </w:t>
+      </w:r>
+      <w:r>
+        <w:rPr>
+          <w:lang w:val="nl"/>
+        </w:rPr>
+        <w:t xml:space="preserve">naar je eigen adres.</w:t>
       </w:r>
     </w:p>
     <w:p>
@@ -32706,65 +33043,6 @@
       </w:pPr>
       <w:r>
         <w:rPr>
-          <w:b/>
-          <w:bCs/>
-          <w:lang w:val="nl"/>
-        </w:rPr>
-        <w:t xml:space="preserve">Variabelen</w:t>
-      </w:r>
-      <w:r>
-        <w:rPr>
-          <w:lang w:val="nl"/>
-        </w:rPr>
-        <w:t xml:space="preserve">: klik op een chip om hem in de e-mailtekst te zetten: voornaam, achternaam,</w:t>
-      </w:r>
-      <w:r>
-        <w:rPr>
-          <w:lang w:val="nl"/>
-        </w:rPr>
-        <w:t xml:space="preserve"> </w:t>
-      </w:r>
-      <w:r>
-        <w:rPr>
-          <w:lang w:val="nl"/>
-        </w:rPr>
-        <w:t xml:space="preserve">volledige_naam, seizoen_naam, selectiedag_datum, selectiedag_locatie, tw_datum_start,</w:t>
-      </w:r>
-      <w:r>
-        <w:rPr>
-          <w:lang w:val="nl"/>
-        </w:rPr>
-        <w:t xml:space="preserve"> </w:t>
-      </w:r>
-      <w:r>
-        <w:rPr>
-          <w:lang w:val="nl"/>
-        </w:rPr>
-        <w:t xml:space="preserve">tw_locatie, portaal_url, aanmeld_url en bestuur_email. In het onderwerp en de korte tekst typ</w:t>
-      </w:r>
-      <w:r>
-        <w:rPr>
-          <w:lang w:val="nl"/>
-        </w:rPr>
-        <w:t xml:space="preserve"> </w:t>
-      </w:r>
-      <w:r>
-        <w:rPr>
-          <w:lang w:val="nl"/>
-        </w:rPr>
-        <w:t xml:space="preserve">je ze zelf, bijvoorbeeld {{voornaam}}. {{aanmeld_url}} is de link naar het aanmeldformulier.</w:t>
-      </w:r>
-    </w:p>
-    <w:p>
-      <w:pPr>
-        <w:pStyle w:val="Compact"/>
-        <w:numPr>
-          <w:ilvl w:val="0"/>
-          <w:numId w:val="1070"/>
-        </w:numPr>
-      </w:pPr>
-      <w:r>
-        <w:rPr>
           <w:lang w:val="nl"/>
         </w:rPr>
         <w:t xml:space="preserve">Klik op</w:t>
@@ -32781,88 +33059,6 @@
           <w:bCs/>
           <w:lang w:val="nl"/>
         </w:rPr>
-        <w:t xml:space="preserve">Voorbeeld bekijken</w:t>
-      </w:r>
-      <w:r>
-        <w:rPr>
-          <w:lang w:val="nl"/>
-        </w:rPr>
-        <w:t xml:space="preserve">. Je ziet de e-mail en de korte tekst zoals de eerste aangevinkte</w:t>
-      </w:r>
-      <w:r>
-        <w:rPr>
-          <w:lang w:val="nl"/>
-        </w:rPr>
-        <w:t xml:space="preserve"> </w:t>
-      </w:r>
-      <w:r>
-        <w:rPr>
-          <w:lang w:val="nl"/>
-        </w:rPr>
-        <w:t xml:space="preserve">ontvanger ze krijgt (zonder ontvanger met voorbeeldnaam Lieke de Vries).</w:t>
-      </w:r>
-    </w:p>
-    <w:p>
-      <w:pPr>
-        <w:pStyle w:val="Compact"/>
-        <w:numPr>
-          <w:ilvl w:val="0"/>
-          <w:numId w:val="1070"/>
-        </w:numPr>
-      </w:pPr>
-      <w:r>
-        <w:rPr>
-          <w:lang w:val="nl"/>
-        </w:rPr>
-        <w:t xml:space="preserve">Klik eventueel op</w:t>
-      </w:r>
-      <w:r>
-        <w:rPr>
-          <w:lang w:val="nl"/>
-        </w:rPr>
-        <w:t xml:space="preserve"> </w:t>
-      </w:r>
-      <w:r>
-        <w:rPr>
-          <w:b/>
-          <w:bCs/>
-          <w:lang w:val="nl"/>
-        </w:rPr>
-        <w:t xml:space="preserve">Testmail naar mijzelf</w:t>
-      </w:r>
-      <w:r>
-        <w:rPr>
-          <w:lang w:val="nl"/>
-        </w:rPr>
-        <w:t xml:space="preserve">. Die gaat altijd per e-mail naar je eigen adres.</w:t>
-      </w:r>
-    </w:p>
-    <w:p>
-      <w:pPr>
-        <w:pStyle w:val="Compact"/>
-        <w:numPr>
-          <w:ilvl w:val="0"/>
-          <w:numId w:val="1070"/>
-        </w:numPr>
-      </w:pPr>
-      <w:r>
-        <w:rPr>
-          <w:lang w:val="nl"/>
-        </w:rPr>
-        <w:t xml:space="preserve">Klik op</w:t>
-      </w:r>
-      <w:r>
-        <w:rPr>
-          <w:lang w:val="nl"/>
-        </w:rPr>
-        <w:t xml:space="preserve"> </w:t>
-      </w:r>
-      <w:r>
-        <w:rPr>
-          <w:b/>
-          <w:bCs/>
-          <w:lang w:val="nl"/>
-        </w:rPr>
         <w:t xml:space="preserve">Versturen naar N personen</w:t>
       </w:r>
       <w:r>
@@ -32875,7 +33071,19 @@
         <w:rPr>
           <w:lang w:val="nl"/>
         </w:rPr>
-        <w:t xml:space="preserve">en bevestig met</w:t>
+        <w:t xml:space="preserve">(op een telefoon blijft die knop onderin staan) en bevestig</w:t>
+      </w:r>
+      <w:r>
+        <w:rPr>
+          <w:lang w:val="nl"/>
+        </w:rPr>
+        <w:t xml:space="preserve"> </w:t>
+      </w:r>
+      <w:r>
+        <w:rPr>
+          <w:lang w:val="nl"/>
+        </w:rPr>
+        <w:t xml:space="preserve">met</w:t>
       </w:r>
       <w:r>
         <w:rPr>
@@ -32895,13 +33103,14 @@
         <w:rPr>
           <w:lang w:val="nl"/>
         </w:rPr>
-        <w:t xml:space="preserve">.</w:t>
-      </w:r>
-    </w:p>
-    <w:p>
-      <w:pPr>
-        <w:pStyle w:val="FirstParagraph"/>
-      </w:pPr>
+        <w:t xml:space="preserve">. De bevestiging noemt ook hoeveel mensen het per e-mail krijgen.</w:t>
+      </w:r>
+      <w:r>
+        <w:rPr>
+          <w:lang w:val="nl"/>
+        </w:rPr>
+        <w:t xml:space="preserve"> </w:t>
+      </w:r>
       <w:r>
         <w:rPr>
           <w:lang w:val="nl"/>

--- a/docs/handleiding/word/handleiding_beheer.docx
+++ b/docs/handleiding/word/handleiding_beheer.docx
@@ -27079,19 +27079,19 @@
         <w:rPr>
           <w:lang w:val="nl"/>
         </w:rPr>
-        <w:t xml:space="preserve">(alleen als die er zijn): wie de beschikbaarheid nog niet</w:t>
-      </w:r>
-      <w:r>
-        <w:rPr>
-          <w:lang w:val="nl"/>
-        </w:rPr>
-        <w:t xml:space="preserve"> </w:t>
-      </w:r>
-      <w:r>
-        <w:rPr>
-          <w:lang w:val="nl"/>
-        </w:rPr>
-        <w:t xml:space="preserve">definitief heeft gemaakt. Er staat de deadline bij, met het aantal dagen dat nog rest of</w:t>
+        <w:t xml:space="preserve">(alleen als die er zijn, ingeklapt): wie de beschikbaarheid nog niet</w:t>
+      </w:r>
+      <w:r>
+        <w:rPr>
+          <w:lang w:val="nl"/>
+        </w:rPr>
+        <w:t xml:space="preserve"> </w:t>
+      </w:r>
+      <w:r>
+        <w:rPr>
+          <w:lang w:val="nl"/>
+        </w:rPr>
+        <w:t xml:space="preserve">definitief heeft gemaakt. In de kop staat de deadline, met het aantal dagen dat nog rest of</w:t>
       </w:r>
       <w:r>
         <w:rPr>
@@ -27115,7 +27115,7 @@
         <w:rPr>
           <w:lang w:val="nl"/>
         </w:rPr>
-        <w:t xml:space="preserve">hoeft ze niet zelf na te bellen. Met het envelopje bij een naam mail je iemand direct.</w:t>
+        <w:t xml:space="preserve">hoeft ze niet zelf na te bellen. Klap open voor de namen; met het envelopje mail je iemand direct.</w:t>
       </w:r>
     </w:p>
     <w:p>
@@ -27132,113 +27132,121 @@
           <w:bCs/>
           <w:lang w:val="nl"/>
         </w:rPr>
-        <w:t xml:space="preserve">Filters en export</w:t>
-      </w:r>
-      <w:r>
-        <w:rPr>
-          <w:lang w:val="nl"/>
-        </w:rPr>
-        <w:t xml:space="preserve">: zoek op naam, kies wie (iedereen, nog in de procedure, aangenomen), nieuw</w:t>
-      </w:r>
-      <w:r>
-        <w:rPr>
-          <w:lang w:val="nl"/>
-        </w:rPr>
-        <w:t xml:space="preserve"> </w:t>
-      </w:r>
-      <w:r>
-        <w:rPr>
-          <w:lang w:val="nl"/>
-        </w:rPr>
-        <w:t xml:space="preserve">of terugkerend, en toon alleen wie een open verzoek heeft of nog voorlopig is. Grafiek, raster</w:t>
-      </w:r>
-      <w:r>
-        <w:rPr>
-          <w:lang w:val="nl"/>
-        </w:rPr>
-        <w:t xml:space="preserve"> </w:t>
-      </w:r>
-      <w:r>
-        <w:rPr>
-          <w:lang w:val="nl"/>
-        </w:rPr>
-        <w:t xml:space="preserve">en totalen volgen de filter.</w:t>
-      </w:r>
-      <w:r>
-        <w:rPr>
-          <w:lang w:val="nl"/>
-        </w:rPr>
-        <w:t xml:space="preserve"> </w:t>
-      </w:r>
-      <w:r>
-        <w:rPr>
-          <w:b/>
-          <w:bCs/>
-          <w:lang w:val="nl"/>
-        </w:rPr>
-        <w:t xml:space="preserve">Export per week</w:t>
-      </w:r>
-      <w:r>
-        <w:rPr>
-          <w:lang w:val="nl"/>
-        </w:rPr>
-        <w:t xml:space="preserve"> </w:t>
-      </w:r>
-      <w:r>
-        <w:rPr>
-          <w:lang w:val="nl"/>
-        </w:rPr>
-        <w:t xml:space="preserve">geeft een Excel met per persoon per week het</w:t>
-      </w:r>
-      <w:r>
-        <w:rPr>
-          <w:lang w:val="nl"/>
-        </w:rPr>
-        <w:t xml:space="preserve"> </w:t>
-      </w:r>
-      <w:r>
-        <w:rPr>
-          <w:lang w:val="nl"/>
-        </w:rPr>
-        <w:t xml:space="preserve">aantal dagen;</w:t>
-      </w:r>
-      <w:r>
-        <w:rPr>
-          <w:lang w:val="nl"/>
-        </w:rPr>
-        <w:t xml:space="preserve"> </w:t>
-      </w:r>
-      <w:r>
-        <w:rPr>
-          <w:b/>
-          <w:bCs/>
-          <w:lang w:val="nl"/>
-        </w:rPr>
-        <w:t xml:space="preserve">Export per dag</w:t>
-      </w:r>
-      <w:r>
-        <w:rPr>
-          <w:lang w:val="nl"/>
-        </w:rPr>
-        <w:t xml:space="preserve"> </w:t>
-      </w:r>
-      <w:r>
-        <w:rPr>
-          <w:lang w:val="nl"/>
-        </w:rPr>
-        <w:t xml:space="preserve">per persoon per datum ja / nee / liever niet, met een tabblad</w:t>
-      </w:r>
-      <w:r>
-        <w:rPr>
-          <w:lang w:val="nl"/>
-        </w:rPr>
-        <w:t xml:space="preserve"> </w:t>
-      </w:r>
-      <w:r>
-        <w:rPr>
-          <w:lang w:val="nl"/>
-        </w:rPr>
-        <w:t xml:space="preserve">met de redenen. Beide exports volgen de filter en komen in het logboek.</w:t>
+        <w:t xml:space="preserve">Filters</w:t>
+      </w:r>
+      <w:r>
+        <w:rPr>
+          <w:lang w:val="nl"/>
+        </w:rPr>
+        <w:t xml:space="preserve">: zoek op naam, kies wie (iedereen, nog in de procedure, aangenomen), de</w:t>
+      </w:r>
+      <w:r>
+        <w:rPr>
+          <w:lang w:val="nl"/>
+        </w:rPr>
+        <w:t xml:space="preserve"> </w:t>
+      </w:r>
+      <w:r>
+        <w:rPr>
+          <w:b/>
+          <w:bCs/>
+          <w:lang w:val="nl"/>
+        </w:rPr>
+        <w:t xml:space="preserve">weergave</w:t>
+      </w:r>
+      <w:r>
+        <w:rPr>
+          <w:lang w:val="nl"/>
+        </w:rPr>
+        <w:t xml:space="preserve"> </w:t>
+      </w:r>
+      <w:r>
+        <w:rPr>
+          <w:lang w:val="nl"/>
+        </w:rPr>
+        <w:t xml:space="preserve">(per week of per dag) en de</w:t>
+      </w:r>
+      <w:r>
+        <w:rPr>
+          <w:lang w:val="nl"/>
+        </w:rPr>
+        <w:t xml:space="preserve"> </w:t>
+      </w:r>
+      <w:r>
+        <w:rPr>
+          <w:b/>
+          <w:bCs/>
+          <w:lang w:val="nl"/>
+        </w:rPr>
+        <w:t xml:space="preserve">sortering</w:t>
+      </w:r>
+      <w:r>
+        <w:rPr>
+          <w:lang w:val="nl"/>
+        </w:rPr>
+        <w:t xml:space="preserve"> </w:t>
+      </w:r>
+      <w:r>
+        <w:rPr>
+          <w:lang w:val="nl"/>
+        </w:rPr>
+        <w:t xml:space="preserve">(naam, meeste weken, meeste dagen, minste weken, laatst</w:t>
+      </w:r>
+      <w:r>
+        <w:rPr>
+          <w:lang w:val="nl"/>
+        </w:rPr>
+        <w:t xml:space="preserve"> </w:t>
+      </w:r>
+      <w:r>
+        <w:rPr>
+          <w:lang w:val="nl"/>
+        </w:rPr>
+        <w:t xml:space="preserve">aangemeld). Onder</w:t>
+      </w:r>
+      <w:r>
+        <w:rPr>
+          <w:lang w:val="nl"/>
+        </w:rPr>
+        <w:t xml:space="preserve"> </w:t>
+      </w:r>
+      <w:r>
+        <w:rPr>
+          <w:b/>
+          <w:bCs/>
+          <w:lang w:val="nl"/>
+        </w:rPr>
+        <w:t xml:space="preserve">Meer filters</w:t>
+      </w:r>
+      <w:r>
+        <w:rPr>
+          <w:lang w:val="nl"/>
+        </w:rPr>
+        <w:t xml:space="preserve">: een weekbereik (vanaf / tot en met), minimaal zoveel weken</w:t>
+      </w:r>
+      <w:r>
+        <w:rPr>
+          <w:lang w:val="nl"/>
+        </w:rPr>
+        <w:t xml:space="preserve"> </w:t>
+      </w:r>
+      <w:r>
+        <w:rPr>
+          <w:lang w:val="nl"/>
+        </w:rPr>
+        <w:t xml:space="preserve">beschikbaar, nieuw of terugkerend, alleen wie een open verzoek heeft of nog voorlopig is, en alleen</w:t>
+      </w:r>
+      <w:r>
+        <w:rPr>
+          <w:lang w:val="nl"/>
+        </w:rPr>
+        <w:t xml:space="preserve"> </w:t>
+      </w:r>
+      <w:r>
+        <w:rPr>
+          <w:lang w:val="nl"/>
+        </w:rPr>
+        <w:t xml:space="preserve">wie ergens liever vrij is. Grafiek, raster en totalen volgen de filter.</w:t>
       </w:r>
     </w:p>
     <w:p>
@@ -27255,73 +27263,204 @@
           <w:bCs/>
           <w:lang w:val="nl"/>
         </w:rPr>
+        <w:t xml:space="preserve">Exporteren</w:t>
+      </w:r>
+      <w:r>
+        <w:rPr>
+          <w:lang w:val="nl"/>
+        </w:rPr>
+        <w:t xml:space="preserve"> </w:t>
+      </w:r>
+      <w:r>
+        <w:rPr>
+          <w:lang w:val="nl"/>
+        </w:rPr>
+        <w:t xml:space="preserve">(menu rechts):</w:t>
+      </w:r>
+      <w:r>
+        <w:rPr>
+          <w:lang w:val="nl"/>
+        </w:rPr>
+        <w:t xml:space="preserve"> </w:t>
+      </w:r>
+      <w:r>
+        <w:rPr>
+          <w:b/>
+          <w:bCs/>
+          <w:lang w:val="nl"/>
+        </w:rPr>
+        <w:t xml:space="preserve">Excel per week</w:t>
+      </w:r>
+      <w:r>
+        <w:rPr>
+          <w:lang w:val="nl"/>
+        </w:rPr>
+        <w:t xml:space="preserve"> </w:t>
+      </w:r>
+      <w:r>
+        <w:rPr>
+          <w:lang w:val="nl"/>
+        </w:rPr>
+        <w:t xml:space="preserve">met per persoon per week het aantal dagen en een</w:t>
+      </w:r>
+      <w:r>
+        <w:rPr>
+          <w:lang w:val="nl"/>
+        </w:rPr>
+        <w:t xml:space="preserve"> </w:t>
+      </w:r>
+      <w:r>
+        <w:rPr>
+          <w:lang w:val="nl"/>
+        </w:rPr>
+        <w:t xml:space="preserve">kolom Liever vrij;</w:t>
+      </w:r>
+      <w:r>
+        <w:rPr>
+          <w:lang w:val="nl"/>
+        </w:rPr>
+        <w:t xml:space="preserve"> </w:t>
+      </w:r>
+      <w:r>
+        <w:rPr>
+          <w:b/>
+          <w:bCs/>
+          <w:lang w:val="nl"/>
+        </w:rPr>
+        <w:t xml:space="preserve">Excel per dag</w:t>
+      </w:r>
+      <w:r>
+        <w:rPr>
+          <w:lang w:val="nl"/>
+        </w:rPr>
+        <w:t xml:space="preserve"> </w:t>
+      </w:r>
+      <w:r>
+        <w:rPr>
+          <w:lang w:val="nl"/>
+        </w:rPr>
+        <w:t xml:space="preserve">per persoon per datum ja / nee / liever niet, met een tabblad</w:t>
+      </w:r>
+      <w:r>
+        <w:rPr>
+          <w:lang w:val="nl"/>
+        </w:rPr>
+        <w:t xml:space="preserve"> </w:t>
+      </w:r>
+      <w:r>
+        <w:rPr>
+          <w:lang w:val="nl"/>
+        </w:rPr>
+        <w:t xml:space="preserve">met de redenen; en, met de loonplanning aan, de</w:t>
+      </w:r>
+      <w:r>
+        <w:rPr>
+          <w:lang w:val="nl"/>
+        </w:rPr>
+        <w:t xml:space="preserve"> </w:t>
+      </w:r>
+      <w:r>
+        <w:rPr>
+          <w:b/>
+          <w:bCs/>
+          <w:lang w:val="nl"/>
+        </w:rPr>
+        <w:t xml:space="preserve">Export voor het rooster</w:t>
+      </w:r>
+      <w:r>
+        <w:rPr>
+          <w:lang w:val="nl"/>
+        </w:rPr>
+        <w:t xml:space="preserve">. De exports volgen de</w:t>
+      </w:r>
+      <w:r>
+        <w:rPr>
+          <w:lang w:val="nl"/>
+        </w:rPr>
+        <w:t xml:space="preserve"> </w:t>
+      </w:r>
+      <w:r>
+        <w:rPr>
+          <w:lang w:val="nl"/>
+        </w:rPr>
+        <w:t xml:space="preserve">filter en het weekbereik, en komen in het logboek.</w:t>
+      </w:r>
+    </w:p>
+    <w:p>
+      <w:pPr>
+        <w:pStyle w:val="Compact"/>
+        <w:numPr>
+          <w:ilvl w:val="0"/>
+          <w:numId w:val="1058"/>
+        </w:numPr>
+      </w:pPr>
+      <w:r>
+        <w:rPr>
+          <w:b/>
+          <w:bCs/>
+          <w:lang w:val="nl"/>
+        </w:rPr>
         <w:t xml:space="preserve">Dekking per week</w:t>
       </w:r>
       <w:r>
         <w:rPr>
           <w:lang w:val="nl"/>
         </w:rPr>
-        <w:t xml:space="preserve">: een staafgrafiek met per week het aantal mensen dat telt. In het</w:t>
-      </w:r>
-      <w:r>
-        <w:rPr>
-          <w:lang w:val="nl"/>
-        </w:rPr>
-        <w:t xml:space="preserve"> </w:t>
-      </w:r>
-      <w:r>
-        <w:rPr>
-          <w:lang w:val="nl"/>
-        </w:rPr>
-        <w:t xml:space="preserve">hoofdseizoen is dat het weektotaal. In het voor- en naseizoen zijn de posten alleen in het</w:t>
-      </w:r>
-      <w:r>
-        <w:rPr>
-          <w:lang w:val="nl"/>
-        </w:rPr>
-        <w:t xml:space="preserve"> </w:t>
-      </w:r>
-      <w:r>
-        <w:rPr>
-          <w:lang w:val="nl"/>
-        </w:rPr>
-        <w:t xml:space="preserve">weekend bemand, dus telt dan het aantal dat het weekend dekt. De norm is de optelsom van alle</w:t>
-      </w:r>
-      <w:r>
-        <w:rPr>
-          <w:lang w:val="nl"/>
-        </w:rPr>
-        <w:t xml:space="preserve"> </w:t>
-      </w:r>
-      <w:r>
-        <w:rPr>
-          <w:lang w:val="nl"/>
-        </w:rPr>
-        <w:t xml:space="preserve">rollen onder Instellingen › Posten &amp; bezetting. Rechtsboven staat in woorden welke weken onder</w:t>
-      </w:r>
-      <w:r>
-        <w:rPr>
-          <w:lang w:val="nl"/>
-        </w:rPr>
-        <w:t xml:space="preserve"> </w:t>
-      </w:r>
-      <w:r>
-        <w:rPr>
-          <w:lang w:val="nl"/>
-        </w:rPr>
-        <w:t xml:space="preserve">de norm zitten, of "Alle weken gedekt". Is er nog geen post ingesteld, dan staat er dat er geen</w:t>
-      </w:r>
-      <w:r>
-        <w:rPr>
-          <w:lang w:val="nl"/>
-        </w:rPr>
-        <w:t xml:space="preserve"> </w:t>
-      </w:r>
-      <w:r>
-        <w:rPr>
-          <w:lang w:val="nl"/>
-        </w:rPr>
-        <w:t xml:space="preserve">norm is.</w:t>
+        <w:t xml:space="preserve"> </w:t>
+      </w:r>
+      <w:r>
+        <w:rPr>
+          <w:lang w:val="nl"/>
+        </w:rPr>
+        <w:t xml:space="preserve">(ingeklapt; de kop zegt al "Alle weken gedekt" of welke weken te krap zijn):</w:t>
+      </w:r>
+      <w:r>
+        <w:rPr>
+          <w:lang w:val="nl"/>
+        </w:rPr>
+        <w:t xml:space="preserve"> </w:t>
+      </w:r>
+      <w:r>
+        <w:rPr>
+          <w:lang w:val="nl"/>
+        </w:rPr>
+        <w:t xml:space="preserve">een staafgrafiek met per week het aantal mensen dat telt. In het hoofdseizoen is dat het</w:t>
+      </w:r>
+      <w:r>
+        <w:rPr>
+          <w:lang w:val="nl"/>
+        </w:rPr>
+        <w:t xml:space="preserve"> </w:t>
+      </w:r>
+      <w:r>
+        <w:rPr>
+          <w:lang w:val="nl"/>
+        </w:rPr>
+        <w:t xml:space="preserve">weektotaal. In het voor- en naseizoen zijn de posten alleen in het weekend bemand, dus telt dan</w:t>
+      </w:r>
+      <w:r>
+        <w:rPr>
+          <w:lang w:val="nl"/>
+        </w:rPr>
+        <w:t xml:space="preserve"> </w:t>
+      </w:r>
+      <w:r>
+        <w:rPr>
+          <w:lang w:val="nl"/>
+        </w:rPr>
+        <w:t xml:space="preserve">het aantal dat het weekend dekt. De norm is de optelsom van alle rollen onder Instellingen ›</w:t>
+      </w:r>
+      <w:r>
+        <w:rPr>
+          <w:lang w:val="nl"/>
+        </w:rPr>
+        <w:t xml:space="preserve"> </w:t>
+      </w:r>
+      <w:r>
+        <w:rPr>
+          <w:lang w:val="nl"/>
+        </w:rPr>
+        <w:t xml:space="preserve">Posten &amp; bezetting. Is er nog geen post ingesteld, dan staat er dat er geen norm is.</w:t>
       </w:r>
     </w:p>
     <w:p>
@@ -27412,25 +27551,212 @@
           <w:bCs/>
           <w:lang w:val="nl"/>
         </w:rPr>
-        <w:t xml:space="preserve">Raster</w:t>
-      </w:r>
-      <w:r>
-        <w:rPr>
-          <w:lang w:val="nl"/>
-        </w:rPr>
-        <w:t xml:space="preserve">: een rij per sollicitant en een kolom per week van de werkperiode. De kolom "wkn"</w:t>
-      </w:r>
-      <w:r>
-        <w:rPr>
-          <w:lang w:val="nl"/>
-        </w:rPr>
-        <w:t xml:space="preserve"> </w:t>
-      </w:r>
-      <w:r>
-        <w:rPr>
-          <w:lang w:val="nl"/>
-        </w:rPr>
-        <w:t xml:space="preserve">telt het aantal beschikbare weken.</w:t>
+        <w:t xml:space="preserve">Raster per week</w:t>
+      </w:r>
+      <w:r>
+        <w:rPr>
+          <w:lang w:val="nl"/>
+        </w:rPr>
+        <w:t xml:space="preserve">: een rij per sollicitant en een kolom per week. De kolom "wkn" telt het aantal</w:t>
+      </w:r>
+      <w:r>
+        <w:rPr>
+          <w:lang w:val="nl"/>
+        </w:rPr>
+        <w:t xml:space="preserve"> </w:t>
+      </w:r>
+      <w:r>
+        <w:rPr>
+          <w:lang w:val="nl"/>
+        </w:rPr>
+        <w:t xml:space="preserve">beschikbare weken (wijs aan voor het aantal dagen). De kolom</w:t>
+      </w:r>
+      <w:r>
+        <w:rPr>
+          <w:lang w:val="nl"/>
+        </w:rPr>
+        <w:t xml:space="preserve"> </w:t>
+      </w:r>
+      <w:r>
+        <w:rPr>
+          <w:b/>
+          <w:bCs/>
+          <w:lang w:val="nl"/>
+        </w:rPr>
+        <w:t xml:space="preserve">Liever vrij</w:t>
+      </w:r>
+      <w:r>
+        <w:rPr>
+          <w:lang w:val="nl"/>
+        </w:rPr>
+        <w:t xml:space="preserve"> </w:t>
+      </w:r>
+      <w:r>
+        <w:rPr>
+          <w:lang w:val="nl"/>
+        </w:rPr>
+        <w:t xml:space="preserve">toont de vaste</w:t>
+      </w:r>
+      <w:r>
+        <w:rPr>
+          <w:lang w:val="nl"/>
+        </w:rPr>
+        <w:t xml:space="preserve"> </w:t>
+      </w:r>
+      <w:r>
+        <w:rPr>
+          <w:lang w:val="nl"/>
+        </w:rPr>
+        <w:t xml:space="preserve">weekdagen die iemand liever vrij heeft (paars, bijvoorbeeld "wo za") en het aantal losse datums;</w:t>
+      </w:r>
+      <w:r>
+        <w:rPr>
+          <w:lang w:val="nl"/>
+        </w:rPr>
+        <w:t xml:space="preserve"> </w:t>
+      </w:r>
+      <w:r>
+        <w:rPr>
+          <w:lang w:val="nl"/>
+        </w:rPr>
+        <w:t xml:space="preserve">wijs aan voor de datums.</w:t>
+      </w:r>
+    </w:p>
+    <w:p>
+      <w:pPr>
+        <w:pStyle w:val="Compact"/>
+        <w:numPr>
+          <w:ilvl w:val="0"/>
+          <w:numId w:val="1058"/>
+        </w:numPr>
+      </w:pPr>
+      <w:r>
+        <w:rPr>
+          <w:b/>
+          <w:bCs/>
+          <w:lang w:val="nl"/>
+        </w:rPr>
+        <w:t xml:space="preserve">Raster per dag</w:t>
+      </w:r>
+      <w:r>
+        <w:rPr>
+          <w:lang w:val="nl"/>
+        </w:rPr>
+        <w:t xml:space="preserve">: een rij per sollicitant en een kolom per dag, standaard deze en volgende week</w:t>
+      </w:r>
+      <w:r>
+        <w:rPr>
+          <w:lang w:val="nl"/>
+        </w:rPr>
+        <w:t xml:space="preserve"> </w:t>
+      </w:r>
+      <w:r>
+        <w:rPr>
+          <w:lang w:val="nl"/>
+        </w:rPr>
+        <w:t xml:space="preserve">(kies andere weken onder Meer filters).</w:t>
+      </w:r>
+      <w:r>
+        <w:rPr>
+          <w:lang w:val="nl"/>
+        </w:rPr>
+        <w:t xml:space="preserve"> </w:t>
+      </w:r>
+      <w:r>
+        <w:rPr>
+          <w:b/>
+          <w:bCs/>
+          <w:lang w:val="nl"/>
+        </w:rPr>
+        <w:t xml:space="preserve">ja</w:t>
+      </w:r>
+      <w:r>
+        <w:rPr>
+          <w:lang w:val="nl"/>
+        </w:rPr>
+        <w:t xml:space="preserve"> </w:t>
+      </w:r>
+      <w:r>
+        <w:rPr>
+          <w:lang w:val="nl"/>
+        </w:rPr>
+        <w:t xml:space="preserve">= kan,</w:t>
+      </w:r>
+      <w:r>
+        <w:rPr>
+          <w:lang w:val="nl"/>
+        </w:rPr>
+        <w:t xml:space="preserve"> </w:t>
+      </w:r>
+      <w:r>
+        <w:rPr>
+          <w:b/>
+          <w:bCs/>
+          <w:lang w:val="nl"/>
+        </w:rPr>
+        <w:t xml:space="preserve">lv</w:t>
+      </w:r>
+      <w:r>
+        <w:rPr>
+          <w:lang w:val="nl"/>
+        </w:rPr>
+        <w:t xml:space="preserve"> </w:t>
+      </w:r>
+      <w:r>
+        <w:rPr>
+          <w:lang w:val="nl"/>
+        </w:rPr>
+        <w:t xml:space="preserve">= liever niet,</w:t>
+      </w:r>
+      <w:r>
+        <w:rPr>
+          <w:lang w:val="nl"/>
+        </w:rPr>
+        <w:t xml:space="preserve"> </w:t>
+      </w:r>
+      <w:r>
+        <w:rPr>
+          <w:b/>
+          <w:bCs/>
+          <w:lang w:val="nl"/>
+        </w:rPr>
+        <w:t xml:space="preserve">—</w:t>
+      </w:r>
+      <w:r>
+        <w:rPr>
+          <w:lang w:val="nl"/>
+        </w:rPr>
+        <w:t xml:space="preserve"> </w:t>
+      </w:r>
+      <w:r>
+        <w:rPr>
+          <w:lang w:val="nl"/>
+        </w:rPr>
+        <w:t xml:space="preserve">= kan niet;</w:t>
+      </w:r>
+      <w:r>
+        <w:rPr>
+          <w:lang w:val="nl"/>
+        </w:rPr>
+        <w:t xml:space="preserve"> </w:t>
+      </w:r>
+      <w:r>
+        <w:rPr>
+          <w:lang w:val="nl"/>
+        </w:rPr>
+        <w:t xml:space="preserve">wijs een cel aan voor de reden. Het komt uit dezelfde bron als het rooster. Corrigeren doe je in</w:t>
+      </w:r>
+      <w:r>
+        <w:rPr>
+          <w:lang w:val="nl"/>
+        </w:rPr>
+        <w:t xml:space="preserve"> </w:t>
+      </w:r>
+      <w:r>
+        <w:rPr>
+          <w:lang w:val="nl"/>
+        </w:rPr>
+        <w:t xml:space="preserve">de weekweergave.</w:t>
       </w:r>
     </w:p>
     <w:p>
@@ -27441,7 +27767,7 @@
         <w:rPr>
           <w:lang w:val="nl"/>
         </w:rPr>
-        <w:t xml:space="preserve">Een cel in het raster betekent het volgende:</w:t>
+        <w:t xml:space="preserve">Een cel in het raster per week betekent het volgende:</w:t>
       </w:r>
     </w:p>
     <w:tbl>
@@ -27618,7 +27944,7 @@
               <w:rPr>
                 <w:lang w:val="nl"/>
               </w:rPr>
-              <w:t xml:space="preserve">—</w:t>
+              <w:t xml:space="preserve">"2 lv" klein eronder</w:t>
             </w:r>
           </w:p>
         </w:tc>
@@ -27632,6 +27958,36 @@
               <w:rPr>
                 <w:lang w:val="nl"/>
               </w:rPr>
+              <w:t xml:space="preserve">die week twee dagen liever vrij (een voorkeur, de planner beslist)</w:t>
+            </w:r>
+          </w:p>
+        </w:tc>
+      </w:tr>
+      <w:tr>
+        <w:tc>
+          <w:tcPr/>
+          <w:p>
+            <w:pPr>
+              <w:pStyle w:val="Compact"/>
+            </w:pPr>
+            <w:r>
+              <w:rPr>
+                <w:lang w:val="nl"/>
+              </w:rPr>
+              <w:t xml:space="preserve">—</w:t>
+            </w:r>
+          </w:p>
+        </w:tc>
+        <w:tc>
+          <w:tcPr/>
+          <w:p>
+            <w:pPr>
+              <w:pStyle w:val="Compact"/>
+            </w:pPr>
+            <w:r>
+              <w:rPr>
+                <w:lang w:val="nl"/>
+              </w:rPr>
               <w:t xml:space="preserve">niet beschikbaar</w:t>
             </w:r>
           </w:p>
@@ -27672,7 +28028,7 @@
         <w:rPr>
           <w:lang w:val="nl"/>
         </w:rPr>
-        <w:t xml:space="preserve">(terugkerende sollicitant), een oranje label</w:t>
+        <w:t xml:space="preserve">(terugkerende sollicitant) en een oranje label</w:t>
       </w:r>
       <w:r>
         <w:rPr>
@@ -27710,33 +28066,7 @@
         <w:rPr>
           <w:lang w:val="nl"/>
         </w:rPr>
-        <w:t xml:space="preserve">(afwijkende norm van dat aantal dagen per week) en een paars label</w:t>
-      </w:r>
-      <w:r>
-        <w:rPr>
-          <w:lang w:val="nl"/>
-        </w:rPr>
-        <w:t xml:space="preserve"> </w:t>
-      </w:r>
-      <w:r>
-        <w:rPr>
-          <w:b/>
-          <w:bCs/>
-          <w:lang w:val="nl"/>
-        </w:rPr>
-        <w:t xml:space="preserve">vrij ma di</w:t>
-      </w:r>
-      <w:r>
-        <w:rPr>
-          <w:lang w:val="nl"/>
-        </w:rPr>
-        <w:t xml:space="preserve"> </w:t>
-      </w:r>
-      <w:r>
-        <w:rPr>
-          <w:lang w:val="nl"/>
-        </w:rPr>
-        <w:t xml:space="preserve">(de dagen die iemand liever vrij heeft; de planner beslist). De onderste rij toont per week</w:t>
+        <w:t xml:space="preserve">(afwijkende norm van dat aantal dagen per week). De onderste rij toont per week</w:t>
       </w:r>
       <w:r>
         <w:rPr>
@@ -27762,11 +28092,12 @@
         </w:rPr>
         <w:t xml:space="preserve">staat wanneer de gegevens voor het laatst veranderden.</w:t>
       </w:r>
-    </w:p>
-    <w:p>
-      <w:pPr>
-        <w:pStyle w:val="BodyText"/>
-      </w:pPr>
+      <w:r>
+        <w:rPr>
+          <w:lang w:val="nl"/>
+        </w:rPr>
+        <w:t xml:space="preserve"> </w:t>
+      </w:r>
       <w:r>
         <w:rPr>
           <w:lang w:val="nl"/>

--- a/docs/handleiding/word/handleiding_beheer.docx
+++ b/docs/handleiding/word/handleiding_beheer.docx
@@ -29864,65 +29864,7 @@
         <w:rPr>
           <w:lang w:val="nl"/>
         </w:rPr>
-        <w:t xml:space="preserve">dupliceert het getoonde scenario en opent de kopie. Bij een scenario</w:t>
-      </w:r>
-      <w:r>
-        <w:rPr>
-          <w:lang w:val="nl"/>
-        </w:rPr>
-        <w:t xml:space="preserve"> </w:t>
-      </w:r>
-      <w:r>
-        <w:rPr>
-          <w:lang w:val="nl"/>
-        </w:rPr>
-        <w:t xml:space="preserve">dat niet actief is staan</w:t>
-      </w:r>
-      <w:r>
-        <w:rPr>
-          <w:lang w:val="nl"/>
-        </w:rPr>
-        <w:t xml:space="preserve"> </w:t>
-      </w:r>
-      <w:r>
-        <w:rPr>
-          <w:b/>
-          <w:bCs/>
-          <w:lang w:val="nl"/>
-        </w:rPr>
-        <w:t xml:space="preserve">Maak actief</w:t>
-      </w:r>
-      <w:r>
-        <w:rPr>
-          <w:lang w:val="nl"/>
-        </w:rPr>
-        <w:t xml:space="preserve"> </w:t>
-      </w:r>
-      <w:r>
-        <w:rPr>
-          <w:lang w:val="nl"/>
-        </w:rPr>
-        <w:t xml:space="preserve">en</w:t>
-      </w:r>
-      <w:r>
-        <w:rPr>
-          <w:lang w:val="nl"/>
-        </w:rPr>
-        <w:t xml:space="preserve"> </w:t>
-      </w:r>
-      <w:r>
-        <w:rPr>
-          <w:b/>
-          <w:bCs/>
-          <w:lang w:val="nl"/>
-        </w:rPr>
-        <w:t xml:space="preserve">Verwijderen</w:t>
-      </w:r>
-      <w:r>
-        <w:rPr>
-          <w:lang w:val="nl"/>
-        </w:rPr>
-        <w:t xml:space="preserve">.</w:t>
+        <w:t xml:space="preserve">dupliceert het getoonde scenario en opent de kopie.</w:t>
       </w:r>
     </w:p>
     <w:p>
@@ -29974,6 +29916,71 @@
           <w:bCs/>
           <w:lang w:val="nl"/>
         </w:rPr>
+        <w:t xml:space="preserve">Waar zit het geld?</w:t>
+      </w:r>
+      <w:r>
+        <w:rPr>
+          <w:lang w:val="nl"/>
+        </w:rPr>
+        <w:t xml:space="preserve"> </w:t>
+      </w:r>
+      <w:r>
+        <w:rPr>
+          <w:lang w:val="nl"/>
+        </w:rPr>
+        <w:t xml:space="preserve">(ingeklapt; de kop noemt de duurste persoon en week): de vijf duurste</w:t>
+      </w:r>
+      <w:r>
+        <w:rPr>
+          <w:lang w:val="nl"/>
+        </w:rPr>
+        <w:t xml:space="preserve"> </w:t>
+      </w:r>
+      <w:r>
+        <w:rPr>
+          <w:lang w:val="nl"/>
+        </w:rPr>
+        <w:t xml:space="preserve">mensen met hun aandeel, de drie duurste weken, weken met meer mensen dan de norm (daar kun je</w:t>
+      </w:r>
+      <w:r>
+        <w:rPr>
+          <w:lang w:val="nl"/>
+        </w:rPr>
+        <w:t xml:space="preserve"> </w:t>
+      </w:r>
+      <w:r>
+        <w:rPr>
+          <w:lang w:val="nl"/>
+        </w:rPr>
+        <w:t xml:space="preserve">schuiven) en wat er nog bij komt als je alle opgegeven maar niet geplande weken inplant. Dit blok</w:t>
+      </w:r>
+      <w:r>
+        <w:rPr>
+          <w:lang w:val="nl"/>
+        </w:rPr>
+        <w:t xml:space="preserve"> </w:t>
+      </w:r>
+      <w:r>
+        <w:rPr>
+          <w:lang w:val="nl"/>
+        </w:rPr>
+        <w:t xml:space="preserve">toont de stand bij het openen van de pagina; de kop erboven werkt direct bij.</w:t>
+      </w:r>
+    </w:p>
+    <w:p>
+      <w:pPr>
+        <w:pStyle w:val="Compact"/>
+        <w:numPr>
+          <w:ilvl w:val="0"/>
+          <w:numId w:val="1065"/>
+        </w:numPr>
+      </w:pPr>
+      <w:r>
+        <w:rPr>
+          <w:b/>
+          <w:bCs/>
+          <w:lang w:val="nl"/>
+        </w:rPr>
         <w:t xml:space="preserve">Concept of definitief</w:t>
       </w:r>
       <w:r>
@@ -30044,25 +30051,175 @@
           <w:bCs/>
           <w:lang w:val="nl"/>
         </w:rPr>
+        <w:t xml:space="preserve">Scenario</w:t>
+      </w:r>
+      <w:r>
+        <w:rPr>
+          <w:lang w:val="nl"/>
+        </w:rPr>
+        <w:t xml:space="preserve">:</w:t>
+      </w:r>
+      <w:r>
+        <w:rPr>
+          <w:lang w:val="nl"/>
+        </w:rPr>
+        <w:t xml:space="preserve"> </w:t>
+      </w:r>
+      <w:r>
+        <w:rPr>
+          <w:b/>
+          <w:bCs/>
+          <w:lang w:val="nl"/>
+        </w:rPr>
+        <w:t xml:space="preserve">Opgave overnemen (wie nog leeg</w:t>
+      </w:r>
+      <w:r>
+        <w:rPr>
+          <w:b/>
+          <w:bCs/>
+          <w:lang w:val="nl"/>
+        </w:rPr>
+        <w:t xml:space="preserve"> </w:t>
+      </w:r>
+      <w:r>
+        <w:rPr>
+          <w:b/>
+          <w:bCs/>
+          <w:lang w:val="nl"/>
+        </w:rPr>
+        <w:t xml:space="preserve">is)</w:t>
+      </w:r>
+      <w:r>
+        <w:rPr>
+          <w:lang w:val="nl"/>
+        </w:rPr>
+        <w:t xml:space="preserve">, en bij een scenario dat niet actief is</w:t>
+      </w:r>
+      <w:r>
+        <w:rPr>
+          <w:lang w:val="nl"/>
+        </w:rPr>
+        <w:t xml:space="preserve"> </w:t>
+      </w:r>
+      <w:r>
+        <w:rPr>
+          <w:b/>
+          <w:bCs/>
+          <w:lang w:val="nl"/>
+        </w:rPr>
+        <w:t xml:space="preserve">Maak dit scenario actief</w:t>
+      </w:r>
+      <w:r>
+        <w:rPr>
+          <w:lang w:val="nl"/>
+        </w:rPr>
+        <w:t xml:space="preserve"> </w:t>
+      </w:r>
+      <w:r>
+        <w:rPr>
+          <w:lang w:val="nl"/>
+        </w:rPr>
+        <w:t xml:space="preserve">en</w:t>
+      </w:r>
+      <w:r>
+        <w:rPr>
+          <w:lang w:val="nl"/>
+        </w:rPr>
+        <w:t xml:space="preserve"> </w:t>
+      </w:r>
+      <w:r>
+        <w:rPr>
+          <w:b/>
+          <w:bCs/>
+          <w:lang w:val="nl"/>
+        </w:rPr>
+        <w:t xml:space="preserve">Scenario</w:t>
+      </w:r>
+      <w:r>
+        <w:rPr>
+          <w:b/>
+          <w:bCs/>
+          <w:lang w:val="nl"/>
+        </w:rPr>
+        <w:t xml:space="preserve"> </w:t>
+      </w:r>
+      <w:r>
+        <w:rPr>
+          <w:b/>
+          <w:bCs/>
+          <w:lang w:val="nl"/>
+        </w:rPr>
+        <w:t xml:space="preserve">verwijderen</w:t>
+      </w:r>
+      <w:r>
+        <w:rPr>
+          <w:lang w:val="nl"/>
+        </w:rPr>
+        <w:t xml:space="preserve">. Onder</w:t>
+      </w:r>
+      <w:r>
+        <w:rPr>
+          <w:lang w:val="nl"/>
+        </w:rPr>
+        <w:t xml:space="preserve"> </w:t>
+      </w:r>
+      <w:r>
+        <w:rPr>
+          <w:b/>
+          <w:bCs/>
+          <w:lang w:val="nl"/>
+        </w:rPr>
+        <w:t xml:space="preserve">Extra persoon</w:t>
+      </w:r>
+      <w:r>
+        <w:rPr>
+          <w:lang w:val="nl"/>
+        </w:rPr>
+        <w:t xml:space="preserve">: iemand toevoegen die geen sollicitant is (zie hieronder).</w:t>
+      </w:r>
+      <w:r>
+        <w:rPr>
+          <w:lang w:val="nl"/>
+        </w:rPr>
+        <w:t xml:space="preserve"> </w:t>
+      </w:r>
+      <w:r>
+        <w:rPr>
+          <w:lang w:val="nl"/>
+        </w:rPr>
+        <w:t xml:space="preserve">Onder</w:t>
+      </w:r>
+      <w:r>
+        <w:rPr>
+          <w:lang w:val="nl"/>
+        </w:rPr>
+        <w:t xml:space="preserve"> </w:t>
+      </w:r>
+      <w:r>
+        <w:rPr>
+          <w:b/>
+          <w:bCs/>
+          <w:lang w:val="nl"/>
+        </w:rPr>
         <w:t xml:space="preserve">Exporteren</w:t>
       </w:r>
       <w:r>
         <w:rPr>
           <w:lang w:val="nl"/>
         </w:rPr>
-        <w:t xml:space="preserve">: de Excel voor de</w:t>
-      </w:r>
-      <w:r>
-        <w:rPr>
-          <w:lang w:val="nl"/>
-        </w:rPr>
-        <w:t xml:space="preserve"> </w:t>
-      </w:r>
-      <w:r>
-        <w:rPr>
-          <w:lang w:val="nl"/>
-        </w:rPr>
-        <w:t xml:space="preserve">loonadministratie (vastgesteld of dit scenario) en de export voor het rooster (Excel of JSON; zie</w:t>
+        <w:t xml:space="preserve">: de Excel voor de loonadministratie (vastgesteld of dit scenario) en de export</w:t>
+      </w:r>
+      <w:r>
+        <w:rPr>
+          <w:lang w:val="nl"/>
+        </w:rPr>
+        <w:t xml:space="preserve"> </w:t>
+      </w:r>
+      <w:r>
+        <w:rPr>
+          <w:lang w:val="nl"/>
+        </w:rPr>
+        <w:t xml:space="preserve">voor het rooster (Excel of JSON; zie</w:t>
       </w:r>
       <w:r>
         <w:rPr>
@@ -30106,7 +30263,25 @@
         <w:rPr>
           <w:lang w:val="nl"/>
         </w:rPr>
-        <w:t xml:space="preserve">: hoeveel mensen je per week hebt ingepland, tegen de norm van de posten.</w:t>
+        <w:t xml:space="preserve"> </w:t>
+      </w:r>
+      <w:r>
+        <w:rPr>
+          <w:lang w:val="nl"/>
+        </w:rPr>
+        <w:t xml:space="preserve">(ingeklapt; de kop zegt of er weken onder de norm zitten): hoeveel mensen</w:t>
+      </w:r>
+      <w:r>
+        <w:rPr>
+          <w:lang w:val="nl"/>
+        </w:rPr>
+        <w:t xml:space="preserve"> </w:t>
+      </w:r>
+      <w:r>
+        <w:rPr>
+          <w:lang w:val="nl"/>
+        </w:rPr>
+        <w:t xml:space="preserve">je per week hebt ingepland, tegen de norm van de posten.</w:t>
       </w:r>
     </w:p>
     <w:p>
@@ -30129,19 +30304,173 @@
         <w:rPr>
           <w:lang w:val="nl"/>
         </w:rPr>
-        <w:t xml:space="preserve">: zoek op naam, functie, wie (in de procedure of aangenomen) en toon alleen wie een</w:t>
-      </w:r>
-      <w:r>
-        <w:rPr>
-          <w:lang w:val="nl"/>
-        </w:rPr>
-        <w:t xml:space="preserve"> </w:t>
-      </w:r>
-      <w:r>
-        <w:rPr>
-          <w:lang w:val="nl"/>
-        </w:rPr>
-        <w:t xml:space="preserve">afwijking heeft, nog niet is ingepland, of wel of niet vaststaat na het gesprek.</w:t>
+        <w:t xml:space="preserve">: zoek op naam,</w:t>
+      </w:r>
+      <w:r>
+        <w:rPr>
+          <w:lang w:val="nl"/>
+        </w:rPr>
+        <w:t xml:space="preserve"> </w:t>
+      </w:r>
+      <w:r>
+        <w:rPr>
+          <w:b/>
+          <w:bCs/>
+          <w:lang w:val="nl"/>
+        </w:rPr>
+        <w:t xml:space="preserve">Wie</w:t>
+      </w:r>
+      <w:r>
+        <w:rPr>
+          <w:lang w:val="nl"/>
+        </w:rPr>
+        <w:t xml:space="preserve"> </w:t>
+      </w:r>
+      <w:r>
+        <w:rPr>
+          <w:lang w:val="nl"/>
+        </w:rPr>
+        <w:t xml:space="preserve">(in de procedure, aangenomen of extra personen),</w:t>
+      </w:r>
+      <w:r>
+        <w:rPr>
+          <w:lang w:val="nl"/>
+        </w:rPr>
+        <w:t xml:space="preserve"> </w:t>
+      </w:r>
+      <w:r>
+        <w:rPr>
+          <w:b/>
+          <w:bCs/>
+          <w:lang w:val="nl"/>
+        </w:rPr>
+        <w:t xml:space="preserve">Toon</w:t>
+      </w:r>
+      <w:r>
+        <w:rPr>
+          <w:lang w:val="nl"/>
+        </w:rPr>
+        <w:t xml:space="preserve"> </w:t>
+      </w:r>
+      <w:r>
+        <w:rPr>
+          <w:lang w:val="nl"/>
+        </w:rPr>
+        <w:t xml:space="preserve">(met</w:t>
+      </w:r>
+      <w:r>
+        <w:rPr>
+          <w:lang w:val="nl"/>
+        </w:rPr>
+        <w:t xml:space="preserve"> </w:t>
+      </w:r>
+      <w:r>
+        <w:rPr>
+          <w:lang w:val="nl"/>
+        </w:rPr>
+        <w:t xml:space="preserve">een afwijking, nog niet ingepland, wel of niet vast na het gesprek) en</w:t>
+      </w:r>
+      <w:r>
+        <w:rPr>
+          <w:lang w:val="nl"/>
+        </w:rPr>
+        <w:t xml:space="preserve"> </w:t>
+      </w:r>
+      <w:r>
+        <w:rPr>
+          <w:b/>
+          <w:bCs/>
+          <w:lang w:val="nl"/>
+        </w:rPr>
+        <w:t xml:space="preserve">Sorteren</w:t>
+      </w:r>
+      <w:r>
+        <w:rPr>
+          <w:lang w:val="nl"/>
+        </w:rPr>
+        <w:t xml:space="preserve"> </w:t>
+      </w:r>
+      <w:r>
+        <w:rPr>
+          <w:lang w:val="nl"/>
+        </w:rPr>
+        <w:t xml:space="preserve">(op naam,</w:t>
+      </w:r>
+      <w:r>
+        <w:rPr>
+          <w:lang w:val="nl"/>
+        </w:rPr>
+        <w:t xml:space="preserve"> </w:t>
+      </w:r>
+      <w:r>
+        <w:rPr>
+          <w:lang w:val="nl"/>
+        </w:rPr>
+        <w:t xml:space="preserve">duurste eerst, meeste dagen, hoogste dagloon, oudste of jongste). Onder</w:t>
+      </w:r>
+      <w:r>
+        <w:rPr>
+          <w:lang w:val="nl"/>
+        </w:rPr>
+        <w:t xml:space="preserve"> </w:t>
+      </w:r>
+      <w:r>
+        <w:rPr>
+          <w:b/>
+          <w:bCs/>
+          <w:lang w:val="nl"/>
+        </w:rPr>
+        <w:t xml:space="preserve">Meer filters</w:t>
+      </w:r>
+      <w:r>
+        <w:rPr>
+          <w:lang w:val="nl"/>
+        </w:rPr>
+        <w:t xml:space="preserve">: functie,</w:t>
+      </w:r>
+      <w:r>
+        <w:rPr>
+          <w:lang w:val="nl"/>
+        </w:rPr>
+        <w:t xml:space="preserve"> </w:t>
+      </w:r>
+      <w:r>
+        <w:rPr>
+          <w:lang w:val="nl"/>
+        </w:rPr>
+        <w:t xml:space="preserve">een weekbereik en</w:t>
+      </w:r>
+      <w:r>
+        <w:rPr>
+          <w:lang w:val="nl"/>
+        </w:rPr>
+        <w:t xml:space="preserve"> </w:t>
+      </w:r>
+      <w:r>
+        <w:rPr>
+          <w:b/>
+          <w:bCs/>
+          <w:lang w:val="nl"/>
+        </w:rPr>
+        <w:t xml:space="preserve">Alleen het hoofdseizoen</w:t>
+      </w:r>
+      <w:r>
+        <w:rPr>
+          <w:lang w:val="nl"/>
+        </w:rPr>
+        <w:t xml:space="preserve">. Met een weekbereik heet de kolom Totaal "Seizoen":</w:t>
+      </w:r>
+      <w:r>
+        <w:rPr>
+          <w:lang w:val="nl"/>
+        </w:rPr>
+        <w:t xml:space="preserve"> </w:t>
+      </w:r>
+      <w:r>
+        <w:rPr>
+          <w:lang w:val="nl"/>
+        </w:rPr>
+        <w:t xml:space="preserve">die telt het hele seizoen.</w:t>
       </w:r>
     </w:p>
     <w:p>
@@ -30371,19 +30700,19 @@
           <w:bCs/>
           <w:lang w:val="nl"/>
         </w:rPr>
-        <w:t xml:space="preserve">opgegeven weken</w:t>
-      </w:r>
-      <w:r>
-        <w:rPr>
-          <w:lang w:val="nl"/>
-        </w:rPr>
-        <w:t xml:space="preserve"> </w:t>
-      </w:r>
-      <w:r>
-        <w:rPr>
-          <w:lang w:val="nl"/>
-        </w:rPr>
-        <w:t xml:space="preserve">plant de weken erna hetzelfde, nooit met meer dagen dan iemand opgaf.</w:t>
+        <w:t xml:space="preserve">weken</w:t>
+      </w:r>
+      <w:r>
+        <w:rPr>
+          <w:lang w:val="nl"/>
+        </w:rPr>
+        <w:t xml:space="preserve"> </w:t>
+      </w:r>
+      <w:r>
+        <w:rPr>
+          <w:lang w:val="nl"/>
+        </w:rPr>
+        <w:t xml:space="preserve">plant de opgegeven weken erna hetzelfde, nooit met meer dagen dan iemand opgaf.</w:t>
       </w:r>
     </w:p>
     <w:p>
@@ -30556,7 +30885,79 @@
         <w:rPr>
           <w:lang w:val="nl"/>
         </w:rPr>
-        <w:t xml:space="preserve">Lifeguard-rang uit Authentik; Postcommandant kies je zelf), de totalen, de</w:t>
+        <w:t xml:space="preserve">strandwacht-rang uit Authentik; Postcommandant kies je zelf), de totalen,</w:t>
+      </w:r>
+      <w:r>
+        <w:rPr>
+          <w:lang w:val="nl"/>
+        </w:rPr>
+        <w:t xml:space="preserve"> </w:t>
+      </w:r>
+      <w:r>
+        <w:rPr>
+          <w:b/>
+          <w:bCs/>
+          <w:lang w:val="nl"/>
+        </w:rPr>
+        <w:t xml:space="preserve">Alle geplande weken</w:t>
+      </w:r>
+      <w:r>
+        <w:rPr>
+          <w:lang w:val="nl"/>
+        </w:rPr>
+        <w:t xml:space="preserve"> </w:t>
+      </w:r>
+      <w:r>
+        <w:rPr>
+          <w:lang w:val="nl"/>
+        </w:rPr>
+        <w:t xml:space="preserve">(in één keer</w:t>
+      </w:r>
+      <w:r>
+        <w:rPr>
+          <w:lang w:val="nl"/>
+        </w:rPr>
+        <w:t xml:space="preserve"> </w:t>
+      </w:r>
+      <w:r>
+        <w:rPr>
+          <w:b/>
+          <w:bCs/>
+          <w:lang w:val="nl"/>
+        </w:rPr>
+        <w:t xml:space="preserve">Betaald</w:t>
+      </w:r>
+      <w:r>
+        <w:rPr>
+          <w:lang w:val="nl"/>
+        </w:rPr>
+        <w:t xml:space="preserve"> </w:t>
+      </w:r>
+      <w:r>
+        <w:rPr>
+          <w:lang w:val="nl"/>
+        </w:rPr>
+        <w:t xml:space="preserve">of</w:t>
+      </w:r>
+      <w:r>
+        <w:rPr>
+          <w:lang w:val="nl"/>
+        </w:rPr>
+        <w:t xml:space="preserve"> </w:t>
+      </w:r>
+      <w:r>
+        <w:rPr>
+          <w:b/>
+          <w:bCs/>
+          <w:lang w:val="nl"/>
+        </w:rPr>
+        <w:t xml:space="preserve">Onbetaald</w:t>
+      </w:r>
+      <w:r>
+        <w:rPr>
+          <w:lang w:val="nl"/>
+        </w:rPr>
+        <w:t xml:space="preserve">), de</w:t>
       </w:r>
       <w:r>
         <w:rPr>
@@ -30685,6 +31086,237 @@
           <w:lang w:val="nl"/>
         </w:rPr>
         <w:t xml:space="preserve">.</w:t>
+      </w:r>
+    </w:p>
+    <w:p>
+      <w:pPr>
+        <w:pStyle w:val="BodyText"/>
+      </w:pPr>
+      <w:r>
+        <w:rPr>
+          <w:b/>
+          <w:bCs/>
+          <w:lang w:val="nl"/>
+        </w:rPr>
+        <w:t xml:space="preserve">Extra personen</w:t>
+      </w:r>
+      <w:r>
+        <w:rPr>
+          <w:lang w:val="nl"/>
+        </w:rPr>
+        <w:t xml:space="preserve"> </w:t>
+      </w:r>
+      <w:r>
+        <w:rPr>
+          <w:lang w:val="nl"/>
+        </w:rPr>
+        <w:t xml:space="preserve">(bijvoorbeeld de postcommandant): iemand die geen sollicitant is maar wel</w:t>
+      </w:r>
+      <w:r>
+        <w:rPr>
+          <w:lang w:val="nl"/>
+        </w:rPr>
+        <w:t xml:space="preserve"> </w:t>
+      </w:r>
+      <w:r>
+        <w:rPr>
+          <w:lang w:val="nl"/>
+        </w:rPr>
+        <w:t xml:space="preserve">meetelt in de kosten, het budget, de dekking, de Excel voor de loonadministratie en het rooster.</w:t>
+      </w:r>
+      <w:r>
+        <w:rPr>
+          <w:lang w:val="nl"/>
+        </w:rPr>
+        <w:t xml:space="preserve"> </w:t>
+      </w:r>
+      <w:r>
+        <w:rPr>
+          <w:lang w:val="nl"/>
+        </w:rPr>
+        <w:t xml:space="preserve">Toevoegen via</w:t>
+      </w:r>
+      <w:r>
+        <w:rPr>
+          <w:lang w:val="nl"/>
+        </w:rPr>
+        <w:t xml:space="preserve"> </w:t>
+      </w:r>
+      <w:r>
+        <w:rPr>
+          <w:b/>
+          <w:bCs/>
+          <w:lang w:val="nl"/>
+        </w:rPr>
+        <w:t xml:space="preserve">Extra persoon</w:t>
+      </w:r>
+      <w:r>
+        <w:rPr>
+          <w:lang w:val="nl"/>
+        </w:rPr>
+        <w:t xml:space="preserve"> </w:t>
+      </w:r>
+      <w:r>
+        <w:rPr>
+          <w:lang w:val="nl"/>
+        </w:rPr>
+        <w:t xml:space="preserve">in de kop: naam, functie en optioneel een geboortedatum (alleen</w:t>
+      </w:r>
+      <w:r>
+        <w:rPr>
+          <w:lang w:val="nl"/>
+        </w:rPr>
+        <w:t xml:space="preserve"> </w:t>
+      </w:r>
+      <w:r>
+        <w:rPr>
+          <w:lang w:val="nl"/>
+        </w:rPr>
+        <w:t xml:space="preserve">nodig voor een dagloon naar leeftijd; leeg = gerekend als 18 jaar) en een notitie. De rij heeft het</w:t>
+      </w:r>
+      <w:r>
+        <w:rPr>
+          <w:lang w:val="nl"/>
+        </w:rPr>
+        <w:t xml:space="preserve"> </w:t>
+      </w:r>
+      <w:r>
+        <w:rPr>
+          <w:lang w:val="nl"/>
+        </w:rPr>
+        <w:t xml:space="preserve">label</w:t>
+      </w:r>
+      <w:r>
+        <w:rPr>
+          <w:lang w:val="nl"/>
+        </w:rPr>
+        <w:t xml:space="preserve"> </w:t>
+      </w:r>
+      <w:r>
+        <w:rPr>
+          <w:b/>
+          <w:bCs/>
+          <w:lang w:val="nl"/>
+        </w:rPr>
+        <w:t xml:space="preserve">extra</w:t>
+      </w:r>
+      <w:r>
+        <w:rPr>
+          <w:lang w:val="nl"/>
+        </w:rPr>
+        <w:t xml:space="preserve">. Plannen gaat zoals bij iedereen, alleen is er geen opgave: je plant vrij, er komt</w:t>
+      </w:r>
+      <w:r>
+        <w:rPr>
+          <w:lang w:val="nl"/>
+        </w:rPr>
+        <w:t xml:space="preserve"> </w:t>
+      </w:r>
+      <w:r>
+        <w:rPr>
+          <w:lang w:val="nl"/>
+        </w:rPr>
+        <w:t xml:space="preserve">geen "meer dan opgegeven", en</w:t>
+      </w:r>
+      <w:r>
+        <w:rPr>
+          <w:lang w:val="nl"/>
+        </w:rPr>
+        <w:t xml:space="preserve"> </w:t>
+      </w:r>
+      <w:r>
+        <w:rPr>
+          <w:b/>
+          <w:bCs/>
+          <w:lang w:val="nl"/>
+        </w:rPr>
+        <w:t xml:space="preserve">Zelfde voor de volgende weken</w:t>
+      </w:r>
+      <w:r>
+        <w:rPr>
+          <w:lang w:val="nl"/>
+        </w:rPr>
+        <w:t xml:space="preserve"> </w:t>
+      </w:r>
+      <w:r>
+        <w:rPr>
+          <w:lang w:val="nl"/>
+        </w:rPr>
+        <w:t xml:space="preserve">vult alle weken erna. De functie</w:t>
+      </w:r>
+      <w:r>
+        <w:rPr>
+          <w:lang w:val="nl"/>
+        </w:rPr>
+        <w:t xml:space="preserve"> </w:t>
+      </w:r>
+      <w:r>
+        <w:rPr>
+          <w:lang w:val="nl"/>
+        </w:rPr>
+        <w:t xml:space="preserve">geldt in alle scenario's. Wijzigen en</w:t>
+      </w:r>
+      <w:r>
+        <w:rPr>
+          <w:lang w:val="nl"/>
+        </w:rPr>
+        <w:t xml:space="preserve"> </w:t>
+      </w:r>
+      <w:r>
+        <w:rPr>
+          <w:b/>
+          <w:bCs/>
+          <w:lang w:val="nl"/>
+        </w:rPr>
+        <w:t xml:space="preserve">Verwijderen</w:t>
+      </w:r>
+      <w:r>
+        <w:rPr>
+          <w:lang w:val="nl"/>
+        </w:rPr>
+        <w:t xml:space="preserve"> </w:t>
+      </w:r>
+      <w:r>
+        <w:rPr>
+          <w:lang w:val="nl"/>
+        </w:rPr>
+        <w:t xml:space="preserve">doe je in het paneel (naam aanklikken);</w:t>
+      </w:r>
+      <w:r>
+        <w:rPr>
+          <w:lang w:val="nl"/>
+        </w:rPr>
+        <w:t xml:space="preserve"> </w:t>
+      </w:r>
+      <w:r>
+        <w:rPr>
+          <w:lang w:val="nl"/>
+        </w:rPr>
+        <w:t xml:space="preserve">verwijderen haalt ook de planning uit alle scenario's weg. Een extra persoon staat niet bij</w:t>
+      </w:r>
+      <w:r>
+        <w:rPr>
+          <w:lang w:val="nl"/>
+        </w:rPr>
+        <w:t xml:space="preserve"> </w:t>
+      </w:r>
+      <w:r>
+        <w:rPr>
+          <w:lang w:val="nl"/>
+        </w:rPr>
+        <w:t xml:space="preserve">Sollicitanten, krijgt geen berichten of portaal en heeft geen afspraak of slot. In de export voor</w:t>
+      </w:r>
+      <w:r>
+        <w:rPr>
+          <w:lang w:val="nl"/>
+        </w:rPr>
+        <w:t xml:space="preserve"> </w:t>
+      </w:r>
+      <w:r>
+        <w:rPr>
+          <w:lang w:val="nl"/>
+        </w:rPr>
+        <w:t xml:space="preserve">de loonadministratie staat hij met "Extra persoon (actief scenario)".</w:t>
       </w:r>
       <w:r>
         <w:rPr>

--- a/docs/handleiding/word/handleiding_beheer.docx
+++ b/docs/handleiding/word/handleiding_beheer.docx
@@ -1584,7 +1584,7 @@
               <w:rPr>
                 <w:lang w:val="nl"/>
               </w:rPr>
-              <w:t xml:space="preserve">Alles behalve Loondossiers, Beheerders &amp; rechten en Logboek</w:t>
+              <w:t xml:space="preserve">Alles behalve Loondossiers, Accounts &amp; rechten en Logboek</w:t>
             </w:r>
           </w:p>
         </w:tc>
@@ -1798,7 +1798,7 @@
         <w:rPr>
           <w:lang w:val="nl"/>
         </w:rPr>
-        <w:t xml:space="preserve">Goed om te weten over de begeleider: met de standaardrechten (Selectiedag: alleen lezen) kan een</w:t>
+        <w:t xml:space="preserve">Goed om te weten over de begeleider: met de standaardrechten (Selectiedag: Bekijken, Inchecken en Beoordelen) kan een</w:t>
       </w:r>
       <w:r>
         <w:rPr>
@@ -1886,7 +1886,7 @@
         <w:rPr>
           <w:lang w:val="nl"/>
         </w:rPr>
-        <w:t xml:space="preserve">bestuur. Bijzonderheden uit het kennismakingsformulier (vaak medisch) ziet een begeleider niet; wel</w:t>
+        <w:t xml:space="preserve">bestuur, tenzij je de begeleider die taken geeft onder Rollen &amp; rechten. Bijzonderheden uit het kennismakingsformulier (vaak medisch) ziet een begeleider niet; wel</w:t>
       </w:r>
       <w:r>
         <w:rPr>
@@ -6867,7 +6867,7 @@
         <w:rPr>
           <w:lang w:val="nl"/>
         </w:rPr>
-        <w:t xml:space="preserve">Beheerders &amp; rechten › Rollen (standaard app-sol-admin = Beheerder, app-sol-bestuur = Bestuur,</w:t>
+        <w:t xml:space="preserve">Accounts &amp; rechten › Rollen (standaard app-sol-admin = Beheerder, app-sol-bestuur = Bestuur,</w:t>
       </w:r>
       <w:r>
         <w:rPr>
@@ -7755,7 +7755,7 @@
               <w:rPr>
                 <w:lang w:val="nl"/>
               </w:rPr>
-              <w:t xml:space="preserve">Seizoen, Instellingen, Beheerders &amp; rechten, Logboek</w:t>
+              <w:t xml:space="preserve">Seizoen, Instellingen, Accounts &amp; rechten, Logboek</w:t>
             </w:r>
           </w:p>
         </w:tc>
@@ -41753,21 +41753,21 @@
         <w:rPr>
           <w:lang w:val="nl"/>
         </w:rPr>
-        <w:t xml:space="preserve">zijbalk › Systeem › Beheerders &amp; rechten, met de tabbladen</w:t>
-      </w:r>
-      <w:r>
-        <w:rPr>
-          <w:lang w:val="nl"/>
-        </w:rPr>
-        <w:t xml:space="preserve"> </w:t>
-      </w:r>
-      <w:r>
-        <w:rPr>
-          <w:b/>
-          <w:bCs/>
-          <w:lang w:val="nl"/>
-        </w:rPr>
-        <w:t xml:space="preserve">Beheerders</w:t>
+        <w:t xml:space="preserve">zijbalk › Systeem › Accounts &amp; rechten, met de tabbladen</w:t>
+      </w:r>
+      <w:r>
+        <w:rPr>
+          <w:lang w:val="nl"/>
+        </w:rPr>
+        <w:t xml:space="preserve"> </w:t>
+      </w:r>
+      <w:r>
+        <w:rPr>
+          <w:b/>
+          <w:bCs/>
+          <w:lang w:val="nl"/>
+        </w:rPr>
+        <w:t xml:space="preserve">Accounts</w:t>
       </w:r>
       <w:r>
         <w:rPr>
@@ -41816,7 +41816,7 @@
         <w:rPr>
           <w:lang w:val="nl"/>
         </w:rPr>
-        <w:t xml:space="preserve">bewerkrecht op Beheerders &amp; rollen (standaard alleen admin).</w:t>
+        <w:t xml:space="preserve">bewerkrecht op Accounts &amp; rollen (standaard alleen admin). Tot versie 2.141 heette dit Beheerders &amp; rechten.</w:t>
       </w:r>
     </w:p>
     <w:p>
@@ -41877,7 +41877,7 @@
         <w:rPr>
           <w:lang w:val="nl"/>
         </w:rPr>
-        <w:t xml:space="preserve">onderdeel in wat een rol mag. Admin heeft altijd alles.</w:t>
+        <w:t xml:space="preserve">onderdeel per taak in wat een rol mag. Admin heeft altijd alles.</w:t>
       </w:r>
     </w:p>
     <w:bookmarkStart w:id="128" w:name="iemand-toegang-geven"/>
@@ -42255,7 +42255,7 @@
       </w:r>
     </w:p>
     <w:bookmarkEnd w:id="129"/>
-    <w:bookmarkStart w:id="130" w:name="het-tabblad-beheerders"/>
+    <w:bookmarkStart w:id="130" w:name="het-tabblad-accounts"/>
     <w:p>
       <w:pPr>
         <w:pStyle w:val="Heading2"/>
@@ -42264,7 +42264,7 @@
         <w:rPr>
           <w:lang w:val="nl"/>
         </w:rPr>
-        <w:t xml:space="preserve">Het tabblad Beheerders</w:t>
+        <w:t xml:space="preserve">Het tabblad Accounts</w:t>
       </w:r>
     </w:p>
     <w:p>
@@ -42691,7 +42691,7 @@
         <w:rPr>
           <w:lang w:val="nl"/>
         </w:rPr>
-        <w:t xml:space="preserve">Beheerder (admin) heeft; het recht op Beheerders &amp; rollen is niet genoeg. Gebruik het alleen als</w:t>
+        <w:t xml:space="preserve">Beheerder (admin) heeft; het recht op Accounts &amp; rollen is niet genoeg. Gebruik het alleen als</w:t>
       </w:r>
       <w:r>
         <w:rPr>
@@ -43473,31 +43473,107 @@
         <w:rPr>
           <w:lang w:val="nl"/>
         </w:rPr>
-        <w:t xml:space="preserve">toont per onderdeel en per rol de vinkjes Lezen, Bewerken en</w:t>
-      </w:r>
-      <w:r>
-        <w:rPr>
-          <w:lang w:val="nl"/>
-        </w:rPr>
-        <w:t xml:space="preserve"> </w:t>
-      </w:r>
-      <w:r>
-        <w:rPr>
-          <w:lang w:val="nl"/>
-        </w:rPr>
-        <w:t xml:space="preserve">Verwijderen. Een streepje betekent dat die actie voor dat onderdeel niet bestaat. Bewerken of</w:t>
-      </w:r>
-      <w:r>
-        <w:rPr>
-          <w:lang w:val="nl"/>
-        </w:rPr>
-        <w:t xml:space="preserve"> </w:t>
-      </w:r>
-      <w:r>
-        <w:rPr>
-          <w:lang w:val="nl"/>
-        </w:rPr>
-        <w:t xml:space="preserve">verwijderen zet lezen vanzelf aan. Admin staat vast op alles.</w:t>
+        <w:t xml:space="preserve">staat per onderdeel ingeklapt; de kop zegt per rol hoeveel taken</w:t>
+      </w:r>
+      <w:r>
+        <w:rPr>
+          <w:lang w:val="nl"/>
+        </w:rPr>
+        <w:t xml:space="preserve"> </w:t>
+      </w:r>
+      <w:r>
+        <w:rPr>
+          <w:lang w:val="nl"/>
+        </w:rPr>
+        <w:t xml:space="preserve">aanstaan ("Begeleider 3/5 · Bestuur 5/5"). Uitgeklapt zie je per</w:t>
+      </w:r>
+      <w:r>
+        <w:rPr>
+          <w:lang w:val="nl"/>
+        </w:rPr>
+        <w:t xml:space="preserve"> </w:t>
+      </w:r>
+      <w:r>
+        <w:rPr>
+          <w:b/>
+          <w:bCs/>
+          <w:lang w:val="nl"/>
+        </w:rPr>
+        <w:t xml:space="preserve">taak</w:t>
+      </w:r>
+      <w:r>
+        <w:rPr>
+          <w:lang w:val="nl"/>
+        </w:rPr>
+        <w:t xml:space="preserve"> </w:t>
+      </w:r>
+      <w:r>
+        <w:rPr>
+          <w:lang w:val="nl"/>
+        </w:rPr>
+        <w:t xml:space="preserve">een regel met uitleg en</w:t>
+      </w:r>
+      <w:r>
+        <w:rPr>
+          <w:lang w:val="nl"/>
+        </w:rPr>
+        <w:t xml:space="preserve"> </w:t>
+      </w:r>
+      <w:r>
+        <w:rPr>
+          <w:lang w:val="nl"/>
+        </w:rPr>
+        <w:t xml:space="preserve">per rol een vinkje. Met</w:t>
+      </w:r>
+      <w:r>
+        <w:rPr>
+          <w:lang w:val="nl"/>
+        </w:rPr>
+        <w:t xml:space="preserve"> </w:t>
+      </w:r>
+      <w:r>
+        <w:rPr>
+          <w:b/>
+          <w:bCs/>
+          <w:lang w:val="nl"/>
+        </w:rPr>
+        <w:t xml:space="preserve">Alles bij …</w:t>
+      </w:r>
+      <w:r>
+        <w:rPr>
+          <w:lang w:val="nl"/>
+        </w:rPr>
+        <w:t xml:space="preserve"> </w:t>
+      </w:r>
+      <w:r>
+        <w:rPr>
+          <w:lang w:val="nl"/>
+        </w:rPr>
+        <w:t xml:space="preserve">zet je in één keer alle taken van dat onderdeel aan of uit</w:t>
+      </w:r>
+      <w:r>
+        <w:rPr>
+          <w:lang w:val="nl"/>
+        </w:rPr>
+        <w:t xml:space="preserve"> </w:t>
+      </w:r>
+      <w:r>
+        <w:rPr>
+          <w:lang w:val="nl"/>
+        </w:rPr>
+        <w:t xml:space="preserve">voor een rol (half gevuld = een deel staat aan). Elke taak houdt in dat de rol het onderdeel mag</w:t>
+      </w:r>
+      <w:r>
+        <w:rPr>
+          <w:lang w:val="nl"/>
+        </w:rPr>
+        <w:t xml:space="preserve"> </w:t>
+      </w:r>
+      <w:r>
+        <w:rPr>
+          <w:lang w:val="nl"/>
+        </w:rPr>
+        <w:t xml:space="preserve">bekijken. Admin staat vast op alles.</w:t>
       </w:r>
       <w:r>
         <w:rPr>
@@ -43523,19 +43599,19 @@
         <w:rPr>
           <w:lang w:val="nl"/>
         </w:rPr>
-        <w:t xml:space="preserve">bewaart de hele</w:t>
-      </w:r>
-      <w:r>
-        <w:rPr>
-          <w:lang w:val="nl"/>
-        </w:rPr>
-        <w:t xml:space="preserve"> </w:t>
-      </w:r>
-      <w:r>
-        <w:rPr>
-          <w:lang w:val="nl"/>
-        </w:rPr>
-        <w:t xml:space="preserve">matrix in één keer; elke wijziging komt in het logboek.</w:t>
+        <w:t xml:space="preserve">bewaart de hele matrix in één keer; elke</w:t>
+      </w:r>
+      <w:r>
+        <w:rPr>
+          <w:lang w:val="nl"/>
+        </w:rPr>
+        <w:t xml:space="preserve"> </w:t>
+      </w:r>
+      <w:r>
+        <w:rPr>
+          <w:lang w:val="nl"/>
+        </w:rPr>
+        <w:t xml:space="preserve">wijziging komt in het logboek als rolwijziging met de taken van voor en na.</w:t>
       </w:r>
     </w:p>
     <w:p>
@@ -43546,7 +43622,73 @@
         <w:rPr>
           <w:lang w:val="nl"/>
         </w:rPr>
-        <w:t xml:space="preserve">Zo staat het op een nieuwe installatie (l = lezen, b = bewerken, v = verwijderen):</w:t>
+        <w:t xml:space="preserve">Onderdelen met eigen taken (de rest heeft</w:t>
+      </w:r>
+      <w:r>
+        <w:rPr>
+          <w:lang w:val="nl"/>
+        </w:rPr>
+        <w:t xml:space="preserve"> </w:t>
+      </w:r>
+      <w:r>
+        <w:rPr>
+          <w:b/>
+          <w:bCs/>
+          <w:lang w:val="nl"/>
+        </w:rPr>
+        <w:t xml:space="preserve">Bekijken</w:t>
+      </w:r>
+      <w:r>
+        <w:rPr>
+          <w:lang w:val="nl"/>
+        </w:rPr>
+        <w:t xml:space="preserve">,</w:t>
+      </w:r>
+      <w:r>
+        <w:rPr>
+          <w:lang w:val="nl"/>
+        </w:rPr>
+        <w:t xml:space="preserve"> </w:t>
+      </w:r>
+      <w:r>
+        <w:rPr>
+          <w:b/>
+          <w:bCs/>
+          <w:lang w:val="nl"/>
+        </w:rPr>
+        <w:t xml:space="preserve">Wijzigen</w:t>
+      </w:r>
+      <w:r>
+        <w:rPr>
+          <w:lang w:val="nl"/>
+        </w:rPr>
+        <w:t xml:space="preserve"> </w:t>
+      </w:r>
+      <w:r>
+        <w:rPr>
+          <w:lang w:val="nl"/>
+        </w:rPr>
+        <w:t xml:space="preserve">en waar het bestaat</w:t>
+      </w:r>
+      <w:r>
+        <w:rPr>
+          <w:lang w:val="nl"/>
+        </w:rPr>
+        <w:t xml:space="preserve"> </w:t>
+      </w:r>
+      <w:r>
+        <w:rPr>
+          <w:b/>
+          <w:bCs/>
+          <w:lang w:val="nl"/>
+        </w:rPr>
+        <w:t xml:space="preserve">Verwijderen</w:t>
+      </w:r>
+      <w:r>
+        <w:rPr>
+          <w:lang w:val="nl"/>
+        </w:rPr>
+        <w:t xml:space="preserve">):</w:t>
       </w:r>
     </w:p>
     <w:tbl>
@@ -43556,11 +43698,8 @@
         <w:tblLook w:firstRow="1" w:lastRow="0" w:firstColumn="0" w:lastColumn="0" w:noHBand="0" w:noVBand="0" w:val="0020"/>
       </w:tblPr>
       <w:tblGrid>
-        <w:gridCol w:w="1584"/>
-        <w:gridCol w:w="1584"/>
-        <w:gridCol w:w="1584"/>
-        <w:gridCol w:w="1584"/>
-        <w:gridCol w:w="1584"/>
+        <w:gridCol w:w="3960"/>
+        <w:gridCol w:w="3960"/>
       </w:tblGrid>
       <w:tr>
         <w:trPr>
@@ -43590,49 +43729,7 @@
               <w:rPr>
                 <w:lang w:val="nl"/>
               </w:rPr>
-              <w:t xml:space="preserve">Begeleider</w:t>
-            </w:r>
-          </w:p>
-        </w:tc>
-        <w:tc>
-          <w:tcPr/>
-          <w:p>
-            <w:pPr>
-              <w:pStyle w:val="Compact"/>
-            </w:pPr>
-            <w:r>
-              <w:rPr>
-                <w:lang w:val="nl"/>
-              </w:rPr>
-              <w:t xml:space="preserve">Bestuur</w:t>
-            </w:r>
-          </w:p>
-        </w:tc>
-        <w:tc>
-          <w:tcPr/>
-          <w:p>
-            <w:pPr>
-              <w:pStyle w:val="Compact"/>
-            </w:pPr>
-            <w:r>
-              <w:rPr>
-                <w:lang w:val="nl"/>
-              </w:rPr>
-              <w:t xml:space="preserve">Penningmeester</w:t>
-            </w:r>
-          </w:p>
-        </w:tc>
-        <w:tc>
-          <w:tcPr/>
-          <w:p>
-            <w:pPr>
-              <w:pStyle w:val="Compact"/>
-            </w:pPr>
-            <w:r>
-              <w:rPr>
-                <w:lang w:val="nl"/>
-              </w:rPr>
-              <w:t xml:space="preserve">Admin</w:t>
+              <w:t xml:space="preserve">Taken</w:t>
             </w:r>
           </w:p>
         </w:tc>
@@ -43648,7 +43745,7 @@
               <w:rPr>
                 <w:lang w:val="nl"/>
               </w:rPr>
-              <w:t xml:space="preserve">Sollicitanten</w:t>
+              <w:t xml:space="preserve">Selectiedag</w:t>
             </w:r>
           </w:p>
         </w:tc>
@@ -43662,49 +43759,7 @@
               <w:rPr>
                 <w:lang w:val="nl"/>
               </w:rPr>
-              <w:t xml:space="preserve">–</w:t>
-            </w:r>
-          </w:p>
-        </w:tc>
-        <w:tc>
-          <w:tcPr/>
-          <w:p>
-            <w:pPr>
-              <w:pStyle w:val="Compact"/>
-            </w:pPr>
-            <w:r>
-              <w:rPr>
-                <w:lang w:val="nl"/>
-              </w:rPr>
-              <w:t xml:space="preserve">l b v</w:t>
-            </w:r>
-          </w:p>
-        </w:tc>
-        <w:tc>
-          <w:tcPr/>
-          <w:p>
-            <w:pPr>
-              <w:pStyle w:val="Compact"/>
-            </w:pPr>
-            <w:r>
-              <w:rPr>
-                <w:lang w:val="nl"/>
-              </w:rPr>
-              <w:t xml:space="preserve">l</w:t>
-            </w:r>
-          </w:p>
-        </w:tc>
-        <w:tc>
-          <w:tcPr/>
-          <w:p>
-            <w:pPr>
-              <w:pStyle w:val="Compact"/>
-            </w:pPr>
-            <w:r>
-              <w:rPr>
-                <w:lang w:val="nl"/>
-              </w:rPr>
-              <w:t xml:space="preserve">alles</w:t>
+              <w:t xml:space="preserve">Bekijken · Inchecken · Beoordelen · Voorbereiden (wie komt er, groepen, afmeldingen, tablet en pincode, afsluiten) · Nabespreken en besluiten (nabespreking, bellijst, observaties van anderen weghalen)</w:t>
             </w:r>
           </w:p>
         </w:tc>
@@ -43720,7 +43775,7 @@
               <w:rPr>
                 <w:lang w:val="nl"/>
               </w:rPr>
-              <w:t xml:space="preserve">Landingspagina's</w:t>
+              <w:t xml:space="preserve">Trainingsweekend</w:t>
             </w:r>
           </w:p>
         </w:tc>
@@ -43734,49 +43789,7 @@
               <w:rPr>
                 <w:lang w:val="nl"/>
               </w:rPr>
-              <w:t xml:space="preserve">–</w:t>
-            </w:r>
-          </w:p>
-        </w:tc>
-        <w:tc>
-          <w:tcPr/>
-          <w:p>
-            <w:pPr>
-              <w:pStyle w:val="Compact"/>
-            </w:pPr>
-            <w:r>
-              <w:rPr>
-                <w:lang w:val="nl"/>
-              </w:rPr>
-              <w:t xml:space="preserve">l b v</w:t>
-            </w:r>
-          </w:p>
-        </w:tc>
-        <w:tc>
-          <w:tcPr/>
-          <w:p>
-            <w:pPr>
-              <w:pStyle w:val="Compact"/>
-            </w:pPr>
-            <w:r>
-              <w:rPr>
-                <w:lang w:val="nl"/>
-              </w:rPr>
-              <w:t xml:space="preserve">–</w:t>
-            </w:r>
-          </w:p>
-        </w:tc>
-        <w:tc>
-          <w:tcPr/>
-          <w:p>
-            <w:pPr>
-              <w:pStyle w:val="Compact"/>
-            </w:pPr>
-            <w:r>
-              <w:rPr>
-                <w:lang w:val="nl"/>
-              </w:rPr>
-              <w:t xml:space="preserve">alles</w:t>
+              <w:t xml:space="preserve">Bekijken · Inchecken · Beoordelen · Voorbereiden · Gesprekken en besluiten (evaluatie, gesprekken, aannemen of afwijzen)</w:t>
             </w:r>
           </w:p>
         </w:tc>
@@ -43792,7 +43805,7 @@
               <w:rPr>
                 <w:lang w:val="nl"/>
               </w:rPr>
-              <w:t xml:space="preserve">Kennismakingsformulier</w:t>
+              <w:t xml:space="preserve">Sollicitanten</w:t>
             </w:r>
           </w:p>
         </w:tc>
@@ -43806,49 +43819,7 @@
               <w:rPr>
                 <w:lang w:val="nl"/>
               </w:rPr>
-              <w:t xml:space="preserve">–</w:t>
-            </w:r>
-          </w:p>
-        </w:tc>
-        <w:tc>
-          <w:tcPr/>
-          <w:p>
-            <w:pPr>
-              <w:pStyle w:val="Compact"/>
-            </w:pPr>
-            <w:r>
-              <w:rPr>
-                <w:lang w:val="nl"/>
-              </w:rPr>
-              <w:t xml:space="preserve">l b</w:t>
-            </w:r>
-          </w:p>
-        </w:tc>
-        <w:tc>
-          <w:tcPr/>
-          <w:p>
-            <w:pPr>
-              <w:pStyle w:val="Compact"/>
-            </w:pPr>
-            <w:r>
-              <w:rPr>
-                <w:lang w:val="nl"/>
-              </w:rPr>
-              <w:t xml:space="preserve">–</w:t>
-            </w:r>
-          </w:p>
-        </w:tc>
-        <w:tc>
-          <w:tcPr/>
-          <w:p>
-            <w:pPr>
-              <w:pStyle w:val="Compact"/>
-            </w:pPr>
-            <w:r>
-              <w:rPr>
-                <w:lang w:val="nl"/>
-              </w:rPr>
-              <w:t xml:space="preserve">alles</w:t>
+              <w:t xml:space="preserve">Bekijken · Exporteren · Wijzigen (gegevens, fase, uitnodigen, afwijzen, herinneren) · Verwijderen</w:t>
             </w:r>
           </w:p>
         </w:tc>
@@ -43864,7 +43835,7 @@
               <w:rPr>
                 <w:lang w:val="nl"/>
               </w:rPr>
-              <w:t xml:space="preserve">Selectiedag</w:t>
+              <w:t xml:space="preserve">Berichten &amp; sjablonen</w:t>
             </w:r>
           </w:p>
         </w:tc>
@@ -43878,49 +43849,7 @@
               <w:rPr>
                 <w:lang w:val="nl"/>
               </w:rPr>
-              <w:t xml:space="preserve">l</w:t>
-            </w:r>
-          </w:p>
-        </w:tc>
-        <w:tc>
-          <w:tcPr/>
-          <w:p>
-            <w:pPr>
-              <w:pStyle w:val="Compact"/>
-            </w:pPr>
-            <w:r>
-              <w:rPr>
-                <w:lang w:val="nl"/>
-              </w:rPr>
-              <w:t xml:space="preserve">l b</w:t>
-            </w:r>
-          </w:p>
-        </w:tc>
-        <w:tc>
-          <w:tcPr/>
-          <w:p>
-            <w:pPr>
-              <w:pStyle w:val="Compact"/>
-            </w:pPr>
-            <w:r>
-              <w:rPr>
-                <w:lang w:val="nl"/>
-              </w:rPr>
-              <w:t xml:space="preserve">–</w:t>
-            </w:r>
-          </w:p>
-        </w:tc>
-        <w:tc>
-          <w:tcPr/>
-          <w:p>
-            <w:pPr>
-              <w:pStyle w:val="Compact"/>
-            </w:pPr>
-            <w:r>
-              <w:rPr>
-                <w:lang w:val="nl"/>
-              </w:rPr>
-              <w:t xml:space="preserve">alles</w:t>
+              <w:t xml:space="preserve">Bekijken · Versturen · Sjablonen en gepland</w:t>
             </w:r>
           </w:p>
         </w:tc>
@@ -43936,7 +43865,7 @@
               <w:rPr>
                 <w:lang w:val="nl"/>
               </w:rPr>
-              <w:t xml:space="preserve">Ondertekeningen</w:t>
+              <w:t xml:space="preserve">Loonplanning</w:t>
             </w:r>
           </w:p>
         </w:tc>
@@ -43950,7 +43879,151 @@
               <w:rPr>
                 <w:lang w:val="nl"/>
               </w:rPr>
-              <w:t xml:space="preserve">–</w:t>
+              <w:t xml:space="preserve">Bekijken · Plannen (weken, scenario's, extra personen, afspraak in het TW-gesprek) · Definitief maken (afspraken vastleggen, vastzetten en ontgrendelen)</w:t>
+            </w:r>
+          </w:p>
+        </w:tc>
+      </w:tr>
+    </w:tbl>
+    <w:p>
+      <w:pPr>
+        <w:pStyle w:val="BodyText"/>
+      </w:pPr>
+      <w:r>
+        <w:rPr>
+          <w:lang w:val="nl"/>
+        </w:rPr>
+        <w:t xml:space="preserve">Voorbeeld: een ervaren begeleider die mag meepraten bij de nabespreking maar niet mag indelen,</w:t>
+      </w:r>
+      <w:r>
+        <w:rPr>
+          <w:lang w:val="nl"/>
+        </w:rPr>
+        <w:t xml:space="preserve"> </w:t>
+      </w:r>
+      <w:r>
+        <w:rPr>
+          <w:lang w:val="nl"/>
+        </w:rPr>
+        <w:t xml:space="preserve">krijgt bij Selectiedag</w:t>
+      </w:r>
+      <w:r>
+        <w:rPr>
+          <w:lang w:val="nl"/>
+        </w:rPr>
+        <w:t xml:space="preserve"> </w:t>
+      </w:r>
+      <w:r>
+        <w:rPr>
+          <w:b/>
+          <w:bCs/>
+          <w:lang w:val="nl"/>
+        </w:rPr>
+        <w:t xml:space="preserve">Nabespreken en besluiten</w:t>
+      </w:r>
+      <w:r>
+        <w:rPr>
+          <w:lang w:val="nl"/>
+        </w:rPr>
+        <w:t xml:space="preserve"> </w:t>
+      </w:r>
+      <w:r>
+        <w:rPr>
+          <w:lang w:val="nl"/>
+        </w:rPr>
+        <w:t xml:space="preserve">erbij en houdt</w:t>
+      </w:r>
+      <w:r>
+        <w:rPr>
+          <w:lang w:val="nl"/>
+        </w:rPr>
+        <w:t xml:space="preserve"> </w:t>
+      </w:r>
+      <w:r>
+        <w:rPr>
+          <w:b/>
+          <w:bCs/>
+          <w:lang w:val="nl"/>
+        </w:rPr>
+        <w:t xml:space="preserve">Voorbereiden</w:t>
+      </w:r>
+      <w:r>
+        <w:rPr>
+          <w:lang w:val="nl"/>
+        </w:rPr>
+        <w:t xml:space="preserve"> </w:t>
+      </w:r>
+      <w:r>
+        <w:rPr>
+          <w:lang w:val="nl"/>
+        </w:rPr>
+        <w:t xml:space="preserve">uit.</w:t>
+      </w:r>
+    </w:p>
+    <w:p>
+      <w:pPr>
+        <w:pStyle w:val="BodyText"/>
+      </w:pPr>
+      <w:r>
+        <w:rPr>
+          <w:lang w:val="nl"/>
+        </w:rPr>
+        <w:t xml:space="preserve">Zo staat het op een nieuwe installatie (l = lezen, b = bewerken, v = verwijderen; een taak volgt</w:t>
+      </w:r>
+      <w:r>
+        <w:rPr>
+          <w:lang w:val="nl"/>
+        </w:rPr>
+        <w:t xml:space="preserve"> </w:t>
+      </w:r>
+      <w:r>
+        <w:rPr>
+          <w:lang w:val="nl"/>
+        </w:rPr>
+        <w:t xml:space="preserve">het recht waar hij bij hoort, dus "l" = alle taken die bij bekijken horen, zoals Inchecken en</w:t>
+      </w:r>
+      <w:r>
+        <w:rPr>
+          <w:lang w:val="nl"/>
+        </w:rPr>
+        <w:t xml:space="preserve"> </w:t>
+      </w:r>
+      <w:r>
+        <w:rPr>
+          <w:lang w:val="nl"/>
+        </w:rPr>
+        <w:t xml:space="preserve">Beoordelen):</w:t>
+      </w:r>
+    </w:p>
+    <w:tbl>
+      <w:tblPr>
+        <w:tblStyle w:val="Table"/>
+        <w:tblW w:type="auto" w:w="0"/>
+        <w:tblLook w:firstRow="1" w:lastRow="0" w:firstColumn="0" w:lastColumn="0" w:noHBand="0" w:noVBand="0" w:val="0020"/>
+      </w:tblPr>
+      <w:tblGrid>
+        <w:gridCol w:w="1320"/>
+        <w:gridCol w:w="1320"/>
+        <w:gridCol w:w="1320"/>
+        <w:gridCol w:w="1320"/>
+        <w:gridCol w:w="1320"/>
+        <w:gridCol w:w="1320"/>
+      </w:tblGrid>
+      <w:tr>
+        <w:trPr>
+          <w:tblHeader w:val="on"/>
+        </w:trPr>
+        <w:tc>
+          <w:tcPr/>
+          <w:p>
+            <w:pPr>
+              <w:pStyle w:val="Compact"/>
+            </w:pPr>
+            <w:r>
+              <w:rPr>
+                <w:lang w:val="nl"/>
+              </w:rPr>
+              <w:t xml:space="preserve">Onderdeel</w:t>
             </w:r>
           </w:p>
         </w:tc>
@@ -43964,7 +44037,7 @@
               <w:rPr>
                 <w:lang w:val="nl"/>
               </w:rPr>
-              <w:t xml:space="preserve">l b</w:t>
+              <w:t xml:space="preserve">Begeleider</w:t>
             </w:r>
           </w:p>
         </w:tc>
@@ -43978,7 +44051,7 @@
               <w:rPr>
                 <w:lang w:val="nl"/>
               </w:rPr>
-              <w:t xml:space="preserve">–</w:t>
+              <w:t xml:space="preserve">Bestuur</w:t>
             </w:r>
           </w:p>
         </w:tc>
@@ -43992,7 +44065,35 @@
               <w:rPr>
                 <w:lang w:val="nl"/>
               </w:rPr>
-              <w:t xml:space="preserve">alles</w:t>
+              <w:t xml:space="preserve">Penningmeester</w:t>
+            </w:r>
+          </w:p>
+        </w:tc>
+        <w:tc>
+          <w:tcPr/>
+          <w:p>
+            <w:pPr>
+              <w:pStyle w:val="Compact"/>
+            </w:pPr>
+            <w:r>
+              <w:rPr>
+                <w:lang w:val="nl"/>
+              </w:rPr>
+              <w:t xml:space="preserve">Planner</w:t>
+            </w:r>
+          </w:p>
+        </w:tc>
+        <w:tc>
+          <w:tcPr/>
+          <w:p>
+            <w:pPr>
+              <w:pStyle w:val="Compact"/>
+            </w:pPr>
+            <w:r>
+              <w:rPr>
+                <w:lang w:val="nl"/>
+              </w:rPr>
+              <w:t xml:space="preserve">Admin</w:t>
             </w:r>
           </w:p>
         </w:tc>
@@ -44008,7 +44109,7 @@
               <w:rPr>
                 <w:lang w:val="nl"/>
               </w:rPr>
-              <w:t xml:space="preserve">Loondossiers (ID, bankpas, loonheffing)</w:t>
+              <w:t xml:space="preserve">Sollicitanten</w:t>
             </w:r>
           </w:p>
         </w:tc>
@@ -44036,7 +44137,7 @@
               <w:rPr>
                 <w:lang w:val="nl"/>
               </w:rPr>
-              <w:t xml:space="preserve">–</w:t>
+              <w:t xml:space="preserve">l b v</w:t>
             </w:r>
           </w:p>
         </w:tc>
@@ -44050,7 +44151,21 @@
               <w:rPr>
                 <w:lang w:val="nl"/>
               </w:rPr>
-              <w:t xml:space="preserve">l b v</w:t>
+              <w:t xml:space="preserve">l</w:t>
+            </w:r>
+          </w:p>
+        </w:tc>
+        <w:tc>
+          <w:tcPr/>
+          <w:p>
+            <w:pPr>
+              <w:pStyle w:val="Compact"/>
+            </w:pPr>
+            <w:r>
+              <w:rPr>
+                <w:lang w:val="nl"/>
+              </w:rPr>
+              <w:t xml:space="preserve">–</w:t>
             </w:r>
           </w:p>
         </w:tc>
@@ -44080,7 +44195,7 @@
               <w:rPr>
                 <w:lang w:val="nl"/>
               </w:rPr>
-              <w:t xml:space="preserve">Beschikbaarheid</w:t>
+              <w:t xml:space="preserve">Landingspagina's</w:t>
             </w:r>
           </w:p>
         </w:tc>
@@ -44108,7 +44223,21 @@
               <w:rPr>
                 <w:lang w:val="nl"/>
               </w:rPr>
-              <w:t xml:space="preserve">l b</w:t>
+              <w:t xml:space="preserve">l b v</w:t>
+            </w:r>
+          </w:p>
+        </w:tc>
+        <w:tc>
+          <w:tcPr/>
+          <w:p>
+            <w:pPr>
+              <w:pStyle w:val="Compact"/>
+            </w:pPr>
+            <w:r>
+              <w:rPr>
+                <w:lang w:val="nl"/>
+              </w:rPr>
+              <w:t xml:space="preserve">–</w:t>
             </w:r>
           </w:p>
         </w:tc>
@@ -44152,7 +44281,7 @@
               <w:rPr>
                 <w:lang w:val="nl"/>
               </w:rPr>
-              <w:t xml:space="preserve">Dekking</w:t>
+              <w:t xml:space="preserve">Kennismakingsformulier</w:t>
             </w:r>
           </w:p>
         </w:tc>
@@ -44166,7 +44295,7 @@
               <w:rPr>
                 <w:lang w:val="nl"/>
               </w:rPr>
-              <w:t xml:space="preserve">l</w:t>
+              <w:t xml:space="preserve">–</w:t>
             </w:r>
           </w:p>
         </w:tc>
@@ -44180,7 +44309,21 @@
               <w:rPr>
                 <w:lang w:val="nl"/>
               </w:rPr>
-              <w:t xml:space="preserve">l</w:t>
+              <w:t xml:space="preserve">l b</w:t>
+            </w:r>
+          </w:p>
+        </w:tc>
+        <w:tc>
+          <w:tcPr/>
+          <w:p>
+            <w:pPr>
+              <w:pStyle w:val="Compact"/>
+            </w:pPr>
+            <w:r>
+              <w:rPr>
+                <w:lang w:val="nl"/>
+              </w:rPr>
+              <w:t xml:space="preserve">–</w:t>
             </w:r>
           </w:p>
         </w:tc>
@@ -44224,7 +44367,7 @@
               <w:rPr>
                 <w:lang w:val="nl"/>
               </w:rPr>
-              <w:t xml:space="preserve">Loonplanning</w:t>
+              <w:t xml:space="preserve">Selectiedag</w:t>
             </w:r>
           </w:p>
         </w:tc>
@@ -44238,7 +44381,7 @@
               <w:rPr>
                 <w:lang w:val="nl"/>
               </w:rPr>
-              <w:t xml:space="preserve">–</w:t>
+              <w:t xml:space="preserve">l</w:t>
             </w:r>
           </w:p>
         </w:tc>
@@ -44266,7 +44409,21 @@
               <w:rPr>
                 <w:lang w:val="nl"/>
               </w:rPr>
-              <w:t xml:space="preserve">l b</w:t>
+              <w:t xml:space="preserve">–</w:t>
+            </w:r>
+          </w:p>
+        </w:tc>
+        <w:tc>
+          <w:tcPr/>
+          <w:p>
+            <w:pPr>
+              <w:pStyle w:val="Compact"/>
+            </w:pPr>
+            <w:r>
+              <w:rPr>
+                <w:lang w:val="nl"/>
+              </w:rPr>
+              <w:t xml:space="preserve">–</w:t>
             </w:r>
           </w:p>
         </w:tc>
@@ -44296,7 +44453,7 @@
               <w:rPr>
                 <w:lang w:val="nl"/>
               </w:rPr>
-              <w:t xml:space="preserve">Berichten &amp; sjablonen</w:t>
+              <w:t xml:space="preserve">Trainingsweekend</w:t>
             </w:r>
           </w:p>
         </w:tc>
@@ -44310,7 +44467,7 @@
               <w:rPr>
                 <w:lang w:val="nl"/>
               </w:rPr>
-              <w:t xml:space="preserve">–</w:t>
+              <w:t xml:space="preserve">l</w:t>
             </w:r>
           </w:p>
         </w:tc>
@@ -44325,6 +44482,20 @@
                 <w:lang w:val="nl"/>
               </w:rPr>
               <w:t xml:space="preserve">l b</w:t>
+            </w:r>
+          </w:p>
+        </w:tc>
+        <w:tc>
+          <w:tcPr/>
+          <w:p>
+            <w:pPr>
+              <w:pStyle w:val="Compact"/>
+            </w:pPr>
+            <w:r>
+              <w:rPr>
+                <w:lang w:val="nl"/>
+              </w:rPr>
+              <w:t xml:space="preserve">–</w:t>
             </w:r>
           </w:p>
         </w:tc>
@@ -44368,7 +44539,7 @@
               <w:rPr>
                 <w:lang w:val="nl"/>
               </w:rPr>
-              <w:t xml:space="preserve">Seizoen</w:t>
+              <w:t xml:space="preserve">Ondertekeningen</w:t>
             </w:r>
           </w:p>
         </w:tc>
@@ -44397,6 +44568,20 @@
                 <w:lang w:val="nl"/>
               </w:rPr>
               <w:t xml:space="preserve">l b</w:t>
+            </w:r>
+          </w:p>
+        </w:tc>
+        <w:tc>
+          <w:tcPr/>
+          <w:p>
+            <w:pPr>
+              <w:pStyle w:val="Compact"/>
+            </w:pPr>
+            <w:r>
+              <w:rPr>
+                <w:lang w:val="nl"/>
+              </w:rPr>
+              <w:t xml:space="preserve">–</w:t>
             </w:r>
           </w:p>
         </w:tc>
@@ -44440,7 +44625,7 @@
               <w:rPr>
                 <w:lang w:val="nl"/>
               </w:rPr>
-              <w:t xml:space="preserve">Instellingen</w:t>
+              <w:t xml:space="preserve">Loondossiers (ID, bankpas, loonheffing)</w:t>
             </w:r>
           </w:p>
         </w:tc>
@@ -44468,7 +44653,21 @@
               <w:rPr>
                 <w:lang w:val="nl"/>
               </w:rPr>
-              <w:t xml:space="preserve">l b</w:t>
+              <w:t xml:space="preserve">–</w:t>
+            </w:r>
+          </w:p>
+        </w:tc>
+        <w:tc>
+          <w:tcPr/>
+          <w:p>
+            <w:pPr>
+              <w:pStyle w:val="Compact"/>
+            </w:pPr>
+            <w:r>
+              <w:rPr>
+                <w:lang w:val="nl"/>
+              </w:rPr>
+              <w:t xml:space="preserve">l b v</w:t>
             </w:r>
           </w:p>
         </w:tc>
@@ -44512,7 +44711,7 @@
               <w:rPr>
                 <w:lang w:val="nl"/>
               </w:rPr>
-              <w:t xml:space="preserve">Beheerders &amp; rollen</w:t>
+              <w:t xml:space="preserve">Beschikbaarheid</w:t>
             </w:r>
           </w:p>
         </w:tc>
@@ -44540,7 +44739,7 @@
               <w:rPr>
                 <w:lang w:val="nl"/>
               </w:rPr>
-              <w:t xml:space="preserve">–</w:t>
+              <w:t xml:space="preserve">l b</w:t>
             </w:r>
           </w:p>
         </w:tc>
@@ -44555,6 +44754,20 @@
                 <w:lang w:val="nl"/>
               </w:rPr>
               <w:t xml:space="preserve">–</w:t>
+            </w:r>
+          </w:p>
+        </w:tc>
+        <w:tc>
+          <w:tcPr/>
+          <w:p>
+            <w:pPr>
+              <w:pStyle w:val="Compact"/>
+            </w:pPr>
+            <w:r>
+              <w:rPr>
+                <w:lang w:val="nl"/>
+              </w:rPr>
+              <w:t xml:space="preserve">l</w:t>
             </w:r>
           </w:p>
         </w:tc>
@@ -44584,7 +44797,7 @@
               <w:rPr>
                 <w:lang w:val="nl"/>
               </w:rPr>
-              <w:t xml:space="preserve">Systeem, updates &amp; logs</w:t>
+              <w:t xml:space="preserve">Dekking</w:t>
             </w:r>
           </w:p>
         </w:tc>
@@ -44598,7 +44811,7 @@
               <w:rPr>
                 <w:lang w:val="nl"/>
               </w:rPr>
-              <w:t xml:space="preserve">–</w:t>
+              <w:t xml:space="preserve">l</w:t>
             </w:r>
           </w:p>
         </w:tc>
@@ -44612,7 +44825,7 @@
               <w:rPr>
                 <w:lang w:val="nl"/>
               </w:rPr>
-              <w:t xml:space="preserve">–</w:t>
+              <w:t xml:space="preserve">l</w:t>
             </w:r>
           </w:p>
         </w:tc>
@@ -44627,6 +44840,20 @@
                 <w:lang w:val="nl"/>
               </w:rPr>
               <w:t xml:space="preserve">–</w:t>
+            </w:r>
+          </w:p>
+        </w:tc>
+        <w:tc>
+          <w:tcPr/>
+          <w:p>
+            <w:pPr>
+              <w:pStyle w:val="Compact"/>
+            </w:pPr>
+            <w:r>
+              <w:rPr>
+                <w:lang w:val="nl"/>
+              </w:rPr>
+              <w:t xml:space="preserve">l</w:t>
             </w:r>
           </w:p>
         </w:tc>
@@ -44656,7 +44883,7 @@
               <w:rPr>
                 <w:lang w:val="nl"/>
               </w:rPr>
-              <w:t xml:space="preserve">Logboek (alle logs)</w:t>
+              <w:t xml:space="preserve">Loonplanning</w:t>
             </w:r>
           </w:p>
         </w:tc>
@@ -44684,7 +44911,7 @@
               <w:rPr>
                 <w:lang w:val="nl"/>
               </w:rPr>
-              <w:t xml:space="preserve">–</w:t>
+              <w:t xml:space="preserve">l b</w:t>
             </w:r>
           </w:p>
         </w:tc>
@@ -44698,7 +44925,7 @@
               <w:rPr>
                 <w:lang w:val="nl"/>
               </w:rPr>
-              <w:t xml:space="preserve">–</w:t>
+              <w:t xml:space="preserve">l b</w:t>
             </w:r>
           </w:p>
         </w:tc>
@@ -44712,6 +44939,536 @@
               <w:rPr>
                 <w:lang w:val="nl"/>
               </w:rPr>
+              <w:t xml:space="preserve">–</w:t>
+            </w:r>
+          </w:p>
+        </w:tc>
+        <w:tc>
+          <w:tcPr/>
+          <w:p>
+            <w:pPr>
+              <w:pStyle w:val="Compact"/>
+            </w:pPr>
+            <w:r>
+              <w:rPr>
+                <w:lang w:val="nl"/>
+              </w:rPr>
+              <w:t xml:space="preserve">alles</w:t>
+            </w:r>
+          </w:p>
+        </w:tc>
+      </w:tr>
+      <w:tr>
+        <w:tc>
+          <w:tcPr/>
+          <w:p>
+            <w:pPr>
+              <w:pStyle w:val="Compact"/>
+            </w:pPr>
+            <w:r>
+              <w:rPr>
+                <w:lang w:val="nl"/>
+              </w:rPr>
+              <w:t xml:space="preserve">Berichten &amp; sjablonen</w:t>
+            </w:r>
+          </w:p>
+        </w:tc>
+        <w:tc>
+          <w:tcPr/>
+          <w:p>
+            <w:pPr>
+              <w:pStyle w:val="Compact"/>
+            </w:pPr>
+            <w:r>
+              <w:rPr>
+                <w:lang w:val="nl"/>
+              </w:rPr>
+              <w:t xml:space="preserve">–</w:t>
+            </w:r>
+          </w:p>
+        </w:tc>
+        <w:tc>
+          <w:tcPr/>
+          <w:p>
+            <w:pPr>
+              <w:pStyle w:val="Compact"/>
+            </w:pPr>
+            <w:r>
+              <w:rPr>
+                <w:lang w:val="nl"/>
+              </w:rPr>
+              <w:t xml:space="preserve">l b</w:t>
+            </w:r>
+          </w:p>
+        </w:tc>
+        <w:tc>
+          <w:tcPr/>
+          <w:p>
+            <w:pPr>
+              <w:pStyle w:val="Compact"/>
+            </w:pPr>
+            <w:r>
+              <w:rPr>
+                <w:lang w:val="nl"/>
+              </w:rPr>
+              <w:t xml:space="preserve">–</w:t>
+            </w:r>
+          </w:p>
+        </w:tc>
+        <w:tc>
+          <w:tcPr/>
+          <w:p>
+            <w:pPr>
+              <w:pStyle w:val="Compact"/>
+            </w:pPr>
+            <w:r>
+              <w:rPr>
+                <w:lang w:val="nl"/>
+              </w:rPr>
+              <w:t xml:space="preserve">–</w:t>
+            </w:r>
+          </w:p>
+        </w:tc>
+        <w:tc>
+          <w:tcPr/>
+          <w:p>
+            <w:pPr>
+              <w:pStyle w:val="Compact"/>
+            </w:pPr>
+            <w:r>
+              <w:rPr>
+                <w:lang w:val="nl"/>
+              </w:rPr>
+              <w:t xml:space="preserve">alles</w:t>
+            </w:r>
+          </w:p>
+        </w:tc>
+      </w:tr>
+      <w:tr>
+        <w:tc>
+          <w:tcPr/>
+          <w:p>
+            <w:pPr>
+              <w:pStyle w:val="Compact"/>
+            </w:pPr>
+            <w:r>
+              <w:rPr>
+                <w:lang w:val="nl"/>
+              </w:rPr>
+              <w:t xml:space="preserve">Seizoen</w:t>
+            </w:r>
+          </w:p>
+        </w:tc>
+        <w:tc>
+          <w:tcPr/>
+          <w:p>
+            <w:pPr>
+              <w:pStyle w:val="Compact"/>
+            </w:pPr>
+            <w:r>
+              <w:rPr>
+                <w:lang w:val="nl"/>
+              </w:rPr>
+              <w:t xml:space="preserve">–</w:t>
+            </w:r>
+          </w:p>
+        </w:tc>
+        <w:tc>
+          <w:tcPr/>
+          <w:p>
+            <w:pPr>
+              <w:pStyle w:val="Compact"/>
+            </w:pPr>
+            <w:r>
+              <w:rPr>
+                <w:lang w:val="nl"/>
+              </w:rPr>
+              <w:t xml:space="preserve">l b</w:t>
+            </w:r>
+          </w:p>
+        </w:tc>
+        <w:tc>
+          <w:tcPr/>
+          <w:p>
+            <w:pPr>
+              <w:pStyle w:val="Compact"/>
+            </w:pPr>
+            <w:r>
+              <w:rPr>
+                <w:lang w:val="nl"/>
+              </w:rPr>
+              <w:t xml:space="preserve">–</w:t>
+            </w:r>
+          </w:p>
+        </w:tc>
+        <w:tc>
+          <w:tcPr/>
+          <w:p>
+            <w:pPr>
+              <w:pStyle w:val="Compact"/>
+            </w:pPr>
+            <w:r>
+              <w:rPr>
+                <w:lang w:val="nl"/>
+              </w:rPr>
+              <w:t xml:space="preserve">–</w:t>
+            </w:r>
+          </w:p>
+        </w:tc>
+        <w:tc>
+          <w:tcPr/>
+          <w:p>
+            <w:pPr>
+              <w:pStyle w:val="Compact"/>
+            </w:pPr>
+            <w:r>
+              <w:rPr>
+                <w:lang w:val="nl"/>
+              </w:rPr>
+              <w:t xml:space="preserve">alles</w:t>
+            </w:r>
+          </w:p>
+        </w:tc>
+      </w:tr>
+      <w:tr>
+        <w:tc>
+          <w:tcPr/>
+          <w:p>
+            <w:pPr>
+              <w:pStyle w:val="Compact"/>
+            </w:pPr>
+            <w:r>
+              <w:rPr>
+                <w:lang w:val="nl"/>
+              </w:rPr>
+              <w:t xml:space="preserve">Instellingen</w:t>
+            </w:r>
+          </w:p>
+        </w:tc>
+        <w:tc>
+          <w:tcPr/>
+          <w:p>
+            <w:pPr>
+              <w:pStyle w:val="Compact"/>
+            </w:pPr>
+            <w:r>
+              <w:rPr>
+                <w:lang w:val="nl"/>
+              </w:rPr>
+              <w:t xml:space="preserve">–</w:t>
+            </w:r>
+          </w:p>
+        </w:tc>
+        <w:tc>
+          <w:tcPr/>
+          <w:p>
+            <w:pPr>
+              <w:pStyle w:val="Compact"/>
+            </w:pPr>
+            <w:r>
+              <w:rPr>
+                <w:lang w:val="nl"/>
+              </w:rPr>
+              <w:t xml:space="preserve">l b</w:t>
+            </w:r>
+          </w:p>
+        </w:tc>
+        <w:tc>
+          <w:tcPr/>
+          <w:p>
+            <w:pPr>
+              <w:pStyle w:val="Compact"/>
+            </w:pPr>
+            <w:r>
+              <w:rPr>
+                <w:lang w:val="nl"/>
+              </w:rPr>
+              <w:t xml:space="preserve">–</w:t>
+            </w:r>
+          </w:p>
+        </w:tc>
+        <w:tc>
+          <w:tcPr/>
+          <w:p>
+            <w:pPr>
+              <w:pStyle w:val="Compact"/>
+            </w:pPr>
+            <w:r>
+              <w:rPr>
+                <w:lang w:val="nl"/>
+              </w:rPr>
+              <w:t xml:space="preserve">–</w:t>
+            </w:r>
+          </w:p>
+        </w:tc>
+        <w:tc>
+          <w:tcPr/>
+          <w:p>
+            <w:pPr>
+              <w:pStyle w:val="Compact"/>
+            </w:pPr>
+            <w:r>
+              <w:rPr>
+                <w:lang w:val="nl"/>
+              </w:rPr>
+              <w:t xml:space="preserve">alles</w:t>
+            </w:r>
+          </w:p>
+        </w:tc>
+      </w:tr>
+      <w:tr>
+        <w:tc>
+          <w:tcPr/>
+          <w:p>
+            <w:pPr>
+              <w:pStyle w:val="Compact"/>
+            </w:pPr>
+            <w:r>
+              <w:rPr>
+                <w:lang w:val="nl"/>
+              </w:rPr>
+              <w:t xml:space="preserve">Accounts &amp; rollen</w:t>
+            </w:r>
+          </w:p>
+        </w:tc>
+        <w:tc>
+          <w:tcPr/>
+          <w:p>
+            <w:pPr>
+              <w:pStyle w:val="Compact"/>
+            </w:pPr>
+            <w:r>
+              <w:rPr>
+                <w:lang w:val="nl"/>
+              </w:rPr>
+              <w:t xml:space="preserve">–</w:t>
+            </w:r>
+          </w:p>
+        </w:tc>
+        <w:tc>
+          <w:tcPr/>
+          <w:p>
+            <w:pPr>
+              <w:pStyle w:val="Compact"/>
+            </w:pPr>
+            <w:r>
+              <w:rPr>
+                <w:lang w:val="nl"/>
+              </w:rPr>
+              <w:t xml:space="preserve">–</w:t>
+            </w:r>
+          </w:p>
+        </w:tc>
+        <w:tc>
+          <w:tcPr/>
+          <w:p>
+            <w:pPr>
+              <w:pStyle w:val="Compact"/>
+            </w:pPr>
+            <w:r>
+              <w:rPr>
+                <w:lang w:val="nl"/>
+              </w:rPr>
+              <w:t xml:space="preserve">–</w:t>
+            </w:r>
+          </w:p>
+        </w:tc>
+        <w:tc>
+          <w:tcPr/>
+          <w:p>
+            <w:pPr>
+              <w:pStyle w:val="Compact"/>
+            </w:pPr>
+            <w:r>
+              <w:rPr>
+                <w:lang w:val="nl"/>
+              </w:rPr>
+              <w:t xml:space="preserve">–</w:t>
+            </w:r>
+          </w:p>
+        </w:tc>
+        <w:tc>
+          <w:tcPr/>
+          <w:p>
+            <w:pPr>
+              <w:pStyle w:val="Compact"/>
+            </w:pPr>
+            <w:r>
+              <w:rPr>
+                <w:lang w:val="nl"/>
+              </w:rPr>
+              <w:t xml:space="preserve">alles</w:t>
+            </w:r>
+          </w:p>
+        </w:tc>
+      </w:tr>
+      <w:tr>
+        <w:tc>
+          <w:tcPr/>
+          <w:p>
+            <w:pPr>
+              <w:pStyle w:val="Compact"/>
+            </w:pPr>
+            <w:r>
+              <w:rPr>
+                <w:lang w:val="nl"/>
+              </w:rPr>
+              <w:t xml:space="preserve">Systeem, updates &amp; logs</w:t>
+            </w:r>
+          </w:p>
+        </w:tc>
+        <w:tc>
+          <w:tcPr/>
+          <w:p>
+            <w:pPr>
+              <w:pStyle w:val="Compact"/>
+            </w:pPr>
+            <w:r>
+              <w:rPr>
+                <w:lang w:val="nl"/>
+              </w:rPr>
+              <w:t xml:space="preserve">–</w:t>
+            </w:r>
+          </w:p>
+        </w:tc>
+        <w:tc>
+          <w:tcPr/>
+          <w:p>
+            <w:pPr>
+              <w:pStyle w:val="Compact"/>
+            </w:pPr>
+            <w:r>
+              <w:rPr>
+                <w:lang w:val="nl"/>
+              </w:rPr>
+              <w:t xml:space="preserve">–</w:t>
+            </w:r>
+          </w:p>
+        </w:tc>
+        <w:tc>
+          <w:tcPr/>
+          <w:p>
+            <w:pPr>
+              <w:pStyle w:val="Compact"/>
+            </w:pPr>
+            <w:r>
+              <w:rPr>
+                <w:lang w:val="nl"/>
+              </w:rPr>
+              <w:t xml:space="preserve">–</w:t>
+            </w:r>
+          </w:p>
+        </w:tc>
+        <w:tc>
+          <w:tcPr/>
+          <w:p>
+            <w:pPr>
+              <w:pStyle w:val="Compact"/>
+            </w:pPr>
+            <w:r>
+              <w:rPr>
+                <w:lang w:val="nl"/>
+              </w:rPr>
+              <w:t xml:space="preserve">–</w:t>
+            </w:r>
+          </w:p>
+        </w:tc>
+        <w:tc>
+          <w:tcPr/>
+          <w:p>
+            <w:pPr>
+              <w:pStyle w:val="Compact"/>
+            </w:pPr>
+            <w:r>
+              <w:rPr>
+                <w:lang w:val="nl"/>
+              </w:rPr>
+              <w:t xml:space="preserve">alles</w:t>
+            </w:r>
+          </w:p>
+        </w:tc>
+      </w:tr>
+      <w:tr>
+        <w:tc>
+          <w:tcPr/>
+          <w:p>
+            <w:pPr>
+              <w:pStyle w:val="Compact"/>
+            </w:pPr>
+            <w:r>
+              <w:rPr>
+                <w:lang w:val="nl"/>
+              </w:rPr>
+              <w:t xml:space="preserve">Logboek (alle logs)</w:t>
+            </w:r>
+          </w:p>
+        </w:tc>
+        <w:tc>
+          <w:tcPr/>
+          <w:p>
+            <w:pPr>
+              <w:pStyle w:val="Compact"/>
+            </w:pPr>
+            <w:r>
+              <w:rPr>
+                <w:lang w:val="nl"/>
+              </w:rPr>
+              <w:t xml:space="preserve">–</w:t>
+            </w:r>
+          </w:p>
+        </w:tc>
+        <w:tc>
+          <w:tcPr/>
+          <w:p>
+            <w:pPr>
+              <w:pStyle w:val="Compact"/>
+            </w:pPr>
+            <w:r>
+              <w:rPr>
+                <w:lang w:val="nl"/>
+              </w:rPr>
+              <w:t xml:space="preserve">–</w:t>
+            </w:r>
+          </w:p>
+        </w:tc>
+        <w:tc>
+          <w:tcPr/>
+          <w:p>
+            <w:pPr>
+              <w:pStyle w:val="Compact"/>
+            </w:pPr>
+            <w:r>
+              <w:rPr>
+                <w:lang w:val="nl"/>
+              </w:rPr>
+              <w:t xml:space="preserve">–</w:t>
+            </w:r>
+          </w:p>
+        </w:tc>
+        <w:tc>
+          <w:tcPr/>
+          <w:p>
+            <w:pPr>
+              <w:pStyle w:val="Compact"/>
+            </w:pPr>
+            <w:r>
+              <w:rPr>
+                <w:lang w:val="nl"/>
+              </w:rPr>
+              <w:t xml:space="preserve">–</w:t>
+            </w:r>
+          </w:p>
+        </w:tc>
+        <w:tc>
+          <w:tcPr/>
+          <w:p>
+            <w:pPr>
+              <w:pStyle w:val="Compact"/>
+            </w:pPr>
+            <w:r>
+              <w:rPr>
+                <w:lang w:val="nl"/>
+              </w:rPr>
               <w:t xml:space="preserve">alles</w:t>
             </w:r>
           </w:p>
@@ -44793,37 +45550,88 @@
         <w:rPr>
           <w:lang w:val="nl"/>
         </w:rPr>
-        <w:t xml:space="preserve">Wat Selectiedag lezen voor de begeleider betekent: groepen bekijken, inchecken, cijfers en</w:t>
-      </w:r>
-      <w:r>
-        <w:rPr>
-          <w:lang w:val="nl"/>
-        </w:rPr>
-        <w:t xml:space="preserve"> </w:t>
-      </w:r>
-      <w:r>
-        <w:rPr>
-          <w:lang w:val="nl"/>
-        </w:rPr>
-        <w:t xml:space="preserve">observaties geven en de eigen observaties verwijderen. Bewerken (bestuur) voegt de tabletcode, de</w:t>
-      </w:r>
-      <w:r>
-        <w:rPr>
-          <w:lang w:val="nl"/>
-        </w:rPr>
-        <w:t xml:space="preserve"> </w:t>
-      </w:r>
-      <w:r>
-        <w:rPr>
-          <w:lang w:val="nl"/>
-        </w:rPr>
-        <w:t xml:space="preserve">groepsindeling, de nabespreking, de bellijst en het besluit na het trainingsweekend toe.</w:t>
-      </w:r>
-    </w:p>
-    <w:p>
-      <w:pPr>
-        <w:pStyle w:val="BodyText"/>
-      </w:pPr>
+        <w:t xml:space="preserve">Taken bestaan sinds versie 2.141. Tot je de matrix de eerste keer opslaat, volgt elke taak het oude</w:t>
+      </w:r>
+      <w:r>
+        <w:rPr>
+          <w:lang w:val="nl"/>
+        </w:rPr>
+        <w:t xml:space="preserve"> </w:t>
+      </w:r>
+      <w:r>
+        <w:rPr>
+          <w:lang w:val="nl"/>
+        </w:rPr>
+        <w:t xml:space="preserve">recht, dus niemand kan meer of minder dan daarvoor. Zet je één taak met basis "bewerken" uit</w:t>
+      </w:r>
+      <w:r>
+        <w:rPr>
+          <w:lang w:val="nl"/>
+        </w:rPr>
+        <w:t xml:space="preserve"> </w:t>
+      </w:r>
+      <w:r>
+        <w:rPr>
+          <w:lang w:val="nl"/>
+        </w:rPr>
+        <w:t xml:space="preserve">(bijvoorbeeld</w:t>
+      </w:r>
+      <w:r>
+        <w:rPr>
+          <w:lang w:val="nl"/>
+        </w:rPr>
+        <w:t xml:space="preserve"> </w:t>
+      </w:r>
+      <w:r>
+        <w:rPr>
+          <w:b/>
+          <w:bCs/>
+          <w:lang w:val="nl"/>
+        </w:rPr>
+        <w:t xml:space="preserve">Definitief maken</w:t>
+      </w:r>
+      <w:r>
+        <w:rPr>
+          <w:lang w:val="nl"/>
+        </w:rPr>
+        <w:t xml:space="preserve"> </w:t>
+      </w:r>
+      <w:r>
+        <w:rPr>
+          <w:lang w:val="nl"/>
+        </w:rPr>
+        <w:t xml:space="preserve">bij de loonplanning), dan telt dat onderdeel voor schermen die</w:t>
+      </w:r>
+      <w:r>
+        <w:rPr>
+          <w:lang w:val="nl"/>
+        </w:rPr>
+        <w:t xml:space="preserve"> </w:t>
+      </w:r>
+      <w:r>
+        <w:rPr>
+          <w:lang w:val="nl"/>
+        </w:rPr>
+        <w:t xml:space="preserve">nog op het oude bewerkrecht controleren als "niet bewerken": streng, zodat een losse taak nooit</w:t>
+      </w:r>
+      <w:r>
+        <w:rPr>
+          <w:lang w:val="nl"/>
+        </w:rPr>
+        <w:t xml:space="preserve"> </w:t>
+      </w:r>
+      <w:r>
+        <w:rPr>
+          <w:lang w:val="nl"/>
+        </w:rPr>
+        <w:t xml:space="preserve">meer opent dan bedoeld.</w:t>
+      </w:r>
+      <w:r>
+        <w:rPr>
+          <w:lang w:val="nl"/>
+        </w:rPr>
+        <w:t xml:space="preserve"> </w:t>
+      </w:r>
       <w:r>
         <w:rPr>
           <w:lang w:val="nl"/>

--- a/docs/handleiding/word/handleiding_beheer.docx
+++ b/docs/handleiding/word/handleiding_beheer.docx
@@ -21703,7 +21703,7 @@
         <w:rPr>
           <w:lang w:val="nl"/>
         </w:rPr>
-        <w:t xml:space="preserve">: bij Instellingen › Uitnodigen &amp; automatisch kun je het klaarzetten</w:t>
+        <w:t xml:space="preserve">: bij Instellingen › Uitnodigen &amp; herinneren kun je het klaarzetten</w:t>
       </w:r>
       <w:r>
         <w:rPr>
@@ -25938,7 +25938,7 @@
         <w:rPr>
           <w:lang w:val="nl"/>
         </w:rPr>
-        <w:t xml:space="preserve">Instellingen › Uitnodigen &amp; automatisch). De</w:t>
+        <w:t xml:space="preserve">Instellingen › Uitnodigen &amp; herinneren). De</w:t>
       </w:r>
       <w:r>
         <w:rPr>
@@ -36775,7 +36775,7 @@
         <w:rPr>
           <w:lang w:val="nl"/>
         </w:rPr>
-        <w:t xml:space="preserve">(eigen regels); Instellingen › Uitnodigen &amp; automatisch, sectie Herinneringen (ingebouwde herinneringen); Instellingen › Systeem &amp; updates › Herinneringen (proefdraaien)</w:t>
+        <w:t xml:space="preserve">(eigen regels); Instellingen › Uitnodigen &amp; herinneren, sectie Herinneringen (ingebouwde herinneringen); Instellingen › Systeem &amp; updates › Herinneringen (proefdraaien)</w:t>
       </w:r>
       <w:r>
         <w:br/>
@@ -36894,7 +36894,7 @@
         <w:rPr>
           <w:lang w:val="nl"/>
         </w:rPr>
-        <w:t xml:space="preserve">Onder Instellingen › Uitnodigen &amp; automatisch staat bij</w:t>
+        <w:t xml:space="preserve">Onder Instellingen › Uitnodigen &amp; herinneren staat bij</w:t>
       </w:r>
       <w:r>
         <w:rPr>
@@ -40040,19 +40040,43 @@
         <w:rPr>
           <w:lang w:val="nl"/>
         </w:rPr>
-        <w:t xml:space="preserve">Links staan de tabbladen in zes groepen, met een filterveld "Filter</w:t>
-      </w:r>
-      <w:r>
-        <w:rPr>
-          <w:lang w:val="nl"/>
-        </w:rPr>
-        <w:t xml:space="preserve"> </w:t>
-      </w:r>
-      <w:r>
-        <w:rPr>
-          <w:lang w:val="nl"/>
-        </w:rPr>
-        <w:t xml:space="preserve">instellingen…". Elk tabblad heeft een eigen knop</w:t>
+        <w:t xml:space="preserve">Links staan de tabbladen in groepen naar wat je komt doen (Organisatie, Seizoen en</w:t>
+      </w:r>
+      <w:r>
+        <w:rPr>
+          <w:lang w:val="nl"/>
+        </w:rPr>
+        <w:t xml:space="preserve"> </w:t>
+      </w:r>
+      <w:r>
+        <w:rPr>
+          <w:lang w:val="nl"/>
+        </w:rPr>
+        <w:t xml:space="preserve">selectie, Berichten, Inzet en loon, Privacy en bewaren, en Technisch voor wie Systeem mag bewerken),</w:t>
+      </w:r>
+      <w:r>
+        <w:rPr>
+          <w:lang w:val="nl"/>
+        </w:rPr>
+        <w:t xml:space="preserve"> </w:t>
+      </w:r>
+      <w:r>
+        <w:rPr>
+          <w:lang w:val="nl"/>
+        </w:rPr>
+        <w:t xml:space="preserve">met een filterveld "Filter instellingen…". Velden naast elkaar staan op één lijn; bij Automatisch</w:t>
+      </w:r>
+      <w:r>
+        <w:rPr>
+          <w:lang w:val="nl"/>
+        </w:rPr>
+        <w:t xml:space="preserve"> </w:t>
+      </w:r>
+      <w:r>
+        <w:rPr>
+          <w:lang w:val="nl"/>
+        </w:rPr>
+        <w:t xml:space="preserve">uitnodigen verschijnt de vertraging pas als je Automatisch kiest. Elk tabblad heeft een eigen knop</w:t>
       </w:r>
       <w:r>
         <w:rPr>
@@ -40472,7 +40496,7 @@
               <w:rPr>
                 <w:lang w:val="nl"/>
               </w:rPr>
-              <w:t xml:space="preserve">Selectie &amp; seizoen</w:t>
+              <w:t xml:space="preserve">Seizoen en selectie</w:t>
             </w:r>
           </w:p>
         </w:tc>
@@ -40488,7 +40512,7 @@
                 <w:bCs/>
                 <w:lang w:val="nl"/>
               </w:rPr>
-              <w:t xml:space="preserve">Uitnodigen &amp; automatisch</w:t>
+              <w:t xml:space="preserve">Seizoensfase &amp; advies</w:t>
             </w:r>
           </w:p>
         </w:tc>
@@ -40500,17 +40524,35 @@
             </w:pPr>
             <w:r>
               <w:rPr>
+                <w:lang w:val="nl"/>
+              </w:rPr>
+              <w:t xml:space="preserve">De</w:t>
+            </w:r>
+            <w:r>
+              <w:rPr>
+                <w:lang w:val="nl"/>
+              </w:rPr>
+              <w:t xml:space="preserve"> </w:t>
+            </w:r>
+            <w:r>
+              <w:rPr>
                 <w:b/>
                 <w:bCs/>
                 <w:lang w:val="nl"/>
               </w:rPr>
-              <w:t xml:space="preserve">Seizoen en selectie</w:t>
-            </w:r>
-            <w:r>
-              <w:rPr>
-                <w:lang w:val="nl"/>
-              </w:rPr>
-              <w:t xml:space="preserve">: de</w:t>
+              <w:t xml:space="preserve">Seizoensfase</w:t>
+            </w:r>
+            <w:r>
+              <w:rPr>
+                <w:lang w:val="nl"/>
+              </w:rPr>
+              <w:t xml:space="preserve"> </w:t>
+            </w:r>
+            <w:r>
+              <w:rPr>
+                <w:lang w:val="nl"/>
+              </w:rPr>
+              <w:t xml:space="preserve">(standaard "Automatisch (uit de datums van het seizoen)"; kies alleen een vaste fase als de datums niet kloppen, en zet hem daarna terug) en de</w:t>
             </w:r>
             <w:r>
               <w:rPr>
@@ -40524,7 +40566,7 @@
                 <w:bCs/>
                 <w:lang w:val="nl"/>
               </w:rPr>
-              <w:t xml:space="preserve">Seizoensfase</w:t>
+              <w:t xml:space="preserve">Advies-drempel selectiedag</w:t>
             </w:r>
             <w:r>
               <w:rPr>
@@ -40536,120 +40578,7 @@
               <w:rPr>
                 <w:lang w:val="nl"/>
               </w:rPr>
-              <w:t xml:space="preserve">(standaard "Automatisch (uit de datums van het seizoen)"; kies alleen een vaste fase als de datums niet kloppen, en zet hem daarna terug) en de</w:t>
-            </w:r>
-            <w:r>
-              <w:rPr>
-                <w:lang w:val="nl"/>
-              </w:rPr>
-              <w:t xml:space="preserve"> </w:t>
-            </w:r>
-            <w:r>
-              <w:rPr>
-                <w:b/>
-                <w:bCs/>
-                <w:lang w:val="nl"/>
-              </w:rPr>
-              <w:t xml:space="preserve">Advies-drempel selectiedag</w:t>
-            </w:r>
-            <w:r>
-              <w:rPr>
-                <w:lang w:val="nl"/>
-              </w:rPr>
-              <w:t xml:space="preserve"> </w:t>
-            </w:r>
-            <w:r>
-              <w:rPr>
-                <w:lang w:val="nl"/>
-              </w:rPr>
-              <w:t xml:space="preserve">(1 tot 5, standaard 3,5), vanaf waar het dossier "Door" adviseert. Auto-invite: modus Uit, Suggestie (markeert in de lijst met</w:t>
-            </w:r>
-            <w:r>
-              <w:rPr>
-                <w:lang w:val="nl"/>
-              </w:rPr>
-              <w:t xml:space="preserve"> </w:t>
-            </w:r>
-            <w:r>
-              <w:rPr>
-                <w:b/>
-                <w:bCs/>
-                <w:lang w:val="nl"/>
-              </w:rPr>
-              <w:t xml:space="preserve">Uitnodigen?</w:t>
-            </w:r>
-            <w:r>
-              <w:rPr>
-                <w:lang w:val="nl"/>
-              </w:rPr>
-              <w:t xml:space="preserve">) of Automatisch (nodigt uit na de vertraging in uren), met de leeftijdsgrenzen (standaard 16 tot 30). De automatisering bij een fasewijziging:</w:t>
-            </w:r>
-            <w:r>
-              <w:rPr>
-                <w:lang w:val="nl"/>
-              </w:rPr>
-              <w:t xml:space="preserve"> </w:t>
-            </w:r>
-            <w:r>
-              <w:rPr>
-                <w:b/>
-                <w:bCs/>
-                <w:lang w:val="nl"/>
-              </w:rPr>
-              <w:t xml:space="preserve">Ondertekeningen bij uitnodiging selectiedag</w:t>
-            </w:r>
-            <w:r>
-              <w:rPr>
-                <w:lang w:val="nl"/>
-              </w:rPr>
-              <w:t xml:space="preserve"> </w:t>
-            </w:r>
-            <w:r>
-              <w:rPr>
-                <w:lang w:val="nl"/>
-              </w:rPr>
-              <w:t xml:space="preserve">en</w:t>
-            </w:r>
-            <w:r>
-              <w:rPr>
-                <w:lang w:val="nl"/>
-              </w:rPr>
-              <w:t xml:space="preserve"> </w:t>
-            </w:r>
-            <w:r>
-              <w:rPr>
-                <w:b/>
-                <w:bCs/>
-                <w:lang w:val="nl"/>
-              </w:rPr>
-              <w:t xml:space="preserve">Kennismakingspakket bij aangenomen</w:t>
-            </w:r>
-            <w:r>
-              <w:rPr>
-                <w:lang w:val="nl"/>
-              </w:rPr>
-              <w:t xml:space="preserve">. De ingebouwde herinneringen, de rustperiode, het anti-loop-plafond, de grens voor e-mailbijlagen en het maximum aantal WhatsApp-berichten per uur (zie</w:t>
-            </w:r>
-            <w:r>
-              <w:rPr>
-                <w:lang w:val="nl"/>
-              </w:rPr>
-              <w:t xml:space="preserve"> </w:t>
-            </w:r>
-            <w:hyperlink w:anchor="geplande-berichten-en-herinneringen">
-              <w:r>
-                <w:rPr>
-                  <w:rStyle w:val="Hyperlink"/>
-                  <w:lang w:val="nl"/>
-                </w:rPr>
-                <w:t xml:space="preserve">Geplande berichten en herinneringen</w:t>
-              </w:r>
-            </w:hyperlink>
-            <w:r>
-              <w:rPr>
-                <w:lang w:val="nl"/>
-              </w:rPr>
-              <w:t xml:space="preserve">).</w:t>
+              <w:t xml:space="preserve">(1 tot 5, standaard 3,5), vanaf waar het dossier "Door" adviseert. Met de module Trainingsweekend aan: de standaardteksten na het gesprek (aangenomen, afgewezen, en afgewezen omdat iemand niet kwam); leeg is de ingebouwde tekst, die grijs in het veld staat.</w:t>
             </w:r>
           </w:p>
         </w:tc>
@@ -40665,7 +40594,7 @@
               <w:rPr>
                 <w:lang w:val="nl"/>
               </w:rPr>
-              <w:t xml:space="preserve">Selectie &amp; seizoen</w:t>
+              <w:t xml:space="preserve">Seizoen en selectie</w:t>
             </w:r>
           </w:p>
         </w:tc>
@@ -40737,7 +40666,7 @@
               <w:rPr>
                 <w:lang w:val="nl"/>
               </w:rPr>
-              <w:t xml:space="preserve">Selectie &amp; seizoen</w:t>
+              <w:t xml:space="preserve">Seizoen en selectie</w:t>
             </w:r>
           </w:p>
         </w:tc>
@@ -40863,7 +40792,7 @@
               <w:rPr>
                 <w:lang w:val="nl"/>
               </w:rPr>
-              <w:t xml:space="preserve">Inzet &amp; loon</w:t>
+              <w:t xml:space="preserve">Berichten</w:t>
             </w:r>
           </w:p>
         </w:tc>
@@ -40879,7 +40808,7 @@
                 <w:bCs/>
                 <w:lang w:val="nl"/>
               </w:rPr>
-              <w:t xml:space="preserve">Functies</w:t>
+              <w:t xml:space="preserve">Uitnodigen &amp; herinneren</w:t>
             </w:r>
           </w:p>
         </w:tc>
@@ -40891,23 +40820,17 @@
             </w:pPr>
             <w:r>
               <w:rPr>
-                <w:lang w:val="nl"/>
-              </w:rPr>
-              <w:t xml:space="preserve">Per functie de naam, de factor voor het dagloon, de minimum- en maximumleeftijd en de volgorde, met</w:t>
-            </w:r>
-            <w:r>
-              <w:rPr>
-                <w:lang w:val="nl"/>
-              </w:rPr>
-              <w:t xml:space="preserve"> </w:t>
-            </w:r>
-            <w:r>
-              <w:rPr>
                 <w:b/>
                 <w:bCs/>
                 <w:lang w:val="nl"/>
               </w:rPr>
-              <w:t xml:space="preserve">Sla op</w:t>
+              <w:t xml:space="preserve">Automatisch uitnodigen</w:t>
+            </w:r>
+            <w:r>
+              <w:rPr>
+                <w:lang w:val="nl"/>
+              </w:rPr>
+              <w:t xml:space="preserve">: modus Uit, Suggestie (markeert in de lijst met</w:t>
             </w:r>
             <w:r>
               <w:rPr>
@@ -40917,9 +40840,130 @@
             </w:r>
             <w:r>
               <w:rPr>
-                <w:lang w:val="nl"/>
-              </w:rPr>
-              <w:t xml:space="preserve">en een voorbeeldberekening.</w:t>
+                <w:b/>
+                <w:bCs/>
+                <w:lang w:val="nl"/>
+              </w:rPr>
+              <w:t xml:space="preserve">Uitnodigen?</w:t>
+            </w:r>
+            <w:r>
+              <w:rPr>
+                <w:lang w:val="nl"/>
+              </w:rPr>
+              <w:t xml:space="preserve">) of Automatisch (nodigt uit na de vertraging in uren; dat veld verschijnt alleen bij Automatisch), met de leeftijdsgrenzen (standaard 16 tot 30). De automatisering bij een fasewijziging:</w:t>
+            </w:r>
+            <w:r>
+              <w:rPr>
+                <w:lang w:val="nl"/>
+              </w:rPr>
+              <w:t xml:space="preserve"> </w:t>
+            </w:r>
+            <w:r>
+              <w:rPr>
+                <w:b/>
+                <w:bCs/>
+                <w:lang w:val="nl"/>
+              </w:rPr>
+              <w:t xml:space="preserve">Ondertekeningen bij uitnodiging selectiedag</w:t>
+            </w:r>
+            <w:r>
+              <w:rPr>
+                <w:lang w:val="nl"/>
+              </w:rPr>
+              <w:t xml:space="preserve"> </w:t>
+            </w:r>
+            <w:r>
+              <w:rPr>
+                <w:lang w:val="nl"/>
+              </w:rPr>
+              <w:t xml:space="preserve">en</w:t>
+            </w:r>
+            <w:r>
+              <w:rPr>
+                <w:lang w:val="nl"/>
+              </w:rPr>
+              <w:t xml:space="preserve"> </w:t>
+            </w:r>
+            <w:r>
+              <w:rPr>
+                <w:b/>
+                <w:bCs/>
+                <w:lang w:val="nl"/>
+              </w:rPr>
+              <w:t xml:space="preserve">Kennismakingspakket bij aangenomen</w:t>
+            </w:r>
+            <w:r>
+              <w:rPr>
+                <w:lang w:val="nl"/>
+              </w:rPr>
+              <w:t xml:space="preserve">. De ingebouwde</w:t>
+            </w:r>
+            <w:r>
+              <w:rPr>
+                <w:lang w:val="nl"/>
+              </w:rPr>
+              <w:t xml:space="preserve"> </w:t>
+            </w:r>
+            <w:r>
+              <w:rPr>
+                <w:b/>
+                <w:bCs/>
+                <w:lang w:val="nl"/>
+              </w:rPr>
+              <w:t xml:space="preserve">Herinneringen</w:t>
+            </w:r>
+            <w:r>
+              <w:rPr>
+                <w:lang w:val="nl"/>
+              </w:rPr>
+              <w:t xml:space="preserve">, en onder</w:t>
+            </w:r>
+            <w:r>
+              <w:rPr>
+                <w:lang w:val="nl"/>
+              </w:rPr>
+              <w:t xml:space="preserve"> </w:t>
+            </w:r>
+            <w:r>
+              <w:rPr>
+                <w:b/>
+                <w:bCs/>
+                <w:lang w:val="nl"/>
+              </w:rPr>
+              <w:t xml:space="preserve">Grenzen</w:t>
+            </w:r>
+            <w:r>
+              <w:rPr>
+                <w:lang w:val="nl"/>
+              </w:rPr>
+              <w:t xml:space="preserve"> </w:t>
+            </w:r>
+            <w:r>
+              <w:rPr>
+                <w:lang w:val="nl"/>
+              </w:rPr>
+              <w:t xml:space="preserve">de rustperiode, het anti-loop-plafond, de grens voor e-mailbijlagen en het maximum aantal WhatsApp-berichten per uur (zie</w:t>
+            </w:r>
+            <w:r>
+              <w:rPr>
+                <w:lang w:val="nl"/>
+              </w:rPr>
+              <w:t xml:space="preserve"> </w:t>
+            </w:r>
+            <w:hyperlink w:anchor="geplande-berichten-en-herinneringen">
+              <w:r>
+                <w:rPr>
+                  <w:rStyle w:val="Hyperlink"/>
+                  <w:lang w:val="nl"/>
+                </w:rPr>
+                <w:t xml:space="preserve">Geplande berichten en herinneringen</w:t>
+              </w:r>
+            </w:hyperlink>
+            <w:r>
+              <w:rPr>
+                <w:lang w:val="nl"/>
+              </w:rPr>
+              <w:t xml:space="preserve">).</w:t>
             </w:r>
           </w:p>
         </w:tc>
@@ -40935,7 +40979,7 @@
               <w:rPr>
                 <w:lang w:val="nl"/>
               </w:rPr>
-              <w:t xml:space="preserve">Inzet &amp; loon</w:t>
+              <w:t xml:space="preserve">Berichten</w:t>
             </w:r>
           </w:p>
         </w:tc>
@@ -40951,7 +40995,7 @@
                 <w:bCs/>
                 <w:lang w:val="nl"/>
               </w:rPr>
-              <w:t xml:space="preserve">Lonen &amp; budget</w:t>
+              <w:t xml:space="preserve">Kanalen &amp; meldingen</w:t>
             </w:r>
           </w:p>
         </w:tc>
@@ -40965,7 +41009,7 @@
               <w:rPr>
                 <w:lang w:val="nl"/>
               </w:rPr>
-              <w:t xml:space="preserve">Alles per kalenderjaar (kies het jaar bovenaan; een seizoen rekent met het jaar van de eerste werkdag): het budget voor loonkosten (voor de balk in de loonplanning; leeg is zonder budget), het vakantietoeslagpercentage (standaard 8), de werkuren per dag (standaard 8), de vaste weekbedragen van de postcommandant voor juni en juli–september, en de minimumuurlonen per leeftijd (15 tot en met 32) voor juni en voor juli/augustus/september, elk met een eigen</w:t>
+              <w:t xml:space="preserve">SMS inschakelen met de gateway en de gegevens daarvan; WhatsApp inschakelen via WhatsReach (staat standaard uit; lees de waarschuwing over blokkering van het nummer); per meldingstype het kanaal (E-mail, WhatsApp/SMS, E-mail + WhatsApp/SMS of Uit). Ouders en het bestuur krijgen altijd e-mail. Onderaan</w:t>
             </w:r>
             <w:r>
               <w:rPr>
@@ -40979,13 +41023,19 @@
                 <w:bCs/>
                 <w:lang w:val="nl"/>
               </w:rPr>
-              <w:t xml:space="preserve">Opslaan</w:t>
-            </w:r>
-            <w:r>
-              <w:rPr>
-                <w:lang w:val="nl"/>
-              </w:rPr>
-              <w:t xml:space="preserve">. Met</w:t>
+              <w:t xml:space="preserve">Testbericht sturen</w:t>
+            </w:r>
+            <w:r>
+              <w:rPr>
+                <w:lang w:val="nl"/>
+              </w:rPr>
+              <w:t xml:space="preserve"> </w:t>
+            </w:r>
+            <w:r>
+              <w:rPr>
+                <w:lang w:val="nl"/>
+              </w:rPr>
+              <w:t xml:space="preserve">met een telefoonnummer, een e-mailadres als terugval en het kanaal, en</w:t>
             </w:r>
             <w:r>
               <w:rPr>
@@ -40999,19 +41049,13 @@
                 <w:bCs/>
                 <w:lang w:val="nl"/>
               </w:rPr>
-              <w:t xml:space="preserve">Nieuw jaar op basis van …</w:t>
-            </w:r>
-            <w:r>
-              <w:rPr>
-                <w:lang w:val="nl"/>
-              </w:rPr>
-              <w:t xml:space="preserve"> </w:t>
-            </w:r>
-            <w:r>
-              <w:rPr>
-                <w:lang w:val="nl"/>
-              </w:rPr>
-              <w:t xml:space="preserve">kopieer je de tarieven naar het volgende jaar (het budget niet). Zijn de tarieven van een jaar nog niet ingevuld, dan rekent de loonplanning met het vorige jaar en zegt dat erbij. Oude seizoenen veranderen dus niet meer als je nieuwe minimumlonen invoert.</w:t>
+              <w:t xml:space="preserve">Test versturen</w:t>
+            </w:r>
+            <w:r>
+              <w:rPr>
+                <w:lang w:val="nl"/>
+              </w:rPr>
+              <w:t xml:space="preserve">.</w:t>
             </w:r>
           </w:p>
         </w:tc>
@@ -41043,7 +41087,7 @@
                 <w:bCs/>
                 <w:lang w:val="nl"/>
               </w:rPr>
-              <w:t xml:space="preserve">Kanalen &amp; meldingen</w:t>
+              <w:t xml:space="preserve">Afzender &amp; adressen</w:t>
             </w:r>
           </w:p>
         </w:tc>
@@ -41057,53 +41101,7 @@
               <w:rPr>
                 <w:lang w:val="nl"/>
               </w:rPr>
-              <w:t xml:space="preserve">SMS inschakelen met de gateway en de gegevens daarvan; WhatsApp inschakelen via WhatsReach (staat standaard uit; lees de waarschuwing over blokkering van het nummer); per meldingstype het kanaal (E-mail, WhatsApp/SMS, E-mail + WhatsApp/SMS of Uit). Ouders en het bestuur krijgen altijd e-mail. Onderaan</w:t>
-            </w:r>
-            <w:r>
-              <w:rPr>
-                <w:lang w:val="nl"/>
-              </w:rPr>
-              <w:t xml:space="preserve"> </w:t>
-            </w:r>
-            <w:r>
-              <w:rPr>
-                <w:b/>
-                <w:bCs/>
-                <w:lang w:val="nl"/>
-              </w:rPr>
-              <w:t xml:space="preserve">Testbericht sturen</w:t>
-            </w:r>
-            <w:r>
-              <w:rPr>
-                <w:lang w:val="nl"/>
-              </w:rPr>
-              <w:t xml:space="preserve"> </w:t>
-            </w:r>
-            <w:r>
-              <w:rPr>
-                <w:lang w:val="nl"/>
-              </w:rPr>
-              <w:t xml:space="preserve">met een telefoonnummer, een e-mailadres als terugval en het kanaal, en</w:t>
-            </w:r>
-            <w:r>
-              <w:rPr>
-                <w:lang w:val="nl"/>
-              </w:rPr>
-              <w:t xml:space="preserve"> </w:t>
-            </w:r>
-            <w:r>
-              <w:rPr>
-                <w:b/>
-                <w:bCs/>
-                <w:lang w:val="nl"/>
-              </w:rPr>
-              <w:t xml:space="preserve">Test versturen</w:t>
-            </w:r>
-            <w:r>
-              <w:rPr>
-                <w:lang w:val="nl"/>
-              </w:rPr>
-              <w:t xml:space="preserve">.</w:t>
+              <w:t xml:space="preserve">Waar berichten heen gaan: het bestuur (ontvangt de bestuursmeldingen), het contactadres voor sollicitanten, de penningmeester ("loondossier compleet"; leeg is het bestuursadres), de ledenservice (de ondertekende inschrijving als lid; leeg is het bestuursadres) en het adres voor foutmeldingen. Het vinkje voor loondossier-stukken als bijlage: laat dat uit.</w:t>
             </w:r>
           </w:p>
         </w:tc>
@@ -41119,7 +41117,7 @@
               <w:rPr>
                 <w:lang w:val="nl"/>
               </w:rPr>
-              <w:t xml:space="preserve">Berichten</w:t>
+              <w:t xml:space="preserve">Inzet en loon</w:t>
             </w:r>
           </w:p>
         </w:tc>
@@ -41135,7 +41133,7 @@
                 <w:bCs/>
                 <w:lang w:val="nl"/>
               </w:rPr>
-              <w:t xml:space="preserve">Afzender &amp; adressen</w:t>
+              <w:t xml:space="preserve">Functies</w:t>
             </w:r>
           </w:p>
         </w:tc>
@@ -41149,7 +41147,33 @@
               <w:rPr>
                 <w:lang w:val="nl"/>
               </w:rPr>
-              <w:t xml:space="preserve">De adressen voor foutmeldingen, het bestuur (ontvangt de bestuursmeldingen), de penningmeester ("loondossier compleet"; leeg is het bestuursadres) en de ledenservice (de ondertekende inschrijving als lid; leeg is het bestuursadres). Het vinkje voor loondossier-stukken als bijlage: laat dat uit.</w:t>
+              <w:t xml:space="preserve">Per functie de naam, de factor voor het dagloon, de minimum- en maximumleeftijd en de volgorde, met</w:t>
+            </w:r>
+            <w:r>
+              <w:rPr>
+                <w:lang w:val="nl"/>
+              </w:rPr>
+              <w:t xml:space="preserve"> </w:t>
+            </w:r>
+            <w:r>
+              <w:rPr>
+                <w:b/>
+                <w:bCs/>
+                <w:lang w:val="nl"/>
+              </w:rPr>
+              <w:t xml:space="preserve">Sla op</w:t>
+            </w:r>
+            <w:r>
+              <w:rPr>
+                <w:lang w:val="nl"/>
+              </w:rPr>
+              <w:t xml:space="preserve"> </w:t>
+            </w:r>
+            <w:r>
+              <w:rPr>
+                <w:lang w:val="nl"/>
+              </w:rPr>
+              <w:t xml:space="preserve">en een voorbeeldberekening.</w:t>
             </w:r>
           </w:p>
         </w:tc>
@@ -41165,7 +41189,7 @@
               <w:rPr>
                 <w:lang w:val="nl"/>
               </w:rPr>
-              <w:t xml:space="preserve">Berichten</w:t>
+              <w:t xml:space="preserve">Inzet en loon</w:t>
             </w:r>
           </w:p>
         </w:tc>
@@ -41181,7 +41205,7 @@
                 <w:bCs/>
                 <w:lang w:val="nl"/>
               </w:rPr>
-              <w:t xml:space="preserve">E-mailserver</w:t>
+              <w:t xml:space="preserve">Lonen &amp; budget</w:t>
             </w:r>
           </w:p>
         </w:tc>
@@ -41195,7 +41219,7 @@
               <w:rPr>
                 <w:lang w:val="nl"/>
               </w:rPr>
-              <w:t xml:space="preserve">Host, poort, beveiliging (STARTTLS, SSL/TLS of Geen), gebruikersnaam, wachtwoord, afzenderadres en afzendernaam. Daaronder</w:t>
+              <w:t xml:space="preserve">Alles per kalenderjaar (kies het jaar bovenaan; een seizoen rekent met het jaar van de eerste werkdag): het budget voor loonkosten (voor de balk in de loonplanning; leeg is zonder budget), het vakantietoeslagpercentage (standaard 8), de werkuren per dag (standaard 8), de vaste weekbedragen van de postcommandant voor juni en juli–september, en de minimumuurlonen per leeftijd (15 tot en met 32) voor juni en voor juli/augustus/september, elk met een eigen</w:t>
             </w:r>
             <w:r>
               <w:rPr>
@@ -41209,13 +41233,13 @@
                 <w:bCs/>
                 <w:lang w:val="nl"/>
               </w:rPr>
-              <w:t xml:space="preserve">Testmail versturen</w:t>
-            </w:r>
-            <w:r>
-              <w:rPr>
-                <w:lang w:val="nl"/>
-              </w:rPr>
-              <w:t xml:space="preserve">: sla eerst op, vul het adres in en klik op</w:t>
+              <w:t xml:space="preserve">Opslaan</w:t>
+            </w:r>
+            <w:r>
+              <w:rPr>
+                <w:lang w:val="nl"/>
+              </w:rPr>
+              <w:t xml:space="preserve">. Met</w:t>
             </w:r>
             <w:r>
               <w:rPr>
@@ -41229,13 +41253,19 @@
                 <w:bCs/>
                 <w:lang w:val="nl"/>
               </w:rPr>
-              <w:t xml:space="preserve">Verstuur testmail</w:t>
-            </w:r>
-            <w:r>
-              <w:rPr>
-                <w:lang w:val="nl"/>
-              </w:rPr>
-              <w:t xml:space="preserve">.</w:t>
+              <w:t xml:space="preserve">Nieuw jaar op basis van …</w:t>
+            </w:r>
+            <w:r>
+              <w:rPr>
+                <w:lang w:val="nl"/>
+              </w:rPr>
+              <w:t xml:space="preserve"> </w:t>
+            </w:r>
+            <w:r>
+              <w:rPr>
+                <w:lang w:val="nl"/>
+              </w:rPr>
+              <w:t xml:space="preserve">kopieer je de tarieven naar het volgende jaar (het budget niet). Zijn de tarieven van een jaar nog niet ingevuld, dan rekent de loonplanning met het vorige jaar en zegt dat erbij. Oude seizoenen veranderen dus niet meer als je nieuwe minimumlonen invoert.</w:t>
             </w:r>
           </w:p>
         </w:tc>
@@ -41251,7 +41281,7 @@
               <w:rPr>
                 <w:lang w:val="nl"/>
               </w:rPr>
-              <w:t xml:space="preserve">Koppelingen</w:t>
+              <w:t xml:space="preserve">Privacy en bewaren</w:t>
             </w:r>
           </w:p>
         </w:tc>
@@ -41267,7 +41297,7 @@
                 <w:bCs/>
                 <w:lang w:val="nl"/>
               </w:rPr>
-              <w:t xml:space="preserve">Authentik</w:t>
+              <w:t xml:space="preserve">Bewaren &amp; opschonen</w:t>
             </w:r>
           </w:p>
         </w:tc>
@@ -41281,7 +41311,7 @@
               <w:rPr>
                 <w:lang w:val="nl"/>
               </w:rPr>
-              <w:t xml:space="preserve">De status van de SSO-koppeling, het</w:t>
+              <w:t xml:space="preserve">Een rode waarschuwing zolang automatisch opschonen uit staat.</w:t>
             </w:r>
             <w:r>
               <w:rPr>
@@ -41295,19 +41325,13 @@
                 <w:bCs/>
                 <w:lang w:val="nl"/>
               </w:rPr>
-              <w:t xml:space="preserve">Authentik API-token</w:t>
-            </w:r>
-            <w:r>
-              <w:rPr>
-                <w:lang w:val="nl"/>
-              </w:rPr>
-              <w:t xml:space="preserve"> </w:t>
-            </w:r>
-            <w:r>
-              <w:rPr>
-                <w:lang w:val="nl"/>
-              </w:rPr>
-              <w:t xml:space="preserve">voor het inloggen van terugkerende sollicitanten via Authentik (verwijderd is alleen inloggen per mail), een overzicht</w:t>
+              <w:t xml:space="preserve">Automatisch opschonen inschakelen</w:t>
+            </w:r>
+            <w:r>
+              <w:rPr>
+                <w:lang w:val="nl"/>
+              </w:rPr>
+              <w:t xml:space="preserve">, de termijnen per soort gegeven (ook het logboek, het foutenlog en de kopie bankpas), de schakelaars voor de downloadmail aan het bestuur en de bezoekersstatistiek, en het</w:t>
             </w:r>
             <w:r>
               <w:rPr>
@@ -41321,19 +41345,13 @@
                 <w:bCs/>
                 <w:lang w:val="nl"/>
               </w:rPr>
-              <w:t xml:space="preserve">Wie het beheer in mag</w:t>
-            </w:r>
-            <w:r>
-              <w:rPr>
-                <w:lang w:val="nl"/>
-              </w:rPr>
-              <w:t xml:space="preserve"> </w:t>
-            </w:r>
-            <w:r>
-              <w:rPr>
-                <w:lang w:val="nl"/>
-              </w:rPr>
-              <w:t xml:space="preserve">(welke groep bij welke rol hoort; aanpassen onder Rollen &amp; rechten), de koppeling voor competenties (basis-URL en</w:t>
+              <w:t xml:space="preserve">Opschoon-logboek</w:t>
+            </w:r>
+            <w:r>
+              <w:rPr>
+                <w:lang w:val="nl"/>
+              </w:rPr>
+              <w:t xml:space="preserve">. Daaronder de cronjob-regel voor Plesk met</w:t>
             </w:r>
             <w:r>
               <w:rPr>
@@ -41347,13 +41365,19 @@
                 <w:bCs/>
                 <w:lang w:val="nl"/>
               </w:rPr>
-              <w:t xml:space="preserve">API-token (service-account)</w:t>
-            </w:r>
-            <w:r>
-              <w:rPr>
-                <w:lang w:val="nl"/>
-              </w:rPr>
-              <w:t xml:space="preserve">,</w:t>
+              <w:t xml:space="preserve">Handmatig uitvoeren</w:t>
+            </w:r>
+            <w:r>
+              <w:rPr>
+                <w:lang w:val="nl"/>
+              </w:rPr>
+              <w:t xml:space="preserve"> </w:t>
+            </w:r>
+            <w:r>
+              <w:rPr>
+                <w:lang w:val="nl"/>
+              </w:rPr>
+              <w:t xml:space="preserve">en</w:t>
             </w:r>
             <w:r>
               <w:rPr>
@@ -41367,13 +41391,7 @@
                 <w:bCs/>
                 <w:lang w:val="nl"/>
               </w:rPr>
-              <w:t xml:space="preserve">Test verbinding</w:t>
-            </w:r>
-            <w:r>
-              <w:rPr>
-                <w:lang w:val="nl"/>
-              </w:rPr>
-              <w:t xml:space="preserve">,</w:t>
+              <w:t xml:space="preserve">Nieuw token maken</w:t>
             </w:r>
             <w:r>
               <w:rPr>
@@ -41383,17 +41401,30 @@
             </w:r>
             <w:r>
               <w:rPr>
-                <w:b/>
-                <w:bCs/>
-                <w:lang w:val="nl"/>
-              </w:rPr>
-              <w:t xml:space="preserve">Nu alle sollicitanten verversen</w:t>
-            </w:r>
-            <w:r>
-              <w:rPr>
-                <w:lang w:val="nl"/>
-              </w:rPr>
-              <w:t xml:space="preserve">) en de groep-indeling van de competenties (alleen te bekijken). De tokens zijn geheime velden.</w:t>
+                <w:lang w:val="nl"/>
+              </w:rPr>
+              <w:t xml:space="preserve">(alleen voor wie Systeem mag bewerken) en de stand van de AI- en mailwachtrij. Zie</w:t>
+            </w:r>
+            <w:r>
+              <w:rPr>
+                <w:lang w:val="nl"/>
+              </w:rPr>
+              <w:t xml:space="preserve"> </w:t>
+            </w:r>
+            <w:hyperlink w:anchor="bewaartermijnen">
+              <w:r>
+                <w:rPr>
+                  <w:rStyle w:val="Hyperlink"/>
+                  <w:lang w:val="nl"/>
+                </w:rPr>
+                <w:t xml:space="preserve">Bewaartermijnen</w:t>
+              </w:r>
+            </w:hyperlink>
+            <w:r>
+              <w:rPr>
+                <w:lang w:val="nl"/>
+              </w:rPr>
+              <w:t xml:space="preserve">.</w:t>
             </w:r>
           </w:p>
         </w:tc>
@@ -41409,7 +41440,7 @@
               <w:rPr>
                 <w:lang w:val="nl"/>
               </w:rPr>
-              <w:t xml:space="preserve">Koppelingen</w:t>
+              <w:t xml:space="preserve">Technisch</w:t>
             </w:r>
           </w:p>
         </w:tc>
@@ -41425,7 +41456,7 @@
                 <w:bCs/>
                 <w:lang w:val="nl"/>
               </w:rPr>
-              <w:t xml:space="preserve">Website &amp; API</w:t>
+              <w:t xml:space="preserve">Modules</w:t>
             </w:r>
           </w:p>
         </w:tc>
@@ -41439,7 +41470,13 @@
               <w:rPr>
                 <w:lang w:val="nl"/>
               </w:rPr>
-              <w:t xml:space="preserve">De geheime sleutel voor de WordPress-plugin (</w:t>
+              <w:t xml:space="preserve">Welke modules aanstaan (selectiedag, trainingsweekend, loonplanning, dekking, landingspagina's), met</w:t>
+            </w:r>
+            <w:r>
+              <w:rPr>
+                <w:lang w:val="nl"/>
+              </w:rPr>
+              <w:t xml:space="preserve"> </w:t>
             </w:r>
             <w:r>
               <w:rPr>
@@ -41447,59 +41484,13 @@
                 <w:bCs/>
                 <w:lang w:val="nl"/>
               </w:rPr>
-              <w:t xml:space="preserve">Kopieer</w:t>
-            </w:r>
-            <w:r>
-              <w:rPr>
-                <w:lang w:val="nl"/>
-              </w:rPr>
-              <w:t xml:space="preserve">;</w:t>
-            </w:r>
-            <w:r>
-              <w:rPr>
-                <w:lang w:val="nl"/>
-              </w:rPr>
-              <w:t xml:space="preserve"> </w:t>
-            </w:r>
-            <w:r>
-              <w:rPr>
-                <w:b/>
-                <w:bCs/>
-                <w:lang w:val="nl"/>
-              </w:rPr>
-              <w:t xml:space="preserve">Nieuwe sleutel genereren</w:t>
-            </w:r>
-            <w:r>
-              <w:rPr>
-                <w:lang w:val="nl"/>
-              </w:rPr>
-              <w:t xml:space="preserve"> </w:t>
-            </w:r>
-            <w:r>
-              <w:rPr>
-                <w:lang w:val="nl"/>
-              </w:rPr>
-              <w:t xml:space="preserve">maakt de oude meteen ongeldig), de toegestane websites (CORS, één per regel) en de adressen die de plugin nodig heeft. De sleutel zelf zien, kopiëren en vernieuwen kan alleen wie Systeem mag bewerken (standaard admin); anderen zien</w:t>
-            </w:r>
-            <w:r>
-              <w:rPr>
-                <w:lang w:val="nl"/>
-              </w:rPr>
-              <w:t xml:space="preserve"> </w:t>
-            </w:r>
-            <w:r>
-              <w:rPr>
-                <w:b/>
-                <w:bCs/>
-                <w:lang w:val="nl"/>
-              </w:rPr>
-              <w:t xml:space="preserve">Ingesteld</w:t>
-            </w:r>
-            <w:r>
-              <w:rPr>
-                <w:lang w:val="nl"/>
-              </w:rPr>
-              <w:t xml:space="preserve">.</w:t>
+              <w:t xml:space="preserve">Opslaan</w:t>
+            </w:r>
+            <w:r>
+              <w:rPr>
+                <w:lang w:val="nl"/>
+              </w:rPr>
+              <w:t xml:space="preserve">. Een module die uitstaat verdwijnt uit het menu en uit de rechten, ook voor de beheerder; er wordt niets gewist. Daaronder voor welke ondertekeningen een verificatiecode nodig is (het loonheffingsformulier altijd).</w:t>
             </w:r>
           </w:p>
         </w:tc>
@@ -41515,7 +41506,7 @@
               <w:rPr>
                 <w:lang w:val="nl"/>
               </w:rPr>
-              <w:t xml:space="preserve">Koppelingen</w:t>
+              <w:t xml:space="preserve">Technisch</w:t>
             </w:r>
           </w:p>
         </w:tc>
@@ -41531,7 +41522,7 @@
                 <w:bCs/>
                 <w:lang w:val="nl"/>
               </w:rPr>
-              <w:t xml:space="preserve">AI-analyse</w:t>
+              <w:t xml:space="preserve">E-mailserver</w:t>
             </w:r>
           </w:p>
         </w:tc>
@@ -41545,7 +41536,7 @@
               <w:rPr>
                 <w:lang w:val="nl"/>
               </w:rPr>
-              <w:t xml:space="preserve">De</w:t>
+              <w:t xml:space="preserve">Host, poort, beveiliging (STARTTLS, SSL/TLS of Geen), gebruikersnaam, wachtwoord, afzenderadres en afzendernaam. Daaronder</w:t>
             </w:r>
             <w:r>
               <w:rPr>
@@ -41559,19 +41550,13 @@
                 <w:bCs/>
                 <w:lang w:val="nl"/>
               </w:rPr>
-              <w:t xml:space="preserve">Gemini API-sleutel</w:t>
-            </w:r>
-            <w:r>
-              <w:rPr>
-                <w:lang w:val="nl"/>
-              </w:rPr>
-              <w:t xml:space="preserve"> </w:t>
-            </w:r>
-            <w:r>
-              <w:rPr>
-                <w:lang w:val="nl"/>
-              </w:rPr>
-              <w:t xml:space="preserve">(geheim veld) en het</w:t>
+              <w:t xml:space="preserve">Testmail versturen</w:t>
+            </w:r>
+            <w:r>
+              <w:rPr>
+                <w:lang w:val="nl"/>
+              </w:rPr>
+              <w:t xml:space="preserve">: sla eerst op, vul het adres in en klik op</w:t>
             </w:r>
             <w:r>
               <w:rPr>
@@ -41585,111 +41570,13 @@
                 <w:bCs/>
                 <w:lang w:val="nl"/>
               </w:rPr>
-              <w:t xml:space="preserve">Model</w:t>
-            </w:r>
-            <w:r>
-              <w:rPr>
-                <w:lang w:val="nl"/>
-              </w:rPr>
-              <w:t xml:space="preserve">: Gemini 2.5 Flash (standaard), Gemini 2.5 Flash-Lite (sneller, goedkoper) of Gemini 2.5 Pro (grondiger, trager); een oud model dat Google heeft uitgezet valt vanzelf terug op de standaard. Het vinkje</w:t>
-            </w:r>
-            <w:r>
-              <w:rPr>
-                <w:lang w:val="nl"/>
-              </w:rPr>
-              <w:t xml:space="preserve"> </w:t>
-            </w:r>
-            <w:r>
-              <w:rPr>
-                <w:b/>
-                <w:bCs/>
-                <w:lang w:val="nl"/>
-              </w:rPr>
-              <w:t xml:space="preserve">AI-hulp bij beschikbaarheid</w:t>
-            </w:r>
-            <w:r>
-              <w:rPr>
-                <w:lang w:val="nl"/>
-              </w:rPr>
-              <w:t xml:space="preserve"> </w:t>
-            </w:r>
-            <w:r>
-              <w:rPr>
-                <w:lang w:val="nl"/>
-              </w:rPr>
-              <w:t xml:space="preserve">(experimenteel). Het blok</w:t>
-            </w:r>
-            <w:r>
-              <w:rPr>
-                <w:lang w:val="nl"/>
-              </w:rPr>
-              <w:t xml:space="preserve"> </w:t>
-            </w:r>
-            <w:r>
-              <w:rPr>
-                <w:b/>
-                <w:bCs/>
-                <w:lang w:val="nl"/>
-              </w:rPr>
-              <w:t xml:space="preserve">Wat er naar Google gaat</w:t>
-            </w:r>
-            <w:r>
-              <w:rPr>
-                <w:lang w:val="nl"/>
-              </w:rPr>
-              <w:t xml:space="preserve">: de instructie voor de analyse staat vast in de code en is niet te bewerken; per sollicitant gaan alleen leeftijdscategorie, opleiding, diploma's en certificaten, werkervaring, de twee motivaties en het aantal beschikbare weken mee, niet de naam, contactgegevens, het adres, de foto of de bijzonderheden.</w:t>
-            </w:r>
-            <w:r>
-              <w:rPr>
-                <w:lang w:val="nl"/>
-              </w:rPr>
-              <w:t xml:space="preserve"> </w:t>
-            </w:r>
-            <w:r>
-              <w:rPr>
-                <w:b/>
-                <w:bCs/>
-                <w:lang w:val="nl"/>
-              </w:rPr>
-              <w:t xml:space="preserve">Automatisch analyseren na ontvangst kennismakingsformulier</w:t>
-            </w:r>
-            <w:r>
-              <w:rPr>
-                <w:lang w:val="nl"/>
-              </w:rPr>
-              <w:t xml:space="preserve"> </w:t>
-            </w:r>
-            <w:r>
-              <w:rPr>
-                <w:lang w:val="nl"/>
-              </w:rPr>
-              <w:t xml:space="preserve">(standaard aan): uit betekent alleen handmatig, met</w:t>
-            </w:r>
-            <w:r>
-              <w:rPr>
-                <w:lang w:val="nl"/>
-              </w:rPr>
-              <w:t xml:space="preserve"> </w:t>
-            </w:r>
-            <w:r>
-              <w:rPr>
-                <w:b/>
-                <w:bCs/>
-                <w:lang w:val="nl"/>
-              </w:rPr>
-              <w:t xml:space="preserve">Analyseer nu</w:t>
-            </w:r>
-            <w:r>
-              <w:rPr>
-                <w:lang w:val="nl"/>
-              </w:rPr>
-              <w:t xml:space="preserve"> </w:t>
-            </w:r>
-            <w:r>
-              <w:rPr>
-                <w:lang w:val="nl"/>
-              </w:rPr>
-              <w:t xml:space="preserve">bij het volledige formulier.</w:t>
+              <w:t xml:space="preserve">Verstuur testmail</w:t>
+            </w:r>
+            <w:r>
+              <w:rPr>
+                <w:lang w:val="nl"/>
+              </w:rPr>
+              <w:t xml:space="preserve">.</w:t>
             </w:r>
           </w:p>
         </w:tc>
@@ -41705,7 +41592,7 @@
               <w:rPr>
                 <w:lang w:val="nl"/>
               </w:rPr>
-              <w:t xml:space="preserve">Privacy &amp; onderhoud</w:t>
+              <w:t xml:space="preserve">Technisch</w:t>
             </w:r>
           </w:p>
         </w:tc>
@@ -41721,7 +41608,7 @@
                 <w:bCs/>
                 <w:lang w:val="nl"/>
               </w:rPr>
-              <w:t xml:space="preserve">Bewaren &amp; opschonen</w:t>
+              <w:t xml:space="preserve">Authentik</w:t>
             </w:r>
           </w:p>
         </w:tc>
@@ -41735,7 +41622,7 @@
               <w:rPr>
                 <w:lang w:val="nl"/>
               </w:rPr>
-              <w:t xml:space="preserve">Een rode waarschuwing zolang automatisch opschonen uit staat.</w:t>
+              <w:t xml:space="preserve">De status van de SSO-koppeling, het</w:t>
             </w:r>
             <w:r>
               <w:rPr>
@@ -41749,13 +41636,19 @@
                 <w:bCs/>
                 <w:lang w:val="nl"/>
               </w:rPr>
-              <w:t xml:space="preserve">Automatisch opschonen inschakelen</w:t>
-            </w:r>
-            <w:r>
-              <w:rPr>
-                <w:lang w:val="nl"/>
-              </w:rPr>
-              <w:t xml:space="preserve">, de termijnen per soort gegeven (ook het logboek, het foutenlog en de kopie bankpas), de schakelaars voor de downloadmail aan het bestuur en de bezoekersstatistiek, en het</w:t>
+              <w:t xml:space="preserve">Authentik API-token</w:t>
+            </w:r>
+            <w:r>
+              <w:rPr>
+                <w:lang w:val="nl"/>
+              </w:rPr>
+              <w:t xml:space="preserve"> </w:t>
+            </w:r>
+            <w:r>
+              <w:rPr>
+                <w:lang w:val="nl"/>
+              </w:rPr>
+              <w:t xml:space="preserve">voor het inloggen van terugkerende sollicitanten via Authentik (verwijderd is alleen inloggen per mail), een overzicht</w:t>
             </w:r>
             <w:r>
               <w:rPr>
@@ -41769,13 +41662,19 @@
                 <w:bCs/>
                 <w:lang w:val="nl"/>
               </w:rPr>
-              <w:t xml:space="preserve">Opschoon-logboek</w:t>
-            </w:r>
-            <w:r>
-              <w:rPr>
-                <w:lang w:val="nl"/>
-              </w:rPr>
-              <w:t xml:space="preserve">. Daaronder de cronjob-regel voor Plesk met</w:t>
+              <w:t xml:space="preserve">Wie het beheer in mag</w:t>
+            </w:r>
+            <w:r>
+              <w:rPr>
+                <w:lang w:val="nl"/>
+              </w:rPr>
+              <w:t xml:space="preserve"> </w:t>
+            </w:r>
+            <w:r>
+              <w:rPr>
+                <w:lang w:val="nl"/>
+              </w:rPr>
+              <w:t xml:space="preserve">(welke groep bij welke rol hoort; aanpassen onder Rollen &amp; rechten), de koppeling voor competenties (basis-URL en</w:t>
             </w:r>
             <w:r>
               <w:rPr>
@@ -41789,19 +41688,13 @@
                 <w:bCs/>
                 <w:lang w:val="nl"/>
               </w:rPr>
-              <w:t xml:space="preserve">Handmatig uitvoeren</w:t>
-            </w:r>
-            <w:r>
-              <w:rPr>
-                <w:lang w:val="nl"/>
-              </w:rPr>
-              <w:t xml:space="preserve"> </w:t>
-            </w:r>
-            <w:r>
-              <w:rPr>
-                <w:lang w:val="nl"/>
-              </w:rPr>
-              <w:t xml:space="preserve">en</w:t>
+              <w:t xml:space="preserve">API-token (service-account)</w:t>
+            </w:r>
+            <w:r>
+              <w:rPr>
+                <w:lang w:val="nl"/>
+              </w:rPr>
+              <w:t xml:space="preserve">,</w:t>
             </w:r>
             <w:r>
               <w:rPr>
@@ -41815,7 +41708,13 @@
                 <w:bCs/>
                 <w:lang w:val="nl"/>
               </w:rPr>
-              <w:t xml:space="preserve">Nieuw token maken</w:t>
+              <w:t xml:space="preserve">Test verbinding</w:t>
+            </w:r>
+            <w:r>
+              <w:rPr>
+                <w:lang w:val="nl"/>
+              </w:rPr>
+              <w:t xml:space="preserve">,</w:t>
             </w:r>
             <w:r>
               <w:rPr>
@@ -41825,9 +41724,77 @@
             </w:r>
             <w:r>
               <w:rPr>
-                <w:lang w:val="nl"/>
-              </w:rPr>
-              <w:t xml:space="preserve">(alleen voor wie Systeem mag bewerken) en de stand van de AI- en mailwachtrij. Zie</w:t>
+                <w:b/>
+                <w:bCs/>
+                <w:lang w:val="nl"/>
+              </w:rPr>
+              <w:t xml:space="preserve">Nu alle sollicitanten verversen</w:t>
+            </w:r>
+            <w:r>
+              <w:rPr>
+                <w:lang w:val="nl"/>
+              </w:rPr>
+              <w:t xml:space="preserve">) en de groep-indeling van de competenties (alleen te bekijken). De tokens zijn geheime velden.</w:t>
+            </w:r>
+          </w:p>
+        </w:tc>
+      </w:tr>
+      <w:tr>
+        <w:tc>
+          <w:tcPr/>
+          <w:p>
+            <w:pPr>
+              <w:pStyle w:val="Compact"/>
+            </w:pPr>
+            <w:r>
+              <w:rPr>
+                <w:lang w:val="nl"/>
+              </w:rPr>
+              <w:t xml:space="preserve">Technisch</w:t>
+            </w:r>
+          </w:p>
+        </w:tc>
+        <w:tc>
+          <w:tcPr/>
+          <w:p>
+            <w:pPr>
+              <w:pStyle w:val="Compact"/>
+            </w:pPr>
+            <w:r>
+              <w:rPr>
+                <w:b/>
+                <w:bCs/>
+                <w:lang w:val="nl"/>
+              </w:rPr>
+              <w:t xml:space="preserve">Website &amp; API</w:t>
+            </w:r>
+          </w:p>
+        </w:tc>
+        <w:tc>
+          <w:tcPr/>
+          <w:p>
+            <w:pPr>
+              <w:pStyle w:val="Compact"/>
+            </w:pPr>
+            <w:r>
+              <w:rPr>
+                <w:lang w:val="nl"/>
+              </w:rPr>
+              <w:t xml:space="preserve">De geheime sleutel voor de WordPress-plugin (</w:t>
+            </w:r>
+            <w:r>
+              <w:rPr>
+                <w:b/>
+                <w:bCs/>
+                <w:lang w:val="nl"/>
+              </w:rPr>
+              <w:t xml:space="preserve">Kopieer</w:t>
+            </w:r>
+            <w:r>
+              <w:rPr>
+                <w:lang w:val="nl"/>
+              </w:rPr>
+              <w:t xml:space="preserve">;</w:t>
             </w:r>
             <w:r>
               <w:rPr>
@@ -41835,20 +41802,235 @@
               </w:rPr>
               <w:t xml:space="preserve"> </w:t>
             </w:r>
-            <w:hyperlink w:anchor="bewaartermijnen">
-              <w:r>
-                <w:rPr>
-                  <w:rStyle w:val="Hyperlink"/>
-                  <w:lang w:val="nl"/>
-                </w:rPr>
-                <w:t xml:space="preserve">Bewaartermijnen</w:t>
-              </w:r>
-            </w:hyperlink>
+            <w:r>
+              <w:rPr>
+                <w:b/>
+                <w:bCs/>
+                <w:lang w:val="nl"/>
+              </w:rPr>
+              <w:t xml:space="preserve">Nieuwe sleutel genereren</w:t>
+            </w:r>
+            <w:r>
+              <w:rPr>
+                <w:lang w:val="nl"/>
+              </w:rPr>
+              <w:t xml:space="preserve"> </w:t>
+            </w:r>
+            <w:r>
+              <w:rPr>
+                <w:lang w:val="nl"/>
+              </w:rPr>
+              <w:t xml:space="preserve">maakt de oude meteen ongeldig), de toegestane websites (CORS, één per regel) en de adressen die de plugin nodig heeft. De sleutel zelf zien, kopiëren en vernieuwen kan alleen wie Systeem mag bewerken (standaard admin); anderen zien</w:t>
+            </w:r>
+            <w:r>
+              <w:rPr>
+                <w:lang w:val="nl"/>
+              </w:rPr>
+              <w:t xml:space="preserve"> </w:t>
+            </w:r>
+            <w:r>
+              <w:rPr>
+                <w:b/>
+                <w:bCs/>
+                <w:lang w:val="nl"/>
+              </w:rPr>
+              <w:t xml:space="preserve">Ingesteld</w:t>
+            </w:r>
             <w:r>
               <w:rPr>
                 <w:lang w:val="nl"/>
               </w:rPr>
               <w:t xml:space="preserve">.</w:t>
+            </w:r>
+          </w:p>
+        </w:tc>
+      </w:tr>
+      <w:tr>
+        <w:tc>
+          <w:tcPr/>
+          <w:p>
+            <w:pPr>
+              <w:pStyle w:val="Compact"/>
+            </w:pPr>
+            <w:r>
+              <w:rPr>
+                <w:lang w:val="nl"/>
+              </w:rPr>
+              <w:t xml:space="preserve">Technisch</w:t>
+            </w:r>
+          </w:p>
+        </w:tc>
+        <w:tc>
+          <w:tcPr/>
+          <w:p>
+            <w:pPr>
+              <w:pStyle w:val="Compact"/>
+            </w:pPr>
+            <w:r>
+              <w:rPr>
+                <w:b/>
+                <w:bCs/>
+                <w:lang w:val="nl"/>
+              </w:rPr>
+              <w:t xml:space="preserve">AI-analyse</w:t>
+            </w:r>
+          </w:p>
+        </w:tc>
+        <w:tc>
+          <w:tcPr/>
+          <w:p>
+            <w:pPr>
+              <w:pStyle w:val="Compact"/>
+            </w:pPr>
+            <w:r>
+              <w:rPr>
+                <w:lang w:val="nl"/>
+              </w:rPr>
+              <w:t xml:space="preserve">De</w:t>
+            </w:r>
+            <w:r>
+              <w:rPr>
+                <w:lang w:val="nl"/>
+              </w:rPr>
+              <w:t xml:space="preserve"> </w:t>
+            </w:r>
+            <w:r>
+              <w:rPr>
+                <w:b/>
+                <w:bCs/>
+                <w:lang w:val="nl"/>
+              </w:rPr>
+              <w:t xml:space="preserve">Gemini API-sleutel</w:t>
+            </w:r>
+            <w:r>
+              <w:rPr>
+                <w:lang w:val="nl"/>
+              </w:rPr>
+              <w:t xml:space="preserve"> </w:t>
+            </w:r>
+            <w:r>
+              <w:rPr>
+                <w:lang w:val="nl"/>
+              </w:rPr>
+              <w:t xml:space="preserve">(geheim veld) en het</w:t>
+            </w:r>
+            <w:r>
+              <w:rPr>
+                <w:lang w:val="nl"/>
+              </w:rPr>
+              <w:t xml:space="preserve"> </w:t>
+            </w:r>
+            <w:r>
+              <w:rPr>
+                <w:b/>
+                <w:bCs/>
+                <w:lang w:val="nl"/>
+              </w:rPr>
+              <w:t xml:space="preserve">Model</w:t>
+            </w:r>
+            <w:r>
+              <w:rPr>
+                <w:lang w:val="nl"/>
+              </w:rPr>
+              <w:t xml:space="preserve">: Gemini 2.5 Flash (standaard), Gemini 2.5 Flash-Lite (sneller, goedkoper) of Gemini 2.5 Pro (grondiger, trager); een oud model dat Google heeft uitgezet valt vanzelf terug op de standaard. Het vinkje</w:t>
+            </w:r>
+            <w:r>
+              <w:rPr>
+                <w:lang w:val="nl"/>
+              </w:rPr>
+              <w:t xml:space="preserve"> </w:t>
+            </w:r>
+            <w:r>
+              <w:rPr>
+                <w:b/>
+                <w:bCs/>
+                <w:lang w:val="nl"/>
+              </w:rPr>
+              <w:t xml:space="preserve">AI-hulp bij beschikbaarheid</w:t>
+            </w:r>
+            <w:r>
+              <w:rPr>
+                <w:lang w:val="nl"/>
+              </w:rPr>
+              <w:t xml:space="preserve"> </w:t>
+            </w:r>
+            <w:r>
+              <w:rPr>
+                <w:lang w:val="nl"/>
+              </w:rPr>
+              <w:t xml:space="preserve">(experimenteel). Het blok</w:t>
+            </w:r>
+            <w:r>
+              <w:rPr>
+                <w:lang w:val="nl"/>
+              </w:rPr>
+              <w:t xml:space="preserve"> </w:t>
+            </w:r>
+            <w:r>
+              <w:rPr>
+                <w:b/>
+                <w:bCs/>
+                <w:lang w:val="nl"/>
+              </w:rPr>
+              <w:t xml:space="preserve">Wat er naar Google gaat</w:t>
+            </w:r>
+            <w:r>
+              <w:rPr>
+                <w:lang w:val="nl"/>
+              </w:rPr>
+              <w:t xml:space="preserve">: de instructie voor de analyse staat vast in de code en is niet te bewerken; per sollicitant gaan alleen leeftijdscategorie, opleiding, diploma's en certificaten, werkervaring, de twee motivaties en het aantal beschikbare weken mee, niet de naam, contactgegevens, het adres, de foto of de bijzonderheden.</w:t>
+            </w:r>
+            <w:r>
+              <w:rPr>
+                <w:lang w:val="nl"/>
+              </w:rPr>
+              <w:t xml:space="preserve"> </w:t>
+            </w:r>
+            <w:r>
+              <w:rPr>
+                <w:b/>
+                <w:bCs/>
+                <w:lang w:val="nl"/>
+              </w:rPr>
+              <w:t xml:space="preserve">Automatisch analyseren na ontvangst kennismakingsformulier</w:t>
+            </w:r>
+            <w:r>
+              <w:rPr>
+                <w:lang w:val="nl"/>
+              </w:rPr>
+              <w:t xml:space="preserve"> </w:t>
+            </w:r>
+            <w:r>
+              <w:rPr>
+                <w:lang w:val="nl"/>
+              </w:rPr>
+              <w:t xml:space="preserve">(standaard aan): uit betekent alleen handmatig, met</w:t>
+            </w:r>
+            <w:r>
+              <w:rPr>
+                <w:lang w:val="nl"/>
+              </w:rPr>
+              <w:t xml:space="preserve"> </w:t>
+            </w:r>
+            <w:r>
+              <w:rPr>
+                <w:b/>
+                <w:bCs/>
+                <w:lang w:val="nl"/>
+              </w:rPr>
+              <w:t xml:space="preserve">Analyseer nu</w:t>
+            </w:r>
+            <w:r>
+              <w:rPr>
+                <w:lang w:val="nl"/>
+              </w:rPr>
+              <w:t xml:space="preserve"> </w:t>
+            </w:r>
+            <w:r>
+              <w:rPr>
+                <w:lang w:val="nl"/>
+              </w:rPr>
+              <w:t xml:space="preserve">bij het volledige formulier.</w:t>
             </w:r>
           </w:p>
         </w:tc>

--- a/docs/handleiding/word/handleiding_beheer.docx
+++ b/docs/handleiding/word/handleiding_beheer.docx
@@ -16688,7 +16688,19 @@
                 <w:bCs/>
                 <w:lang w:val="nl"/>
               </w:rPr>
-              <w:t xml:space="preserve">Uitnodigen weekend</w:t>
+              <w:t xml:space="preserve">Bellijst</w:t>
+            </w:r>
+            <w:r>
+              <w:rPr>
+                <w:lang w:val="nl"/>
+              </w:rPr>
+              <w:t xml:space="preserve"> </w:t>
+            </w:r>
+            <w:r>
+              <w:rPr>
+                <w:lang w:val="nl"/>
+              </w:rPr>
+              <w:t xml:space="preserve">(opent de bellijst bij deze persoon)</w:t>
             </w:r>
           </w:p>
         </w:tc>
@@ -16734,6 +16746,62 @@
         <w:rPr>
           <w:lang w:val="nl"/>
         </w:rPr>
+        <w:t xml:space="preserve">Na de selectiedag nodig je niet uit vanaf de lijst: eerst bel je, en op de bellijst voer je het</w:t>
+      </w:r>
+      <w:r>
+        <w:rPr>
+          <w:lang w:val="nl"/>
+        </w:rPr>
+        <w:t xml:space="preserve"> </w:t>
+      </w:r>
+      <w:r>
+        <w:rPr>
+          <w:lang w:val="nl"/>
+        </w:rPr>
+        <w:t xml:space="preserve">besluit door (door naar het weekend of afwijzen). Zo gaat er geen uitnodiging uit vóór het telefoontje.</w:t>
+      </w:r>
+      <w:r>
+        <w:rPr>
+          <w:lang w:val="nl"/>
+        </w:rPr>
+        <w:t xml:space="preserve"> </w:t>
+      </w:r>
+      <w:r>
+        <w:rPr>
+          <w:lang w:val="nl"/>
+        </w:rPr>
+        <w:t xml:space="preserve">Staat de module Selectiedag uit (dan is er geen bellijst), dan is de knop weer</w:t>
+      </w:r>
+      <w:r>
+        <w:rPr>
+          <w:lang w:val="nl"/>
+        </w:rPr>
+        <w:t xml:space="preserve"> </w:t>
+      </w:r>
+      <w:r>
+        <w:rPr>
+          <w:b/>
+          <w:bCs/>
+          <w:lang w:val="nl"/>
+        </w:rPr>
+        <w:t xml:space="preserve">Uitnodigen weekend</w:t>
+      </w:r>
+      <w:r>
+        <w:rPr>
+          <w:lang w:val="nl"/>
+        </w:rPr>
+        <w:t xml:space="preserve">.</w:t>
+      </w:r>
+      <w:r>
+        <w:rPr>
+          <w:lang w:val="nl"/>
+        </w:rPr>
+        <w:t xml:space="preserve"> </w:t>
+      </w:r>
+      <w:r>
+        <w:rPr>
+          <w:lang w:val="nl"/>
+        </w:rPr>
         <w:t xml:space="preserve">In de andere fases wacht het systeem op de sollicitant of op de selectiedag, en is er dus niets</w:t>
       </w:r>
       <w:r>
@@ -16957,7 +17025,7 @@
           <w:bCs/>
           <w:lang w:val="nl"/>
         </w:rPr>
-        <w:t xml:space="preserve">Uitnodigen trainingsweekend</w:t>
+        <w:t xml:space="preserve">Aannemen</w:t>
       </w:r>
       <w:r>
         <w:rPr>
@@ -16977,7 +17045,7 @@
           <w:bCs/>
           <w:lang w:val="nl"/>
         </w:rPr>
-        <w:t xml:space="preserve">Aannemen</w:t>
+        <w:t xml:space="preserve">Afwijzen</w:t>
       </w:r>
       <w:r>
         <w:rPr>
@@ -16997,7 +17065,7 @@
           <w:bCs/>
           <w:lang w:val="nl"/>
         </w:rPr>
-        <w:t xml:space="preserve">Afwijzen</w:t>
+        <w:t xml:space="preserve">Herinnering</w:t>
       </w:r>
       <w:r>
         <w:rPr>
@@ -17017,26 +17085,6 @@
           <w:bCs/>
           <w:lang w:val="nl"/>
         </w:rPr>
-        <w:t xml:space="preserve">Herinnering</w:t>
-      </w:r>
-      <w:r>
-        <w:rPr>
-          <w:lang w:val="nl"/>
-        </w:rPr>
-        <w:t xml:space="preserve">,</w:t>
-      </w:r>
-      <w:r>
-        <w:rPr>
-          <w:lang w:val="nl"/>
-        </w:rPr>
-        <w:t xml:space="preserve"> </w:t>
-      </w:r>
-      <w:r>
-        <w:rPr>
-          <w:b/>
-          <w:bCs/>
-          <w:lang w:val="nl"/>
-        </w:rPr>
         <w:t xml:space="preserve">Bericht</w:t>
       </w:r>
       <w:r>
@@ -17069,19 +17117,45 @@
         <w:rPr>
           <w:lang w:val="nl"/>
         </w:rPr>
-        <w:t xml:space="preserve">. Een uitnodigknop verschijnt alleen als iedereen in je selectie in</w:t>
-      </w:r>
-      <w:r>
-        <w:rPr>
-          <w:lang w:val="nl"/>
-        </w:rPr>
-        <w:t xml:space="preserve"> </w:t>
-      </w:r>
-      <w:r>
-        <w:rPr>
-          <w:lang w:val="nl"/>
-        </w:rPr>
-        <w:t xml:space="preserve">de juiste fase staat (Aangemeld voor de selectiedag, Selectiedag geweest voor het trainingsweekend).</w:t>
+        <w:t xml:space="preserve">.</w:t>
+      </w:r>
+      <w:r>
+        <w:rPr>
+          <w:lang w:val="nl"/>
+        </w:rPr>
+        <w:t xml:space="preserve"> </w:t>
+      </w:r>
+      <w:r>
+        <w:rPr>
+          <w:b/>
+          <w:bCs/>
+          <w:lang w:val="nl"/>
+        </w:rPr>
+        <w:t xml:space="preserve">Uitnodigen selectiedag</w:t>
+      </w:r>
+      <w:r>
+        <w:rPr>
+          <w:lang w:val="nl"/>
+        </w:rPr>
+        <w:t xml:space="preserve"> </w:t>
+      </w:r>
+      <w:r>
+        <w:rPr>
+          <w:lang w:val="nl"/>
+        </w:rPr>
+        <w:t xml:space="preserve">verschijnt alleen als iedereen in je selectie op Aangemeld staat.</w:t>
+      </w:r>
+      <w:r>
+        <w:rPr>
+          <w:lang w:val="nl"/>
+        </w:rPr>
+        <w:t xml:space="preserve"> </w:t>
+      </w:r>
+      <w:r>
+        <w:rPr>
+          <w:lang w:val="nl"/>
+        </w:rPr>
+        <w:t xml:space="preserve">Uitnodigen voor het trainingsweekend gaat via de bellijst, niet via de bulkbalk.</w:t>
       </w:r>
     </w:p>
     <w:p>
@@ -18648,6 +18722,52 @@
         <w:rPr>
           <w:lang w:val="nl"/>
         </w:rPr>
+        <w:t xml:space="preserve"> </w:t>
+      </w:r>
+      <w:r>
+        <w:rPr>
+          <w:lang w:val="nl"/>
+        </w:rPr>
+        <w:t xml:space="preserve">of</w:t>
+      </w:r>
+      <w:r>
+        <w:rPr>
+          <w:lang w:val="nl"/>
+        </w:rPr>
+        <w:t xml:space="preserve"> </w:t>
+      </w:r>
+      <w:r>
+        <w:rPr>
+          <w:b/>
+          <w:bCs/>
+          <w:lang w:val="nl"/>
+        </w:rPr>
+        <w:t xml:space="preserve">Aannemen</w:t>
+      </w:r>
+      <w:r>
+        <w:rPr>
+          <w:lang w:val="nl"/>
+        </w:rPr>
+        <w:t xml:space="preserve">, afhankelijk van de fase; na de selectiedag</w:t>
+      </w:r>
+      <w:r>
+        <w:rPr>
+          <w:lang w:val="nl"/>
+        </w:rPr>
+        <w:t xml:space="preserve"> </w:t>
+      </w:r>
+      <w:r>
+        <w:rPr>
+          <w:b/>
+          <w:bCs/>
+          <w:lang w:val="nl"/>
+        </w:rPr>
+        <w:t xml:space="preserve">Naar de bellijst</w:t>
+      </w:r>
+      <w:r>
+        <w:rPr>
+          <w:lang w:val="nl"/>
+        </w:rPr>
         <w:t xml:space="preserve">,</w:t>
       </w:r>
       <w:r>
@@ -18658,43 +18778,9 @@
       </w:r>
       <w:r>
         <w:rPr>
-          <w:b/>
-          <w:bCs/>
-          <w:lang w:val="nl"/>
-        </w:rPr>
-        <w:t xml:space="preserve">Uitnodigen trainingsweekend</w:t>
-      </w:r>
-      <w:r>
-        <w:rPr>
-          <w:lang w:val="nl"/>
-        </w:rPr>
-        <w:t xml:space="preserve"> </w:t>
-      </w:r>
-      <w:r>
-        <w:rPr>
-          <w:lang w:val="nl"/>
-        </w:rPr>
-        <w:t xml:space="preserve">of</w:t>
-      </w:r>
-      <w:r>
-        <w:rPr>
-          <w:lang w:val="nl"/>
-        </w:rPr>
-        <w:t xml:space="preserve"> </w:t>
-      </w:r>
-      <w:r>
-        <w:rPr>
-          <w:b/>
-          <w:bCs/>
-          <w:lang w:val="nl"/>
-        </w:rPr>
-        <w:t xml:space="preserve">Aannemen</w:t>
-      </w:r>
-      <w:r>
-        <w:rPr>
-          <w:lang w:val="nl"/>
-        </w:rPr>
-        <w:t xml:space="preserve">, afhankelijk van de fase),</w:t>
+          <w:lang w:val="nl"/>
+        </w:rPr>
+        <w:t xml:space="preserve">want daar bel je en voer je het besluit door),</w:t>
       </w:r>
       <w:r>
         <w:rPr>
@@ -22986,7 +23072,7 @@
               <w:rPr>
                 <w:lang w:val="nl"/>
               </w:rPr>
-              <w:t xml:space="preserve">Doorvoeren van Door op de bellijst, of</w:t>
+              <w:t xml:space="preserve">Doorvoeren van Door op de bellijst (nadat je gebeld hebt). Alleen zonder de module Selectiedag:</w:t>
             </w:r>
             <w:r>
               <w:rPr>
@@ -23012,33 +23098,7 @@
               <w:rPr>
                 <w:lang w:val="nl"/>
               </w:rPr>
-              <w:t xml:space="preserve">(lijst) /</w:t>
-            </w:r>
-            <w:r>
-              <w:rPr>
-                <w:lang w:val="nl"/>
-              </w:rPr>
-              <w:t xml:space="preserve"> </w:t>
-            </w:r>
-            <w:r>
-              <w:rPr>
-                <w:b/>
-                <w:bCs/>
-                <w:lang w:val="nl"/>
-              </w:rPr>
-              <w:t xml:space="preserve">Uitnodigen trainingsweekend</w:t>
-            </w:r>
-            <w:r>
-              <w:rPr>
-                <w:lang w:val="nl"/>
-              </w:rPr>
-              <w:t xml:space="preserve"> </w:t>
-            </w:r>
-            <w:r>
-              <w:rPr>
-                <w:lang w:val="nl"/>
-              </w:rPr>
-              <w:t xml:space="preserve">(dossier of bulk).</w:t>
+              <w:t xml:space="preserve">in de lijst of het dossier.</w:t>
             </w:r>
           </w:p>
         </w:tc>

--- a/docs/handleiding/word/handleiding_beheer.docx
+++ b/docs/handleiding/word/handleiding_beheer.docx
@@ -40883,6 +40883,215 @@
           <w:lang w:val="nl"/>
         </w:rPr>
         <w:t xml:space="preserve">.</w:t>
+      </w:r>
+    </w:p>
+    <w:p>
+      <w:pPr>
+        <w:pStyle w:val="BodyText"/>
+      </w:pPr>
+      <w:r>
+        <w:rPr>
+          <w:b/>
+          <w:bCs/>
+          <w:lang w:val="nl"/>
+        </w:rPr>
+        <w:t xml:space="preserve">In WhatsApp en sms.</w:t>
+      </w:r>
+      <w:r>
+        <w:rPr>
+          <w:lang w:val="nl"/>
+        </w:rPr>
+        <w:t xml:space="preserve"> </w:t>
+      </w:r>
+      <w:r>
+        <w:rPr>
+          <w:lang w:val="nl"/>
+        </w:rPr>
+        <w:t xml:space="preserve">De logica in de korte tekst wordt per ontvanger uitgerekend vóórdat het</w:t>
+      </w:r>
+      <w:r>
+        <w:rPr>
+          <w:lang w:val="nl"/>
+        </w:rPr>
+        <w:t xml:space="preserve"> </w:t>
+      </w:r>
+      <w:r>
+        <w:rPr>
+          <w:lang w:val="nl"/>
+        </w:rPr>
+        <w:t xml:space="preserve">bericht de deur uitgaat: WhatsApp en sms krijgen alleen de eindtekst, nooit</w:t>
+      </w:r>
+      <w:r>
+        <w:rPr>
+          <w:lang w:val="nl"/>
+        </w:rPr>
+        <w:t xml:space="preserve"> </w:t>
+      </w:r>
+      <w:r>
+        <w:rPr>
+          <w:rStyle w:val="VerbatimChar"/>
+          <w:lang w:val="nl"/>
+        </w:rPr>
+        <w:t xml:space="preserve">{{als …}}</w:t>
+      </w:r>
+      <w:r>
+        <w:rPr>
+          <w:lang w:val="nl"/>
+        </w:rPr>
+        <w:t xml:space="preserve">. Het</w:t>
+      </w:r>
+      <w:r>
+        <w:rPr>
+          <w:lang w:val="nl"/>
+        </w:rPr>
+        <w:t xml:space="preserve"> </w:t>
+      </w:r>
+      <w:r>
+        <w:rPr>
+          <w:lang w:val="nl"/>
+        </w:rPr>
+        <w:t xml:space="preserve">maximum (400 tekens bij een sjabloon, 1000 bij een zelf geschreven bericht) geldt voor de</w:t>
+      </w:r>
+      <w:r>
+        <w:rPr>
+          <w:lang w:val="nl"/>
+        </w:rPr>
+        <w:t xml:space="preserve"> </w:t>
+      </w:r>
+      <w:r>
+        <w:rPr>
+          <w:b/>
+          <w:bCs/>
+          <w:lang w:val="nl"/>
+        </w:rPr>
+        <w:t xml:space="preserve">langste</w:t>
+      </w:r>
+      <w:r>
+        <w:rPr>
+          <w:b/>
+          <w:bCs/>
+          <w:lang w:val="nl"/>
+        </w:rPr>
+        <w:t xml:space="preserve"> </w:t>
+      </w:r>
+      <w:r>
+        <w:rPr>
+          <w:b/>
+          <w:bCs/>
+          <w:lang w:val="nl"/>
+        </w:rPr>
+        <w:t xml:space="preserve">variant</w:t>
+      </w:r>
+      <w:r>
+        <w:rPr>
+          <w:lang w:val="nl"/>
+        </w:rPr>
+        <w:t xml:space="preserve">, niet voor de tekst met logica erin; links tellen daarbij als 60 tekens. Is de langste</w:t>
+      </w:r>
+      <w:r>
+        <w:rPr>
+          <w:lang w:val="nl"/>
+        </w:rPr>
+        <w:t xml:space="preserve"> </w:t>
+      </w:r>
+      <w:r>
+        <w:rPr>
+          <w:lang w:val="nl"/>
+        </w:rPr>
+        <w:t xml:space="preserve">variant te lang, dan wordt niet opgeslagen of verstuurd (anders zou WhatsApp hem afkappen met</w:t>
+      </w:r>
+      <w:r>
+        <w:rPr>
+          <w:lang w:val="nl"/>
+        </w:rPr>
+        <w:t xml:space="preserve"> </w:t>
+      </w:r>
+      <w:r>
+        <w:rPr>
+          <w:lang w:val="nl"/>
+        </w:rPr>
+        <w:t xml:space="preserve">"..."). In het WhatsApp-voorbeeld onder het tekstveld staat de logica grijs gestippeld met alle</w:t>
+      </w:r>
+      <w:r>
+        <w:rPr>
+          <w:lang w:val="nl"/>
+        </w:rPr>
+        <w:t xml:space="preserve"> </w:t>
+      </w:r>
+      <w:r>
+        <w:rPr>
+          <w:lang w:val="nl"/>
+        </w:rPr>
+        <w:t xml:space="preserve">takken; wat één persoon krijgt zie je met</w:t>
+      </w:r>
+      <w:r>
+        <w:rPr>
+          <w:lang w:val="nl"/>
+        </w:rPr>
+        <w:t xml:space="preserve"> </w:t>
+      </w:r>
+      <w:r>
+        <w:rPr>
+          <w:b/>
+          <w:bCs/>
+          <w:lang w:val="nl"/>
+        </w:rPr>
+        <w:t xml:space="preserve">Voorbeeld</w:t>
+      </w:r>
+      <w:r>
+        <w:rPr>
+          <w:lang w:val="nl"/>
+        </w:rPr>
+        <w:t xml:space="preserve">. Blijft er toch iets als</w:t>
+      </w:r>
+      <w:r>
+        <w:rPr>
+          <w:lang w:val="nl"/>
+        </w:rPr>
+        <w:t xml:space="preserve"> </w:t>
+      </w:r>
+      <w:r>
+        <w:rPr>
+          <w:rStyle w:val="VerbatimChar"/>
+          <w:lang w:val="nl"/>
+        </w:rPr>
+        <w:t xml:space="preserve">{{</w:t>
+      </w:r>
+      <w:r>
+        <w:rPr>
+          <w:lang w:val="nl"/>
+        </w:rPr>
+        <w:t xml:space="preserve"> </w:t>
+      </w:r>
+      <w:r>
+        <w:rPr>
+          <w:lang w:val="nl"/>
+        </w:rPr>
+        <w:t xml:space="preserve">in de</w:t>
+      </w:r>
+      <w:r>
+        <w:rPr>
+          <w:lang w:val="nl"/>
+        </w:rPr>
+        <w:t xml:space="preserve"> </w:t>
+      </w:r>
+      <w:r>
+        <w:rPr>
+          <w:lang w:val="nl"/>
+        </w:rPr>
+        <w:t xml:space="preserve">eindtekst staan, dan gaat het bericht niet via WhatsApp of sms (wel per e-mail als die als</w:t>
+      </w:r>
+      <w:r>
+        <w:rPr>
+          <w:lang w:val="nl"/>
+        </w:rPr>
+        <w:t xml:space="preserve"> </w:t>
+      </w:r>
+      <w:r>
+        <w:rPr>
+          <w:lang w:val="nl"/>
+        </w:rPr>
+        <w:t xml:space="preserve">terugval gepland is) en staat de reden in het log.</w:t>
       </w:r>
     </w:p>
     <w:p>

--- a/docs/handleiding/word/handleiding_beheer.docx
+++ b/docs/handleiding/word/handleiding_beheer.docx
@@ -41777,7 +41777,110 @@
         <w:rPr>
           <w:lang w:val="nl"/>
         </w:rPr>
-        <w:t xml:space="preserve">Onder de regels staan nog vier instellingen:</w:t>
+        <w:t xml:space="preserve">Onder de regels staan nog vijf instellingen:</w:t>
+      </w:r>
+    </w:p>
+    <w:p>
+      <w:pPr>
+        <w:pStyle w:val="Compact"/>
+        <w:numPr>
+          <w:ilvl w:val="0"/>
+          <w:numId w:val="1085"/>
+        </w:numPr>
+      </w:pPr>
+      <w:r>
+        <w:rPr>
+          <w:b/>
+          <w:bCs/>
+          <w:lang w:val="nl"/>
+        </w:rPr>
+        <w:t xml:space="preserve">Automatische berichten vanaf (uur)</w:t>
+      </w:r>
+      <w:r>
+        <w:rPr>
+          <w:lang w:val="nl"/>
+        </w:rPr>
+        <w:t xml:space="preserve">, standaard 7: herinneringen, geplande berichten en</w:t>
+      </w:r>
+      <w:r>
+        <w:rPr>
+          <w:lang w:val="nl"/>
+        </w:rPr>
+        <w:t xml:space="preserve"> </w:t>
+      </w:r>
+      <w:r>
+        <w:rPr>
+          <w:lang w:val="nl"/>
+        </w:rPr>
+        <w:t xml:space="preserve">automatisch uitnodigen gaan niet eerder de deur uit dan 07:00. Een herinnering die op een dag aan</w:t>
+      </w:r>
+      <w:r>
+        <w:rPr>
+          <w:lang w:val="nl"/>
+        </w:rPr>
+        <w:t xml:space="preserve"> </w:t>
+      </w:r>
+      <w:r>
+        <w:rPr>
+          <w:lang w:val="nl"/>
+        </w:rPr>
+        <w:t xml:space="preserve">de beurt is, komt dus 's ochtends aan en niet net na middernacht. 0 = de hele dag. Er is bewust</w:t>
+      </w:r>
+      <w:r>
+        <w:rPr>
+          <w:lang w:val="nl"/>
+        </w:rPr>
+        <w:t xml:space="preserve"> </w:t>
+      </w:r>
+      <w:r>
+        <w:rPr>
+          <w:lang w:val="nl"/>
+        </w:rPr>
+        <w:t xml:space="preserve">geen eindtijd: wat na 07:00 aan de beurt raakt, gaat meteen. Wat je zelf in gang zet (fase</w:t>
+      </w:r>
+      <w:r>
+        <w:rPr>
+          <w:lang w:val="nl"/>
+        </w:rPr>
+        <w:t xml:space="preserve"> </w:t>
+      </w:r>
+      <w:r>
+        <w:rPr>
+          <w:lang w:val="nl"/>
+        </w:rPr>
+        <w:t xml:space="preserve">omzetten, handmatig bericht,</w:t>
+      </w:r>
+      <w:r>
+        <w:rPr>
+          <w:lang w:val="nl"/>
+        </w:rPr>
+        <w:t xml:space="preserve"> </w:t>
+      </w:r>
+      <w:r>
+        <w:rPr>
+          <w:b/>
+          <w:bCs/>
+          <w:lang w:val="nl"/>
+        </w:rPr>
+        <w:t xml:space="preserve">Nu draaien</w:t>
+      </w:r>
+      <w:r>
+        <w:rPr>
+          <w:lang w:val="nl"/>
+        </w:rPr>
+        <w:t xml:space="preserve">) en een inlogcode of bevestiging na iets wat de</w:t>
+      </w:r>
+      <w:r>
+        <w:rPr>
+          <w:lang w:val="nl"/>
+        </w:rPr>
+        <w:t xml:space="preserve"> </w:t>
+      </w:r>
+      <w:r>
+        <w:rPr>
+          <w:lang w:val="nl"/>
+        </w:rPr>
+        <w:t xml:space="preserve">sollicitant zelf doet, gaat altijd direct.</w:t>
       </w:r>
     </w:p>
     <w:p>
